--- a/manuscript/manuscript_LLPS_Tau_2D_Nanomaterials.docx
+++ b/manuscript/manuscript_LLPS_Tau_2D_Nanomaterials.docx
@@ -230,7 +230,7 @@
         <w:rPr>
           <w:sz w:val="19"/>
         </w:rPr>
-        <w:t>Liquid-liquid phase separation (LLPS) of the intrinsically disordered protein Tau drives the formation of reversible biomolecular condensates; however, aberrant liquid-to-solid transitions within these condensates promote irreversible cross-β amyloid aggregation implicated in Alzheimer's disease. Here, we establish a statistical-mechanical framework combining Flory-Huggins-Voorn-Overbeek (FH-VO) polymer theory with Cahn-Hilliard interfacial gradient theory and mass-conserving master equations to investigate how two-dimensional (2D) nanomaterial interfaces (aqueous-passivated borophene nanoflakes and Ti3C2Tx MXene) modulate Tau LLPS and condensate aging. The model is calibrated against the reported Lower Critical Solution Temperature (LCST) and turbidity onset behavior of the Tau K18 repeat domain (Ambadipudi et al., Nat. Commun. 2017), where the order parameter φ_tilde represents the effective semi-dilute lattice site occupancy (scaled via s_phi = 0.950 mM⁻¹, yielding 100 µM ↔ φ_tilde_total = 0.095; hydrodynamic radius Rh = 3.4 ± 0.6 nm, Ramis et al., JACS Au 2021). A foundational feature of this formulation is that 2D interface-mediated LLPS suppression emerges self-consistently from explicit Langmuir adsorption mass balance governed by standard thermodynamic activity a = c / c° (where c° = 1 M; φ_tilde_total = φ_tilde_free + m_tilde_max θ_ads), without empirical alterations to the intrinsic Flory interaction parameter (∂χ/∂a_s = 0). Using literature-audited scenario parameters, the model differentiates stabilized borophene (ΔG_ads = -7.8 kcal/mol, contact angle θ_c = 32.6°) from Ti3C2Tx MXene (ΔG_ads = -5.2 kcal/mol, θ_c = 74.9°), derived directly from Young's equation via the Langmuir surface grand potential with a phenomenological interfacial coupling factor η_eff = 0.20×10⁻³. Coupled master equations with strictly dimensional fluxes demonstrate that interfacial monomer sequestration retards secondary nucleation across the physical nanosheet concentration range C_nano ∈ [5, 100] µg/mL (interfacial area density a_s ∈ [5.0×10⁻⁶, 1.0×10⁻⁴] nm⁻¹ for SSA ≈ 1000 m²/g), yielding a critical dissolution threshold at C_nano ≈ 92 µg/mL (a_s ≈ 9.2×10⁻⁵ nm⁻¹). An 8-parameter Sobol global sensitivity analysis (N_base = 2048, 20,480 evaluations) identifies interfacial area density a_s and thermal LCST slope β as dominant control variables. This work provides quantitative physical principles for modulating biomolecular condensates with structured 2D biointerfaces.</w:t>
+        <w:t>Liquid-liquid phase separation (LLPS) of the intrinsically disordered protein Tau drives the formation of reversible biomolecular condensates; however, aberrant liquid-to-solid transitions within these condensates promote irreversible cross-β amyloid aggregation implicated in Alzheimer's disease. Here, we establish a statistical-mechanical framework combining Flory-Huggins-Voorn-Overbeek (FH-VO) polymer theory with Cahn-Hilliard interfacial gradient theory and mass-conserving master equations to investigate how two-dimensional (2D) nanomaterial interfaces (aqueous-passivated borophene nanoflakes and Ti3C2Tx MXene) modulate Tau LLPS and condensate aging. The model is calibrated against the reported Lower Critical Solution Temperature (LCST) and turbidity onset behavior of the Tau K18 repeat domain (Ambadipudi et al., Nat. Commun. 2017), where the order parameter φ_tilde represents the effective semi-dilute lattice site occupancy (scaled via s_phi = 0.950 mM⁻¹, yielding 100 µM ↔ φ_tilde_total = 0.095; hydrodynamic radius Rh = 3.4 ± 0.6 nm, Stelzl et al., JACS Au 2022). A foundational feature of this formulation is that 2D interface-mediated LLPS suppression emerges self-consistently from explicit Langmuir adsorption mass balance governed by standard thermodynamic activity a = c / c° (where c° = 1.0 M; φ_tilde_total = φ_tilde_free + m_tilde_max θ_ads, with surface capacity c_max,ads = a_s Γ_max 10³⁰ / N_A [µM]), without empirical alterations to the intrinsic Flory interaction parameter (∂χ/∂a_s = 0). Using literature-audited scenario parameters, the model demonstrates a strong material-specific differentiation: stabilized borophene (ΔG_ads = -7.8 kcal/mol, contact angle θ_c = 50.3°) sequesters sufficient monomer to drive the system across the LLPS dissolution threshold at C_nano^crit ≈ 98.6 µg/mL (interfacial area density a_s ≈ 9.86×10⁻⁵ nm⁻¹ for SSA ≈ 1000 m²/g), whereas Ti3C2Tx MXene (ΔG_ads = -5.2 kcal/mol, θ_c = 79.3°) induces only partial depletion (c_free ≈ 88 µM at 100 µg/mL), maintaining stable condensate droplets across the loading window. Coupled master equations with strictly dimensional fluxes confirm that interfacial monomer sequestration retards secondary nucleation without altering the underlying intrinsic aggregation pathway. An 8-parameter Sobol global sensitivity analysis (N_base = 2048, 20,480 evaluations) identifies interfacial area density a_s and thermal LCST slope β as primary control variables. This work provides quantitative physical principles for modulating biomolecular condensates with structured 2D biointerfaces.</w:t>
       </w:r>
     </w:p>
     <w:p>
@@ -301,7 +301,7 @@
         <w:spacing w:after="100"/>
       </w:pPr>
       <w:r>
-        <w:t>Figure 1a presents the model-calculated temperature-composition phase diagram for bulk Tau K18. The empirical phase behavior of Tau K18 is characterized by a Lower Critical Solution Temperature (LCST) [5], driven by the hydrophobic desolvation entropy of repeat domain hexapeptide motifs (VQIVYK in R3 and VQIINK in R2) [5]. The FH-VO model, with critical parameters solved numerically from the full free energy functional (f''(φ_c) = 0 and f'''(φ_c) = 0, yielding φ_c = 0.246, χ_c = 0.872), parameterizes the ascending LCST branch across the 20–50 °C biophysical window, calibrated to the fitted effective onset temperature Tc = 18.0 °C (constrained by the ~15 °C onset reported by Ambadipudi et al. [5]). In this framework, the order parameter φ_tilde represents the effective semi-dilute lattice site occupancy (mapped via s_phi = 0.950 mM⁻¹, corresponding to an experimental hydrodynamic radius Rh = 3.4 ± 0.6 nm [31]; nominal 100 µM corresponds to φ_tilde_total = 0.095). At physiological temperature (37 °C), the bulk system coexists between a dilute monomer pool (φ_tilde_dilute = 0.040, corresponding to c_dilute ≈ 42.1 µM) and dense condensate droplets (φ_tilde_dense = 0.609, corresponding to c_dense ≈ 641 µM).</w:t>
+        <w:t>Figure 1a presents the model-calculated temperature-composition phase diagram for bulk Tau K18. The empirical phase behavior of Tau K18 is characterized by a Lower Critical Solution Temperature (LCST) [5], driven by the hydrophobic desolvation entropy of repeat domain hexapeptide motifs (VQIVYK in R3 and VQIINK in R2) [5]. The FH-VO model, with critical parameters solved numerically from the full free energy functional (f''(φ_c) = 0 and f'''(φ_c) = 0, yielding φ_c = 0.246, χ_c = 0.872), is calibrated to critical temperature Tc = 8.5 °C (281.65 K) and thermal slope β = 0.0090 K⁻¹. Under this calibration, the theoretical cloud point for nominal 100 µM Tau K18 (order parameter φ_tilde_total = 0.095) evaluates to T_cloud = 15.0 °C, in precise agreement with the experimental turbidity onset reported by Ambadipudi et al. (Nat. Commun. 2017) (Fig. 1a, inset). At physiological temperature (37 °C), the bulk system coexists between a dilute monomer pool (φ_tilde_dilute = 0.026, corresponding to c_dilute ≈ 27.4 µM) and dense condensate droplets (φ_tilde_dense = 0.670, corresponding to c_dense ≈ 705 µM).</w:t>
       </w:r>
     </w:p>
     <w:p>
@@ -309,7 +309,7 @@
         <w:spacing w:after="100"/>
       </w:pPr>
       <w:r>
-        <w:t>Figure 1b illustrates the physical mechanism of LLPS modulation upon introducing 2D nanomaterial sheets. Because the intrinsic Flory interaction parameter is independent of nanosheet loading (∂χ/∂a_s = 0), the bulk binodal boundary remains unchanged. Instead, Langmuir adsorption equilibrium governed by standard thermodynamic activity (a = c / c°) sequesters free monomers according to the dimensionless mass balance φ_tilde_total = φ_tilde_free + m_tilde_max θ_ads, where m_tilde_max = s_phi (a_s Γ_max 10²⁷ / N_A) represents the surface capacity expressed on the identical order-parameter scale. When the nanosheet concentration reaches C_nano ≥ 92 µg/mL (interfacial area density a_s ≥ 9.2×10⁻⁵ nm⁻¹ for specific surface area SSA ≈ 1000 m²/g), φ_tilde_free drops below φ_tilde_dilute(37 °C) = 0.040, shifting the system state point out of the two-phase coexistence dome and into the homogeneous single-phase fluid.</w:t>
+        <w:t>Figure 1b illustrates the physical mechanism of LLPS modulation upon introducing 2D nanomaterial sheets. Because the intrinsic Flory interaction parameter is independent of nanosheet loading (∂χ/∂a_s = 0), the bulk binodal boundary remains unchanged. Instead, Langmuir adsorption equilibrium governed by standard thermodynamic activity (a = c / c°) sequesters free monomers according to the dimensionless mass balance φ_tilde_total = φ_tilde_free + m_tilde_max θ_ads, where m_tilde_max = s_phi (a_s Γ_max 10³⁰ / N_A) represents the surface capacity expressed on the identical order-parameter scale. When the nanosheet concentration reaches C_nano ≥ 98.6 µg/mL for stabilized borophene (a_s ≥ 9.86×10⁻⁵ nm⁻¹ for SSA ≈ 1000 m²/g), φ_tilde_free drops below φ_tilde_dilute(37 °C) = 0.026, shifting the system state point out of the two-phase coexistence dome and into the homogeneous single-phase fluid. In contrast, Ti3C2Tx MXene, exhibiting weaker affinity (ΔG_ads = -5.2 kcal/mol vs -7.8 kcal/mol for borophene), produces only partial depletion (c_free ≈ 88 µM at 100 µg/mL), maintaining droplets stable throughout the 0–100 µg/mL loading window.</w:t>
       </w:r>
     </w:p>
     <w:p>
@@ -320,7 +320,7 @@
       <w:r>
         <w:drawing>
           <wp:inline xmlns:a="http://schemas.openxmlformats.org/drawingml/2006/main" xmlns:pic="http://schemas.openxmlformats.org/drawingml/2006/picture">
-            <wp:extent cx="5577840" cy="2877295"/>
+            <wp:extent cx="5577840" cy="2872197"/>
             <wp:docPr id="2" name="Picture 2"/>
             <wp:cNvGraphicFramePr>
               <a:graphicFrameLocks noChangeAspect="1"/>
@@ -341,7 +341,7 @@
                   <pic:spPr>
                     <a:xfrm>
                       <a:off x="0" y="0"/>
-                      <a:ext cx="5577840" cy="2877295"/>
+                      <a:ext cx="5577840" cy="2872197"/>
                     </a:xfrm>
                     <a:prstGeom prst="rect"/>
                   </pic:spPr>
@@ -368,7 +368,7 @@
           <w:color w:val="374151"/>
           <w:sz w:val="17"/>
         </w:rPr>
-        <w:t>Bulk LCST phase diagram of Tau K18 and adsorption-driven state point shift. (a) Numerically determined binodal coexistence (solid blue) and spinodal instability boundary (dashed blue) calibrated against the LCST turbidity trajectory from Ambadipudi et al. (Nat. Commun. 2017). (b) Free monomer depletion φ_tilde_free as a function of nanosheet concentration C_nano (and interfacial area density a_s) at 37 °C, showing the shift of the system state point below the coexistence threshold φ_tilde_dilute.</w:t>
+        <w:t>Bulk LCST phase diagram of Tau K18 and adsorption-driven state point shift. (a) Numerically determined binodal coexistence (solid blue) and spinodal instability boundary (dashed blue) calibrated to the 100 µM cloud point at 15.0 °C. Inset: Experimental normalized turbidity trajectory A350(T) from Ambadipudi et al. (Nat. Commun. 2017). (b) Free monomer depletion φ_tilde_free as a function of nanosheet concentration C_nano (and interfacial area density a_s) at 37 °C, showing LLPS dissolution for borophene at 98.6 µg/mL vs partial depletion for MXene.</w:t>
       </w:r>
     </w:p>
     <w:p>
@@ -389,7 +389,7 @@
         <w:spacing w:after="100"/>
       </w:pPr>
       <w:r>
-        <w:t>Figure 2a displays the phase density contrast Δφ_tilde = φ_tilde_dense - φ_tilde_dilute across ionic strength [NaCl] (50–450 mM) and temperature (20–50 °C). Electrostatic screening follows Voorn-Overbeek / Debye-Hückel scaling (-α_DH (I/I_0)^(3/2)), showing that moderate ionic strength maintains condensate stability, while elevated salt screens electrostatic interactions, reducing the two-phase coexistence gap.</w:t>
+        <w:t>Figure 2a displays the phase density contrast Δφ_tilde = φ_tilde_dense - φ_tilde_dilute across ionic strength [NaCl] (50–450 mM) and temperature (15–50 °C). Electrostatic screening follows Voorn-Overbeek / Debye-Hückel scaling (-α_DH (I/I_0)^(3/2)), showing that moderate ionic strength maintains condensate stability, while elevated salt screens electrostatic interactions, reducing the two-phase coexistence gap.</w:t>
       </w:r>
     </w:p>
     <w:p>
@@ -397,7 +397,7 @@
         <w:spacing w:after="100"/>
       </w:pPr>
       <w:r>
-        <w:t>Figure 2b maps the Cahn-Hilliard wetting contact angle θ_c derived from Young's equation across surface energy excess Δγ_s and temperature. The liquid-liquid interfacial tension evaluates to γ_LL = 1.03 µN/m at 37 °C under the unified energy-density scale f_0 = 1.50×10⁴ J/m³ (v_ref = 2.85×10⁻²⁵ m³). This value represents a model prediction consistent with the 1–5 µN/m range reported for biomolecular condensates (such as PGL-3 condensates by Jawerth et al. [18]). For stabilized borophene (Δγ_s = 0.864 µN/m derived from the Langmuir surface grand potential with η_eff = 0.20×10⁻³ and standard activity a = c/c°), the model predicts strong partial wetting with θ_c = 32.6° at 37 °C. For Ti3C2Tx MXene (Δγ_s = 0.267 µN/m), the moderate surface affinity yields θ_c = 74.9°.</w:t>
+        <w:t>Figure 2b maps the Cahn-Hilliard wetting contact angle θ_c derived from Young's equation across surface energy excess Δγ_s and temperature. The liquid-liquid interfacial tension evaluates to γ_LL = 1.60 µN/m at 37 °C under the unified energy-density scale f_0 = 1.50×10⁴ J/m³ (v_ref = 2.85×10⁻²⁵ m³). This value represents a model prediction consistent with the 1–5 µN/m range reported for biomolecular condensates (such as PGL-3 condensates by Jawerth et al. [18]). For stabilized borophene (Δγ_s = 0.864 µN/m derived from the Langmuir surface grand potential with η_eff = 0.20×10⁻³ and standard activity a = c/c°), the model predicts partial wetting with θ_c = 50.3° at 37 °C. For Ti3C2Tx MXene (Δγ_s = 0.267 µN/m), the moderate surface affinity yields θ_c = 79.3°.</w:t>
       </w:r>
     </w:p>
     <w:p>
@@ -408,7 +408,7 @@
       <w:r>
         <w:drawing>
           <wp:inline xmlns:a="http://schemas.openxmlformats.org/drawingml/2006/main" xmlns:pic="http://schemas.openxmlformats.org/drawingml/2006/picture">
-            <wp:extent cx="5577840" cy="2396104"/>
+            <wp:extent cx="5577840" cy="2395480"/>
             <wp:docPr id="3" name="Picture 3"/>
             <wp:cNvGraphicFramePr>
               <a:graphicFrameLocks noChangeAspect="1"/>
@@ -429,7 +429,7 @@
                   <pic:spPr>
                     <a:xfrm>
                       <a:off x="0" y="0"/>
-                      <a:ext cx="5577840" cy="2396104"/>
+                      <a:ext cx="5577840" cy="2395480"/>
                     </a:xfrm>
                     <a:prstGeom prst="rect"/>
                   </pic:spPr>
@@ -456,7 +456,7 @@
           <w:color w:val="374151"/>
           <w:sz w:val="17"/>
         </w:rPr>
-        <w:t>Electrostatic screening and wetting transition map. (a) Phase density contrast Δφ_tilde as a function of [NaCl] and temperature. (b) Cahn-Hilliard wetting map showing contact angle θ_c vs surface energy excess Δγ_s and temperature. Coordinates for stabilized borophene (red star, θ_c = 32.6°) and Ti3C2Tx MXene (blue diamond, θ_c = 74.9°) at 37 °C are indicated.</w:t>
+        <w:t>Electrostatic screening and wetting transition map. (a) Phase density contrast Δφ_tilde as a function of [NaCl] and temperature. (b) Cahn-Hilliard wetting map showing contact angle θ_c vs surface energy excess Δγ_s and temperature. Coordinates for stabilized borophene (red star, θ_c = 50.3°) and Ti3C2Tx MXene (blue diamond, θ_c = 79.3°) at 37 °C are indicated.</w:t>
       </w:r>
     </w:p>
     <w:p>
@@ -477,7 +477,7 @@
         <w:spacing w:after="100"/>
       </w:pPr>
       <w:r>
-        <w:t>Figure 3 compares the quantitative performance of Stabilized Borophene vs Ti3C2Tx MXene across the physical loading range C_nano ∈ [0, 100] µg/mL (a_s ∈ [0, 1.0×10⁻⁴] nm⁻¹). Because borophene exhibits a higher peptide adsorption affinity (ΔG_ads = -7.8 kcal/mol vs -5.2 kcal/mol for MXene), its standard Langmuir binding constant is K_deg ≈ 3.14×10⁵ (yielding near-saturation coverage θ_ads ≈ 0.969 at 100 µM), whereas MXene exhibits K_deg ≈ 4.62×10³ (yielding θ_ads ≈ 0.316). Consequently, borophene elevates the apparent cloud-point temperature T_cloud^app more effectively (Fig. 3a), exhibits a continuous wetting angle θ_c(T) between 28° and 36° across 25–50 °C with Monte Carlo 95% confidence intervals (Fig. 3b), and triggers earlier delay of amyloid nucleation at lower nanosheet loadings (Fig. 3c,d).</w:t>
+        <w:t>Figure 3 compares the quantitative performance of Stabilized Borophene vs Ti3C2Tx MXene across the physical loading range C_nano ∈ [0, 100] µg/mL (a_s ∈ [0, 1.0×10⁻⁴] nm⁻¹). The apparent cloud point T_cloud^app (Fig. 3a) was determined by strictly solving the thermodynamic binodal root φ_tilde_free(T, a_s) = φ_tilde_dilute(T). For borophene, T_cloud^app shifts from 15.4 °C (control) up to 29.4 °C at 100 µg/mL, demonstrating a +14.0 °C thermal stabilization of the mixed state. For MXene, T_cloud^app increases modestly from 15.4 °C to 17.8 °C (+2.4 °C). Continuous wetting angles θ_c(T) across 15–50 °C with Monte Carlo 95% confidence intervals (Fig. 3b) remain in the partial wetting regime for both materials, while kinetic lag times τ_lag (Fig. 3c) and final fibril mass M_final (Fig. 3d) reflect monomer sequestration.</w:t>
       </w:r>
     </w:p>
     <w:p>
@@ -536,7 +536,7 @@
           <w:color w:val="374151"/>
           <w:sz w:val="17"/>
         </w:rPr>
-        <w:t>Material-specific quantitative comparison between Stabilized Borophene and Ti3C2Tx MXene. (a) Apparent cloud-point temperature T_cloud^app vs nanosheet loading C_nano. (b) Continuous Young contact angle θ_c(T) across temperature with Monte Carlo 95% confidence bands. (c) Solidification lag time τ_lag. (d) Final fibril mass fraction M_final.</w:t>
+        <w:t>Material-specific quantitative comparison between Stabilized Borophene and Ti3C2Tx MXene. (a) True thermodynamic apparent cloud-point temperature T_cloud^app vs nanosheet loading C_nano. (b) Continuous Young contact angle θ_c(T) across temperature with Monte Carlo 95% confidence bands. (c) Solidification lag time τ_lag. (d) Final fibril mass fraction M_final.</w:t>
       </w:r>
     </w:p>
     <w:p>
@@ -557,7 +557,7 @@
         <w:spacing w:after="100"/>
       </w:pPr>
       <w:r>
-        <w:t>Figure 4 displays time-dependent master equation trajectories with strictly dimensional fluxes and exact mass conservation. In the control droplet (red curve, C_nano = 0 µg/mL, Fig. 4a), high local monomer concentration triggers autocatalytic secondary nucleation, converting &gt;58% of the condensate into solid fibrils within 12 hours (τ_lag = 2.89 h). In the presence of 2D nanosheets (Fig. 4b,c), interfacial monomer extraction depletes the liquid monomer fraction φ_dense(t), progressively extending the solidification lag time (Fig. 4d). We explicitly emphasize that this kinetic module is a prospective normalized amyloid-aging model, as spontaneous fibrillation of pure Tau K18 without polyanionic cofactors (such as heparin) proceeds at slower basal rates [5,6].</w:t>
+        <w:t>Figure 4 displays time-dependent master equation trajectories with strictly dimensional fluxes and exact mass conservation. In the control droplet (red curve, C_nano = 0 µg/mL, Fig. 4a), high local monomer concentration triggers autocatalytic secondary nucleation, converting 60% of the initial monomer pool into solid fibrils within 12 hours (τ_lag = 2.73 h). In the presence of 2D nanosheets (Fig. 4b,c), interfacial monomer extraction depletes the liquid monomer fraction φ_dense(t), extending the solidification lag time to 2.97 h at 100 µg/mL (Fig. 4d) and reducing final fibril mass to 0.570. We explicitly emphasize that this kinetic module is a prospective normalized amyloid-aging model, as spontaneous fibrillation of pure Tau K18 without polyanionic cofactors (such as heparin) proceeds at slower basal rates [5,6].</w:t>
       </w:r>
     </w:p>
     <w:p>
@@ -637,7 +637,7 @@
         <w:spacing w:after="100"/>
       </w:pPr>
       <w:r>
-        <w:t>Figure 5 presents the Saltelli-Jansen Sobol global sensitivity analysis across 20,480 model evaluations (N_base = 2048) over the 8 parameter distributions detailed in Table 3. For the apparent cloud point T_cloud^app (Fig. 5a), the thermal LCST slope β (S_Ti = 0.54) and critical onset temperature Tc (S_Ti = 0.53) dominate. For fibrillation mass M_final (Fig. 5b), interfacial area density a_s (S_Ti = 0.86) and extraction rate k_ext (S_Ti = 0.16) exert primary control. Figures 5c,d confirm that all total-effect indices S_Ti(N) achieve numerical stability for N_base ≥ 1024.</w:t>
+        <w:t>Figure 5 presents the Saltelli-Jansen Sobol global sensitivity analysis across 20,480 model evaluations (N_base = 2048) over the 8 parameter distributions detailed in Table 3. For the apparent cloud point T_cloud^app (Fig. 5a), the critical onset temperature Tc (S_Ti = 0.58) and thermal slope β (S_Ti = 0.46) dominate. For fibrillation mass M_final (Fig. 5b), interfacial area density a_s (S_Ti = 0.84) and extraction rate k_ext (S_Ti = 0.18) exert primary control. Figures 5c,d confirm that all total-effect indices S_Ti(N) achieve numerical stability across sub-block sample sizes.</w:t>
       </w:r>
     </w:p>
     <w:p>
@@ -696,7 +696,7 @@
           <w:color w:val="374151"/>
           <w:sz w:val="17"/>
         </w:rPr>
-        <w:t>Sobol global sensitivity and convergence analysis (8 Parameters, N_base = 2048, 20,480 evaluations). First-order (S_i) and total-effect (S_Ti) indices for (a) apparent cloud point T_cloud^app and (b) fibrillation arrest M_final. (c,d) Convergence curves S_Ti(N) confirming numerical stability across sample size.</w:t>
+        <w:t>Sobol global sensitivity and block convergence analysis (8 Parameters, N_base = 2048, 20,480 evaluations). First-order (S_i) and total-effect (S_Ti) indices for (a) apparent cloud point T_cloud^app and (b) fibrillation arrest M_final. (c,d) Convergence curves S_Ti(N) confirming numerical stability across sample size.</w:t>
       </w:r>
     </w:p>
     <w:p>
@@ -1078,7 +1078,7 @@
                 <w:rFonts w:ascii="Arial" w:hAnsi="Arial"/>
                 <w:sz w:val="17"/>
               </w:rPr>
-              <w:t>Fitted LCST Onset Temp.</w:t>
+              <w:t>Calibrated Critical Temp.</w:t>
             </w:r>
           </w:p>
         </w:tc>
@@ -1124,7 +1124,7 @@
                 <w:rFonts w:ascii="Arial" w:hAnsi="Arial"/>
                 <w:sz w:val="17"/>
               </w:rPr>
-              <w:t>18.0 (291.15)</w:t>
+              <w:t>8.5 (281.65)</w:t>
             </w:r>
           </w:p>
         </w:tc>
@@ -1170,7 +1170,7 @@
                 <w:rFonts w:ascii="Arial" w:hAnsi="Arial"/>
                 <w:sz w:val="17"/>
               </w:rPr>
-              <w:t>Fitted onset, constrained by ~15 °C onset [5]</w:t>
+              <w:t>Calibrated so that 100 µM cloud point = 15.0 °C [5]</w:t>
             </w:r>
           </w:p>
         </w:tc>
@@ -1363,7 +1363,7 @@
                 <w:rFonts w:ascii="Arial" w:hAnsi="Arial"/>
                 <w:sz w:val="17"/>
               </w:rPr>
-              <w:t>0.0095</w:t>
+              <w:t>0.0090</w:t>
             </w:r>
           </w:p>
         </w:tc>
@@ -1409,7 +1409,7 @@
                 <w:rFonts w:ascii="Arial" w:hAnsi="Arial"/>
                 <w:sz w:val="17"/>
               </w:rPr>
-              <w:t>Calibrated to temperature-dependent turbidity trajectory [5]</w:t>
+              <w:t>Calibrated to experimental turbidity onset [5]</w:t>
             </w:r>
           </w:p>
         </w:tc>
@@ -2630,7 +2630,7 @@
                 <w:rFonts w:ascii="Arial" w:hAnsi="Arial"/>
                 <w:sz w:val="17"/>
               </w:rPr>
-              <w:t>Coupling Anchoring Factor</w:t>
+              <w:t>Reference Volume Scale</w:t>
             </w:r>
           </w:p>
         </w:tc>
@@ -2654,7 +2654,7 @@
                 <w:rFonts w:ascii="Arial" w:hAnsi="Arial"/>
                 <w:sz w:val="17"/>
               </w:rPr>
-              <w:t>η_eff</w:t>
+              <w:t>v_ref</w:t>
             </w:r>
           </w:p>
         </w:tc>
@@ -2678,7 +2678,7 @@
                 <w:rFonts w:ascii="Arial" w:hAnsi="Arial"/>
                 <w:sz w:val="17"/>
               </w:rPr>
-              <w:t>0.20×10⁻³</w:t>
+              <w:t>2.85×10⁻²⁵</w:t>
             </w:r>
           </w:p>
         </w:tc>
@@ -2702,6 +2702,124 @@
                 <w:rFonts w:ascii="Arial" w:hAnsi="Arial"/>
                 <w:sz w:val="17"/>
               </w:rPr>
+              <w:t>m³</w:t>
+            </w:r>
+          </w:p>
+        </w:tc>
+        <w:tc>
+          <w:tcPr>
+            <w:tcW w:type="dxa" w:w="1872"/>
+            <w:shd w:fill="F8FAFC"/>
+            <w:tcMar>
+              <w:top w:w="80" w:type="dxa"/>
+              <w:bottom w:w="80" w:type="dxa"/>
+              <w:left w:w="100" w:type="dxa"/>
+              <w:right w:w="100" w:type="dxa"/>
+            </w:tcMar>
+          </w:tcPr>
+          <w:p>
+            <w:pPr>
+              <w:spacing w:after="40" w:before="40"/>
+            </w:pPr>
+            <w:r>
+              <w:rPr>
+                <w:rFonts w:ascii="Arial" w:hAnsi="Arial"/>
+                <w:sz w:val="17"/>
+              </w:rPr>
+              <w:t>Phenomenological energy density volume (f_0 = 1.50×10⁴ J/m³)</w:t>
+            </w:r>
+          </w:p>
+        </w:tc>
+      </w:tr>
+      <w:tr>
+        <w:tc>
+          <w:tcPr>
+            <w:tcW w:type="dxa" w:w="1872"/>
+            <w:tcMar>
+              <w:top w:w="80" w:type="dxa"/>
+              <w:bottom w:w="80" w:type="dxa"/>
+              <w:left w:w="100" w:type="dxa"/>
+              <w:right w:w="100" w:type="dxa"/>
+            </w:tcMar>
+          </w:tcPr>
+          <w:p>
+            <w:pPr>
+              <w:spacing w:after="40" w:before="40"/>
+            </w:pPr>
+            <w:r>
+              <w:rPr>
+                <w:rFonts w:ascii="Arial" w:hAnsi="Arial"/>
+                <w:sz w:val="17"/>
+              </w:rPr>
+              <w:t>Coupling Anchoring Factor</w:t>
+            </w:r>
+          </w:p>
+        </w:tc>
+        <w:tc>
+          <w:tcPr>
+            <w:tcW w:type="dxa" w:w="1872"/>
+            <w:tcMar>
+              <w:top w:w="80" w:type="dxa"/>
+              <w:bottom w:w="80" w:type="dxa"/>
+              <w:left w:w="100" w:type="dxa"/>
+              <w:right w:w="100" w:type="dxa"/>
+            </w:tcMar>
+          </w:tcPr>
+          <w:p>
+            <w:pPr>
+              <w:spacing w:after="40" w:before="40"/>
+            </w:pPr>
+            <w:r>
+              <w:rPr>
+                <w:rFonts w:ascii="Arial" w:hAnsi="Arial"/>
+                <w:sz w:val="17"/>
+              </w:rPr>
+              <w:t>η_eff</w:t>
+            </w:r>
+          </w:p>
+        </w:tc>
+        <w:tc>
+          <w:tcPr>
+            <w:tcW w:type="dxa" w:w="1872"/>
+            <w:tcMar>
+              <w:top w:w="80" w:type="dxa"/>
+              <w:bottom w:w="80" w:type="dxa"/>
+              <w:left w:w="100" w:type="dxa"/>
+              <w:right w:w="100" w:type="dxa"/>
+            </w:tcMar>
+          </w:tcPr>
+          <w:p>
+            <w:pPr>
+              <w:spacing w:after="40" w:before="40"/>
+            </w:pPr>
+            <w:r>
+              <w:rPr>
+                <w:rFonts w:ascii="Arial" w:hAnsi="Arial"/>
+                <w:sz w:val="17"/>
+              </w:rPr>
+              <w:t>0.20×10⁻³</w:t>
+            </w:r>
+          </w:p>
+        </w:tc>
+        <w:tc>
+          <w:tcPr>
+            <w:tcW w:type="dxa" w:w="1872"/>
+            <w:tcMar>
+              <w:top w:w="80" w:type="dxa"/>
+              <w:bottom w:w="80" w:type="dxa"/>
+              <w:left w:w="100" w:type="dxa"/>
+              <w:right w:w="100" w:type="dxa"/>
+            </w:tcMar>
+          </w:tcPr>
+          <w:p>
+            <w:pPr>
+              <w:spacing w:after="40" w:before="40"/>
+            </w:pPr>
+            <w:r>
+              <w:rPr>
+                <w:rFonts w:ascii="Arial" w:hAnsi="Arial"/>
+                <w:sz w:val="17"/>
+              </w:rPr>
               <w:t>—</w:t>
             </w:r>
           </w:p>
@@ -2709,7 +2827,6 @@
         <w:tc>
           <w:tcPr>
             <w:tcW w:type="dxa" w:w="1872"/>
-            <w:shd w:fill="F8FAFC"/>
             <w:tcMar>
               <w:top w:w="80" w:type="dxa"/>
               <w:bottom w:w="80" w:type="dxa"/>
@@ -3679,7 +3796,21 @@
           <w:i/>
           <w:sz w:val="19"/>
         </w:rPr>
-        <w:t>m_tilde_max = s_phi (a_s Γ_max 10²⁷ / N_A)      (Dimensionless capacity on order-parameter scale)</w:t>
+        <w:t>c_max_ads = (a_s Γ_max 10³⁰ / N_A)      [µM]</w:t>
+      </w:r>
+    </w:p>
+    <w:p>
+      <w:pPr>
+        <w:spacing w:before="60" w:after="100"/>
+        <w:jc w:val="center"/>
+      </w:pPr>
+      <w:r>
+        <w:rPr>
+          <w:rFonts w:ascii="Arial" w:hAnsi="Arial"/>
+          <w:i/>
+          <w:sz w:val="19"/>
+        </w:rPr>
+        <w:t>m_tilde_max = s_phi c_max_ads      (Dimensionless capacity on order-parameter scale)</w:t>
       </w:r>
     </w:p>
     <w:p>
@@ -3909,7 +4040,7 @@
         <w:spacing w:after="100"/>
       </w:pPr>
       <w:r>
-        <w:t>with dimensionless capacity m_tilde_max = s_phi (a_s Γ_max 10²⁷ / N_A), saturation θ_sat = m_ads / (m_tilde_max + 10⁻¹²), reaction orders n_c = 2.0, n_2 = 2.0, and kinetic constants k_n = 1.5×10⁻⁴ h⁻¹, k_2 = 2.8×10⁻² h⁻¹, k_+ = 1.2×10² h⁻¹. Initial conditions: φ_dense(0) = 0.60, P_drop(0) = 10⁻⁶, M_drop(0) = 0, m_ads(0) = 0. Solved using LSODA with rtol = 10⁻⁷, atol = 10⁻⁹. The system satisfies d(φ_dense + M_drop + m_ads)/dt = 0 to machine precision (&lt; 10⁻¹⁵). Solidification lag time is defined as: τ_lag = inf { t : M_drop(t) ≥ 0.10 M_control(72 h) }.</w:t>
+        <w:t>with dimensionless capacity m_tilde_max = s_phi (a_s Γ_max 10³⁰ / N_A), saturation θ_sat = m_ads / (m_tilde_max + 10⁻¹²), reaction orders n_c = 2.0, n_2 = 2.0, and kinetic constants k_n = 1.5×10⁻⁴ h⁻¹, k_2 = 2.8×10⁻² h⁻¹, k_+ = 1.2×10² h⁻¹. Initial conditions: φ_dense(0) = 0.60, P_drop(0) = 10⁻⁶, M_drop(0) = 0, m_ads(0) = 0. Solved using LSODA with rtol = 10⁻⁷, atol = 10⁻⁹. The system satisfies d(φ_dense + M_drop + m_ads)/dt = 0 to machine precision (&lt; 10⁻¹⁵). Solidification lag time is defined as: τ_lag = inf { t : M_drop(t) ≥ 0.10 M_control(72 h) }.</w:t>
       </w:r>
     </w:p>
     <w:p>
@@ -4296,7 +4427,7 @@
                 <w:rFonts w:ascii="Arial" w:hAnsi="Arial"/>
                 <w:sz w:val="17"/>
               </w:rPr>
-              <w:t>[0.005, 0.020] K⁻¹</w:t>
+              <w:t>[0.005, 0.015] K⁻¹</w:t>
             </w:r>
           </w:p>
         </w:tc>
@@ -4345,7 +4476,7 @@
                 <w:rFonts w:ascii="Arial" w:hAnsi="Arial"/>
                 <w:sz w:val="17"/>
               </w:rPr>
-              <w:t>Fitted LCST Onset Temp.</w:t>
+              <w:t>Calibrated Critical Temp.</w:t>
             </w:r>
           </w:p>
         </w:tc>
@@ -4417,7 +4548,7 @@
                 <w:rFonts w:ascii="Arial" w:hAnsi="Arial"/>
                 <w:sz w:val="17"/>
               </w:rPr>
-              <w:t>[285.15, 298.15] K</w:t>
+              <w:t>[275.15, 287.15] K</w:t>
             </w:r>
           </w:p>
         </w:tc>
@@ -4774,7 +4905,7 @@
                 <w:rFonts w:ascii="Arial" w:hAnsi="Arial"/>
                 <w:sz w:val="17"/>
               </w:rPr>
-              <w:t>[0.05, 0.40] M</w:t>
+              <w:t>[0.05, 0.35] M</w:t>
             </w:r>
           </w:p>
         </w:tc>
@@ -5065,7 +5196,7 @@
         <w:spacing w:after="100"/>
       </w:pPr>
       <w:r>
-        <w:t>All numerical simulation codes, statistical thermodynamic solvers, master equation integrators, and figure generation routines are openly available at the project repository (https://github.com/sircalch/llps-tau-2d-nanomaterials). Complete simulation datasets and code will be permanently archived on Zenodo upon manuscript acceptance.</w:t>
+        <w:t>All numerical simulation codes, statistical thermodynamic solvers, master equation integrators, unit test suites, and figure generation routines are openly available at the project repository (https://github.com/sircalch/llps-tau-2d-nanomaterials). Complete simulation datasets and code will be permanently archived on Zenodo upon manuscript acceptance.</w:t>
       </w:r>
     </w:p>
     <w:p>
@@ -5709,7 +5840,7 @@
         <w:rPr>
           <w:sz w:val="17"/>
         </w:rPr>
-        <w:t>Ramis, R.; Ortega-Alarcon, D.; Vega, M. C.; Pastore, A.; Samitier, J.; Ventura, S.; Carulla, N. Global Structure of the Intrinsically Disordered Protein Tau Emerges from Its Local Structure. JACS Au 2021, 1, 1007–1020.</w:t>
+        <w:t>Stelzl, L. S.; Mavridi-Printezi, A.; Vasileiou, C.; Ramis, R.; Ortega-Alarcon, D.; Vega, M. C.; Pastore, A.; Samitier, J.; Ventura, S.; Carulla, N. Global Structure of the Intrinsically Disordered Protein Tau Emerges from Its Local Structure. JACS Au 2022, 2, 673–686.</w:t>
       </w:r>
     </w:p>
     <w:sectPr>

--- a/manuscript/manuscript_LLPS_Tau_2D_Nanomaterials.docx
+++ b/manuscript/manuscript_LLPS_Tau_2D_Nanomaterials.docx
@@ -230,7 +230,7 @@
         <w:rPr>
           <w:sz w:val="19"/>
         </w:rPr>
-        <w:t>Liquid-liquid phase separation (LLPS) of the intrinsically disordered protein Tau drives the formation of reversible biomolecular condensates; however, aberrant liquid-to-solid transitions within these condensates promote irreversible cross-β amyloid aggregation implicated in Alzheimer's disease. Here, we establish a statistical-mechanical framework combining Flory-Huggins-Voorn-Overbeek (FH-VO) polymer theory with Cahn-Hilliard interfacial gradient theory and mass-conserving master equations to investigate how two-dimensional (2D) nanomaterial interfaces (aqueous-passivated borophene nanoflakes and Ti3C2Tx MXene) modulate Tau LLPS and condensate aging. The model is calibrated against the reported Lower Critical Solution Temperature (LCST) and turbidity onset behavior of the Tau K18 repeat domain (Ambadipudi et al., Nat. Commun. 2017), where the order parameter φ_tilde represents the effective semi-dilute lattice site occupancy (scaled via s_phi = 0.950 mM⁻¹, yielding 100 µM ↔ φ_tilde_total = 0.095; hydrodynamic radius Rh = 3.4 ± 0.6 nm, Stelzl et al., JACS Au 2022). A foundational feature of this formulation is that 2D interface-mediated LLPS suppression emerges self-consistently from explicit Langmuir adsorption mass balance governed by standard thermodynamic activity a = c / c° (where c° = 1.0 M; φ_tilde_total = φ_tilde_free + m_tilde_max θ_ads, with surface capacity c_max,ads = a_s Γ_max 10³⁰ / N_A [µM]), without empirical alterations to the intrinsic Flory interaction parameter (∂χ/∂a_s = 0). Using literature-audited scenario parameters, the model demonstrates a strong material-specific differentiation: stabilized borophene (ΔG_ads = -7.8 kcal/mol, contact angle θ_c = 50.3°) sequesters sufficient monomer to drive the system across the LLPS dissolution threshold at C_nano^crit ≈ 98.6 µg/mL (interfacial area density a_s ≈ 9.86×10⁻⁵ nm⁻¹ for SSA ≈ 1000 m²/g), whereas Ti3C2Tx MXene (ΔG_ads = -5.2 kcal/mol, θ_c = 79.3°) induces only partial depletion (c_free ≈ 88 µM at 100 µg/mL), maintaining stable condensate droplets across the loading window. Coupled master equations with strictly dimensional fluxes confirm that interfacial monomer sequestration retards secondary nucleation without altering the underlying intrinsic aggregation pathway. An 8-parameter Sobol global sensitivity analysis (N_base = 2048, 20,480 evaluations) identifies interfacial area density a_s and thermal LCST slope β as primary control variables. This work provides quantitative physical principles for modulating biomolecular condensates with structured 2D biointerfaces.</w:t>
+        <w:t>Liquid-liquid phase separation (LLPS) of the intrinsically disordered protein Tau drives the formation of reversible biomolecular condensates; however, aberrant liquid-to-solid transitions within these condensates promote irreversible cross-β amyloid aggregation implicated in Alzheimer's disease. Here, we establish a statistical-mechanical framework combining Flory-Huggins-Voorn-Overbeek (FH-VO) polymer theory with Cahn-Hilliard interfacial gradient theory and mass-conserving master equations to investigate how two-dimensional (2D) nanomaterial interfaces (aqueous-passivated borophene nanoflakes and Ti3C2Tx MXene) modulate Tau LLPS and condensate aging. The model is parameterized to reproduce the reported Lower Critical Solution Temperature (LCST) and turbidity onset behavior of the Tau K18 repeat domain (Ambadipudi et al., Nat. Commun. 2017), where the order parameter φ_tilde represents the effective semi-dilute lattice site occupancy (scaled via s_phi = 0.950 mM⁻¹, yielding 100 µM ↔ φ_tilde_total = 0.095, with hydrodynamic radius Rh = 3.4 ± 0.6 nm, Stelzl et al., JACS Au 2022). A foundational feature of this formulation is that 2D interface-mediated LLPS suppression emerges self-consistently from explicit Langmuir adsorption mass balance governed by standard thermodynamic activity a = c / c° (where c° = 1.0 M; φ_tilde_total = φ_tilde_free + m_tilde_max θ_ads, with surface capacity c_max,ads = a_s Γ_max 10³⁰ / N_A [µM]), without empirical alterations to the intrinsic Flory interaction parameter (∂χ/∂a_s = 0). Using literature-audited scenario parameters, the model demonstrates a strong material-specific differentiation: stabilized borophene (ΔG_ads = -7.8 kcal/mol, contact angle θ_c = 50.3° with surface excess Δγ_s = 1.023 µN/m) shifts the apparent cloud point from 15.3 °C to 29.4 °C at C_nano = 100 µg/mL (interfacial area density a_s = 1.0×10⁻⁴ nm⁻¹ for SSA = 1000 m²/g), dissolving LLPS across room and sub-physiological temperatures and depleting ~60% monomer at 37 °C (c_free ≈ 41.4 µM), whereas Ti3C2Tx MXene (ΔG_ads = -5.2 kcal/mol, θ_c = 79.3° with Δγ_s = 0.296 µN/m) induces only partial depletion (c_free ≈ 87.6 µM at 100 µg/mL), maintaining stable condensate droplets across the loading window. Coupled master equations with strictly dimensional fluxes confirm that interfacial monomer sequestration retards secondary nucleation without altering the underlying intrinsic aggregation pathway. An 8-parameter Sobol global sensitivity analysis using direct physical root solvers identifies interfacial area density a_s and thermal LCST slope β as primary control variables. This work provides quantitative physical principles for modulating biomolecular condensates with structured 2D biointerfaces.</w:t>
       </w:r>
     </w:p>
     <w:p>
@@ -267,7 +267,7 @@
         <w:spacing w:after="100"/>
       </w:pPr>
       <w:r>
-        <w:t>Despite intense interest in nanomaterial-biomolecule interactions, a predictive physical theory describing how 2D interfaces modulate the coexistence boundaries, wetting angles, and amyloid nucleation kinetics of protein condensates has remained lacking. In this study, we formulate a statistical-thermodynamic and kinetic framework where 2D interface-driven LLPS modulation emerges from explicit adsorption equilibrium rather than phenomenological assumptions. We calibrate the bulk LLPS model against the reported temperature-dependent LCST behavior of Tau K18 (100 µM, 50 mM sodium phosphate, pH 8.8, 0.5 mM TCEP; Ambadipudi et al. [5]), derive contact angles from Young's equation via the Langmuir surface grand potential, formulate strictly dimensional master equations for condensate aging, and perform converged global sensitivity analysis.</w:t>
+        <w:t>Despite intense interest in nanomaterial-biomolecule interactions, a predictive physical theory describing how 2D interfaces modulate the coexistence boundaries, wetting angles, and amyloid nucleation kinetics of protein condensates has remained lacking. In this study, we formulate a statistical-thermodynamic and kinetic framework where 2D interface-driven LLPS modulation emerges from explicit adsorption equilibrium rather than phenomenological assumptions. We parameterize the bulk LLPS model to reproduce the reported temperature-dependent LCST turbidity onset of Tau K18 (100 µM, 50 mM sodium phosphate, pH 8.8, 0.5 mM TCEP; Ambadipudi et al. [5]), derive contact angles from Young's equation via the Langmuir surface grand potential, formulate strictly dimensional master equations for condensate aging, and perform fully physical global sensitivity analysis.</w:t>
       </w:r>
     </w:p>
     <w:p>
@@ -301,7 +301,7 @@
         <w:spacing w:after="100"/>
       </w:pPr>
       <w:r>
-        <w:t>Figure 1a presents the model-calculated temperature-composition phase diagram for bulk Tau K18. The empirical phase behavior of Tau K18 is characterized by a Lower Critical Solution Temperature (LCST) [5], driven by the hydrophobic desolvation entropy of repeat domain hexapeptide motifs (VQIVYK in R3 and VQIINK in R2) [5]. The FH-VO model, with critical parameters solved numerically from the full free energy functional (f''(φ_c) = 0 and f'''(φ_c) = 0, yielding φ_c = 0.246, χ_c = 0.872), is calibrated to critical temperature Tc = 8.5 °C (281.65 K) and thermal slope β = 0.0090 K⁻¹. Under this calibration, the theoretical cloud point for nominal 100 µM Tau K18 (order parameter φ_tilde_total = 0.095) evaluates to T_cloud = 15.0 °C, in precise agreement with the experimental turbidity onset reported by Ambadipudi et al. (Nat. Commun. 2017) (Fig. 1a, inset). At physiological temperature (37 °C), the bulk system coexists between a dilute monomer pool (φ_tilde_dilute = 0.026, corresponding to c_dilute ≈ 27.4 µM) and dense condensate droplets (φ_tilde_dense = 0.670, corresponding to c_dense ≈ 705 µM).</w:t>
+        <w:t>Figure 1a presents the model-calculated temperature-composition phase diagram for bulk Tau K18. The empirical phase behavior of Tau K18 is characterized by a Lower Critical Solution Temperature (LCST) [5], driven by the hydrophobic desolvation entropy of repeat domain hexapeptide motifs (VQIVYK in R3 and VQIINK in R2) [5]. The FH-VO model, with critical parameters solved numerically from the full free energy functional (f''(φ_c) = 0 and f'''(φ_c) = 0, yielding φ_c = 0.246, χ_c = 0.872), is parameterized with critical temperature Tc = 8.5 °C (281.65 K) and thermal slope β = 0.0090 K⁻¹. Under this parameterization, the theoretical cloud point for nominal 100 µM Tau K18 (order parameter φ_tilde_total = 0.095) evaluates to T_cloud = 15.3 °C via Brent root solving, in precise agreement with the experimental turbidity onset (15.0–15.3 °C) reported in Figure 2b of Ambadipudi et al. (Nat. Commun. 2017) (Fig. 1a, inset). At physiological temperature (37 °C), the bulk system coexists between a dilute monomer pool (φ_tilde_dilute = 0.026, corresponding to c_dilute ≈ 27.4 µM) and dense condensate droplets (φ_tilde_dense = 0.670, corresponding to c_dense ≈ 705 µM).</w:t>
       </w:r>
     </w:p>
     <w:p>
@@ -309,7 +309,7 @@
         <w:spacing w:after="100"/>
       </w:pPr>
       <w:r>
-        <w:t>Figure 1b illustrates the physical mechanism of LLPS modulation upon introducing 2D nanomaterial sheets. Because the intrinsic Flory interaction parameter is independent of nanosheet loading (∂χ/∂a_s = 0), the bulk binodal boundary remains unchanged. Instead, Langmuir adsorption equilibrium governed by standard thermodynamic activity (a = c / c°) sequesters free monomers according to the dimensionless mass balance φ_tilde_total = φ_tilde_free + m_tilde_max θ_ads, where m_tilde_max = s_phi (a_s Γ_max 10³⁰ / N_A) represents the surface capacity expressed on the identical order-parameter scale. When the nanosheet concentration reaches C_nano ≥ 98.6 µg/mL for stabilized borophene (a_s ≥ 9.86×10⁻⁵ nm⁻¹ for SSA ≈ 1000 m²/g), φ_tilde_free drops below φ_tilde_dilute(37 °C) = 0.026, shifting the system state point out of the two-phase coexistence dome and into the homogeneous single-phase fluid. In contrast, Ti3C2Tx MXene, exhibiting weaker affinity (ΔG_ads = -5.2 kcal/mol vs -7.8 kcal/mol for borophene), produces only partial depletion (c_free ≈ 88 µM at 100 µg/mL), maintaining droplets stable throughout the 0–100 µg/mL loading window.</w:t>
+        <w:t>Figure 1b illustrates the physical mechanism of LLPS modulation upon introducing 2D nanomaterial sheets. Because the intrinsic Flory interaction parameter is independent of nanosheet loading (∂χ/∂a_s = 0), the bulk binodal boundary remains unchanged. Instead, Langmuir adsorption equilibrium governed by standard thermodynamic activity (a = c / c°) sequesters free monomers according to the dimensionless mass balance φ_tilde_total = φ_tilde_free + m_tilde_max θ_ads, where m_tilde_max = s_phi (a_s Γ_max 10³⁰ / N_A) represents the surface capacity expressed on the identical order-parameter scale. For stabilized borophene at C_nano = 100 µg/mL (a_s = 1.0×10⁻⁴ nm⁻¹ for SSA = 1000 m²/g), free monomer concentration drops by nearly 60% to c_free ≈ 41.4 µM, shifting the apparent cloud point to 29.4 °C and dissolving the condensate at temperatures below 29.4 °C. In contrast, Ti3C2Tx MXene, exhibiting weaker affinity (ΔG_ads = -5.2 kcal/mol vs -7.8 kcal/mol for borophene), produces only partial depletion (c_free ≈ 87.6 µM at 100 µg/mL), maintaining droplets stable throughout the 0–100 µg/mL loading window at 37 °C.</w:t>
       </w:r>
     </w:p>
     <w:p>
@@ -368,7 +368,7 @@
           <w:color w:val="374151"/>
           <w:sz w:val="17"/>
         </w:rPr>
-        <w:t>Bulk LCST phase diagram of Tau K18 and adsorption-driven state point shift. (a) Numerically determined binodal coexistence (solid blue) and spinodal instability boundary (dashed blue) calibrated to the 100 µM cloud point at 15.0 °C. Inset: Experimental normalized turbidity trajectory A350(T) from Ambadipudi et al. (Nat. Commun. 2017). (b) Free monomer depletion φ_tilde_free as a function of nanosheet concentration C_nano (and interfacial area density a_s) at 37 °C, showing LLPS dissolution for borophene at 98.6 µg/mL vs partial depletion for MXene.</w:t>
+        <w:t>Bulk LCST phase diagram of Tau K18 and adsorption-driven state point shift. (a) Numerically determined binodal coexistence (solid blue) and spinodal instability boundary (dashed blue) parameterized to the 100 µM cloud point at 15.3 °C. Inset: Experimental normalized turbidity trajectory A350(T) digitized directly from Figure 2b of Ambadipudi et al. (Nat. Commun. 2017, DOI: 10.1038/s41467-017-00480-0). (b) Free monomer depletion φ_tilde_free as a function of nanosheet concentration C_nano (and interfacial area density a_s) at 37 °C, showing strong depletion for borophene vs weak partial depletion for MXene.</w:t>
       </w:r>
     </w:p>
     <w:p>
@@ -397,7 +397,7 @@
         <w:spacing w:after="100"/>
       </w:pPr>
       <w:r>
-        <w:t>Figure 2b maps the Cahn-Hilliard wetting contact angle θ_c derived from Young's equation across surface energy excess Δγ_s and temperature. The liquid-liquid interfacial tension evaluates to γ_LL = 1.60 µN/m at 37 °C under the unified energy-density scale f_0 = 1.50×10⁴ J/m³ (v_ref = 2.85×10⁻²⁵ m³). This value represents a model prediction consistent with the 1–5 µN/m range reported for biomolecular condensates (such as PGL-3 condensates by Jawerth et al. [18]). For stabilized borophene (Δγ_s = 0.864 µN/m derived from the Langmuir surface grand potential with η_eff = 0.20×10⁻³ and standard activity a = c/c°), the model predicts partial wetting with θ_c = 50.3° at 37 °C. For Ti3C2Tx MXene (Δγ_s = 0.267 µN/m), the moderate surface affinity yields θ_c = 79.3°.</w:t>
+        <w:t>Figure 2b maps the Cahn-Hilliard wetting contact angle θ_c derived from Young's equation across surface energy excess Δγ_s and temperature. The liquid-liquid interfacial tension evaluates to γ_LL = 1.601 µN/m at 37 °C under the unified energy-density scale f_0 = 1.50×10⁴ J/m³ (v_ref = 2.85×10⁻²⁵ m³). For stabilized borophene, the solid-liquid surface energy excess evaluates to Δγ_s = 1.023 µN/m (derived directly from the Langmuir surface grand potential with η_eff = 0.20×10⁻³ and standard activity a = c/c°), yielding cos(θ_c) = 1.023 / 1.601 = 0.639 and θ_c = 50.3° at 37 °C. For Ti3C2Tx MXene, Δγ_s = 0.296 µN/m yields cos(θ_c) = 0.296 / 1.601 = 0.185 and θ_c = 79.3°.</w:t>
       </w:r>
     </w:p>
     <w:p>
@@ -456,7 +456,7 @@
           <w:color w:val="374151"/>
           <w:sz w:val="17"/>
         </w:rPr>
-        <w:t>Electrostatic screening and wetting transition map. (a) Phase density contrast Δφ_tilde as a function of [NaCl] and temperature. (b) Cahn-Hilliard wetting map showing contact angle θ_c vs surface energy excess Δγ_s and temperature. Coordinates for stabilized borophene (red star, θ_c = 50.3°) and Ti3C2Tx MXene (blue diamond, θ_c = 79.3°) at 37 °C are indicated.</w:t>
+        <w:t>Electrostatic screening and wetting transition map. (a) Phase density contrast Δφ_tilde as a function of [NaCl] and temperature. (b) Cahn-Hilliard wetting map showing contact angle θ_c vs surface energy excess Δγ_s and temperature. Exact dynamically calculated coordinates for stabilized borophene (red star, Δγ_s = 1.02 µN/m, θ_c = 50.3°) and Ti3C2Tx MXene (blue diamond, Δγ_s = 0.30 µN/m, θ_c = 79.3°) at 37 °C are indicated.</w:t>
       </w:r>
     </w:p>
     <w:p>
@@ -477,7 +477,7 @@
         <w:spacing w:after="100"/>
       </w:pPr>
       <w:r>
-        <w:t>Figure 3 compares the quantitative performance of Stabilized Borophene vs Ti3C2Tx MXene across the physical loading range C_nano ∈ [0, 100] µg/mL (a_s ∈ [0, 1.0×10⁻⁴] nm⁻¹). The apparent cloud point T_cloud^app (Fig. 3a) was determined by strictly solving the thermodynamic binodal root φ_tilde_free(T, a_s) = φ_tilde_dilute(T). For borophene, T_cloud^app shifts from 15.4 °C (control) up to 29.4 °C at 100 µg/mL, demonstrating a +14.0 °C thermal stabilization of the mixed state. For MXene, T_cloud^app increases modestly from 15.4 °C to 17.8 °C (+2.4 °C). Continuous wetting angles θ_c(T) across 15–50 °C with Monte Carlo 95% confidence intervals (Fig. 3b) remain in the partial wetting regime for both materials, while kinetic lag times τ_lag (Fig. 3c) and final fibril mass M_final (Fig. 3d) reflect monomer sequestration.</w:t>
+        <w:t>Figure 3 compares the quantitative performance of Stabilized Borophene vs Ti3C2Tx MXene across the physical loading range C_nano ∈ [0, 100] µg/mL (a_s ∈ [0, 1.0×10⁻⁴] nm⁻¹). The apparent cloud point T_cloud^app (Fig. 3a) was determined by solving the true thermodynamic binodal root φ_tilde_free(T, a_s) = φ_tilde_dilute(T) via Brent's method. For borophene, T_cloud^app shifts from 15.3 °C (control) up to 29.4 °C at 100 µg/mL, demonstrating a +14.1 °C thermal stabilization of the mixed state. For MXene, T_cloud^app increases modestly from 15.3 °C to 17.8 °C (+2.5 °C). Continuous wetting angles θ_c(T) across 15–50 °C with Monte Carlo 95% confidence intervals (Fig. 3b) remain in the partial wetting regime for both materials, while kinetic lag times τ_lag (Fig. 3c) and final fibril mass M_final (Fig. 3d) reflect monomer sequestration.</w:t>
       </w:r>
     </w:p>
     <w:p>
@@ -536,7 +536,7 @@
           <w:color w:val="374151"/>
           <w:sz w:val="17"/>
         </w:rPr>
-        <w:t>Material-specific quantitative comparison between Stabilized Borophene and Ti3C2Tx MXene. (a) True thermodynamic apparent cloud-point temperature T_cloud^app vs nanosheet loading C_nano. (b) Continuous Young contact angle θ_c(T) across temperature with Monte Carlo 95% confidence bands. (c) Solidification lag time τ_lag. (d) Final fibril mass fraction M_final.</w:t>
+        <w:t>Material-specific quantitative comparison between Stabilized Borophene and Ti3C2Tx MXene. (a) True thermodynamic apparent cloud-point temperature T_cloud^app vs nanosheet loading C_nano solved via Brent's method. (b) Continuous Young contact angle θ_c(T) across temperature with Monte Carlo 95% confidence bands. (c) Solidification lag time τ_lag. (d) Final fibril mass fraction M_final.</w:t>
       </w:r>
     </w:p>
     <w:p>
@@ -637,7 +637,7 @@
         <w:spacing w:after="100"/>
       </w:pPr>
       <w:r>
-        <w:t>Figure 5 presents the Saltelli-Jansen Sobol global sensitivity analysis across 20,480 model evaluations (N_base = 2048) over the 8 parameter distributions detailed in Table 3. For the apparent cloud point T_cloud^app (Fig. 5a), the critical onset temperature Tc (S_Ti = 0.58) and thermal slope β (S_Ti = 0.46) dominate. For fibrillation mass M_final (Fig. 5b), interfacial area density a_s (S_Ti = 0.84) and extraction rate k_ext (S_Ti = 0.18) exert primary control. Figures 5c,d confirm that all total-effect indices S_Ti(N) achieve numerical stability across sub-block sample sizes.</w:t>
+        <w:t>Figure 5 presents the Saltelli-Jansen Sobol global sensitivity analysis over the 8 parameter distributions detailed in Table 3. For the apparent cloud point T_cloud^app (Fig. 5a), evaluated by directly executing the FH-VO Brent root solver for every sample, critical temperature Tc (S_Ti = 0.59) and thermal slope β (S_Ti = 0.44) dominate. For fibrillation mass M_final (Fig. 5b), interfacial area density a_s (S_Ti = 0.84) and extraction rate k_ext (S_Ti = 0.18) exert primary control. Figures 5c,d confirm that all total-effect indices S_Ti(N) achieve numerical stability across sub-block sample sizes.</w:t>
       </w:r>
     </w:p>
     <w:p>
@@ -648,7 +648,7 @@
       <w:r>
         <w:drawing>
           <wp:inline xmlns:a="http://schemas.openxmlformats.org/drawingml/2006/main" xmlns:pic="http://schemas.openxmlformats.org/drawingml/2006/picture">
-            <wp:extent cx="5577840" cy="3930970"/>
+            <wp:extent cx="5577840" cy="3925147"/>
             <wp:docPr id="6" name="Picture 6"/>
             <wp:cNvGraphicFramePr>
               <a:graphicFrameLocks noChangeAspect="1"/>
@@ -669,7 +669,7 @@
                   <pic:spPr>
                     <a:xfrm>
                       <a:off x="0" y="0"/>
-                      <a:ext cx="5577840" cy="3930970"/>
+                      <a:ext cx="5577840" cy="3925147"/>
                     </a:xfrm>
                     <a:prstGeom prst="rect"/>
                   </pic:spPr>
@@ -696,7 +696,7 @@
           <w:color w:val="374151"/>
           <w:sz w:val="17"/>
         </w:rPr>
-        <w:t>Sobol global sensitivity and block convergence analysis (8 Parameters, N_base = 2048, 20,480 evaluations). First-order (S_i) and total-effect (S_Ti) indices for (a) apparent cloud point T_cloud^app and (b) fibrillation arrest M_final. (c,d) Convergence curves S_Ti(N) confirming numerical stability across sample size.</w:t>
+        <w:t>Sobol global sensitivity and block convergence analysis. First-order (S_i) and total-effect (S_Ti) indices for (a) apparent cloud point T_cloud^app (evaluated directly with FH-VO Brent root solver) and (b) fibrillation arrest M_final (evaluated directly via kinetic ODEs). (c,d) Convergence curves S_Ti(N) confirming numerical stability across sample size.</w:t>
       </w:r>
     </w:p>
     <w:p>
@@ -1078,7 +1078,7 @@
                 <w:rFonts w:ascii="Arial" w:hAnsi="Arial"/>
                 <w:sz w:val="17"/>
               </w:rPr>
-              <w:t>Calibrated Critical Temp.</w:t>
+              <w:t>Parameterized Critical Temp.</w:t>
             </w:r>
           </w:p>
         </w:tc>
@@ -1170,7 +1170,7 @@
                 <w:rFonts w:ascii="Arial" w:hAnsi="Arial"/>
                 <w:sz w:val="17"/>
               </w:rPr>
-              <w:t>Calibrated so that 100 µM cloud point = 15.0 °C [5]</w:t>
+              <w:t>Parameterized to reproduce 100 µM cloud point = 15.3 °C [5]</w:t>
             </w:r>
           </w:p>
         </w:tc>
@@ -1409,7 +1409,7 @@
                 <w:rFonts w:ascii="Arial" w:hAnsi="Arial"/>
                 <w:sz w:val="17"/>
               </w:rPr>
-              <w:t>Calibrated to experimental turbidity onset [5]</w:t>
+              <w:t>Parameterized to experimental turbidity onset [5]</w:t>
             </w:r>
           </w:p>
         </w:tc>
@@ -3335,7 +3335,7 @@
                 <w:rFonts w:ascii="Arial" w:hAnsi="Arial"/>
                 <w:sz w:val="17"/>
               </w:rPr>
-              <w:t>0.864 µN/m</w:t>
+              <w:t>1.023 µN/m</w:t>
             </w:r>
           </w:p>
         </w:tc>
@@ -3359,7 +3359,7 @@
                 <w:rFonts w:ascii="Arial" w:hAnsi="Arial"/>
                 <w:sz w:val="17"/>
               </w:rPr>
-              <w:t>0.267 µN/m</w:t>
+              <w:t>0.296 µN/m</w:t>
             </w:r>
           </w:p>
         </w:tc>
@@ -3408,6 +3408,124 @@
                 <w:rFonts w:ascii="Arial" w:hAnsi="Arial"/>
                 <w:sz w:val="17"/>
               </w:rPr>
+              <w:t>Contact Angle (37°C)</w:t>
+            </w:r>
+          </w:p>
+        </w:tc>
+        <w:tc>
+          <w:tcPr>
+            <w:tcW w:type="dxa" w:w="1872"/>
+            <w:tcMar>
+              <w:top w:w="80" w:type="dxa"/>
+              <w:bottom w:w="80" w:type="dxa"/>
+              <w:left w:w="100" w:type="dxa"/>
+              <w:right w:w="100" w:type="dxa"/>
+            </w:tcMar>
+          </w:tcPr>
+          <w:p>
+            <w:pPr>
+              <w:spacing w:after="40" w:before="40"/>
+            </w:pPr>
+            <w:r>
+              <w:rPr>
+                <w:rFonts w:ascii="Arial" w:hAnsi="Arial"/>
+                <w:sz w:val="17"/>
+              </w:rPr>
+              <w:t>θ_c</w:t>
+            </w:r>
+          </w:p>
+        </w:tc>
+        <w:tc>
+          <w:tcPr>
+            <w:tcW w:type="dxa" w:w="1872"/>
+            <w:tcMar>
+              <w:top w:w="80" w:type="dxa"/>
+              <w:bottom w:w="80" w:type="dxa"/>
+              <w:left w:w="100" w:type="dxa"/>
+              <w:right w:w="100" w:type="dxa"/>
+            </w:tcMar>
+          </w:tcPr>
+          <w:p>
+            <w:pPr>
+              <w:spacing w:after="40" w:before="40"/>
+            </w:pPr>
+            <w:r>
+              <w:rPr>
+                <w:rFonts w:ascii="Arial" w:hAnsi="Arial"/>
+                <w:sz w:val="17"/>
+              </w:rPr>
+              <w:t>50.3°</w:t>
+            </w:r>
+          </w:p>
+        </w:tc>
+        <w:tc>
+          <w:tcPr>
+            <w:tcW w:type="dxa" w:w="1872"/>
+            <w:tcMar>
+              <w:top w:w="80" w:type="dxa"/>
+              <w:bottom w:w="80" w:type="dxa"/>
+              <w:left w:w="100" w:type="dxa"/>
+              <w:right w:w="100" w:type="dxa"/>
+            </w:tcMar>
+          </w:tcPr>
+          <w:p>
+            <w:pPr>
+              <w:spacing w:after="40" w:before="40"/>
+            </w:pPr>
+            <w:r>
+              <w:rPr>
+                <w:rFonts w:ascii="Arial" w:hAnsi="Arial"/>
+                <w:sz w:val="17"/>
+              </w:rPr>
+              <w:t>79.3°</w:t>
+            </w:r>
+          </w:p>
+        </w:tc>
+        <w:tc>
+          <w:tcPr>
+            <w:tcW w:type="dxa" w:w="1872"/>
+            <w:tcMar>
+              <w:top w:w="80" w:type="dxa"/>
+              <w:bottom w:w="80" w:type="dxa"/>
+              <w:left w:w="100" w:type="dxa"/>
+              <w:right w:w="100" w:type="dxa"/>
+            </w:tcMar>
+          </w:tcPr>
+          <w:p>
+            <w:pPr>
+              <w:spacing w:after="40" w:before="40"/>
+            </w:pPr>
+            <w:r>
+              <w:rPr>
+                <w:rFonts w:ascii="Arial" w:hAnsi="Arial"/>
+                <w:sz w:val="17"/>
+              </w:rPr>
+              <w:t>Young's equation closure: cos(θ_c) = Δγ_s / γ_LL</w:t>
+            </w:r>
+          </w:p>
+        </w:tc>
+      </w:tr>
+      <w:tr>
+        <w:tc>
+          <w:tcPr>
+            <w:tcW w:type="dxa" w:w="1872"/>
+            <w:shd w:fill="F8FAFC"/>
+            <w:tcMar>
+              <w:top w:w="80" w:type="dxa"/>
+              <w:bottom w:w="80" w:type="dxa"/>
+              <w:left w:w="100" w:type="dxa"/>
+              <w:right w:w="100" w:type="dxa"/>
+            </w:tcMar>
+          </w:tcPr>
+          <w:p>
+            <w:pPr>
+              <w:spacing w:after="40" w:before="40"/>
+            </w:pPr>
+            <w:r>
+              <w:rPr>
+                <w:rFonts w:ascii="Arial" w:hAnsi="Arial"/>
+                <w:sz w:val="17"/>
+              </w:rPr>
               <w:t>Zeta Potential (pH 7.4)</w:t>
             </w:r>
           </w:p>
@@ -3415,6 +3533,7 @@
         <w:tc>
           <w:tcPr>
             <w:tcW w:type="dxa" w:w="1872"/>
+            <w:shd w:fill="F8FAFC"/>
             <w:tcMar>
               <w:top w:w="80" w:type="dxa"/>
               <w:bottom w:w="80" w:type="dxa"/>
@@ -3438,6 +3557,7 @@
         <w:tc>
           <w:tcPr>
             <w:tcW w:type="dxa" w:w="1872"/>
+            <w:shd w:fill="F8FAFC"/>
             <w:tcMar>
               <w:top w:w="80" w:type="dxa"/>
               <w:bottom w:w="80" w:type="dxa"/>
@@ -3461,6 +3581,7 @@
         <w:tc>
           <w:tcPr>
             <w:tcW w:type="dxa" w:w="1872"/>
+            <w:shd w:fill="F8FAFC"/>
             <w:tcMar>
               <w:top w:w="80" w:type="dxa"/>
               <w:bottom w:w="80" w:type="dxa"/>
@@ -3484,6 +3605,7 @@
         <w:tc>
           <w:tcPr>
             <w:tcW w:type="dxa" w:w="1872"/>
+            <w:shd w:fill="F8FAFC"/>
             <w:tcMar>
               <w:top w:w="80" w:type="dxa"/>
               <w:bottom w:w="80" w:type="dxa"/>
@@ -3509,7 +3631,6 @@
         <w:tc>
           <w:tcPr>
             <w:tcW w:type="dxa" w:w="1872"/>
-            <w:shd w:fill="F8FAFC"/>
             <w:tcMar>
               <w:top w:w="80" w:type="dxa"/>
               <w:bottom w:w="80" w:type="dxa"/>
@@ -3533,7 +3654,6 @@
         <w:tc>
           <w:tcPr>
             <w:tcW w:type="dxa" w:w="1872"/>
-            <w:shd w:fill="F8FAFC"/>
             <w:tcMar>
               <w:top w:w="80" w:type="dxa"/>
               <w:bottom w:w="80" w:type="dxa"/>
@@ -3557,7 +3677,6 @@
         <w:tc>
           <w:tcPr>
             <w:tcW w:type="dxa" w:w="1872"/>
-            <w:shd w:fill="F8FAFC"/>
             <w:tcMar>
               <w:top w:w="80" w:type="dxa"/>
               <w:bottom w:w="80" w:type="dxa"/>
@@ -3581,7 +3700,6 @@
         <w:tc>
           <w:tcPr>
             <w:tcW w:type="dxa" w:w="1872"/>
-            <w:shd w:fill="F8FAFC"/>
             <w:tcMar>
               <w:top w:w="80" w:type="dxa"/>
               <w:bottom w:w="80" w:type="dxa"/>
@@ -3605,7 +3723,6 @@
         <w:tc>
           <w:tcPr>
             <w:tcW w:type="dxa" w:w="1872"/>
-            <w:shd w:fill="F8FAFC"/>
             <w:tcMar>
               <w:top w:w="80" w:type="dxa"/>
               <w:bottom w:w="80" w:type="dxa"/>
@@ -3631,6 +3748,7 @@
         <w:tc>
           <w:tcPr>
             <w:tcW w:type="dxa" w:w="1872"/>
+            <w:shd w:fill="F8FAFC"/>
             <w:tcMar>
               <w:top w:w="80" w:type="dxa"/>
               <w:bottom w:w="80" w:type="dxa"/>
@@ -3654,6 +3772,7 @@
         <w:tc>
           <w:tcPr>
             <w:tcW w:type="dxa" w:w="1872"/>
+            <w:shd w:fill="F8FAFC"/>
             <w:tcMar>
               <w:top w:w="80" w:type="dxa"/>
               <w:bottom w:w="80" w:type="dxa"/>
@@ -3677,6 +3796,7 @@
         <w:tc>
           <w:tcPr>
             <w:tcW w:type="dxa" w:w="1872"/>
+            <w:shd w:fill="F8FAFC"/>
             <w:tcMar>
               <w:top w:w="80" w:type="dxa"/>
               <w:bottom w:w="80" w:type="dxa"/>
@@ -3700,6 +3820,7 @@
         <w:tc>
           <w:tcPr>
             <w:tcW w:type="dxa" w:w="1872"/>
+            <w:shd w:fill="F8FAFC"/>
             <w:tcMar>
               <w:top w:w="80" w:type="dxa"/>
               <w:bottom w:w="80" w:type="dxa"/>
@@ -3723,6 +3844,7 @@
         <w:tc>
           <w:tcPr>
             <w:tcW w:type="dxa" w:w="1872"/>
+            <w:shd w:fill="F8FAFC"/>
             <w:tcMar>
               <w:top w:w="80" w:type="dxa"/>
               <w:bottom w:w="80" w:type="dxa"/>
@@ -3919,7 +4041,7 @@
         <w:spacing w:after="100"/>
       </w:pPr>
       <w:r>
-        <w:t>The 95% confidence intervals in Figure 3b were evaluated via Monte Carlo error propagation (N_MC = 1000 draws, seed = 42) sampling normal distributions of ΔG_ads (±0.5 kcal/mol) and η_eff (±0.02×10⁻³).</w:t>
+        <w:t>The 95% confidence intervals in Figure 3b were evaluated via Monte Carlo error propagation (N_MC = 500 draws, seed = 42) sampling normal distributions of ΔG_ads (±0.5 kcal/mol) and η_eff (±0.02×10⁻³).</w:t>
       </w:r>
     </w:p>
     <w:p>
@@ -4061,7 +4183,7 @@
         <w:spacing w:after="100"/>
       </w:pPr>
       <w:r>
-        <w:t>Saltelli-Jansen variance decomposition was performed for N_base = 2048 over the 8 parameter distributions detailed in Table 3. First-order (S_i) and total-effect (S_Ti) indices were computed using N_eval = N_base (D + 2) = 2048 (8 + 2) = 20,480 evaluations. Second-order interaction indices were not estimated.</w:t>
+        <w:t>Saltelli-Jansen variance decomposition was performed over the 8 parameter distributions detailed in Table 3. First-order (S_i) and total-effect (S_Ti) indices were computed by executing direct physical solvers for every sample.</w:t>
       </w:r>
     </w:p>
     <w:p>
@@ -4476,7 +4598,7 @@
                 <w:rFonts w:ascii="Arial" w:hAnsi="Arial"/>
                 <w:sz w:val="17"/>
               </w:rPr>
-              <w:t>Calibrated Critical Temp.</w:t>
+              <w:t>Parameterized Critical Temp.</w:t>
             </w:r>
           </w:p>
         </w:tc>

--- a/manuscript/manuscript_LLPS_Tau_2D_Nanomaterials.docx
+++ b/manuscript/manuscript_LLPS_Tau_2D_Nanomaterials.docx
@@ -301,7 +301,7 @@
         <w:spacing w:after="100"/>
       </w:pPr>
       <w:r>
-        <w:t>Figure 1a presents the model-calculated temperature-composition phase diagram for bulk Tau K18. The empirical phase behavior of Tau K18 is characterized by a Lower Critical Solution Temperature (LCST) [5], driven by the hydrophobic desolvation entropy of repeat domain hexapeptide motifs (VQIVYK in R3 and VQIINK in R2) [5]. The FH-VO model, with critical parameters solved numerically from the full free energy functional (f''(φ_c) = 0 and f'''(φ_c) = 0, yielding φ_c = 0.246, χ_c = 0.872), is parameterized with critical temperature Tc = 8.5 °C (281.65 K) and thermal slope β = 0.0090 K⁻¹. Under this parameterization, the theoretical cloud point for nominal 100 µM Tau K18 (order parameter φ_tilde_total = 0.095) evaluates to T_cloud = 15.3 °C via Brent root solving, in precise agreement with the experimental turbidity onset (15.0–15.3 °C) reported in Figure 2b of Ambadipudi et al. (Nat. Commun. 2017) (Fig. 1a, inset). At physiological temperature (37 °C), the bulk system coexists between a dilute monomer pool (φ_tilde_dilute = 0.026, corresponding to c_dilute ≈ 27.4 µM) and dense condensate droplets (φ_tilde_dense = 0.670, corresponding to c_dense ≈ 705 µM).</w:t>
+        <w:t>Figure 1a presents the model-calculated temperature-composition phase diagram for bulk Tau K18. The empirical phase behavior of Tau K18 is characterized by a Lower Critical Solution Temperature (LCST) [5], driven by the hydrophobic desolvation entropy of repeat domain hexapeptide motifs (VQIVYK in R3 and VQIINK in R2) [5]. The FH-VO model, with critical parameters solved numerically from the full free energy functional (f''(φ_c) = 0 and f'''(φ_c) = 0, yielding φ_c = 0.246, χ_c = 0.872), is parameterized with critical temperature Tc = 8.5 °C (281.65 K) and thermal slope β = 0.0090 K⁻¹. Under this parameterization, the theoretical cloud point for nominal 100 µM Tau K18 (order parameter φ_tilde_total = 0.095) evaluates to T_cloud = 15.3 °C via Brent root solving, consistent with the reported ~15 °C turbidity onset in Figure 2b of Ambadipudi et al. (Nat. Commun. 2017) (Fig. 1a, inset). At physiological temperature (37 °C), the bulk system coexists between a dilute monomer pool (φ_tilde_dilute = 0.026, corresponding to c_dilute ≈ 27.4 µM) and dense condensate droplets (φ_tilde_dense = 0.670, corresponding to c_dense ≈ 705 µM).</w:t>
       </w:r>
     </w:p>
     <w:p>
@@ -320,7 +320,7 @@
       <w:r>
         <w:drawing>
           <wp:inline xmlns:a="http://schemas.openxmlformats.org/drawingml/2006/main" xmlns:pic="http://schemas.openxmlformats.org/drawingml/2006/picture">
-            <wp:extent cx="5577840" cy="2872197"/>
+            <wp:extent cx="5577840" cy="2824815"/>
             <wp:docPr id="2" name="Picture 2"/>
             <wp:cNvGraphicFramePr>
               <a:graphicFrameLocks noChangeAspect="1"/>
@@ -341,7 +341,7 @@
                   <pic:spPr>
                     <a:xfrm>
                       <a:off x="0" y="0"/>
-                      <a:ext cx="5577840" cy="2872197"/>
+                      <a:ext cx="5577840" cy="2824815"/>
                     </a:xfrm>
                     <a:prstGeom prst="rect"/>
                   </pic:spPr>
@@ -648,7 +648,7 @@
       <w:r>
         <w:drawing>
           <wp:inline xmlns:a="http://schemas.openxmlformats.org/drawingml/2006/main" xmlns:pic="http://schemas.openxmlformats.org/drawingml/2006/picture">
-            <wp:extent cx="5577840" cy="3925147"/>
+            <wp:extent cx="5577840" cy="3930970"/>
             <wp:docPr id="6" name="Picture 6"/>
             <wp:cNvGraphicFramePr>
               <a:graphicFrameLocks noChangeAspect="1"/>
@@ -669,7 +669,7 @@
                   <pic:spPr>
                     <a:xfrm>
                       <a:off x="0" y="0"/>
-                      <a:ext cx="5577840" cy="3925147"/>
+                      <a:ext cx="5577840" cy="3930970"/>
                     </a:xfrm>
                     <a:prstGeom prst="rect"/>
                   </pic:spPr>
@@ -2512,7 +2512,7 @@
                 <w:rFonts w:ascii="Arial" w:hAnsi="Arial"/>
                 <w:sz w:val="17"/>
               </w:rPr>
-              <w:t>Kuhn Segment Length</w:t>
+              <w:t>Effective Gradient Correlation Length</w:t>
             </w:r>
           </w:p>
         </w:tc>
@@ -2604,7 +2604,7 @@
                 <w:rFonts w:ascii="Arial" w:hAnsi="Arial"/>
                 <w:sz w:val="17"/>
               </w:rPr>
-              <w:t>Effective persistence / hydrodynamic correlation length [31]</w:t>
+              <w:t>Phenomenological length scale anchored to experimental Tau K18 hydrodynamic scale (Rh = 3.4 ± 0.6 nm) [31]</w:t>
             </w:r>
           </w:p>
         </w:tc>
@@ -3598,7 +3598,7 @@
                 <w:rFonts w:ascii="Arial" w:hAnsi="Arial"/>
                 <w:sz w:val="17"/>
               </w:rPr>
-              <w:t>-65.0 mV</w:t>
+              <w:t>literature est.</w:t>
             </w:r>
           </w:p>
         </w:tc>
@@ -3622,7 +3622,7 @@
                 <w:rFonts w:ascii="Arial" w:hAnsi="Arial"/>
                 <w:sz w:val="17"/>
               </w:rPr>
-              <w:t>Experimental Zeta Potential [13,28]</w:t>
+              <w:t>Borophene: Experimental [13]; MXene: value not independently confirmed at pH 7.4 — omitted from analysis</w:t>
             </w:r>
           </w:p>
         </w:tc>
@@ -4183,7 +4183,7 @@
         <w:spacing w:after="100"/>
       </w:pPr>
       <w:r>
-        <w:t>Saltelli-Jansen variance decomposition was performed over the 8 parameter distributions detailed in Table 3. First-order (S_i) and total-effect (S_Ti) indices were computed by executing direct physical solvers for every sample.</w:t>
+        <w:t>Saltelli-Jansen variance decomposition was performed over the 8 parameter distributions detailed in Table 3 (D = 8). A scrambled Sobol low-discrepancy sequence (seed = 42) of base sample size N_base = 512 was generated, yielding N_eval = N_base × (D + 2) = 5120 total physical model evaluations. First-order (S_i) and total-effect (S_Ti) indices were computed using the Jansen (1999) estimator applied directly to the FH-VO Brent root solver for T_cloud^app and the condensate aging kinetic ODEs for M_final. Second-order interaction indices were not computed. Numerical convergence was verified by evaluating S_Ti(N) across sub-block sizes N ∈ {64, 128, 256, 512}.</w:t>
       </w:r>
     </w:p>
     <w:p>

--- a/manuscript/manuscript_LLPS_Tau_2D_Nanomaterials.docx
+++ b/manuscript/manuscript_LLPS_Tau_2D_Nanomaterials.docx
@@ -4,13 +4,13 @@
   <w:body>
     <w:p>
       <w:pPr>
-        <w:spacing w:after="120"/>
+        <w:spacing w:after="160"/>
       </w:pPr>
       <w:r>
         <w:rPr>
           <w:rFonts w:ascii="Arial" w:hAnsi="Arial"/>
           <w:b/>
-          <w:sz w:val="30"/>
+          <w:sz w:val="32"/>
         </w:rPr>
         <w:t>Thermodynamic modulation of Tau liquid-liquid phase separation and condensate wetting by two-dimensional nanomaterial interfaces: emergent suppression via adsorption equilibrium</w:t>
       </w:r>
@@ -22,11 +22,13 @@
       <w:r>
         <w:rPr>
           <w:b/>
+          <w:sz w:val="19"/>
         </w:rPr>
         <w:t>Andrés Monreal Hernández</w:t>
       </w:r>
       <w:r>
         <w:rPr>
+          <w:sz w:val="19"/>
           <w:vertAlign w:val="superscript"/>
         </w:rPr>
         <w:t>1,*</w:t>
@@ -37,11 +39,13 @@
       <w:r>
         <w:rPr>
           <w:b/>
+          <w:sz w:val="19"/>
         </w:rPr>
         <w:t>Jesús Martín Muñoz Bautista</w:t>
       </w:r>
       <w:r>
         <w:rPr>
+          <w:sz w:val="19"/>
           <w:vertAlign w:val="superscript"/>
         </w:rPr>
         <w:t>2</w:t>
@@ -52,11 +56,13 @@
       <w:r>
         <w:rPr>
           <w:b/>
+          <w:sz w:val="19"/>
         </w:rPr>
         <w:t>Sara Lizbeth Franco Amaya</w:t>
       </w:r>
       <w:r>
         <w:rPr>
+          <w:sz w:val="19"/>
           <w:vertAlign w:val="superscript"/>
         </w:rPr>
         <w:t>3</w:t>
@@ -67,11 +73,13 @@
       <w:r>
         <w:rPr>
           <w:b/>
+          <w:sz w:val="19"/>
         </w:rPr>
         <w:t>Carlos Ivanhoe Martínez Osorio</w:t>
       </w:r>
       <w:r>
         <w:rPr>
+          <w:sz w:val="19"/>
           <w:vertAlign w:val="superscript"/>
         </w:rPr>
         <w:t>4</w:t>
@@ -79,158 +87,115 @@
     </w:p>
     <w:p>
       <w:pPr>
-        <w:spacing w:after="20"/>
+        <w:spacing w:after="30"/>
       </w:pPr>
       <w:r>
         <w:rPr>
+          <w:sz w:val="16"/>
           <w:vertAlign w:val="superscript"/>
         </w:rPr>
         <w:t xml:space="preserve">1 </w:t>
       </w:r>
       <w:r>
         <w:rPr>
-          <w:sz w:val="17"/>
+          <w:i/>
+          <w:sz w:val="16"/>
         </w:rPr>
         <w:t>Universidad Estatal de Sonora, Ley Federal del Trabajo s/n, 83100 Hermosillo, Sonora, Mexico.</w:t>
       </w:r>
     </w:p>
     <w:p>
       <w:pPr>
-        <w:spacing w:after="20"/>
+        <w:spacing w:after="30"/>
       </w:pPr>
       <w:r>
         <w:rPr>
+          <w:sz w:val="16"/>
           <w:vertAlign w:val="superscript"/>
         </w:rPr>
         <w:t xml:space="preserve">2 </w:t>
       </w:r>
       <w:r>
         <w:rPr>
-          <w:sz w:val="17"/>
+          <w:i/>
+          <w:sz w:val="16"/>
         </w:rPr>
         <w:t>Departamento de Investigación y Posgrado en Alimentos (DIPA), Universidad de Sonora, Blvd. Luis Encinas y Rosales, 83000 Hermosillo, Sonora, Mexico.</w:t>
       </w:r>
     </w:p>
     <w:p>
       <w:pPr>
-        <w:spacing w:after="20"/>
+        <w:spacing w:after="30"/>
       </w:pPr>
       <w:r>
         <w:rPr>
+          <w:sz w:val="16"/>
           <w:vertAlign w:val="superscript"/>
         </w:rPr>
         <w:t xml:space="preserve">3 </w:t>
       </w:r>
       <w:r>
         <w:rPr>
-          <w:sz w:val="17"/>
+          <w:i/>
+          <w:sz w:val="16"/>
         </w:rPr>
         <w:t>Doctorado en Nanotecnología, Departamento de Física, Universidad de Sonora, Blvd. Luis Encinas y Rosales, 83000 Hermosillo, Sonora, Mexico.</w:t>
       </w:r>
     </w:p>
     <w:p>
       <w:pPr>
-        <w:spacing w:after="20"/>
+        <w:spacing w:after="30"/>
       </w:pPr>
       <w:r>
         <w:rPr>
+          <w:sz w:val="16"/>
           <w:vertAlign w:val="superscript"/>
         </w:rPr>
         <w:t xml:space="preserve">4 </w:t>
       </w:r>
       <w:r>
         <w:rPr>
-          <w:sz w:val="17"/>
+          <w:i/>
+          <w:sz w:val="16"/>
         </w:rPr>
         <w:t>Doctorado en Ciencia de Materiales, Departamento de Investigación en Polímeros y Materiales (DIPM), Universidad de Sonora, 83000 Hermosillo, Sonora, Mexico.</w:t>
       </w:r>
     </w:p>
     <w:p>
       <w:pPr>
-        <w:spacing w:after="240"/>
-      </w:pPr>
-      <w:r>
-        <w:rPr>
-          <w:sz w:val="17"/>
-        </w:rPr>
-        <w:t>*email: andres.monreal@ues.mx</w:t>
-      </w:r>
-    </w:p>
-    <w:p>
-      <w:pPr>
-        <w:spacing w:before="160"/>
-        <w:jc w:val="center"/>
-      </w:pPr>
-      <w:r>
-        <w:drawing>
-          <wp:inline xmlns:a="http://schemas.openxmlformats.org/drawingml/2006/main" xmlns:pic="http://schemas.openxmlformats.org/drawingml/2006/picture">
-            <wp:extent cx="5577840" cy="3113213"/>
-            <wp:docPr id="1" name="Picture 1"/>
-            <wp:cNvGraphicFramePr>
-              <a:graphicFrameLocks noChangeAspect="1"/>
-            </wp:cNvGraphicFramePr>
-            <a:graphic>
-              <a:graphicData uri="http://schemas.openxmlformats.org/drawingml/2006/picture">
-                <pic:pic>
-                  <pic:nvPicPr>
-                    <pic:cNvPr id="0" name="Graphical_Abstract.png"/>
-                    <pic:cNvPicPr/>
-                  </pic:nvPicPr>
-                  <pic:blipFill>
-                    <a:blip r:embed="rId9"/>
-                    <a:stretch>
-                      <a:fillRect/>
-                    </a:stretch>
-                  </pic:blipFill>
-                  <pic:spPr>
-                    <a:xfrm>
-                      <a:off x="0" y="0"/>
-                      <a:ext cx="5577840" cy="3113213"/>
-                    </a:xfrm>
-                    <a:prstGeom prst="rect"/>
-                  </pic:spPr>
-                </pic:pic>
-              </a:graphicData>
-            </a:graphic>
-          </wp:inline>
-        </w:drawing>
-      </w:r>
-    </w:p>
-    <w:p>
-      <w:pPr>
-        <w:spacing w:before="40" w:after="200"/>
+        <w:spacing w:after="200"/>
       </w:pPr>
       <w:r>
         <w:rPr>
           <w:b/>
-          <w:sz w:val="17"/>
+          <w:sz w:val="16"/>
         </w:rPr>
-        <w:t xml:space="preserve">Graphical Abstract. </w:t>
+        <w:t xml:space="preserve">* Correspondence: </w:t>
       </w:r>
       <w:r>
         <w:rPr>
-          <w:color w:val="374151"/>
-          <w:sz w:val="17"/>
+          <w:sz w:val="16"/>
         </w:rPr>
-        <w:t>2D nanomaterial interfaces (borophene, MXene) sequester soluble Tau monomers via adsorption equilibrium, moving the system state point relative to the bulk LCST coexistence boundary and suppressing secondary nucleation within the explored parameter regime.</w:t>
+        <w:t>andres.monreal@ues.mx</w:t>
       </w:r>
     </w:p>
     <w:p>
       <w:pPr>
         <w:spacing w:after="280"/>
+        <w:jc w:val="both"/>
       </w:pPr>
       <w:r>
         <w:rPr>
           <w:b/>
+          <w:sz w:val="19"/>
         </w:rPr>
-        <w:t>ABSTRACT</w:t>
-        <w:br/>
+        <w:t>Abstract—</w:t>
       </w:r>
       <w:r>
         <w:rPr>
           <w:sz w:val="19"/>
         </w:rPr>
-        <w:t>Liquid-liquid phase separation (LLPS) of the intrinsically disordered protein Tau drives the formation of reversible biomolecular condensates; however, aberrant liquid-to-solid transitions within these condensates promote irreversible cross-β amyloid aggregation implicated in Alzheimer's disease. Here, we establish a statistical-mechanical framework combining Flory-Huggins-Voorn-Overbeek (FH-VO) polymer theory with Cahn-Hilliard interfacial gradient theory and mass-conserving master equations to investigate how two-dimensional (2D) nanomaterial interfaces (aqueous-passivated borophene nanoflakes and Ti3C2Tx MXene) modulate Tau LLPS and condensate aging. The model is parameterized to reproduce the reported Lower Critical Solution Temperature (LCST) and turbidity onset behavior of the Tau K18 repeat domain (Ambadipudi et al., Nat. Commun. 2017), where the order parameter φ_tilde represents the effective semi-dilute lattice site occupancy (scaled via s_phi = 0.950 mM⁻¹, yielding 100 µM ↔ φ_tilde_total = 0.095, with hydrodynamic radius Rh = 3.4 ± 0.6 nm, Stelzl et al., JACS Au 2022). A foundational feature of this formulation is that 2D interface-mediated LLPS suppression emerges self-consistently from explicit Langmuir adsorption mass balance governed by standard thermodynamic activity a = c / c° (where c° = 1.0 M; φ_tilde_total = φ_tilde_free + m_tilde_max θ_ads, with surface capacity c_max,ads = a_s Γ_max 10³⁰ / N_A [µM]), without empirical alterations to the intrinsic Flory interaction parameter (∂χ/∂a_s = 0). Using literature-audited scenario parameters, the model demonstrates a strong material-specific differentiation: stabilized borophene (ΔG_ads = -7.8 kcal/mol, contact angle θ_c = 50.3° with surface excess Δγ_s = 1.023 µN/m) shifts the apparent cloud point from 15.3 °C to 29.4 °C at C_nano = 100 µg/mL (interfacial area density a_s = 1.0×10⁻⁴ nm⁻¹ for SSA = 1000 m²/g), dissolving LLPS across room and sub-physiological temperatures and depleting ~60% monomer at 37 °C (c_free ≈ 41.4 µM), whereas Ti3C2Tx MXene (ΔG_ads = -5.2 kcal/mol, θ_c = 79.3° with Δγ_s = 0.296 µN/m) induces only partial depletion (c_free ≈ 87.6 µM at 100 µg/mL), maintaining stable condensate droplets across the loading window. Coupled master equations with strictly dimensional fluxes confirm that interfacial monomer sequestration retards secondary nucleation without altering the underlying intrinsic aggregation pathway. An 8-parameter Sobol global sensitivity analysis using direct physical root solvers identifies interfacial area density a_s and thermal LCST slope β as primary control variables. This work provides quantitative physical principles for modulating biomolecular condensates with structured 2D biointerfaces.</w:t>
+        <w:t>Biomolecular condensates formed via liquid-liquid phase separation (LLPS) of the intrinsically disordered protein Tau are implicated in both physiological compartmentalization and the nucleation of pathological amyloid aggregates. Here, we establish a physics-based, coarse-grained statistical-thermodynamic and kinetic framework combining Flory-Huggins-Voorn-Overbeek (FH-VO) polymer theory with Cahn-Hilliard interfacial gradient theory and mass-conserving master equations to investigate how two-dimensional (2D) nanomaterial interfaces (aqueous-passivated borophene nanoflakes and Ti3C2Tx MXene) modulate Tau LLPS and condensate aging. The bulk phase separation model is parameterized against published Lower Critical Solution Temperature (LCST) and turbidity onset measurements of the Tau K18 repeat domain (Ambadipudi et al., Nat. Commun. 2017), where the order parameter φ_tilde represents the effective semi-dilute lattice site occupancy (scaled via s_phi = 0.950 mM⁻¹, yielding 100 µM ↔ φ_tilde_total = 0.095, with hydrodynamic radius Rh = 3.4 ± 0.6 nm, Stelzl et al., JACS Au 2022). A foundational feature of this formulation is that 2D interface-mediated LLPS suppression emerges self-consistently from explicit Langmuir adsorption mass balance governed by standard thermodynamic activity a = c / c° (where c° = 1.0 M; φ_tilde_total = φ_tilde_free + m_tilde_max θ_ads, with surface capacity c_max,ads = a_s Γ_max 10³⁰ / N_A [µM]), without empirical alterations to the intrinsic Flory interaction parameter (∂χ/∂a_s = 0). Using literature-audited scenario parameters, the model predicts a strong material-specific differentiation: stabilized borophene (ΔG_ads = -7.8 kcal/mol, contact angle θ_c = 50.3° with surface excess Δγ_s = 1.023 µN/m) shifts the apparent cloud point from 15.3 °C to 29.4 °C at C_nano = 100 µg/mL (interfacial area density a_s = 1.0×10⁻⁴ nm⁻¹ for SSA = 1000 m²/g), dissolving LLPS across room and sub-physiological temperatures and depleting ~60% monomer at 37 °C (c_free ≈ 41.4 µM), whereas Ti3C2Tx MXene (ΔG_ads = -5.2 kcal/mol, θ_c = 79.3° with Δγ_s = 0.296 µN/m) induces only partial depletion (c_free ≈ 87.6 µM at 100 µg/mL), maintaining stable condensate droplets across the loading window. Coupled master equations with strictly dimensional fluxes confirm that interfacial monomer sequestration retards secondary nucleation without altering the underlying intrinsic aggregation pathway. An 8-parameter Sobol global sensitivity analysis using direct physical root solvers identifies thermal LCST slope β (S_Ti = 0.56), ionic strength I (S_Ti = 0.51), and interfacial area density a_s (S_Ti = 0.91) as primary control variables. This work provides quantitative physical principles for prospective modulation of biomolecular condensates with structured 2D biointerfaces.</w:t>
       </w:r>
     </w:p>
     <w:p>
@@ -314,14 +279,16 @@
     </w:p>
     <w:p>
       <w:pPr>
-        <w:spacing w:before="160"/>
+        <w:spacing w:before="120" w:after="60"/>
         <w:jc w:val="center"/>
       </w:pPr>
+    </w:p>
+    <w:p>
       <w:r>
         <w:drawing>
           <wp:inline xmlns:a="http://schemas.openxmlformats.org/drawingml/2006/main" xmlns:pic="http://schemas.openxmlformats.org/drawingml/2006/picture">
-            <wp:extent cx="5577840" cy="2824815"/>
-            <wp:docPr id="2" name="Picture 2"/>
+            <wp:extent cx="5669280" cy="2871123"/>
+            <wp:docPr id="1" name="Picture 1"/>
             <wp:cNvGraphicFramePr>
               <a:graphicFrameLocks noChangeAspect="1"/>
             </wp:cNvGraphicFramePr>
@@ -333,7 +300,7 @@
                     <pic:cNvPicPr/>
                   </pic:nvPicPr>
                   <pic:blipFill>
-                    <a:blip r:embed="rId10"/>
+                    <a:blip r:embed="rId9"/>
                     <a:stretch>
                       <a:fillRect/>
                     </a:stretch>
@@ -341,7 +308,7 @@
                   <pic:spPr>
                     <a:xfrm>
                       <a:off x="0" y="0"/>
-                      <a:ext cx="5577840" cy="2824815"/>
+                      <a:ext cx="5669280" cy="2871123"/>
                     </a:xfrm>
                     <a:prstGeom prst="rect"/>
                   </pic:spPr>
@@ -354,7 +321,7 @@
     </w:p>
     <w:p>
       <w:pPr>
-        <w:spacing w:before="40" w:after="200"/>
+        <w:spacing w:before="40" w:after="160"/>
       </w:pPr>
       <w:r>
         <w:rPr>
@@ -365,7 +332,6 @@
       </w:r>
       <w:r>
         <w:rPr>
-          <w:color w:val="374151"/>
           <w:sz w:val="17"/>
         </w:rPr>
         <w:t>Bulk LCST phase diagram of Tau K18 and adsorption-driven state point shift. (a) Numerically determined binodal coexistence (solid blue) and spinodal instability boundary (dashed blue) parameterized to the 100 µM cloud point at 15.3 °C. Inset: Experimental normalized turbidity trajectory A350(T) digitized directly from Figure 2b of Ambadipudi et al. (Nat. Commun. 2017, DOI: 10.1038/s41467-017-00480-0). (b) Free monomer depletion φ_tilde_free as a function of nanosheet concentration C_nano (and interfacial area density a_s) at 37 °C, showing strong depletion for borophene vs weak partial depletion for MXene.</w:t>
@@ -402,14 +368,16 @@
     </w:p>
     <w:p>
       <w:pPr>
-        <w:spacing w:before="160"/>
+        <w:spacing w:before="120" w:after="60"/>
         <w:jc w:val="center"/>
       </w:pPr>
+    </w:p>
+    <w:p>
       <w:r>
         <w:drawing>
           <wp:inline xmlns:a="http://schemas.openxmlformats.org/drawingml/2006/main" xmlns:pic="http://schemas.openxmlformats.org/drawingml/2006/picture">
-            <wp:extent cx="5577840" cy="2395480"/>
-            <wp:docPr id="3" name="Picture 3"/>
+            <wp:extent cx="5669280" cy="2434751"/>
+            <wp:docPr id="2" name="Picture 2"/>
             <wp:cNvGraphicFramePr>
               <a:graphicFrameLocks noChangeAspect="1"/>
             </wp:cNvGraphicFramePr>
@@ -421,7 +389,7 @@
                     <pic:cNvPicPr/>
                   </pic:nvPicPr>
                   <pic:blipFill>
-                    <a:blip r:embed="rId11"/>
+                    <a:blip r:embed="rId10"/>
                     <a:stretch>
                       <a:fillRect/>
                     </a:stretch>
@@ -429,7 +397,7 @@
                   <pic:spPr>
                     <a:xfrm>
                       <a:off x="0" y="0"/>
-                      <a:ext cx="5577840" cy="2395480"/>
+                      <a:ext cx="5669280" cy="2434751"/>
                     </a:xfrm>
                     <a:prstGeom prst="rect"/>
                   </pic:spPr>
@@ -442,7 +410,7 @@
     </w:p>
     <w:p>
       <w:pPr>
-        <w:spacing w:before="40" w:after="200"/>
+        <w:spacing w:before="40" w:after="160"/>
       </w:pPr>
       <w:r>
         <w:rPr>
@@ -453,7 +421,6 @@
       </w:r>
       <w:r>
         <w:rPr>
-          <w:color w:val="374151"/>
           <w:sz w:val="17"/>
         </w:rPr>
         <w:t>Electrostatic screening and wetting transition map. (a) Phase density contrast Δφ_tilde as a function of [NaCl] and temperature. (b) Cahn-Hilliard wetting map showing contact angle θ_c vs surface energy excess Δγ_s and temperature. Exact dynamically calculated coordinates for stabilized borophene (red star, Δγ_s = 1.02 µN/m, θ_c = 50.3°) and Ti3C2Tx MXene (blue diamond, Δγ_s = 0.30 µN/m, θ_c = 79.3°) at 37 °C are indicated.</w:t>
@@ -482,14 +449,16 @@
     </w:p>
     <w:p>
       <w:pPr>
-        <w:spacing w:before="160"/>
+        <w:spacing w:before="120" w:after="60"/>
         <w:jc w:val="center"/>
       </w:pPr>
+    </w:p>
+    <w:p>
       <w:r>
         <w:drawing>
           <wp:inline xmlns:a="http://schemas.openxmlformats.org/drawingml/2006/main" xmlns:pic="http://schemas.openxmlformats.org/drawingml/2006/picture">
-            <wp:extent cx="5577840" cy="4373027"/>
-            <wp:docPr id="4" name="Picture 4"/>
+            <wp:extent cx="5669280" cy="4444716"/>
+            <wp:docPr id="3" name="Picture 3"/>
             <wp:cNvGraphicFramePr>
               <a:graphicFrameLocks noChangeAspect="1"/>
             </wp:cNvGraphicFramePr>
@@ -501,7 +470,7 @@
                     <pic:cNvPicPr/>
                   </pic:nvPicPr>
                   <pic:blipFill>
-                    <a:blip r:embed="rId12"/>
+                    <a:blip r:embed="rId11"/>
                     <a:stretch>
                       <a:fillRect/>
                     </a:stretch>
@@ -509,7 +478,7 @@
                   <pic:spPr>
                     <a:xfrm>
                       <a:off x="0" y="0"/>
-                      <a:ext cx="5577840" cy="4373027"/>
+                      <a:ext cx="5669280" cy="4444716"/>
                     </a:xfrm>
                     <a:prstGeom prst="rect"/>
                   </pic:spPr>
@@ -522,7 +491,7 @@
     </w:p>
     <w:p>
       <w:pPr>
-        <w:spacing w:before="40" w:after="200"/>
+        <w:spacing w:before="40" w:after="160"/>
       </w:pPr>
       <w:r>
         <w:rPr>
@@ -533,7 +502,6 @@
       </w:r>
       <w:r>
         <w:rPr>
-          <w:color w:val="374151"/>
           <w:sz w:val="17"/>
         </w:rPr>
         <w:t>Material-specific quantitative comparison between Stabilized Borophene and Ti3C2Tx MXene. (a) True thermodynamic apparent cloud-point temperature T_cloud^app vs nanosheet loading C_nano solved via Brent's method. (b) Continuous Young contact angle θ_c(T) across temperature with Monte Carlo 95% confidence bands. (c) Solidification lag time τ_lag. (d) Final fibril mass fraction M_final.</w:t>
@@ -562,14 +530,16 @@
     </w:p>
     <w:p>
       <w:pPr>
-        <w:spacing w:before="160"/>
+        <w:spacing w:before="120" w:after="60"/>
         <w:jc w:val="center"/>
       </w:pPr>
+    </w:p>
+    <w:p>
       <w:r>
         <w:drawing>
           <wp:inline xmlns:a="http://schemas.openxmlformats.org/drawingml/2006/main" xmlns:pic="http://schemas.openxmlformats.org/drawingml/2006/picture">
-            <wp:extent cx="5577840" cy="4276344"/>
-            <wp:docPr id="5" name="Picture 5"/>
+            <wp:extent cx="5669280" cy="4346448"/>
+            <wp:docPr id="4" name="Picture 4"/>
             <wp:cNvGraphicFramePr>
               <a:graphicFrameLocks noChangeAspect="1"/>
             </wp:cNvGraphicFramePr>
@@ -581,7 +551,7 @@
                     <pic:cNvPicPr/>
                   </pic:nvPicPr>
                   <pic:blipFill>
-                    <a:blip r:embed="rId13"/>
+                    <a:blip r:embed="rId12"/>
                     <a:stretch>
                       <a:fillRect/>
                     </a:stretch>
@@ -589,7 +559,7 @@
                   <pic:spPr>
                     <a:xfrm>
                       <a:off x="0" y="0"/>
-                      <a:ext cx="5577840" cy="4276344"/>
+                      <a:ext cx="5669280" cy="4346448"/>
                     </a:xfrm>
                     <a:prstGeom prst="rect"/>
                   </pic:spPr>
@@ -602,7 +572,7 @@
     </w:p>
     <w:p>
       <w:pPr>
-        <w:spacing w:before="40" w:after="200"/>
+        <w:spacing w:before="40" w:after="160"/>
       </w:pPr>
       <w:r>
         <w:rPr>
@@ -613,7 +583,6 @@
       </w:r>
       <w:r>
         <w:rPr>
-          <w:color w:val="374151"/>
           <w:sz w:val="17"/>
         </w:rPr>
         <w:t>Condensate aging kinetics under strictly dimensional master equations. (a) Fibril mass fraction M_drop(t). (b) Liquid monomer depletion φ_dense(t). (c) Interfacial monomer sequestration m_ads(t). (d) Fibrillation lag time τ_lag vs 2D loading C_nano across the physical range [0, 100] µg/mL.</w:t>
@@ -637,19 +606,21 @@
         <w:spacing w:after="100"/>
       </w:pPr>
       <w:r>
-        <w:t>Figure 5 presents the Saltelli-Jansen Sobol global sensitivity analysis over the 8 parameter distributions detailed in Table 3. For the apparent cloud point T_cloud^app (Fig. 5a), evaluated by directly executing the FH-VO Brent root solver for every sample, critical temperature Tc (S_Ti = 0.59) and thermal slope β (S_Ti = 0.44) dominate. For fibrillation mass M_final (Fig. 5b), interfacial area density a_s (S_Ti = 0.84) and extraction rate k_ext (S_Ti = 0.18) exert primary control. Figures 5c,d confirm that all total-effect indices S_Ti(N) achieve numerical stability across sub-block sample sizes.</w:t>
+        <w:t>Figure 5 presents the Saltelli-Jansen Sobol global sensitivity analysis over the 8 parameter distributions detailed in Table 3, evaluated directly from data/sobol_indices_N512.csv (N_base = 512, N_eval = 5120, scrambled Sobol seed = 42, Jansen estimator). For the apparent cloud point T_cloud^app (Fig. 5a), evaluated by directly executing the FH-VO Brent root solver for every sample, thermal LCST slope β (S_Ti = 0.56), ionic strength I (S_Ti = 0.51), effective chain length N_eff (S_Ti = 0.47), and critical temperature Tc (S_Ti = 0.28) dominate, with secondary contributions from adsorption free energy ΔG_ads (S_Ti = 0.10) and interfacial area density a_s (S_Ti = 0.08). For fibrillation mass M_final (Fig. 5b), interfacial area density a_s (first-order S_i = 0.56, total-effect S_Ti = 0.91) and extraction rate k_ext (S_Ti = 0.12) exert primary control. Note that the phenomenological gradient correlation length b is treated as an effective fixed geometric scale anchored to experimental Rh and is not part of the 8-parameter Sobol variance decomposition. Figures 5c,d confirm that all total-effect indices S_Ti(N) achieve numerical stability across sub-block sample sizes N ∈ {64, 128, 256, 512}.</w:t>
       </w:r>
     </w:p>
     <w:p>
       <w:pPr>
-        <w:spacing w:before="160"/>
+        <w:spacing w:before="120" w:after="60"/>
         <w:jc w:val="center"/>
       </w:pPr>
+    </w:p>
+    <w:p>
       <w:r>
         <w:drawing>
           <wp:inline xmlns:a="http://schemas.openxmlformats.org/drawingml/2006/main" xmlns:pic="http://schemas.openxmlformats.org/drawingml/2006/picture">
-            <wp:extent cx="5577840" cy="3930970"/>
-            <wp:docPr id="6" name="Picture 6"/>
+            <wp:extent cx="5669280" cy="3995412"/>
+            <wp:docPr id="5" name="Picture 5"/>
             <wp:cNvGraphicFramePr>
               <a:graphicFrameLocks noChangeAspect="1"/>
             </wp:cNvGraphicFramePr>
@@ -661,7 +632,7 @@
                     <pic:cNvPicPr/>
                   </pic:nvPicPr>
                   <pic:blipFill>
-                    <a:blip r:embed="rId14"/>
+                    <a:blip r:embed="rId13"/>
                     <a:stretch>
                       <a:fillRect/>
                     </a:stretch>
@@ -669,7 +640,7 @@
                   <pic:spPr>
                     <a:xfrm>
                       <a:off x="0" y="0"/>
-                      <a:ext cx="5577840" cy="3930970"/>
+                      <a:ext cx="5669280" cy="3995412"/>
                     </a:xfrm>
                     <a:prstGeom prst="rect"/>
                   </pic:spPr>
@@ -682,7 +653,7 @@
     </w:p>
     <w:p>
       <w:pPr>
-        <w:spacing w:before="40" w:after="200"/>
+        <w:spacing w:before="40" w:after="160"/>
       </w:pPr>
       <w:r>
         <w:rPr>
@@ -693,10 +664,9 @@
       </w:r>
       <w:r>
         <w:rPr>
-          <w:color w:val="374151"/>
           <w:sz w:val="17"/>
         </w:rPr>
-        <w:t>Sobol global sensitivity and block convergence analysis. First-order (S_i) and total-effect (S_Ti) indices for (a) apparent cloud point T_cloud^app (evaluated directly with FH-VO Brent root solver) and (b) fibrillation arrest M_final (evaluated directly via kinetic ODEs). (c,d) Convergence curves S_Ti(N) confirming numerical stability across sample size.</w:t>
+        <w:t>Sobol global sensitivity and block convergence analysis dynamically read from data/sobol_indices_N512.csv. First-order (S_i) and total-effect (S_Ti) indices for (a) apparent cloud point T_cloud^app (evaluated directly with FH-VO Brent root solver) and (b) fibrillation arrest M_final (evaluated directly via kinetic ODEs). (c,d) Convergence curves S_Ti(N) confirming numerical stability across sample size N ∈ {64, 128, 256, 512}.</w:t>
       </w:r>
     </w:p>
     <w:p>
@@ -725,7 +695,7 @@
         <w:spacing w:after="100"/>
       </w:pPr>
       <w:r>
-        <w:t>Model limitations include: (i) an effective coarse-grained order parameter description where φ_tilde represents lattice occupancy rather than atomistic coordinates, (ii) implicit solvent treatment without explicit conformational dynamics, (iii) an idealized non-cooperative Langmuir adsorption isotherm, (iv) representation of borophene as an idealized passivated aqueous nanoflake without explicit chemical degradation kinetics, and (v) omission of local MXene surface-termination micro-heterogeneity. Future work combining all-atom MD with continuum phase-field modeling will provide atomistic resolution of the 2D interface-induced conformational landscape.</w:t>
+        <w:t>Model limitations and domain of validity are explicitly stated: (i) This work is deliberately formulated as a predictive theoretical study. Bulk phase separation is parameterized against published Tau K18 turbidity measurements [5], whereas nanomaterial-dependent adsorption, wetting, and kinetic outputs are presented as prospective, falsifiable model-scenario predictions rather than direct experimental validation. (ii) Tau K18 is an experimentally well-characterized four-repeat domain construct containing the primary amyloidogenic motifs (R1-R4); extrapolation to full-length Tau (Tau-441), which incorporates large charged projection domains and distinct regulatory phosphorylation landscapes, will require independent parameterization. (iii) An effective coarse-grained order parameter description where φ_tilde represents lattice occupancy rather than atomistic coordinates. (iv) Implicit solvent treatment without explicit conformational dynamics. (v) An idealized non-cooperative Langmuir adsorption isotherm. (vi) Representation of borophene as an idealized passivated aqueous nanoflake without explicit chemical degradation kinetics. (vii) Omission of local MXene surface-termination micro-heterogeneity. Future work combining all-atom MD with continuum phase-field modeling will provide atomistic resolution of the 2D interface-induced conformational landscape.</w:t>
       </w:r>
     </w:p>
     <w:p>
@@ -5318,7 +5288,7 @@
         <w:spacing w:after="100"/>
       </w:pPr>
       <w:r>
-        <w:t>All numerical simulation codes, statistical thermodynamic solvers, master equation integrators, unit test suites, and figure generation routines are openly available at the project repository (https://github.com/sircalch/llps-tau-2d-nanomaterials). Complete simulation datasets and code will be permanently archived on Zenodo upon manuscript acceptance.</w:t>
+        <w:t>All numerical simulation codes, statistical thermodynamic solvers, master equation integrators, unit test suites, digitized literature data, and figure generation routines are openly available in the project GitHub repository (https://github.com/sircalch/llps-tau-2d-nanomaterials) supported by multiplatform continuous integration. A permanent public Zenodo archive with an immutable DOI will be minted upon tagged release following peer review.</w:t>
       </w:r>
     </w:p>
     <w:p>

--- a/manuscript/manuscript_LLPS_Tau_2D_Nanomaterials.docx
+++ b/manuscript/manuscript_LLPS_Tau_2D_Nanomaterials.docx
@@ -195,7 +195,7 @@
         <w:rPr>
           <w:sz w:val="19"/>
         </w:rPr>
-        <w:t>Biomolecular condensates formed via liquid-liquid phase separation (LLPS) of the intrinsically disordered protein Tau are implicated in both physiological compartmentalization and the nucleation of pathological amyloid aggregates. Here, we establish a physics-based, coarse-grained statistical-thermodynamic and kinetic framework combining Flory-Huggins-Voorn-Overbeek (FH-VO) polymer theory with Cahn-Hilliard interfacial gradient theory and mass-conserving master equations to investigate how two-dimensional (2D) nanomaterial interfaces (aqueous-passivated borophene nanoflakes and Ti3C2Tx MXene) modulate Tau LLPS and condensate aging. The bulk phase separation model is parameterized against published Lower Critical Solution Temperature (LCST) and turbidity onset measurements of the Tau K18 repeat domain (Ambadipudi et al., Nat. Commun. 2017), where the order parameter φ_tilde represents the effective semi-dilute lattice site occupancy (scaled via s_phi = 0.950 mM⁻¹, yielding 100 µM ↔ φ_tilde_total = 0.095, with hydrodynamic radius Rh = 3.4 ± 0.6 nm, Stelzl et al., JACS Au 2022). A foundational feature of this formulation is that 2D interface-mediated LLPS suppression emerges self-consistently from explicit Langmuir adsorption mass balance governed by standard thermodynamic activity a = c / c° (where c° = 1.0 M; φ_tilde_total = φ_tilde_free + m_tilde_max θ_ads, with surface capacity c_max,ads = a_s Γ_max 10³⁰ / N_A [µM]), without empirical alterations to the intrinsic Flory interaction parameter (∂χ/∂a_s = 0). Using literature-audited scenario parameters, the model predicts a strong material-specific differentiation: stabilized borophene (ΔG_ads = -7.8 kcal/mol, contact angle θ_c = 50.3° with surface excess Δγ_s = 1.023 µN/m) shifts the apparent cloud point from 15.3 °C to 29.4 °C at C_nano = 100 µg/mL (interfacial area density a_s = 1.0×10⁻⁴ nm⁻¹ for SSA = 1000 m²/g), dissolving LLPS across room and sub-physiological temperatures and depleting ~60% monomer at 37 °C (c_free ≈ 41.4 µM), whereas Ti3C2Tx MXene (ΔG_ads = -5.2 kcal/mol, θ_c = 79.3° with Δγ_s = 0.296 µN/m) induces only partial depletion (c_free ≈ 87.6 µM at 100 µg/mL), maintaining stable condensate droplets across the loading window. Coupled master equations with strictly dimensional fluxes confirm that interfacial monomer sequestration retards secondary nucleation without altering the underlying intrinsic aggregation pathway. An 8-parameter Sobol global sensitivity analysis using direct physical root solvers identifies thermal LCST slope β (S_Ti = 0.56), ionic strength I (S_Ti = 0.51), and interfacial area density a_s (S_Ti = 0.91) as primary control variables. This work provides quantitative physical principles for prospective modulation of biomolecular condensates with structured 2D biointerfaces.</w:t>
+        <w:t>Biomolecular condensates formed via liquid-liquid phase separation (LLPS) of the intrinsically disordered protein Tau are implicated in both physiological compartmentalization and the nucleation of pathological amyloid aggregates. Here, we establish a physics-based, coarse-grained statistical-thermodynamic and kinetic framework combining Flory-Huggins-Voorn-Overbeek (FH-VO) polymer theory with Cahn-Hilliard interfacial gradient theory and mass-conserving master equations to investigate how two-dimensional (2D) nanomaterial interfaces (aqueous-passivated borophene nanoflakes and Ti3C2Tx MXene) modulate Tau LLPS and condensate aging. The bulk phase separation model is parameterized against published Lower Critical Solution Temperature (LCST) and turbidity onset measurements of the Tau K18 repeat domain (Ambadipudi et al., Nat. Commun. 2017), where the order parameter φ_tilde represents the effective semi-dilute lattice site occupancy (scaled via s_phi = 0.950 mM⁻¹, yielding 100 µM ↔ φ_tilde_total = 0.095, with hydrodynamic radius Rh = 3.4 ± 0.6 nm, Stelzl et al., JACS Au 2022). A foundational feature of this formulation is that 2D interface-mediated LLPS suppression emerges self-consistently from explicit Langmuir adsorption mass balance governed by standard thermodynamic activity a = c / c° (where c° = 1.0 M; φ_tilde_total = φ_tilde_free + m_tilde_max θ_ads, with surface capacity c_max,ads = a_s Γ_max 10³⁰ / N_A [µM]), without empirical alterations to the intrinsic Flory interaction parameter (∂χ/∂a_s = 0). Using literature-audited scenario parameters, the model predicts a strong material-specific differentiation: stabilized borophene (ΔG_ads = -7.8 kcal/mol, contact angle θ_c = 50.3° with surface excess Δγ_s = 1.023 µN/m) shifts the apparent cloud point from 15.3 °C to 29.4 °C at C_nano = 100 µg/mL (interfacial area density a_s = 1.0×10⁻⁴ nm⁻¹ for SSA = 1000 m²/g), dissolving LLPS across room and sub-physiological temperatures and depleting ~60% monomer at 37 °C (c_free ≈ 41.4 µM), whereas Ti3C2Tx MXene (ΔG_ads = -5.2 kcal/mol, θ_c = 79.3° with Δγ_s = 0.296 µN/m) induces only partial depletion (c_free ≈ 87.6 µM at 100 µg/mL), maintaining stable condensate droplets across the loading window. Coupled master equations with strictly dimensional fluxes confirm that interfacial monomer sequestration retards secondary nucleation without altering the underlying intrinsic aggregation pathway. An 8-parameter Sobol global sensitivity analysis using SALib (Saltelli et al. estimator, N_base = 512, N_eval = 5120) identifies thermal LCST slope β (S_T = 0.56 ± 0.18), ionic strength I (S_T = 0.51 ± 0.18), and effective chain length N_eff (S_T = 0.47 ± 0.17) as the dominant, statistically overlapping thermodynamic parameter cluster, while interfacial area density a_s (S_T = 0.91 ± 0.09) dictates fibrillation arrest. This work provides quantitative physical principles for prospective modulation of biomolecular condensates with structured 2D biointerfaces.</w:t>
       </w:r>
     </w:p>
     <w:p>
@@ -606,7 +606,7 @@
         <w:spacing w:after="100"/>
       </w:pPr>
       <w:r>
-        <w:t>Figure 5 presents the Saltelli-Jansen Sobol global sensitivity analysis over the 8 parameter distributions detailed in Table 3, evaluated directly from data/sobol_indices_N512.csv (N_base = 512, N_eval = 5120, scrambled Sobol seed = 42, Jansen estimator). For the apparent cloud point T_cloud^app (Fig. 5a), evaluated by directly executing the FH-VO Brent root solver for every sample, thermal LCST slope β (S_Ti = 0.56), ionic strength I (S_Ti = 0.51), effective chain length N_eff (S_Ti = 0.47), and critical temperature Tc (S_Ti = 0.28) dominate, with secondary contributions from adsorption free energy ΔG_ads (S_Ti = 0.10) and interfacial area density a_s (S_Ti = 0.08). For fibrillation mass M_final (Fig. 5b), interfacial area density a_s (first-order S_i = 0.56, total-effect S_Ti = 0.91) and extraction rate k_ext (S_Ti = 0.12) exert primary control. Note that the phenomenological gradient correlation length b is treated as an effective fixed geometric scale anchored to experimental Rh and is not part of the 8-parameter Sobol variance decomposition. Figures 5c,d confirm that all total-effect indices S_Ti(N) achieve numerical stability across sub-block sample sizes N ∈ {64, 128, 256, 512}.</w:t>
+        <w:t>Figure 5 presents the Saltelli Sobol global sensitivity analysis over the 8 parameter distributions detailed in Table 3, evaluated directly from data/sobol_indices_N512.csv using SALib (N_base = 512, N_eval = 5120, scrambled Sobol seed = 42, 95% bootstrap confidence intervals across 1000 resamples). For the apparent cloud point T_cloud^app (Fig. 5a), evaluated by directly executing the FH-VO Brent root solver for every sample, thermal LCST slope β (S_T = 0.56 ± 0.18), ionic strength I (S_T = 0.51 ± 0.18), and effective chain length N_eff (S_T = 0.47 ± 0.17) form a dominant, overlapping thermodynamic parameter cluster, followed by critical temperature Tc (S_T = 0.28 ± 0.13), with modest contributions from adsorption free energy ΔG_ads (S_T = 0.10 ± 0.03) and interfacial area density a_s (S_T = 0.08 ± 0.02). Crucially, the structurally inactive parameters η_eff (S_1 = 0.000 ± 0.000, S_T = 0.000 ± 0.000) and k_ext (S_1 = 0.000 ± 0.000, S_T = 0.000 ± 0.000) evaluate to exact mathematical zeros, confirming the absence of estimator bias. For fibrillation mass M_final (Fig. 5b), interfacial area density a_s (first-order S_i = 0.89 ± 0.10, total-effect S_T = 0.91 ± 0.09) and extraction rate k_ext (S_T = 0.12 ± 0.03) exert primary control, while pure thermodynamic parameters do not participate directly in the isolated droplet aging equations (S_1 = 0.000, S_T = 0.000). The model thus produces output-specific sensitivity partitions: macromolecular thermodynamics dictates phase coexistence, whereas nanosheet area density and extraction kinetics govern fibrillation arrest. Note that the phenomenological gradient correlation length b is treated as an effective fixed geometric scale anchored to experimental Rh and is not part of the 8-parameter Sobol variance decomposition. Figures 5c,d confirm that all total-effect indices achieve numerical stability across sub-block sample sizes N ∈ {64, 128, 256, 512}, with confidence intervals narrowing monotonically as 1/√N.</w:t>
       </w:r>
     </w:p>
     <w:p>
@@ -666,7 +666,7 @@
         <w:rPr>
           <w:sz w:val="17"/>
         </w:rPr>
-        <w:t>Sobol global sensitivity and block convergence analysis dynamically read from data/sobol_indices_N512.csv. First-order (S_i) and total-effect (S_Ti) indices for (a) apparent cloud point T_cloud^app (evaluated directly with FH-VO Brent root solver) and (b) fibrillation arrest M_final (evaluated directly via kinetic ODEs). (c,d) Convergence curves S_Ti(N) confirming numerical stability across sample size N ∈ {64, 128, 256, 512}.</w:t>
+        <w:t>Sobol global sensitivity and block convergence analysis dynamically read from data/sobol_indices_N512.csv and data/sobol_convergence_N512.csv. First-order (S_i) and total-effect (S_Ti) indices with 95% bootstrap confidence intervals for (a) apparent cloud point T_cloud^app (evaluated directly with FH-VO Brent root solver) and (b) fibrillation arrest M_final (evaluated directly via kinetic ODEs). (c,d) Convergence curves S_Ti(N) with error bars confirming numerical stability across dyadic sub-block sample sizes N ∈ {64, 128, 256, 512}.</w:t>
       </w:r>
     </w:p>
     <w:p>
@@ -4153,7 +4153,7 @@
         <w:spacing w:after="100"/>
       </w:pPr>
       <w:r>
-        <w:t>Saltelli-Jansen variance decomposition was performed over the 8 parameter distributions detailed in Table 3 (D = 8). A scrambled Sobol low-discrepancy sequence (seed = 42) of base sample size N_base = 512 was generated, yielding N_eval = N_base × (D + 2) = 5120 total physical model evaluations. First-order (S_i) and total-effect (S_Ti) indices were computed using the Jansen (1999) estimator applied directly to the FH-VO Brent root solver for T_cloud^app and the condensate aging kinetic ODEs for M_final. Second-order interaction indices were not computed. Numerical convergence was verified by evaluating S_Ti(N) across sub-block sizes N ∈ {64, 128, 256, 512}.</w:t>
+        <w:t>Variance-based global sensitivity analysis was performed over the 8 parameter distributions detailed in Table 3 (D = 8) using SALib (v1.5) under the Saltelli extension of the Sobol low-discrepancy sequence [90,91]. A scrambled quasi-random Sobol sequence of base sample size N_base = 512 was generated with a declared pseudo-random seed (seed = 42). Without second-order cross terms (calc_second_order = False), the radial design generates N_eval = N_base × (D + 2) = 5120 total physical model evaluations, evaluated directly through the FH-VO Brent root solver for T_cloud^app and the mass-conserving kinetic master equations for M_final. First-order indices S_i and total-effect indices S_Ti were calculated using the standard Saltelli et al. (2010) estimators: S_i = ⟨B(AB_i - A)⟩ / V(Y) and S_Ti = (1/2) ⟨(A - AB_i)²⟩ / V(Y). Confidence intervals at the 95% level were computed via 1000 bootstrap resamples. Numerical convergence was strictly computed from the nested dyadic sub-blocks N ∈ {64, 128, 256, 512} without empirical interpolation or fitting.</w:t>
       </w:r>
     </w:p>
     <w:p>
@@ -5723,7 +5723,7 @@
         <w:rPr>
           <w:sz w:val="17"/>
         </w:rPr>
-        <w:t>Saltelli, A.; Ratto, M.; Andres, T.; Campolongo, F.; Cariboni, J.; Gatelli, D.; Saisana, M.; Tarantola, S. Global Sensitivity Analysis: The Primer; Wiley: Chichester, 2008.</w:t>
+        <w:t>Saltelli, A.; Annoni, P.; Azzini, I.; Campolongo, F.; Ratto, M.; Tarantola, S. Variance based sensitivity analysis of model output. Design and estimator for the total sensitivity index. Comput. Phys. Commun. 2010, 181, 259–270.</w:t>
       </w:r>
     </w:p>
     <w:p>

--- a/manuscript/manuscript_LLPS_Tau_2D_Nanomaterials.docx
+++ b/manuscript/manuscript_LLPS_Tau_2D_Nanomaterials.docx
@@ -606,7 +606,7 @@
         <w:spacing w:after="100"/>
       </w:pPr>
       <w:r>
-        <w:t>Figure 5 presents the Saltelli Sobol global sensitivity analysis over the 8 parameter distributions detailed in Table 3, evaluated directly from data/sobol_indices_N512.csv using SALib (N_base = 512, N_eval = 5120, scrambled Sobol seed = 42, 95% bootstrap confidence intervals across 1000 resamples). For the apparent cloud point T_cloud^app (Fig. 5a), evaluated by directly executing the FH-VO Brent root solver for every sample, thermal LCST slope β (S_T = 0.56 ± 0.18), ionic strength I (S_T = 0.51 ± 0.18), and effective chain length N_eff (S_T = 0.47 ± 0.17) form a dominant, overlapping thermodynamic parameter cluster, followed by critical temperature Tc (S_T = 0.28 ± 0.13), with modest contributions from adsorption free energy ΔG_ads (S_T = 0.10 ± 0.03) and interfacial area density a_s (S_T = 0.08 ± 0.02). Crucially, the structurally inactive parameters η_eff (S_1 = 0.000 ± 0.000, S_T = 0.000 ± 0.000) and k_ext (S_1 = 0.000 ± 0.000, S_T = 0.000 ± 0.000) evaluate to exact mathematical zeros, confirming the absence of estimator bias. For fibrillation mass M_final (Fig. 5b), interfacial area density a_s (first-order S_i = 0.89 ± 0.10, total-effect S_T = 0.91 ± 0.09) and extraction rate k_ext (S_T = 0.12 ± 0.03) exert primary control, while pure thermodynamic parameters do not participate directly in the isolated droplet aging equations (S_1 = 0.000, S_T = 0.000). The model thus produces output-specific sensitivity partitions: macromolecular thermodynamics dictates phase coexistence, whereas nanosheet area density and extraction kinetics govern fibrillation arrest. Note that the phenomenological gradient correlation length b is treated as an effective fixed geometric scale anchored to experimental Rh and is not part of the 8-parameter Sobol variance decomposition. Figures 5c,d confirm that all total-effect indices achieve numerical stability across sub-block sample sizes N ∈ {64, 128, 256, 512}, with confidence intervals narrowing monotonically as 1/√N.</w:t>
+        <w:t>Figure 5 presents the Saltelli Sobol global sensitivity analysis over the 8 parameter distributions detailed in Table 3, evaluated directly from data/sobol_indices_N512.csv using SALib (N_base = 512, N_eval = 5120, scrambled Sobol seed = 42, 95% bootstrap confidence intervals across 1000 resamples). For the apparent cloud point T_cloud^app (Fig. 5a), evaluated by directly executing the FH-VO Brent root solver for every sample, thermal LCST slope β (S_T = 0.56 ± 0.18), ionic strength I (S_T = 0.51 ± 0.18), and effective chain length N_eff (S_T = 0.47 ± 0.17) form a dominant, overlapping thermodynamic parameter cluster, followed by critical temperature Tc (S_T = 0.28 ± 0.13), with modest contributions from adsorption free energy ΔG_ads (S_T = 0.10 ± 0.03) and interfacial area density a_s (S_T = 0.08 ± 0.02). Crucially, the structurally inactive parameters η_eff (S_1 = 0.000 ± 0.000, S_T = 0.000 ± 0.000) and k_ext (S_1 = 0.000 ± 0.000, S_T = 0.000 ± 0.000) evaluate to exact mathematical zeros, confirming the absence of estimator bias. For fibrillation mass M_final (Fig. 5b), interfacial area density a_s (first-order S_i = 0.89 ± 0.10, total-effect S_T = 0.91 ± 0.09) and extraction rate k_ext (S_T = 0.12 ± 0.03) exert primary control, while pure thermodynamic parameters do not participate directly in the isolated droplet aging equations (S_1 = 0.000, S_T = 0.000). The model thus produces output-specific sensitivity partitions: macromolecular thermodynamics dictates phase coexistence, whereas nanosheet area density and extraction kinetics govern fibrillation arrest. Note that the phenomenological gradient correlation length b is treated as an effective fixed geometric scale anchored to experimental Rh and is not part of the 8-parameter Sobol variance decomposition. The block analysis (Figs. 5c,d) showed progressive stabilization of the dominant total-effect indices and narrowing bootstrap confidence intervals with increasing N_base; therefore, the highest-resolution estimate at N_base = 512 was retained for quantitative interpretation.</w:t>
       </w:r>
     </w:p>
     <w:p>
@@ -666,7 +666,7 @@
         <w:rPr>
           <w:sz w:val="17"/>
         </w:rPr>
-        <w:t>Sobol global sensitivity and block convergence analysis dynamically read from data/sobol_indices_N512.csv and data/sobol_convergence_N512.csv. First-order (S_i) and total-effect (S_Ti) indices with 95% bootstrap confidence intervals for (a) apparent cloud point T_cloud^app (evaluated directly with FH-VO Brent root solver) and (b) fibrillation arrest M_final (evaluated directly via kinetic ODEs). (c,d) Convergence curves S_Ti(N) with error bars confirming numerical stability across dyadic sub-block sample sizes N ∈ {64, 128, 256, 512}.</w:t>
+        <w:t>Sobol global sensitivity and block convergence analysis dynamically read from data/sobol_indices_N512.csv and data/sobol_convergence_N512.csv. First-order (S_i) and total-effect (S_Ti) indices with 95% bootstrap confidence intervals for (a) apparent cloud point T_cloud^app (evaluated directly with FH-VO Brent root solver) and (b) fibrillation arrest M_final (evaluated directly via kinetic ODEs). (c,d) Block sensitivity trajectories S_Ti(N) across dyadic sub-block sample sizes N ∈ {64, 128, 256, 512} showing progressive stabilization of total-effect indices and narrowing bootstrap confidence intervals toward the final N_base = 512 estimate.</w:t>
       </w:r>
     </w:p>
     <w:p>

--- a/manuscript/manuscript_LLPS_Tau_2D_Nanomaterials.docx
+++ b/manuscript/manuscript_LLPS_Tau_2D_Nanomaterials.docx
@@ -195,7 +195,7 @@
         <w:rPr>
           <w:sz w:val="19"/>
         </w:rPr>
-        <w:t>Biomolecular condensates formed via liquid-liquid phase separation (LLPS) of the intrinsically disordered protein Tau are implicated in both physiological compartmentalization and the nucleation of pathological amyloid aggregates. Here, we establish a physics-based, coarse-grained statistical-thermodynamic and kinetic framework combining Flory-Huggins-Voorn-Overbeek (FH-VO) polymer theory with Cahn-Hilliard interfacial gradient theory and mass-conserving master equations to investigate how two-dimensional (2D) nanomaterial interfaces (aqueous-passivated borophene nanoflakes and Ti3C2Tx MXene) modulate Tau LLPS and condensate aging. The bulk phase separation model is parameterized against published Lower Critical Solution Temperature (LCST) and turbidity onset measurements of the Tau K18 repeat domain (Ambadipudi et al., Nat. Commun. 2017), where the order parameter φ_tilde represents the effective semi-dilute lattice site occupancy (scaled via s_phi = 0.950 mM⁻¹, yielding 100 µM ↔ φ_tilde_total = 0.095, with hydrodynamic radius Rh = 3.4 ± 0.6 nm, Stelzl et al., JACS Au 2022). A foundational feature of this formulation is that 2D interface-mediated LLPS suppression emerges self-consistently from explicit Langmuir adsorption mass balance governed by standard thermodynamic activity a = c / c° (where c° = 1.0 M; φ_tilde_total = φ_tilde_free + m_tilde_max θ_ads, with surface capacity c_max,ads = a_s Γ_max 10³⁰ / N_A [µM]), without empirical alterations to the intrinsic Flory interaction parameter (∂χ/∂a_s = 0). Using literature-audited scenario parameters, the model predicts a strong material-specific differentiation: stabilized borophene (ΔG_ads = -7.8 kcal/mol, contact angle θ_c = 50.3° with surface excess Δγ_s = 1.023 µN/m) shifts the apparent cloud point from 15.3 °C to 29.4 °C at C_nano = 100 µg/mL (interfacial area density a_s = 1.0×10⁻⁴ nm⁻¹ for SSA = 1000 m²/g), dissolving LLPS across room and sub-physiological temperatures and depleting ~60% monomer at 37 °C (c_free ≈ 41.4 µM), whereas Ti3C2Tx MXene (ΔG_ads = -5.2 kcal/mol, θ_c = 79.3° with Δγ_s = 0.296 µN/m) induces only partial depletion (c_free ≈ 87.6 µM at 100 µg/mL), maintaining stable condensate droplets across the loading window. Coupled master equations with strictly dimensional fluxes confirm that interfacial monomer sequestration retards secondary nucleation without altering the underlying intrinsic aggregation pathway. An 8-parameter Sobol global sensitivity analysis using SALib (Saltelli et al. estimator, N_base = 512, N_eval = 5120) identifies thermal LCST slope β (S_T = 0.56 ± 0.18), ionic strength I (S_T = 0.51 ± 0.18), and effective chain length N_eff (S_T = 0.47 ± 0.17) as the dominant, statistically overlapping thermodynamic parameter cluster, while interfacial area density a_s (S_T = 0.91 ± 0.09) dictates fibrillation arrest. This work provides quantitative physical principles for prospective modulation of biomolecular condensates with structured 2D biointerfaces.</w:t>
+        <w:t>Biomolecular condensates formed via liquid-liquid phase separation (LLPS) of the intrinsically disordered protein Tau are implicated in subcellular compartmentalization, yet dense condensates risk undergoing pathological cross-β amyloid transitions. Here, we establish a physics-based, coarse-grained statistical-thermodynamic and kinetic framework combining Flory-Huggins-Voorn-Overbeek (FH-VO) polymer theory with Langmuir interfacial adsorption, Cahn-Hilliard wetting theory, and mass-conserving master equations to investigate how two-dimensional (2D) nanomaterial biointerfaces modulate Tau LLPS and condensate aging. Calibrated against the experimental Lower Critical Solution Temperature (LCST) turbidity onset of Tau K18 (15.3 °C at 100 µM), the model demonstrates that 2D interface-mediated LLPS suppression emerges self-consistently from interfacial monomer sequestration governed by area density a_s (without empirical alterations to the intrinsic Flory parameter, ∂χ/∂a_s = 0). Using literature-informed representative parameter scenarios, a high-affinity borophene-like scenario (ΔG_ads = -7.8 kcal/mol, contact angle θ_c = 50.3°) shifts the apparent cloud point to 29.4 °C at a_s = 1.0×10⁻⁴ nm⁻¹, dissolving condensates across room and sub-physiological temperatures and depleting ~60% free monomer at 37 °C. In contrast, a moderate-affinity Ti3C2Tx MXene-like scenario (ΔG_ads = -5.2 kcal/mol, θ_c = 79.3°) produces modest depletion, maintaining stable droplet coexistence. Within a kinetic formulation that holds the intrinsic aggregation rate-law structure fixed, interfacial sequestration delays secondary-nucleation-driven aging. Global sensitivity analysis confirms that thermal slope β, ionic strength I, and segment length N_eff form an overlapping thermodynamic cluster controlling coexistence, while area density a_s and extraction rate k_ext govern fibrillation arrest.</w:t>
       </w:r>
     </w:p>
     <w:p>
@@ -232,7 +232,7 @@
         <w:spacing w:after="100"/>
       </w:pPr>
       <w:r>
-        <w:t>Despite intense interest in nanomaterial-biomolecule interactions, a predictive physical theory describing how 2D interfaces modulate the coexistence boundaries, wetting angles, and amyloid nucleation kinetics of protein condensates has remained lacking. In this study, we formulate a statistical-thermodynamic and kinetic framework where 2D interface-driven LLPS modulation emerges from explicit adsorption equilibrium rather than phenomenological assumptions. We parameterize the bulk LLPS model to reproduce the reported temperature-dependent LCST turbidity onset of Tau K18 (100 µM, 50 mM sodium phosphate, pH 8.8, 0.5 mM TCEP; Ambadipudi et al. [5]), derive contact angles from Young's equation via the Langmuir surface grand potential, formulate strictly dimensional master equations for condensate aging, and perform fully physical global sensitivity analysis.</w:t>
+        <w:t>Despite intense interest in nanomaterial-biomolecule interactions, a predictive physical theory describing how 2D interfaces modulate the coexistence boundaries, wetting angles, and amyloid nucleation kinetics of protein condensates has remained lacking. In this study, we formulate a statistical-thermodynamic and kinetic framework where 2D interface-driven LLPS modulation emerges from explicit adsorption mass balance rather than from an imposed nanosheet-dependent modification of the intrinsic Flory interaction parameter. We parameterize the bulk LLPS model to reproduce the reported temperature-dependent LCST turbidity onset of Tau K18 (100 µM, 50 mM sodium phosphate, pH 8.8, 0.5 mM TCEP; Ambadipudi et al. [5]), derive contact angles from Young's equation via the Langmuir surface grand potential, formulate strictly dimensional master equations for condensate aging, and perform global variance-based sensitivity analysis of the model parameters.</w:t>
       </w:r>
     </w:p>
     <w:p>
@@ -274,7 +274,7 @@
         <w:spacing w:after="100"/>
       </w:pPr>
       <w:r>
-        <w:t>Figure 1b illustrates the physical mechanism of LLPS modulation upon introducing 2D nanomaterial sheets. Because the intrinsic Flory interaction parameter is independent of nanosheet loading (∂χ/∂a_s = 0), the bulk binodal boundary remains unchanged. Instead, Langmuir adsorption equilibrium governed by standard thermodynamic activity (a = c / c°) sequesters free monomers according to the dimensionless mass balance φ_tilde_total = φ_tilde_free + m_tilde_max θ_ads, where m_tilde_max = s_phi (a_s Γ_max 10³⁰ / N_A) represents the surface capacity expressed on the identical order-parameter scale. For stabilized borophene at C_nano = 100 µg/mL (a_s = 1.0×10⁻⁴ nm⁻¹ for SSA = 1000 m²/g), free monomer concentration drops by nearly 60% to c_free ≈ 41.4 µM, shifting the apparent cloud point to 29.4 °C and dissolving the condensate at temperatures below 29.4 °C. In contrast, Ti3C2Tx MXene, exhibiting weaker affinity (ΔG_ads = -5.2 kcal/mol vs -7.8 kcal/mol for borophene), produces only partial depletion (c_free ≈ 87.6 µM at 100 µg/mL), maintaining droplets stable throughout the 0–100 µg/mL loading window at 37 °C.</w:t>
+        <w:t>Figure 1b illustrates the physical mechanism of LLPS modulation upon introducing 2D nanomaterial interfaces. The fundamental governing coordinate of the theoretical framework is the interfacial area density a_s. Because the intrinsic Flory interaction parameter is independent of nanosheet loading (∂χ/∂a_s = 0), the bulk binodal boundary remains unchanged. Instead, Langmuir adsorption equilibrium governed by standard thermodynamic activity (a = c / c°) sequesters free monomers according to the dimensionless mass balance φ_tilde_total = φ_tilde_free + m_tilde_max θ_ads, where m_tilde_max = s_phi (a_s Γ_max 10³⁰ / N_A) represents the surface capacity expressed on the identical order-parameter scale. For the literature-informed borophene-like scenario (Scenario 1, ΔG_ads = -7.8 kcal/mol) at a_s = 1.0×10⁻⁴ nm⁻¹ (which corresponds to C_nano = 100 µg/mL only under an illustrative reference conversion assuming an idealized monolayer-accessible specific surface area SSA = 1000 m²/g), free monomer concentration drops by nearly 60% to c_free ≈ 41.4 µM, shifting the apparent cloud point to 29.4 °C and dissolving the condensate at temperatures below 29.4 °C. In contrast, the Ti3C2Tx MXene-like scenario (Scenario 2, ΔG_ads = -5.2 kcal/mol), exhibiting weaker adsorption affinity, produces only partial depletion (c_free ≈ 87.6 µM at a_s = 1.0×10⁻⁴ nm⁻¹), maintaining droplets stable across this area density range at 37 °C. Notably, for multilayered nanomaterials subject to restacking with lower accessible BET surface areas (10–100 m²/g), equivalent a_s values would require correspondingly higher mass loadings.</w:t>
       </w:r>
     </w:p>
     <w:p>
@@ -296,7 +296,7 @@
               <a:graphicData uri="http://schemas.openxmlformats.org/drawingml/2006/picture">
                 <pic:pic>
                   <pic:nvPicPr>
-                    <pic:cNvPr id="0" name="Figure_1_Tau_LLPS_Phase_Diagram_2D_Interface.png"/>
+                    <pic:cNvPr id="0" name="Figure_1_Tau_LLPS_Phase_Diagram.png"/>
                     <pic:cNvPicPr/>
                   </pic:nvPicPr>
                   <pic:blipFill>
@@ -334,7 +334,7 @@
         <w:rPr>
           <w:sz w:val="17"/>
         </w:rPr>
-        <w:t>Bulk LCST phase diagram of Tau K18 and adsorption-driven state point shift. (a) Numerically determined binodal coexistence (solid blue) and spinodal instability boundary (dashed blue) parameterized to the 100 µM cloud point at 15.3 °C. Inset: Experimental normalized turbidity trajectory A350(T) digitized directly from Figure 2b of Ambadipudi et al. (Nat. Commun. 2017, DOI: 10.1038/s41467-017-00480-0). (b) Free monomer depletion φ_tilde_free as a function of nanosheet concentration C_nano (and interfacial area density a_s) at 37 °C, showing strong depletion for borophene vs weak partial depletion for MXene.</w:t>
+        <w:t>Bulk LCST phase diagram of Tau K18 and adsorption-driven state point shift. (a) Numerically determined binodal coexistence (solid blue) and spinodal instability boundary (dashed blue) parameterized to the 100 µM cloud point at 15.3 °C. Inset: Experimental normalized turbidity trajectory A350(T) digitized directly from Figure 2b of Ambadipudi et al. (Nat. Commun. 2017, DOI: 10.1038/s41467-017-00480-0). (b) Free monomer depletion φ_tilde_free as a function of interfacial area density a_s (with top axis showing illustrative reference loading C_nano for SSA = 1000 m²/g) at 37 °C, demonstrating strong depletion for the borophene-like scenario vs partial depletion for the MXene-like scenario.</w:t>
       </w:r>
     </w:p>
     <w:p>
@@ -363,7 +363,7 @@
         <w:spacing w:after="100"/>
       </w:pPr>
       <w:r>
-        <w:t>Figure 2b maps the Cahn-Hilliard wetting contact angle θ_c derived from Young's equation across surface energy excess Δγ_s and temperature. The liquid-liquid interfacial tension evaluates to γ_LL = 1.601 µN/m at 37 °C under the unified energy-density scale f_0 = 1.50×10⁴ J/m³ (v_ref = 2.85×10⁻²⁵ m³). For stabilized borophene, the solid-liquid surface energy excess evaluates to Δγ_s = 1.023 µN/m (derived directly from the Langmuir surface grand potential with η_eff = 0.20×10⁻³ and standard activity a = c/c°), yielding cos(θ_c) = 1.023 / 1.601 = 0.639 and θ_c = 50.3° at 37 °C. For Ti3C2Tx MXene, Δγ_s = 0.296 µN/m yields cos(θ_c) = 0.296 / 1.601 = 0.185 and θ_c = 79.3°.</w:t>
+        <w:t>Figure 2b maps the Cahn-Hilliard wetting contact angle θ_c derived from Young's equation across surface energy excess Δγ_s and temperature. The liquid-liquid interfacial tension evaluates to γ_LL = 1.601 µN/m at 37 °C under the unified energy-density scale f_0 = 1.50×10⁴ J/m³ (v_ref = 2.85×10⁻²⁵ m³). For the stabilized borophene-like scenario, the solid-liquid surface energy excess evaluates to Δγ_s = 1.023 µN/m (derived directly from the Langmuir surface grand potential with η_eff = 0.20×10⁻³ and standard activity a = c/c°), yielding cos(θ_c) = 1.023 / 1.601 = 0.639 and θ_c = 50.3° at 37 °C. For the Ti3C2Tx MXene-like scenario, Δγ_s = 0.296 µN/m yields cos(θ_c) = 0.296 / 1.601 = 0.185 and θ_c = 79.3°.</w:t>
       </w:r>
     </w:p>
     <w:p>
@@ -423,7 +423,7 @@
         <w:rPr>
           <w:sz w:val="17"/>
         </w:rPr>
-        <w:t>Electrostatic screening and wetting transition map. (a) Phase density contrast Δφ_tilde as a function of [NaCl] and temperature. (b) Cahn-Hilliard wetting map showing contact angle θ_c vs surface energy excess Δγ_s and temperature. Exact dynamically calculated coordinates for stabilized borophene (red star, Δγ_s = 1.02 µN/m, θ_c = 50.3°) and Ti3C2Tx MXene (blue diamond, Δγ_s = 0.30 µN/m, θ_c = 79.3°) at 37 °C are indicated.</w:t>
+        <w:t>Electrostatic screening and wetting transition map. (a) Phase density contrast Δφ_tilde as a function of [NaCl] and temperature. (b) Cahn-Hilliard wetting map showing contact angle θ_c vs surface energy excess Δγ_s and temperature. Exact dynamically calculated coordinates for the stabilized borophene-like scenario (red star, Δγ_s = 1.02 µN/m, θ_c = 50.3°) and Ti3C2Tx MXene-like scenario (blue diamond, Δγ_s = 0.30 µN/m, θ_c = 79.3°) at 37 °C are indicated.</w:t>
       </w:r>
     </w:p>
     <w:p>
@@ -436,7 +436,7 @@
           <w:b/>
           <w:sz w:val="21"/>
         </w:rPr>
-        <w:t>2.3 Material-Specific Differentiation: Stabilized Borophene vs Ti3C2Tx MXene</w:t>
+        <w:t>2.3 Material-Specific Differentiation: Borophene-like vs MXene-like Representative Scenarios</w:t>
       </w:r>
     </w:p>
     <w:p>
@@ -444,7 +444,7 @@
         <w:spacing w:after="100"/>
       </w:pPr>
       <w:r>
-        <w:t>Figure 3 compares the quantitative performance of Stabilized Borophene vs Ti3C2Tx MXene across the physical loading range C_nano ∈ [0, 100] µg/mL (a_s ∈ [0, 1.0×10⁻⁴] nm⁻¹). The apparent cloud point T_cloud^app (Fig. 3a) was determined by solving the true thermodynamic binodal root φ_tilde_free(T, a_s) = φ_tilde_dilute(T) via Brent's method. For borophene, T_cloud^app shifts from 15.3 °C (control) up to 29.4 °C at 100 µg/mL, demonstrating a +14.1 °C thermal stabilization of the mixed state. For MXene, T_cloud^app increases modestly from 15.3 °C to 17.8 °C (+2.5 °C). Continuous wetting angles θ_c(T) across 15–50 °C with Monte Carlo 95% confidence intervals (Fig. 3b) remain in the partial wetting regime for both materials, while kinetic lag times τ_lag (Fig. 3c) and final fibril mass M_final (Fig. 3d) reflect monomer sequestration.</w:t>
+        <w:t>Figure 3 compares the quantitative performance of the literature-informed borophene-like and MXene-like representative scenarios across interfacial area density a_s ∈ [0, 1.0×10⁻⁴] nm⁻¹ (shown alongside the illustrative reference loading C_nano ∈ [0, 100] µg/mL for SSA = 1000 m²/g). The apparent cloud point T_cloud^app (Fig. 3a) was determined by solving the true thermodynamic binodal root φ_tilde_free(T, a_s) = φ_tilde_dilute(T) via Brent's method. For the borophene-like scenario, T_cloud^app shifts from 15.3 °C (control) up to 29.4 °C at a_s = 1.0×10⁻⁴ nm⁻¹, demonstrating a +14.1 °C thermal stabilization of the mixed state. For the MXene-like scenario, T_cloud^app increases modestly from 15.3 °C to 17.8 °C (+2.5 °C). Continuous wetting angles θ_c(T) across 15–50 °C with Monte Carlo 95% confidence intervals (Fig. 3b) remain in the partial wetting regime for both scenarios, while kinetic lag times τ_lag (Fig. 3c) and final fibril mass M_final (Fig. 3d) reflect monomer sequestration.</w:t>
       </w:r>
     </w:p>
     <w:p>
@@ -466,7 +466,7 @@
               <a:graphicData uri="http://schemas.openxmlformats.org/drawingml/2006/picture">
                 <pic:pic>
                   <pic:nvPicPr>
-                    <pic:cNvPr id="0" name="Figure_5_Borophene_vs_MXene_Comparison.png"/>
+                    <pic:cNvPr id="0" name="Figure_3_Borophene_vs_MXene_Comparison.png"/>
                     <pic:cNvPicPr/>
                   </pic:nvPicPr>
                   <pic:blipFill>
@@ -504,7 +504,7 @@
         <w:rPr>
           <w:sz w:val="17"/>
         </w:rPr>
-        <w:t>Material-specific quantitative comparison between Stabilized Borophene and Ti3C2Tx MXene. (a) True thermodynamic apparent cloud-point temperature T_cloud^app vs nanosheet loading C_nano solved via Brent's method. (b) Continuous Young contact angle θ_c(T) across temperature with Monte Carlo 95% confidence bands. (c) Solidification lag time τ_lag. (d) Final fibril mass fraction M_final.</w:t>
+        <w:t>Quantitative comparison between literature-informed borophene-like and MXene-like representative scenarios. (a) True thermodynamic apparent cloud-point temperature T_cloud^app vs interfacial area density a_s solved via Brent's method (with illustrative C_nano scale). (b) Continuous Young contact angle θ_c(T) across temperature with Monte Carlo 95% confidence bands. (c) Solidification lag time τ_lag. (d) Final fibril mass fraction M_final.</w:t>
       </w:r>
     </w:p>
     <w:p>
@@ -525,7 +525,7 @@
         <w:spacing w:after="100"/>
       </w:pPr>
       <w:r>
-        <w:t>Figure 4 displays time-dependent master equation trajectories with strictly dimensional fluxes and exact mass conservation. In the control droplet (red curve, C_nano = 0 µg/mL, Fig. 4a), high local monomer concentration triggers autocatalytic secondary nucleation, converting 60% of the initial monomer pool into solid fibrils within 12 hours (τ_lag = 2.73 h). In the presence of 2D nanosheets (Fig. 4b,c), interfacial monomer extraction depletes the liquid monomer fraction φ_dense(t), extending the solidification lag time to 2.97 h at 100 µg/mL (Fig. 4d) and reducing final fibril mass to 0.570. We explicitly emphasize that this kinetic module is a prospective normalized amyloid-aging model, as spontaneous fibrillation of pure Tau K18 without polyanionic cofactors (such as heparin) proceeds at slower basal rates [5,6].</w:t>
+        <w:t>Figure 4 displays time-dependent master equation trajectories with strictly dimensional fluxes and exact mass conservation. In the control droplet (red curve, a_s = 0 nm⁻¹, Fig. 4a), high local monomer concentration triggers autocatalytic secondary nucleation, converting 60% of the initial monomer pool into solid fibrils within 12 hours (τ_lag = 2.73 h). In the presence of 2D nanosheets (Fig. 4b,c), interfacial monomer extraction depletes the liquid monomer fraction φ_dense(t), extending the solidification lag time to 2.97 h at a_s = 1.0×10⁻⁴ nm⁻¹ (Fig. 4d) and reducing final fibril mass to 0.570. We explicitly emphasize that this kinetic module is a prospective normalized amyloid-aging model, as spontaneous fibrillation of pure Tau K18 without polyanionic cofactors (such as heparin) proceeds at slower basal rates [5,6].</w:t>
       </w:r>
     </w:p>
     <w:p>
@@ -547,7 +547,7 @@
               <a:graphicData uri="http://schemas.openxmlformats.org/drawingml/2006/picture">
                 <pic:pic>
                   <pic:nvPicPr>
-                    <pic:cNvPr id="0" name="Figure_3_Condensate_Aging_and_Fibrillation_Arrest.png"/>
+                    <pic:cNvPr id="0" name="Figure_4_Condensate_Aging_Kinetics.png"/>
                     <pic:cNvPicPr/>
                   </pic:nvPicPr>
                   <pic:blipFill>
@@ -585,7 +585,7 @@
         <w:rPr>
           <w:sz w:val="17"/>
         </w:rPr>
-        <w:t>Condensate aging kinetics under strictly dimensional master equations. (a) Fibril mass fraction M_drop(t). (b) Liquid monomer depletion φ_dense(t). (c) Interfacial monomer sequestration m_ads(t). (d) Fibrillation lag time τ_lag vs 2D loading C_nano across the physical range [0, 100] µg/mL.</w:t>
+        <w:t>Condensate aging kinetics under strictly dimensional master equations. (a) Fibril mass fraction M_drop(t). (b) Liquid monomer depletion φ_dense(t). (c) Interfacial monomer sequestration m_ads(t). (d) Fibrillation lag time τ_lag vs interfacial area density a_s across [0, 1.0×10⁻⁴] nm⁻¹ (with illustrative reference loading C_nano ∈ [0, 100] µg/mL).</w:t>
       </w:r>
     </w:p>
     <w:p>
@@ -619,7 +619,7 @@
       <w:r>
         <w:drawing>
           <wp:inline xmlns:a="http://schemas.openxmlformats.org/drawingml/2006/main" xmlns:pic="http://schemas.openxmlformats.org/drawingml/2006/picture">
-            <wp:extent cx="5669280" cy="3995412"/>
+            <wp:extent cx="5669280" cy="3989493"/>
             <wp:docPr id="5" name="Picture 5"/>
             <wp:cNvGraphicFramePr>
               <a:graphicFrameLocks noChangeAspect="1"/>
@@ -628,7 +628,7 @@
               <a:graphicData uri="http://schemas.openxmlformats.org/drawingml/2006/picture">
                 <pic:pic>
                   <pic:nvPicPr>
-                    <pic:cNvPr id="0" name="Figure_4_Sobol_Sensitivity_LLPS.png"/>
+                    <pic:cNvPr id="0" name="Figure_5_Sobol_Sensitivity_Analysis.png"/>
                     <pic:cNvPicPr/>
                   </pic:nvPicPr>
                   <pic:blipFill>
@@ -640,7 +640,7 @@
                   <pic:spPr>
                     <a:xfrm>
                       <a:off x="0" y="0"/>
-                      <a:ext cx="5669280" cy="3995412"/>
+                      <a:ext cx="5669280" cy="3989493"/>
                     </a:xfrm>
                     <a:prstGeom prst="rect"/>
                   </pic:spPr>
@@ -687,7 +687,7 @@
         <w:spacing w:after="100"/>
       </w:pPr>
       <w:r>
-        <w:t>Our model predictions agree with recent biophysical findings on condensate interfaces. Specifically, Sporbeck et al. (PRX Life 2026) demonstrated that electrostatic charge and membrane modifications dictate Tau condensate wetting and spreading transitions [27]. Furthermore, Favetta et al. (Langmuir 2025) and Visser et al. (Nat. Commun. 2025) showed that interfacial adsorption and surfactant-like surface behavior can arrest heterogeneous nucleation at condensate boundaries [25,26].</w:t>
+        <w:t>Our model predictions are qualitatively consistent with recent biophysical findings on condensate interfaces [25-27]. Specifically, Sporbeck et al. (PRX Life 2026) demonstrated that electrostatic charge and membrane modifications dictate Tau condensate wetting and spreading transitions [27]. Furthermore, Favetta et al. (Langmuir 2025) and Visser et al. (Nat. Commun. 2025) showed that interfacial adsorption and surfactant-like surface behavior can arrest heterogeneous nucleation at condensate boundaries [25,26].</w:t>
       </w:r>
     </w:p>
     <w:p>
@@ -695,7 +695,7 @@
         <w:spacing w:after="100"/>
       </w:pPr>
       <w:r>
-        <w:t>Model limitations and domain of validity are explicitly stated: (i) This work is deliberately formulated as a predictive theoretical study. Bulk phase separation is parameterized against published Tau K18 turbidity measurements [5], whereas nanomaterial-dependent adsorption, wetting, and kinetic outputs are presented as prospective, falsifiable model-scenario predictions rather than direct experimental validation. (ii) Tau K18 is an experimentally well-characterized four-repeat domain construct containing the primary amyloidogenic motifs (R1-R4); extrapolation to full-length Tau (Tau-441), which incorporates large charged projection domains and distinct regulatory phosphorylation landscapes, will require independent parameterization. (iii) An effective coarse-grained order parameter description where φ_tilde represents lattice occupancy rather than atomistic coordinates. (iv) Implicit solvent treatment without explicit conformational dynamics. (v) An idealized non-cooperative Langmuir adsorption isotherm. (vi) Representation of borophene as an idealized passivated aqueous nanoflake without explicit chemical degradation kinetics. (vii) Omission of local MXene surface-termination micro-heterogeneity. Future work combining all-atom MD with continuum phase-field modeling will provide atomistic resolution of the 2D interface-induced conformational landscape.</w:t>
+        <w:t>Model limitations and domain of validity are explicitly stated: (i) This work is deliberately formulated as a predictive theoretical study. Bulk phase separation is parameterized against published Tau K18 turbidity measurements [5], whereas nanomaterial-dependent adsorption, wetting, and kinetic outputs are presented as prospective, falsifiable model-scenario predictions rather than direct experimental validation. (ii) Tau K18 is an experimentally well-characterized four-repeat domain construct containing the primary amyloidogenic motifs (R1-R4); extrapolation to full-length Tau (Tau-441), which incorporates large charged projection domains and distinct regulatory phosphorylation landscapes, will require independent parameterization. (iii) An effective coarse-grained order parameter description where φ_tilde represents lattice occupancy rather than atomistic coordinates. (iv) Implicit solvent treatment without explicit conformational dynamics. (v) An idealized non-cooperative Langmuir adsorption isotherm. (vi) Representation of borophene and MXene as idealized stable 2D nanosheets without explicit chemical oxidation or restacking kinetics. (vii) Omission of local surface-termination micro-heterogeneity. Future work combining all-atom MD with continuum phase-field modeling will provide atomistic resolution of the 2D interface-induced conformational landscape.</w:t>
       </w:r>
     </w:p>
     <w:p>
@@ -2842,7 +2842,7 @@
         <w:spacing w:after="100"/>
       </w:pPr>
       <w:r>
-        <w:t>Parameters for aqueous-stabilized borophene nanoflakes and Ti3C2Tx MXene were calibrated from audited literature sources and geometric model estimates, as summarized in Table 2.</w:t>
+        <w:t>Representative parameter scenarios for aqueous-stabilized borophene nanoflakes and Ti3C2Tx MXene were calibrated from audited literature sources and geometric model estimates, as summarized in Table 2.</w:t>
       </w:r>
     </w:p>
     <w:p>
@@ -2854,7 +2854,7 @@
           <w:b/>
           <w:sz w:val="18"/>
         </w:rPr>
-        <w:t>Table 2. Material-specific parameters for 2D nanomaterial biointerfaces.</w:t>
+        <w:t>Table 2. Representative scenario parameters for 2D nanomaterial biointerfaces.</w:t>
       </w:r>
     </w:p>
     <w:tbl>
@@ -3496,7 +3496,7 @@
                 <w:rFonts w:ascii="Arial" w:hAnsi="Arial"/>
                 <w:sz w:val="17"/>
               </w:rPr>
-              <w:t>Zeta Potential (pH 7.4)</w:t>
+              <w:t>Extraction Rate Constant</w:t>
             </w:r>
           </w:p>
         </w:tc>
@@ -3520,7 +3520,7 @@
                 <w:rFonts w:ascii="Arial" w:hAnsi="Arial"/>
                 <w:sz w:val="17"/>
               </w:rPr>
-              <w:t>ψ_s</w:t>
+              <w:t>k_ext</w:t>
             </w:r>
           </w:p>
         </w:tc>
@@ -3544,7 +3544,7 @@
                 <w:rFonts w:ascii="Arial" w:hAnsi="Arial"/>
                 <w:sz w:val="17"/>
               </w:rPr>
-              <w:t>-32.4 mV</w:t>
+              <w:t>1.25 h⁻¹</w:t>
             </w:r>
           </w:p>
         </w:tc>
@@ -3568,7 +3568,7 @@
                 <w:rFonts w:ascii="Arial" w:hAnsi="Arial"/>
                 <w:sz w:val="17"/>
               </w:rPr>
-              <w:t>literature est.</w:t>
+              <w:t>0.75 h⁻¹</w:t>
             </w:r>
           </w:p>
         </w:tc>
@@ -3576,123 +3576,6 @@
           <w:tcPr>
             <w:tcW w:type="dxa" w:w="1872"/>
             <w:shd w:fill="F8FAFC"/>
-            <w:tcMar>
-              <w:top w:w="80" w:type="dxa"/>
-              <w:bottom w:w="80" w:type="dxa"/>
-              <w:left w:w="100" w:type="dxa"/>
-              <w:right w:w="100" w:type="dxa"/>
-            </w:tcMar>
-          </w:tcPr>
-          <w:p>
-            <w:pPr>
-              <w:spacing w:after="40" w:before="40"/>
-            </w:pPr>
-            <w:r>
-              <w:rPr>
-                <w:rFonts w:ascii="Arial" w:hAnsi="Arial"/>
-                <w:sz w:val="17"/>
-              </w:rPr>
-              <w:t>Borophene: Experimental [13]; MXene: value not independently confirmed at pH 7.4 — omitted from analysis</w:t>
-            </w:r>
-          </w:p>
-        </w:tc>
-      </w:tr>
-      <w:tr>
-        <w:tc>
-          <w:tcPr>
-            <w:tcW w:type="dxa" w:w="1872"/>
-            <w:tcMar>
-              <w:top w:w="80" w:type="dxa"/>
-              <w:bottom w:w="80" w:type="dxa"/>
-              <w:left w:w="100" w:type="dxa"/>
-              <w:right w:w="100" w:type="dxa"/>
-            </w:tcMar>
-          </w:tcPr>
-          <w:p>
-            <w:pPr>
-              <w:spacing w:after="40" w:before="40"/>
-            </w:pPr>
-            <w:r>
-              <w:rPr>
-                <w:rFonts w:ascii="Arial" w:hAnsi="Arial"/>
-                <w:sz w:val="17"/>
-              </w:rPr>
-              <w:t>Extraction Rate Constant</w:t>
-            </w:r>
-          </w:p>
-        </w:tc>
-        <w:tc>
-          <w:tcPr>
-            <w:tcW w:type="dxa" w:w="1872"/>
-            <w:tcMar>
-              <w:top w:w="80" w:type="dxa"/>
-              <w:bottom w:w="80" w:type="dxa"/>
-              <w:left w:w="100" w:type="dxa"/>
-              <w:right w:w="100" w:type="dxa"/>
-            </w:tcMar>
-          </w:tcPr>
-          <w:p>
-            <w:pPr>
-              <w:spacing w:after="40" w:before="40"/>
-            </w:pPr>
-            <w:r>
-              <w:rPr>
-                <w:rFonts w:ascii="Arial" w:hAnsi="Arial"/>
-                <w:sz w:val="17"/>
-              </w:rPr>
-              <w:t>k_ext</w:t>
-            </w:r>
-          </w:p>
-        </w:tc>
-        <w:tc>
-          <w:tcPr>
-            <w:tcW w:type="dxa" w:w="1872"/>
-            <w:tcMar>
-              <w:top w:w="80" w:type="dxa"/>
-              <w:bottom w:w="80" w:type="dxa"/>
-              <w:left w:w="100" w:type="dxa"/>
-              <w:right w:w="100" w:type="dxa"/>
-            </w:tcMar>
-          </w:tcPr>
-          <w:p>
-            <w:pPr>
-              <w:spacing w:after="40" w:before="40"/>
-            </w:pPr>
-            <w:r>
-              <w:rPr>
-                <w:rFonts w:ascii="Arial" w:hAnsi="Arial"/>
-                <w:sz w:val="17"/>
-              </w:rPr>
-              <w:t>1.25 h⁻¹</w:t>
-            </w:r>
-          </w:p>
-        </w:tc>
-        <w:tc>
-          <w:tcPr>
-            <w:tcW w:type="dxa" w:w="1872"/>
-            <w:tcMar>
-              <w:top w:w="80" w:type="dxa"/>
-              <w:bottom w:w="80" w:type="dxa"/>
-              <w:left w:w="100" w:type="dxa"/>
-              <w:right w:w="100" w:type="dxa"/>
-            </w:tcMar>
-          </w:tcPr>
-          <w:p>
-            <w:pPr>
-              <w:spacing w:after="40" w:before="40"/>
-            </w:pPr>
-            <w:r>
-              <w:rPr>
-                <w:rFonts w:ascii="Arial" w:hAnsi="Arial"/>
-                <w:sz w:val="17"/>
-              </w:rPr>
-              <w:t>0.75 h⁻¹</w:t>
-            </w:r>
-          </w:p>
-        </w:tc>
-        <w:tc>
-          <w:tcPr>
-            <w:tcW w:type="dxa" w:w="1872"/>
             <w:tcMar>
               <w:top w:w="80" w:type="dxa"/>
               <w:bottom w:w="80" w:type="dxa"/>
@@ -3718,7 +3601,6 @@
         <w:tc>
           <w:tcPr>
             <w:tcW w:type="dxa" w:w="1872"/>
-            <w:shd w:fill="F8FAFC"/>
             <w:tcMar>
               <w:top w:w="80" w:type="dxa"/>
               <w:bottom w:w="80" w:type="dxa"/>
@@ -3742,7 +3624,6 @@
         <w:tc>
           <w:tcPr>
             <w:tcW w:type="dxa" w:w="1872"/>
-            <w:shd w:fill="F8FAFC"/>
             <w:tcMar>
               <w:top w:w="80" w:type="dxa"/>
               <w:bottom w:w="80" w:type="dxa"/>
@@ -3766,7 +3647,6 @@
         <w:tc>
           <w:tcPr>
             <w:tcW w:type="dxa" w:w="1872"/>
-            <w:shd w:fill="F8FAFC"/>
             <w:tcMar>
               <w:top w:w="80" w:type="dxa"/>
               <w:bottom w:w="80" w:type="dxa"/>
@@ -3790,7 +3670,6 @@
         <w:tc>
           <w:tcPr>
             <w:tcW w:type="dxa" w:w="1872"/>
-            <w:shd w:fill="F8FAFC"/>
             <w:tcMar>
               <w:top w:w="80" w:type="dxa"/>
               <w:bottom w:w="80" w:type="dxa"/>
@@ -3814,7 +3693,6 @@
         <w:tc>
           <w:tcPr>
             <w:tcW w:type="dxa" w:w="1872"/>
-            <w:shd w:fill="F8FAFC"/>
             <w:tcMar>
               <w:top w:w="80" w:type="dxa"/>
               <w:bottom w:w="80" w:type="dxa"/>
@@ -4903,7 +4781,7 @@
                 <w:rFonts w:ascii="Arial" w:hAnsi="Arial"/>
                 <w:sz w:val="17"/>
               </w:rPr>
-              <w:t>Corresponds to C_nano in [5, 100] µg/mL (SSA ~ 1000 m²/g)</w:t>
+              <w:t>Corresponds to C_nano in [5, 100] µg/mL for SSA ~ 1000 m²/g</w:t>
             </w:r>
           </w:p>
         </w:tc>
@@ -5280,7 +5158,7 @@
           <w:b/>
           <w:sz w:val="25"/>
         </w:rPr>
-        <w:t>4. Data and Code Availability</w:t>
+        <w:t>4. Conclusions</w:t>
       </w:r>
     </w:p>
     <w:p>
@@ -5288,7 +5166,23 @@
         <w:spacing w:after="100"/>
       </w:pPr>
       <w:r>
-        <w:t>All numerical simulation codes, statistical thermodynamic solvers, master equation integrators, unit test suites, digitized literature data, and figure generation routines are openly available in the project GitHub repository (https://github.com/sircalch/llps-tau-2d-nanomaterials) supported by multiplatform continuous integration. A permanent public Zenodo archive with an immutable DOI will be minted upon tagged release following peer review.</w:t>
+        <w:t>In this study, we developed a unified statistical-thermodynamic and kinetic framework coupling Flory-Huggins-Voorn-Overbeek polymer theory, Langmuir interfacial adsorption mass balance, Cahn-Hilliard wetting theory, and mass-conserving master equations to elucidate the physical mechanisms governing Tau condensate modulation by 2D nanomaterial interfaces. The core theoretical insight is that 2D interface-mediated phase suppression operates through area-density-driven monomer sequestration that shifts the apparent bulk state point without altering intrinsic macromolecular interaction energetics (∂χ/∂a_s = 0). This mass-balance mechanism offers a general soft-matter explanation for how high-surface-area nanosheets can alter biomolecular condensation thresholds.</w:t>
+      </w:r>
+    </w:p>
+    <w:p>
+      <w:pPr>
+        <w:spacing w:after="100"/>
+      </w:pPr>
+      <w:r>
+        <w:t>By mapping the interfacial parameter landscape, we demonstrated that the physical outcome is governed continuously by the interfacial area density a_s and the standard adsorption free energy ΔG_ads. The literature-informed borophene-like and MXene-like scenarios serve as illustrative physical archetypes: high-affinity biointerfaces (ΔG_ads ≈ -7.8 kcal/mol) can fully dissolve condensates across physiological and room temperatures and deplete ~60% of free monomers at 37 °C, whereas moderate-affinity interfaces (ΔG_ads ≈ -5.2 kcal/mol) produce only partial depletion, leaving stable condensates intact. Furthermore, under fixed aggregation rate laws, interfacial extraction extends the lag time of autocatalytic secondary nucleation and arrests overall fibril accumulation.</w:t>
+      </w:r>
+    </w:p>
+    <w:p>
+      <w:pPr>
+        <w:spacing w:after="100"/>
+      </w:pPr>
+      <w:r>
+        <w:t>Importantly, our framework establishes quantitative, prospectively falsifiable predictions for future experimental studies: (1) In spectroturbidimetric cloud-point assays of Tau K18, the upward shift in T_cloud^app should scale linearly with total accessible nanomaterial surface area (a_s = SSA · C_nano), meaning that heavily restacked materials with lower BET areas will require proportionally higher mass loadings to achieve equivalent phase dissolution. (2) Sessile condensate droplet contact angle goniometry on passivated 2D substrates should reveal partial wetting regimes (θ_c ≈ 50°–80°) governed by the balance between capillary tension (γ_LL ≈ 1.6 µN/m) and adsorption grand potential excess. (3) In time-resolved ThT fluorescence kinetics, 2D nanosheet addition should retard the secondary nucleation lag phase without altering the characteristic fibril elongation rate.</w:t>
       </w:r>
     </w:p>
     <w:p>
@@ -5301,7 +5195,7 @@
           <w:b/>
           <w:sz w:val="25"/>
         </w:rPr>
-        <w:t>5. Author Contributions</w:t>
+        <w:t>Author Contributions</w:t>
       </w:r>
     </w:p>
     <w:p>
@@ -5309,7 +5203,7 @@
         <w:spacing w:after="100"/>
       </w:pPr>
       <w:r>
-        <w:t>A.M.H. conceived the project, developed the theoretical FH-VO model, performed numerical simulations, Sobol sensitivity analysis, and manuscript drafting. J.M.M.B. contributed to thermodynamic formulations, wetting derivations, and manuscript editing. S.L.F.A. contributed to biophysical validation, literature benchmarking, and manuscript review. C.I.M.O. performed statistical mechanics verification, dimensional consistency auditing, and manuscript editing. All authors approved the final manuscript.</w:t>
+        <w:t>A.M.H.: Conceptualization, Methodology, Formal analysis, Software, Investigation, Writing – original draft. J.M.M.B.: Methodology, Validation, Writing – review &amp; editing. S.L.F.A.: Investigation, Data curation, Validation, Writing – review &amp; editing. C.I.M.O.: Formal analysis, Supervision, Validation, Writing – review &amp; editing. All authors read and approved the final manuscript.</w:t>
       </w:r>
     </w:p>
     <w:p>
@@ -5322,7 +5216,7 @@
           <w:b/>
           <w:sz w:val="25"/>
         </w:rPr>
-        <w:t>6. Competing Interests</w:t>
+        <w:t>Conflicts of Interest</w:t>
       </w:r>
     </w:p>
     <w:p>
@@ -5330,7 +5224,7 @@
         <w:spacing w:after="100"/>
       </w:pPr>
       <w:r>
-        <w:t>The authors declare no competing financial or non-financial interests.</w:t>
+        <w:t>There are no conflicts to declare.</w:t>
       </w:r>
     </w:p>
     <w:p>
@@ -5343,7 +5237,49 @@
           <w:b/>
           <w:sz w:val="25"/>
         </w:rPr>
-        <w:t>7. References</w:t>
+        <w:t>Data and Code Availability</w:t>
+      </w:r>
+    </w:p>
+    <w:p>
+      <w:pPr>
+        <w:spacing w:after="100"/>
+      </w:pPr>
+      <w:r>
+        <w:t>All simulation scripts, thermodynamic root solvers, kinetic master equation integrators, digitized experimental literature data, and unit test suites are openly available in the project GitHub repository (https://github.com/sircalch/llps-tau-2d-nanomaterials) supported by automated continuous integration. A permanent, immutable Zenodo archive with a dedicated DOI will be minted from the tagged release candidate (v1.0.0) upon submission.</w:t>
+      </w:r>
+    </w:p>
+    <w:p>
+      <w:pPr>
+        <w:spacing w:before="280" w:after="80"/>
+      </w:pPr>
+      <w:r>
+        <w:rPr>
+          <w:rFonts w:ascii="Arial" w:hAnsi="Arial"/>
+          <w:b/>
+          <w:sz w:val="25"/>
+        </w:rPr>
+        <w:t>Acknowledgements</w:t>
+      </w:r>
+    </w:p>
+    <w:p>
+      <w:pPr>
+        <w:spacing w:after="100"/>
+      </w:pPr>
+      <w:r>
+        <w:t>The authors acknowledge financial and infrastructural support from Universidad Estatal de Sonora (UES) and Universidad de Sonora (UNISON). Generative AI Disclosure: During the preparation of this computational study, generative AI assistance (OpenAI Codex / Anthropic Claude / Google Gemini) was utilized for code review, unit test generation, and manuscript formatting. All mathematical models, numerical simulations, physical interpretations, and bibliographic citations were independently verified and finalized under full author responsibility.</w:t>
+      </w:r>
+    </w:p>
+    <w:p>
+      <w:pPr>
+        <w:spacing w:before="280" w:after="80"/>
+      </w:pPr>
+      <w:r>
+        <w:rPr>
+          <w:rFonts w:ascii="Arial" w:hAnsi="Arial"/>
+          <w:b/>
+          <w:sz w:val="25"/>
+        </w:rPr>
+        <w:t>References</w:t>
       </w:r>
     </w:p>
     <w:p>
@@ -5932,7 +5868,7 @@
         <w:rPr>
           <w:sz w:val="17"/>
         </w:rPr>
-        <w:t>Stelzl, L. S.; Mavridi-Printezi, A.; Vasileiou, C.; Ramis, R.; Ortega-Alarcon, D.; Vega, M. C.; Pastore, A.; Samitier, J.; Ventura, S.; Carulla, N. Global Structure of the Intrinsically Disordered Protein Tau Emerges from Its Local Structure. JACS Au 2022, 2, 673–686.</w:t>
+        <w:t>Stelzl, L. S.; Pietrek, L. M.; Holla, A.; Oroz, J.; Sikora, M.; Köfinger, J.; Schuler, B.; Zweckstetter, M.; Hummer, G. Conformational Ensembles of the Human Tau Protein to Assess Its Function and Pathological Aggregation. JACS Au 2022, 2, 673–686.</w:t>
       </w:r>
     </w:p>
     <w:sectPr>

--- a/manuscript/manuscript_LLPS_Tau_2D_Nanomaterials.docx
+++ b/manuscript/manuscript_LLPS_Tau_2D_Nanomaterials.docx
@@ -525,7 +525,7 @@
         <w:spacing w:after="100"/>
       </w:pPr>
       <w:r>
-        <w:t>Figure 4 displays time-dependent master equation trajectories with strictly dimensional fluxes and exact mass conservation. In the control droplet (red curve, a_s = 0 nm⁻¹, Fig. 4a), high local monomer concentration triggers autocatalytic secondary nucleation, converting 60% of the initial monomer pool into solid fibrils within 12 hours (τ_lag = 2.73 h). In the presence of 2D nanosheets (Fig. 4b,c), interfacial monomer extraction depletes the liquid monomer fraction φ_dense(t), extending the solidification lag time to 2.97 h at a_s = 1.0×10⁻⁴ nm⁻¹ (Fig. 4d) and reducing final fibril mass to 0.570. We explicitly emphasize that this kinetic module is a prospective normalized amyloid-aging model, as spontaneous fibrillation of pure Tau K18 without polyanionic cofactors (such as heparin) proceeds at slower basal rates [5,6].</w:t>
+        <w:t>Figure 4 displays time-dependent master equation trajectories with strictly dimensional fluxes and exact mass conservation. In the control droplet (red curve, a_s = 0 nm⁻¹, Fig. 4a), high local monomer concentration triggers autocatalytic secondary nucleation that converts essentially the entire dense-phase monomer pool into solid fibrils within ~12 hours (M_final → φ_dense(0) = 0.60; τ_lag = 2.70 h). In the presence of 2D nanosheets (Fig. 4b,c), interfacial monomer extraction depletes the liquid monomer fraction φ_dense(t), extending the solidification lag time to 2.94 h at a_s = 1.0×10⁻⁴ nm⁻¹ (Fig. 4d) and reducing the final fibril mass fraction to 0.570 (a ~5% absolute reduction). We explicitly emphasize that this kinetic module is a prospective normalized amyloid-aging model, as spontaneous fibrillation of pure Tau K18 without polyanionic cofactors (such as heparin) proceeds at slower basal rates [5,6].</w:t>
       </w:r>
     </w:p>
     <w:p>

--- a/manuscript/manuscript_LLPS_Tau_2D_Nanomaterials.docx
+++ b/manuscript/manuscript_LLPS_Tau_2D_Nanomaterials.docx
@@ -195,7 +195,7 @@
         <w:rPr>
           <w:sz w:val="19"/>
         </w:rPr>
-        <w:t>Biomolecular condensates formed via liquid-liquid phase separation (LLPS) of the intrinsically disordered protein Tau are implicated in subcellular compartmentalization, yet dense condensates risk undergoing pathological cross-β amyloid transitions. Here, we establish a physics-based, coarse-grained statistical-thermodynamic and kinetic framework combining Flory-Huggins-Voorn-Overbeek (FH-VO) polymer theory with Langmuir interfacial adsorption, Cahn-Hilliard wetting theory, and mass-conserving master equations to investigate how two-dimensional (2D) nanomaterial biointerfaces modulate Tau LLPS and condensate aging. Calibrated against the experimental Lower Critical Solution Temperature (LCST) turbidity onset of Tau K18 (15.3 °C at 100 µM), the model demonstrates that 2D interface-mediated LLPS suppression emerges self-consistently from interfacial monomer sequestration governed by area density a_s (without empirical alterations to the intrinsic Flory parameter, ∂χ/∂a_s = 0). Using literature-informed representative parameter scenarios, a high-affinity borophene-like scenario (ΔG_ads = -7.8 kcal/mol, contact angle θ_c = 50.3°) shifts the apparent cloud point to 29.4 °C at a_s = 1.0×10⁻⁴ nm⁻¹, dissolving condensates across room and sub-physiological temperatures and depleting ~60% free monomer at 37 °C. In contrast, a moderate-affinity Ti3C2Tx MXene-like scenario (ΔG_ads = -5.2 kcal/mol, θ_c = 79.3°) produces modest depletion, maintaining stable droplet coexistence. Within a kinetic formulation that holds the intrinsic aggregation rate-law structure fixed, interfacial sequestration delays secondary-nucleation-driven aging. Global sensitivity analysis confirms that thermal slope β, ionic strength I, and segment length N_eff form an overlapping thermodynamic cluster controlling coexistence, while area density a_s and extraction rate k_ext govern fibrillation arrest.</w:t>
+        <w:t>Biomolecular condensates formed via liquid-liquid phase separation (LLPS) of the intrinsically disordered protein Tau are implicated in subcellular compartmentalization, yet dense condensates risk undergoing pathological cross-β amyloid transitions. Here, we establish a physics-based, coarse-grained statistical-thermodynamic and kinetic framework combining Flory-Huggins-Voorn-Overbeek (FH-VO) polymer theory with Langmuir interfacial adsorption, Cahn-Hilliard wetting theory, and mass-conserving master equations to investigate how two-dimensional (2D) nanomaterial biointerfaces modulate Tau LLPS and condensate aging. Calibrated against the experimental Lower Critical Solution Temperature (LCST) turbidity onset of Tau K18 (15.3 °C at 100 µM), the model demonstrates that 2D interface-mediated LLPS suppression emerges self-consistently from interfacial monomer sequestration governed by area density a_s (without empirical alterations to the intrinsic Flory parameter, ∂χ/∂a_s = 0). Using literature-informed representative parameter scenarios, a high-affinity borophene-like scenario (ΔG_ads = -7.8 kcal/mol, contact angle θ_c = 50.3°) shifts the apparent cloud point to 29.4 °C at a_s = 1.0×10⁻⁴ nm⁻¹, dissolving condensates across room and sub-physiological temperatures and depleting ~60% free monomer at 37 °C. In contrast, a moderate-affinity Ti3C2Tx MXene-like scenario (ΔG_ads = -5.2 kcal/mol, θ_c = 79.3°) produces modest depletion, maintaining stable droplet coexistence. Within a kinetic formulation that holds the intrinsic aggregation rate-law structure fixed, interfacial sequestration delays secondary-nucleation-driven aging. A converged variance-based sensitivity analysis shows that the apparent cloud point responds near-additively to all six active parameters, with the bulk-LCST slope β and critical temperature Tc and the interfacial terms ΔG_ads and a_s contributing comparably, whereas fibrillation arrest is governed almost entirely by area density a_s and extraction rate k_ext.</w:t>
       </w:r>
     </w:p>
     <w:p>
@@ -606,7 +606,7 @@
         <w:spacing w:after="100"/>
       </w:pPr>
       <w:r>
-        <w:t>Figure 5 presents the Saltelli Sobol global sensitivity analysis over the 8 parameter distributions detailed in Table 3, evaluated directly from data/sobol_indices_N512.csv using SALib (N_base = 512, N_eval = 5120, scrambled Sobol seed = 42, 95% bootstrap confidence intervals across 1000 resamples). For the apparent cloud point T_cloud^app (Fig. 5a), evaluated by directly executing the FH-VO Brent root solver for every sample, thermal LCST slope β (S_T = 0.56 ± 0.18), ionic strength I (S_T = 0.51 ± 0.18), and effective chain length N_eff (S_T = 0.47 ± 0.17) form a dominant, overlapping thermodynamic parameter cluster, followed by critical temperature Tc (S_T = 0.28 ± 0.13), with modest contributions from adsorption free energy ΔG_ads (S_T = 0.10 ± 0.03) and interfacial area density a_s (S_T = 0.08 ± 0.02). Crucially, the structurally inactive parameters η_eff (S_1 = 0.000 ± 0.000, S_T = 0.000 ± 0.000) and k_ext (S_1 = 0.000 ± 0.000, S_T = 0.000 ± 0.000) evaluate to exact mathematical zeros, confirming the absence of estimator bias. For fibrillation mass M_final (Fig. 5b), interfacial area density a_s (first-order S_i = 0.89 ± 0.10, total-effect S_T = 0.91 ± 0.09) and extraction rate k_ext (S_T = 0.12 ± 0.03) exert primary control, while pure thermodynamic parameters do not participate directly in the isolated droplet aging equations (S_1 = 0.000, S_T = 0.000). The model thus produces output-specific sensitivity partitions: macromolecular thermodynamics dictates phase coexistence, whereas nanosheet area density and extraction kinetics govern fibrillation arrest. Note that the phenomenological gradient correlation length b is treated as an effective fixed geometric scale anchored to experimental Rh and is not part of the 8-parameter Sobol variance decomposition. The block analysis (Figs. 5c,d) showed progressive stabilization of the dominant total-effect indices and narrowing bootstrap confidence intervals with increasing N_base; therefore, the highest-resolution estimate at N_base = 512 was retained for quantitative interpretation.</w:t>
+        <w:t>Figure 5 presents the Saltelli Sobol global sensitivity analysis over the 8 parameter distributions detailed in Table 3, evaluated directly from data/sobol_indices_N1024.csv using SALib (N_base = 1024, N_eval = 10240, scrambled Sobol seed = 42, 95% bootstrap confidence intervals across 1000 resamples). For the apparent cloud point T_cloud^app (Fig. 5a), evaluated by executing the FH-VO cloud-point solver (monotone bracketing with Brent refinement, and smooth linear extrapolation when the root lies outside the 8.6-65 degC evaluation window) for every sample, the output variance is distributed across all six active parameters, with total-effect indices spanning only S_T = 0.13-0.25: the bulk-LCST calibration parameters thermal slope β (S_T = 0.25 ± 0.03) and critical temperature Tc (S_T = 0.21 ± 0.02) lead, and the interfacial coordinates adsorption free energy ΔG_ads (S_T = 0.20 ± 0.03) and area density a_s (S_T = 0.18 ± 0.03) contribute comparably, followed by effective chain length N_eff (S_T = 0.15 ± 0.02) and ionic strength I (S_T = 0.13 ± 0.02). First-order and total-effect indices are close for every parameter (Σ S_i ≈ 0.87 versus Σ S_T ≈ 1.12), so T_cloud^app responds to its inputs in a near-additive manner with only mild pairwise interaction. Crucially, the structurally inactive parameters η_eff (S_1 = 0.000 ± 0.000, S_T = 0.000 ± 0.000) and k_ext (S_1 = 0.000 ± 0.000, S_T = 0.000 ± 0.000) evaluate to exact mathematical zeros, confirming the absence of estimator bias. For fibrillation mass M_final (Fig. 5b), interfacial area density a_s (first-order S_i = 0.89 ± 0.07, total-effect S_T = 0.91 ± 0.06) and extraction rate k_ext (S_T = 0.12 ± 0.02) exert primary control, while pure thermodynamic parameters do not participate directly in the isolated droplet aging equations (S_1 = 0.000, S_T = 0.000). The model thus produces output-specific sensitivity partitions: bulk macromolecular thermodynamics and interfacial adsorption jointly set phase coexistence, whereas nanosheet area density and extraction kinetics alone govern fibrillation arrest. Note that the phenomenological gradient correlation length b is treated as an effective fixed geometric scale anchored to experimental Rh and is not part of the 8-parameter Sobol variance decomposition. The block analysis (Figs. 5c,d) shows a converged decomposition: between N_base = 256 and N_base = 1024 every total-effect index changes by less than 0.02 and every bootstrap confidence interval narrows monotonically, so the N_base = 1024 estimate is retained for quantitative interpretation.</w:t>
       </w:r>
     </w:p>
     <w:p>
@@ -666,7 +666,7 @@
         <w:rPr>
           <w:sz w:val="17"/>
         </w:rPr>
-        <w:t>Sobol global sensitivity and block convergence analysis dynamically read from data/sobol_indices_N512.csv and data/sobol_convergence_N512.csv. First-order (S_i) and total-effect (S_Ti) indices with 95% bootstrap confidence intervals for (a) apparent cloud point T_cloud^app (evaluated directly with FH-VO Brent root solver) and (b) fibrillation arrest M_final (evaluated directly via kinetic ODEs). (c,d) Block sensitivity trajectories S_Ti(N) across dyadic sub-block sample sizes N ∈ {64, 128, 256, 512} showing progressive stabilization of total-effect indices and narrowing bootstrap confidence intervals toward the final N_base = 512 estimate.</w:t>
+        <w:t>Sobol global sensitivity and block convergence analysis dynamically read from data/sobol_indices_N1024.csv and data/sobol_convergence_N1024.csv. First-order (S_i) and total-effect (S_Ti) indices with 95% bootstrap confidence intervals for (a) apparent cloud point T_cloud^app (evaluated directly with the FH-VO cloud-point solver) and (b) fibrillation arrest M_final (evaluated directly via kinetic ODEs). (c,d) Block sensitivity trajectories S_Ti(N) across dyadic sub-block sample sizes N ∈ {128, 256, 512, 1024}; total-effect indices vary by less than 0.02 beyond N = 256 and every bootstrap confidence interval narrows monotonically toward the final N_base = 1024 estimate.</w:t>
       </w:r>
     </w:p>
     <w:p>
@@ -2842,7 +2842,7 @@
         <w:spacing w:after="100"/>
       </w:pPr>
       <w:r>
-        <w:t>Representative parameter scenarios for aqueous-stabilized borophene nanoflakes and Ti3C2Tx MXene were calibrated from audited literature sources and geometric model estimates, as summarized in Table 2.</w:t>
+        <w:t>Representative parameter scenarios for aqueous-stabilized borophene nanoflakes and Ti3C2Tx MXene were informed by audited literature sources and geometric model estimates, as summarized in Table 2. We stress that the adsorption free energies (ΔG_ads = -7.8 and -5.2 kcal/mol) are not experimentally measured Tau-nanosheet binding enthalpies: no such data exist. They are order-of-magnitude plausibility anchors chosen so that the borophene-like case sits in the strong-physisorption regime reported for peptide and protein-corona interactions with borophene (Han et al. [12]) and the MXene-like case in the weaker regime computed for amino-acid adsorption on Ti3C2Tx (Gouveia et al. [29]). The framework is deliberately parameterized so that a_s and ΔG_ads span a continuous design space (Table 3, Fig. 3); the two named materials are illustrative points within it, and every material-dependent output is presented as a falsifiable prediction rather than a validated result.</w:t>
       </w:r>
     </w:p>
     <w:p>
@@ -4031,7 +4031,7 @@
         <w:spacing w:after="100"/>
       </w:pPr>
       <w:r>
-        <w:t>Variance-based global sensitivity analysis was performed over the 8 parameter distributions detailed in Table 3 (D = 8) using SALib (v1.5) under the Saltelli extension of the Sobol low-discrepancy sequence [90,91]. A scrambled quasi-random Sobol sequence of base sample size N_base = 512 was generated with a declared pseudo-random seed (seed = 42). Without second-order cross terms (calc_second_order = False), the radial design generates N_eval = N_base × (D + 2) = 5120 total physical model evaluations, evaluated directly through the FH-VO Brent root solver for T_cloud^app and the mass-conserving kinetic master equations for M_final. First-order indices S_i and total-effect indices S_Ti were calculated using the standard Saltelli et al. (2010) estimators: S_i = ⟨B(AB_i - A)⟩ / V(Y) and S_Ti = (1/2) ⟨(A - AB_i)²⟩ / V(Y). Confidence intervals at the 95% level were computed via 1000 bootstrap resamples. Numerical convergence was strictly computed from the nested dyadic sub-blocks N ∈ {64, 128, 256, 512} without empirical interpolation or fitting.</w:t>
+        <w:t>Variance-based global sensitivity analysis was performed over the 8 parameter distributions detailed in Table 3 (D = 8) using SALib (v1.5) under the Saltelli extension of the Sobol low-discrepancy sequence [90,91]. A scrambled quasi-random Sobol sequence of base sample size N_base = 1024 was generated with a declared pseudo-random seed (seed = 42). Without second-order cross terms (calc_second_order = False), the radial design generates N_eval = N_base × (D + 2) = 10240 total physical model evaluations, evaluated directly through the FH-VO cloud-point solver for T_cloud^app (a monotone bracketing scan with Brent refinement inside the Tc-to-65 °C window, and a smooth linear extrapolation of the coexistence residual g(T) when the root lies outside it, so the sensitivity response contains no clamp-induced discontinuity) and the mass-conserving kinetic master equations for M_final. First-order indices S_i and total-effect indices S_Ti were calculated using the standard Saltelli et al. (2010) estimators: S_i = ⟨B(AB_i - A)⟩ / V(Y) and S_Ti = (1/2) ⟨(A - AB_i)²⟩ / V(Y). Confidence intervals at the 95% level were computed via 1000 bootstrap resamples. Numerical convergence was strictly computed from the nested dyadic sub-blocks N ∈ {128, 256, 512, 1024} without empirical interpolation or fitting.</w:t>
       </w:r>
     </w:p>
     <w:p>

--- a/manuscript/manuscript_LLPS_Tau_2D_Nanomaterials.docx
+++ b/manuscript/manuscript_LLPS_Tau_2D_Nanomaterials.docx
@@ -5245,7 +5245,7 @@
         <w:spacing w:after="100"/>
       </w:pPr>
       <w:r>
-        <w:t>All simulation scripts, thermodynamic root solvers, kinetic master equation integrators, digitized experimental literature data, and unit test suites are openly available in the project GitHub repository (https://github.com/sircalch/llps-tau-2d-nanomaterials) supported by automated continuous integration. A permanent, immutable Zenodo archive with a dedicated DOI will be minted from the tagged release candidate (v1.0.0) upon submission.</w:t>
+        <w:t>All simulation scripts, thermodynamic root solvers, kinetic master equation integrators, digitized experimental literature data, and unit test suites are openly available in the project GitHub repository (https://github.com/sircalch/llps-tau-2d-nanomaterials) under the MIT License and supported by automated continuous integration. The exact version reported here is permanently archived on Zenodo: https://doi.org/10.5281/zenodo.22268507 (release v1.0.1). Running python run_pipeline.py regenerates the full unit-test suite, every figure, this manuscript, and the cover letter from source.</w:t>
       </w:r>
     </w:p>
     <w:p>

--- a/manuscript/manuscript_LLPS_Tau_2D_Nanomaterials.docx
+++ b/manuscript/manuscript_LLPS_Tau_2D_Nanomaterials.docx
@@ -195,7 +195,7 @@
         <w:rPr>
           <w:sz w:val="19"/>
         </w:rPr>
-        <w:t>Biomolecular condensates formed via liquid-liquid phase separation (LLPS) of the intrinsically disordered protein Tau are implicated in subcellular compartmentalization, yet dense condensates risk undergoing pathological cross-β amyloid transitions. Here, we establish a physics-based, coarse-grained statistical-thermodynamic and kinetic framework combining Flory-Huggins-Voorn-Overbeek (FH-VO) polymer theory with Langmuir interfacial adsorption, Cahn-Hilliard wetting theory, and mass-conserving master equations to investigate how two-dimensional (2D) nanomaterial biointerfaces modulate Tau LLPS and condensate aging. Calibrated against the experimental Lower Critical Solution Temperature (LCST) turbidity onset of Tau K18 (15.3 °C at 100 µM), the model demonstrates that 2D interface-mediated LLPS suppression emerges self-consistently from interfacial monomer sequestration governed by area density a_s (without empirical alterations to the intrinsic Flory parameter, ∂χ/∂a_s = 0). Using literature-informed representative parameter scenarios, a high-affinity borophene-like scenario (ΔG_ads = -7.8 kcal/mol, contact angle θ_c = 50.3°) shifts the apparent cloud point to 29.4 °C at a_s = 1.0×10⁻⁴ nm⁻¹, dissolving condensates across room and sub-physiological temperatures and depleting ~60% free monomer at 37 °C. In contrast, a moderate-affinity Ti3C2Tx MXene-like scenario (ΔG_ads = -5.2 kcal/mol, θ_c = 79.3°) produces modest depletion, maintaining stable droplet coexistence. Within a kinetic formulation that holds the intrinsic aggregation rate-law structure fixed, interfacial sequestration delays secondary-nucleation-driven aging. A converged variance-based sensitivity analysis shows that the apparent cloud point responds near-additively to all six active parameters, with the bulk-LCST slope β and critical temperature Tc and the interfacial terms ΔG_ads and a_s contributing comparably, whereas fibrillation arrest is governed almost entirely by area density a_s and extraction rate k_ext.</w:t>
+        <w:t>Biomolecular condensates formed via liquid-liquid phase separation (LLPS) of the intrinsically disordered protein Tau are implicated in subcellular compartmentalization, yet dense condensates risk undergoing pathological cross-β amyloid transitions. Here, we establish a physics-based, coarse-grained statistical-thermodynamic and kinetic framework combining Flory-Huggins-Voorn-Overbeek (FH-VO) polymer theory with Langmuir interfacial adsorption, Cahn-Hilliard wetting theory, and mass-conserving master equations to investigate how two-dimensional (2D) nanomaterial biointerfaces modulate Tau LLPS and condensate aging. Calibrated against the experimental Lower Critical Solution Temperature (LCST) turbidity onset of Tau K18 (15.3 °C at 100 µM), the model demonstrates that 2D interface-mediated LLPS suppression emerges self-consistently from interfacial monomer sequestration governed by area density a_s (without empirical alterations to the intrinsic Flory parameter, ∂χ/∂a_s = 0). Using literature-informed representative parameter scenarios, a high-affinity borophene-like scenario (ΔG_ads = -7.8 kcal/mol, contact angle θ_c = 50.3°) shifts the apparent cloud point to 29.4 °C at a_s = 1.0×10⁻⁴ nm⁻¹, dissolving condensates across room and sub-physiological temperatures and depleting ~60% free monomer at 37 °C. In contrast, a moderate-affinity Ti3C2Tx MXene-like scenario (ΔG_ads = -5.2 kcal/mol, θ_c = 79.3°) produces modest depletion, maintaining stable droplet coexistence. Within a kinetic formulation that holds the intrinsic aggregation rate-law structure fixed, interfacial sequestration delays secondary-nucleation-driven aging. A converged global sensitivity analysis shows the apparent cloud point depending near-additively and comparably on the bulk-LCST parameters (β, Tc) and the interfacial parameters (ΔG_ads, a_s), whereas fibrillation arrest is governed almost entirely by area density a_s and extraction rate k_ext.</w:t>
       </w:r>
     </w:p>
     <w:p>
@@ -5266,7 +5266,7 @@
         <w:spacing w:after="100"/>
       </w:pPr>
       <w:r>
-        <w:t>The authors acknowledge financial and infrastructural support from Universidad Estatal de Sonora (UES) and Universidad de Sonora (UNISON). Generative AI Disclosure: During the preparation of this computational study, generative AI assistance (OpenAI Codex / Anthropic Claude / Google Gemini) was utilized for code review, unit test generation, and manuscript formatting. All mathematical models, numerical simulations, physical interpretations, and bibliographic citations were independently verified and finalized under full author responsibility.</w:t>
+        <w:t>The authors acknowledge financial and infrastructural support from Universidad Estatal de Sonora (UES) and Universidad de Sonora (UNISON). Generative AI Disclosure: during the preparation of this computational study, generative AI assistance (OpenAI Codex / Anthropic Claude / Google Gemini) was used for code review, unit-test generation, and manuscript formatting; all mathematical models, numerical simulations, physical interpretations, and bibliographic citations were independently verified and finalized under full author responsibility. All figures, including the graphical abstract, were produced deterministically from the authors' own Python (matplotlib) code and contain no AI-generated imagery.</w:t>
       </w:r>
     </w:p>
     <w:p>

--- a/manuscript/manuscript_LLPS_Tau_2D_Nanomaterials.docx
+++ b/manuscript/manuscript_LLPS_Tau_2D_Nanomaterials.docx
@@ -266,7 +266,7 @@
         <w:spacing w:after="100"/>
       </w:pPr>
       <w:r>
-        <w:t>Figure 1a presents the model-calculated temperature-composition phase diagram for bulk Tau K18. The empirical phase behavior of Tau K18 is characterized by a Lower Critical Solution Temperature (LCST) [5], driven by the hydrophobic desolvation entropy of repeat domain hexapeptide motifs (VQIVYK in R3 and VQIINK in R2) [5]. The FH-VO model, with critical parameters solved numerically from the full free energy functional (f''(φ_c) = 0 and f'''(φ_c) = 0, yielding φ_c = 0.246, χ_c = 0.872), is parameterized with critical temperature Tc = 8.5 °C (281.65 K) and thermal slope β = 0.0090 K⁻¹. Under this parameterization, the theoretical cloud point for nominal 100 µM Tau K18 (order parameter φ_tilde_total = 0.095) evaluates to T_cloud = 15.3 °C via Brent root solving, consistent with the reported ~15 °C turbidity onset in Figure 2b of Ambadipudi et al. (Nat. Commun. 2017) (Fig. 1a, inset). At physiological temperature (37 °C), the bulk system coexists between a dilute monomer pool (φ_tilde_dilute = 0.026, corresponding to c_dilute ≈ 27.4 µM) and dense condensate droplets (φ_tilde_dense = 0.670, corresponding to c_dense ≈ 705 µM).</w:t>
+        <w:t>Figure 1a presents the model-calculated temperature-composition phase diagram for bulk Tau K18. The empirical phase behavior of Tau K18 is characterized by a Lower Critical Solution Temperature (LCST) [5], driven by the hydrophobic desolvation entropy of repeat domain hexapeptide motifs (VQIVYK in R3 and VQIINK in R2) [5]. The FH-VO model, with critical parameters solved numerically from the full free energy functional (f''(φ_c) = 0 and f'''(φ_c) = 0, yielding φ_c = 0.247, χ_c = 0.872), is parameterized with critical temperature Tc = 8.5 °C (281.65 K) and thermal slope β = 0.0090 K⁻¹. Under this parameterization, the theoretical cloud point for nominal 100 µM Tau K18 (order parameter φ_tilde_total = 0.095) evaluates to T_cloud = 15.3 °C via Brent root solving, consistent with the reported ~15 °C turbidity onset in Figure 2b of Ambadipudi et al. (Nat. Commun. 2017) (Fig. 1a, inset). At physiological temperature (37 °C), the bulk system coexists between a dilute monomer pool (φ_tilde_dilute = 0.026, corresponding to c_dilute ≈ 27.4 µM) and dense condensate droplets (φ_tilde_dense = 0.670, corresponding to c_dense ≈ 705 µM).</w:t>
       </w:r>
     </w:p>
     <w:p>
@@ -751,7 +751,7 @@
         <w:spacing w:after="100"/>
       </w:pPr>
       <w:r>
-        <w:t>where χ(T) = χ_c + β (T - Tc_K) encodes LCST thermal sensitivity, with critical parameters (φ_c = 0.246, χ_c = 0.872) solved numerically from f''(φ_c) = 0 and f'''(φ_c) = 0. Model parameters are summarized in Table 1.</w:t>
+        <w:t>where χ(T) = χ_c + β (T - Tc_K) encodes LCST thermal sensitivity, with critical parameters (φ_c = 0.247, χ_c = 0.872) solved numerically from f''(φ_c) = 0 and f'''(φ_c) = 0. Model parameters are summarized in Table 1.</w:t>
       </w:r>
     </w:p>
     <w:p>
@@ -1214,7 +1214,7 @@
                 <w:rFonts w:ascii="Arial" w:hAnsi="Arial"/>
                 <w:sz w:val="17"/>
               </w:rPr>
-              <w:t>(0.246, 0.872)</w:t>
+              <w:t>(0.247, 0.872)</w:t>
             </w:r>
           </w:p>
         </w:tc>

--- a/manuscript/manuscript_LLPS_Tau_2D_Nanomaterials.docx
+++ b/manuscript/manuscript_LLPS_Tau_2D_Nanomaterials.docx
@@ -5266,7 +5266,7 @@
         <w:spacing w:after="100"/>
       </w:pPr>
       <w:r>
-        <w:t>The authors acknowledge financial and infrastructural support from Universidad Estatal de Sonora (UES) and Universidad de Sonora (UNISON). Generative AI Disclosure: during the preparation of this computational study, generative AI assistance (OpenAI Codex / Anthropic Claude / Google Gemini) was used for code review, unit-test generation, and manuscript formatting; all mathematical models, numerical simulations, physical interpretations, and bibliographic citations were independently verified and finalized under full author responsibility. All figures, including the graphical abstract, were produced deterministically from the authors' own Python (matplotlib) code and contain no AI-generated imagery.</w:t>
+        <w:t>This work received no external or third-party funding; the authors acknowledge institutional and infrastructural support from Universidad Estatal de Sonora (UES) and Universidad de Sonora (UNISON). Generative AI Disclosure: during the preparation of this computational study, generative AI assistance (OpenAI Codex / Anthropic Claude / Google Gemini) was used for code review, unit-test generation, and manuscript formatting; all mathematical models, numerical simulations, physical interpretations, and bibliographic citations were independently verified and finalized under full author responsibility. All figures, including the graphical abstract, were produced deterministically from the authors' own Python (matplotlib) code and contain no AI-generated imagery.</w:t>
       </w:r>
     </w:p>
     <w:p>

--- a/manuscript/manuscript_LLPS_Tau_2D_Nanomaterials.docx
+++ b/manuscript/manuscript_LLPS_Tau_2D_Nanomaterials.docx
@@ -216,7 +216,7 @@
         <w:spacing w:after="100"/>
       </w:pPr>
       <w:r>
-        <w:t>Liquid-liquid phase separation (LLPS) of intrinsically disordered proteins (IDPs) represents a central paradigm of subcellular organization, enabling the reversible assembly of membrane-less biomolecular condensates [1-4]. Under physiological conditions, the microtubule-associated protein Tau undergoes LLPS driven by electrostatic and hydrophobic interactions [5,6]. However, the high local protein density inside condensates (10- to 100-fold higher than in the dilute bulk phase) dramatically accelerates primary and secondary nucleation of cross-β amyloid fibrils, promoting an aberrant liquid-to-solid phase transition associated with neurodegenerative tauopathies [5,6,18,19].</w:t>
+        <w:t>Liquid-liquid phase separation (LLPS) of intrinsically disordered proteins (IDPs) represents a central paradigm of subcellular organization, enabling the reversible assembly of membrane-less biomolecular condensates [1-4,24]. Under physiological conditions, the microtubule-associated protein Tau undergoes LLPS driven by electrostatic and hydrophobic interactions [5-7]. However, the high local protein density inside condensates (10- to 100-fold higher than in the dilute bulk phase) dramatically accelerates primary and secondary nucleation of cross-β amyloid fibrils, promoting an aberrant liquid-to-solid phase transition associated with neurodegenerative tauopathies [5,6,18,19,30].</w:t>
       </w:r>
     </w:p>
     <w:p>
@@ -224,7 +224,7 @@
         <w:spacing w:after="100"/>
       </w:pPr>
       <w:r>
-        <w:t>Recent experimental studies have shown that biomolecular condensates interact actively with physical boundaries, displaying rich wetting, spreading, and interfacial anchoring phenomena on lipid membranes and nanomaterials [14-16,27]. High-resolution biophysical work by Sporbeck et al. (PRX Life 2026) has demonstrated that electrostatic charges and membrane composition govern Tau condensate wetting transitions [27]. In parallel, two-dimensional (2D) nanomaterials, including aqueous-dispersible borophene nanoflakes [8,12,13] and transition metal carbides/carbonitrides (Ti3C2Tx MXenes) [9,28,29], provide extraordinary platforms with ultra-high specific surface area, tunable surface chemistry, and strong dispersion and electrostatic interactions with peptide motifs [12,29].</w:t>
+        <w:t>Recent experimental studies have shown that biomolecular condensates interact actively with physical boundaries, displaying rich wetting, spreading, and interfacial anchoring phenomena on lipid membranes and nanomaterials [14-17,27]. High-resolution biophysical work by Sporbeck et al. (PRX Life 2026) has demonstrated that electrostatic charges and membrane composition govern Tau condensate wetting transitions [27]. In parallel, two-dimensional (2D) nanomaterials, including aqueous-dispersible borophene nanoflakes [8,12,13] and transition metal carbides/carbonitrides (Ti3C2Tx MXenes) [9,28,29], provide extraordinary platforms with ultra-high specific surface area, tunable surface chemistry, and strong dispersion and electrostatic interactions with peptide motifs [12,29].</w:t>
       </w:r>
     </w:p>
     <w:p>
@@ -355,7 +355,7 @@
         <w:spacing w:after="100"/>
       </w:pPr>
       <w:r>
-        <w:t>Figure 2a displays the phase density contrast Δφ_tilde = φ_tilde_dense - φ_tilde_dilute across ionic strength [NaCl] (50–450 mM) and temperature (15–50 °C). Electrostatic screening follows Voorn-Overbeek / Debye-Hückel scaling (-α_DH (I/I_0)^(3/2)), showing that moderate ionic strength maintains condensate stability, while elevated salt screens electrostatic interactions, reducing the two-phase coexistence gap.</w:t>
+        <w:t>Figure 2a displays the phase density contrast Δφ_tilde = φ_tilde_dense - φ_tilde_dilute across ionic strength [NaCl] (50–450 mM) and temperature (15–50 °C). Electrostatic screening follows Voorn-Overbeek / Debye-Hückel scaling (-α_DH (I/I_0)^(3/2)) [11,23], showing that moderate ionic strength maintains condensate stability, while elevated salt screens electrostatic interactions, reducing the two-phase coexistence gap.</w:t>
       </w:r>
     </w:p>
     <w:p>
@@ -729,7 +729,7 @@
         <w:spacing w:after="100"/>
       </w:pPr>
       <w:r>
-        <w:t>The dimensionless Flory-Huggins-Voorn-Overbeek free energy density is:</w:t>
+        <w:t>The dimensionless Flory-Huggins-Voorn-Overbeek free energy density [10,11] is:</w:t>
       </w:r>
     </w:p>
     <w:p>
@@ -4031,7 +4031,7 @@
         <w:spacing w:after="100"/>
       </w:pPr>
       <w:r>
-        <w:t>Variance-based global sensitivity analysis was performed over the 8 parameter distributions detailed in Table 3 (D = 8) using SALib (v1.5) under the Saltelli extension of the Sobol low-discrepancy sequence [90,91]. A scrambled quasi-random Sobol sequence of base sample size N_base = 1024 was generated with a declared pseudo-random seed (seed = 42). Without second-order cross terms (calc_second_order = False), the radial design generates N_eval = N_base × (D + 2) = 10240 total physical model evaluations, evaluated directly through the FH-VO cloud-point solver for T_cloud^app (a monotone bracketing scan with Brent refinement inside the Tc-to-65 °C window, and a smooth linear extrapolation of the coexistence residual g(T) when the root lies outside it, so the sensitivity response contains no clamp-induced discontinuity) and the mass-conserving kinetic master equations for M_final. First-order indices S_i and total-effect indices S_Ti were calculated using the standard Saltelli et al. (2010) estimators: S_i = ⟨B(AB_i - A)⟩ / V(Y) and S_Ti = (1/2) ⟨(A - AB_i)²⟩ / V(Y). Confidence intervals at the 95% level were computed via 1000 bootstrap resamples. Numerical convergence was strictly computed from the nested dyadic sub-blocks N ∈ {128, 256, 512, 1024} without empirical interpolation or fitting.</w:t>
+        <w:t>Variance-based global sensitivity analysis was performed over the 8 parameter distributions detailed in Table 3 (D = 8) using SALib (v1.5) under the Saltelli extension of the Sobol low-discrepancy sequence [20-22]. A scrambled quasi-random Sobol sequence of base sample size N_base = 1024 was generated with a declared pseudo-random seed (seed = 42). Without second-order cross terms (calc_second_order = False), the radial design generates N_eval = N_base × (D + 2) = 10240 total physical model evaluations, evaluated directly through the FH-VO cloud-point solver for T_cloud^app (a monotone bracketing scan with Brent refinement inside the Tc-to-65 °C window, and a smooth linear extrapolation of the coexistence residual g(T) when the root lies outside it, so the sensitivity response contains no clamp-induced discontinuity) and the mass-conserving kinetic master equations for M_final. First-order indices S_i and total-effect indices S_Ti were calculated using the standard Saltelli et al. (2010) estimators: S_i = ⟨B(AB_i - A)⟩ / V(Y) and S_Ti = (1/2) ⟨(A - AB_i)²⟩ / V(Y). Confidence intervals at the 95% level were computed via 1000 bootstrap resamples. Numerical convergence was strictly computed from the nested dyadic sub-blocks N ∈ {128, 256, 512, 1024} without empirical interpolation or fitting.</w:t>
       </w:r>
     </w:p>
     <w:p>

--- a/manuscript/manuscript_LLPS_Tau_2D_Nanomaterials.docx
+++ b/manuscript/manuscript_LLPS_Tau_2D_Nanomaterials.docx
@@ -3353,7 +3353,7 @@
                 <w:rFonts w:ascii="Arial" w:hAnsi="Arial"/>
                 <w:sz w:val="17"/>
               </w:rPr>
-              <w:t>Derived from Langmuir grand potential: Eq. 4</w:t>
+              <w:t>Derived from the Langmuir surface grand potential, Section 3.4</w:t>
             </w:r>
           </w:p>
         </w:tc>

--- a/manuscript/manuscript_LLPS_Tau_2D_Nanomaterials.docx
+++ b/manuscript/manuscript_LLPS_Tau_2D_Nanomaterials.docx
@@ -5868,7 +5868,7 @@
         <w:rPr>
           <w:sz w:val="17"/>
         </w:rPr>
-        <w:t>Stelzl, L. S.; Pietrek, L. M.; Holla, A.; Oroz, J.; Sikora, M.; Köfinger, J.; Schuler, B.; Zweckstetter, M.; Hummer, G. Conformational Ensembles of the Human Tau Protein to Assess Its Function and Pathological Aggregation. JACS Au 2022, 2, 673–686.</w:t>
+        <w:t>Stelzl, L. S.; Pietrek, L. M.; Holla, A.; Oroz, J.; Sikora, M.; Köfinger, J.; Schuler, B.; Zweckstetter, M.; Hummer, G. Global Structure of the Intrinsically Disordered Protein Tau Emerges from Its Local Structure. JACS Au 2022, 2, 673–686.</w:t>
       </w:r>
     </w:p>
     <w:sectPr>

--- a/manuscript/manuscript_LLPS_Tau_2D_Nanomaterials.docx
+++ b/manuscript/manuscript_LLPS_Tau_2D_Nanomaterials.docx
@@ -606,7 +606,7 @@
         <w:spacing w:after="100"/>
       </w:pPr>
       <w:r>
-        <w:t>Figure 5 presents the Saltelli Sobol global sensitivity analysis over the 8 parameter distributions detailed in Table 3, evaluated directly from data/sobol_indices_N1024.csv using SALib (N_base = 1024, N_eval = 10240, scrambled Sobol seed = 42, 95% bootstrap confidence intervals across 1000 resamples). For the apparent cloud point T_cloud^app (Fig. 5a), evaluated by executing the FH-VO cloud-point solver (monotone bracketing with Brent refinement, and smooth linear extrapolation when the root lies outside the 8.6-65 degC evaluation window) for every sample, the output variance is distributed across all six active parameters, with total-effect indices spanning only S_T = 0.13-0.25: the bulk-LCST calibration parameters thermal slope β (S_T = 0.25 ± 0.03) and critical temperature Tc (S_T = 0.21 ± 0.02) lead, and the interfacial coordinates adsorption free energy ΔG_ads (S_T = 0.20 ± 0.03) and area density a_s (S_T = 0.18 ± 0.03) contribute comparably, followed by effective chain length N_eff (S_T = 0.15 ± 0.02) and ionic strength I (S_T = 0.13 ± 0.02). First-order and total-effect indices are close for every parameter (Σ S_i ≈ 0.87 versus Σ S_T ≈ 1.12), so T_cloud^app responds to its inputs in a near-additive manner with only mild pairwise interaction. Crucially, the structurally inactive parameters η_eff (S_1 = 0.000 ± 0.000, S_T = 0.000 ± 0.000) and k_ext (S_1 = 0.000 ± 0.000, S_T = 0.000 ± 0.000) evaluate to exact mathematical zeros, confirming the absence of estimator bias. For fibrillation mass M_final (Fig. 5b), interfacial area density a_s (first-order S_i = 0.89 ± 0.07, total-effect S_T = 0.91 ± 0.06) and extraction rate k_ext (S_T = 0.12 ± 0.02) exert primary control, while pure thermodynamic parameters do not participate directly in the isolated droplet aging equations (S_1 = 0.000, S_T = 0.000). The model thus produces output-specific sensitivity partitions: bulk macromolecular thermodynamics and interfacial adsorption jointly set phase coexistence, whereas nanosheet area density and extraction kinetics alone govern fibrillation arrest. Note that the phenomenological gradient correlation length b is treated as an effective fixed geometric scale anchored to experimental Rh and is not part of the 8-parameter Sobol variance decomposition. The block analysis (Figs. 5c,d) shows a converged decomposition: between N_base = 256 and N_base = 1024 every total-effect index changes by less than 0.02 and every bootstrap confidence interval narrows monotonically, so the N_base = 1024 estimate is retained for quantitative interpretation.</w:t>
+        <w:t>Figure 5 presents the Saltelli Sobol global sensitivity analysis over the 8 parameter distributions detailed in Table 3, evaluated directly from data/sobol_indices_N1024.csv using SALib (N_base = 1024, N_eval = 10240, scrambled Sobol seed = 42, 95% bootstrap confidence intervals across 1000 resamples). For the apparent cloud point T_cloud^app (Fig. 5a), evaluated by executing the FH-VO cloud-point solver (monotone bracketing with Brent refinement, and smooth linear extrapolation when the root lies outside the 8.6-65 degC evaluation window) for every sample, the output variance is distributed across all six active parameters, with total-effect indices spanning only S_T = 0.13-0.25: the bulk-LCST calibration parameters thermal slope β (S_T = 0.25 ± 0.03) and critical temperature Tc (S_T = 0.21 ± 0.02) lead, and the interfacial coordinates adsorption free energy ΔG_ads (S_T = 0.20 ± 0.03) and area density a_s (S_T = 0.18 ± 0.03) contribute comparably, followed by effective chain length N_eff (S_T = 0.15 ± 0.02) and ionic strength I (S_T = 0.13 ± 0.02). First-order and total-effect indices are close for every parameter (Σ S_i ≈ 0.87 versus Σ S_T ≈ 1.12), so T_cloud^app responds to its inputs in a near-additive manner with only mild pairwise interaction. Crucially, the structurally inactive parameters η_eff (S_1 = 0.000 ± 0.000, S_T = 0.000 ± 0.000) and k_ext (S_1 = 0.000 ± 0.000, S_T = 0.000 ± 0.000) evaluate to exact mathematical zeros, confirming the absence of estimator bias. For fibrillation mass M_final (Fig. 5b), interfacial area density a_s (first-order S_i = 0.89 ± 0.07, total-effect S_T = 0.91 ± 0.06) and extraction rate k_ext (S_T = 0.12 ± 0.02) exert primary control, while pure thermodynamic parameters do not participate directly in the isolated droplet aging equations (S_1 = 0.000, S_T = 0.000). We extended the same 8-parameter Sobol design to a third output, the physiological (37 °C) wetting angle θ_c (Fig. 5c), evaluated directly from the bulk binodal and the Langmuir surface grand potential at every sample. Adsorption free energy ΔG_ads dominates (S_T = 0.67 ± 0.07), followed by the phenomenological coupling factor η_eff (S_T = 0.29 ± 0.04, which enters θ_c linearly through Δγ_s but has no effect whatsoever on T_cloud^app or M_final) and thermal slope β (S_T = 0.21 ± 0.03); critical temperature, segment length and ionic strength contribute only weakly (S_T &lt; 0.04). As with the aging kinetics, area density a_s and extraction rate k_ext evaluate to exact structural zeros for θ_c, since Young's equation is evaluated on the bulk (adsorption-independent) coexistence compositions rather than the adsorption-depleted state. The model thus produces three output-specific sensitivity partitions: bulk macromolecular thermodynamics and interfacial adsorption jointly set phase coexistence, adsorption free energy and the interfacial coupling factor together control wetting, and nanosheet area density and extraction kinetics alone govern fibrillation arrest. Note that the phenomenological gradient correlation length b is treated as an effective fixed geometric scale anchored to experimental Rh and is not part of the 8-parameter Sobol variance decomposition. The block analysis (Figs. 5d-f) shows a converged decomposition for all three outputs: between N_base = 256 and N_base = 1024 every total-effect index changes by less than 0.02 and every bootstrap confidence interval narrows monotonically, so the N_base = 1024 estimate is retained for quantitative interpretation.</w:t>
       </w:r>
     </w:p>
     <w:p>
@@ -619,7 +619,7 @@
       <w:r>
         <w:drawing>
           <wp:inline xmlns:a="http://schemas.openxmlformats.org/drawingml/2006/main" xmlns:pic="http://schemas.openxmlformats.org/drawingml/2006/picture">
-            <wp:extent cx="5669280" cy="3989493"/>
+            <wp:extent cx="5669280" cy="2761957"/>
             <wp:docPr id="5" name="Picture 5"/>
             <wp:cNvGraphicFramePr>
               <a:graphicFrameLocks noChangeAspect="1"/>
@@ -640,7 +640,7 @@
                   <pic:spPr>
                     <a:xfrm>
                       <a:off x="0" y="0"/>
-                      <a:ext cx="5669280" cy="3989493"/>
+                      <a:ext cx="5669280" cy="2761957"/>
                     </a:xfrm>
                     <a:prstGeom prst="rect"/>
                   </pic:spPr>
@@ -666,7 +666,7 @@
         <w:rPr>
           <w:sz w:val="17"/>
         </w:rPr>
-        <w:t>Sobol global sensitivity and block convergence analysis dynamically read from data/sobol_indices_N1024.csv and data/sobol_convergence_N1024.csv. First-order (S_i) and total-effect (S_Ti) indices with 95% bootstrap confidence intervals for (a) apparent cloud point T_cloud^app (evaluated directly with the FH-VO cloud-point solver) and (b) fibrillation arrest M_final (evaluated directly via kinetic ODEs). (c,d) Block sensitivity trajectories S_Ti(N) across dyadic sub-block sample sizes N ∈ {128, 256, 512, 1024}; total-effect indices vary by less than 0.02 beyond N = 256 and every bootstrap confidence interval narrows monotonically toward the final N_base = 1024 estimate.</w:t>
+        <w:t>Sobol global sensitivity and block convergence analysis dynamically read from data/sobol_indices_N1024.csv and data/sobol_convergence_N1024.csv. First-order (S_i) and total-effect (S_Ti) indices with 95% bootstrap confidence intervals for (a) apparent cloud point T_cloud^app (evaluated directly with the FH-VO cloud-point solver), (b) fibrillation arrest M_final (evaluated directly via kinetic ODEs), and (c) physiological wetting angle θ_c at 37 °C (evaluated directly from the bulk binodal and the Langmuir surface grand potential). (d-f) Block sensitivity trajectories S_Ti(N) across dyadic sub-block sample sizes N ∈ {128, 256, 512, 1024} for the same three outputs; total-effect indices vary by less than 0.02 beyond N = 256 and every bootstrap confidence interval narrows monotonically toward the final N_base = 1024 estimate.</w:t>
       </w:r>
     </w:p>
     <w:p>
@@ -4031,7 +4031,7 @@
         <w:spacing w:after="100"/>
       </w:pPr>
       <w:r>
-        <w:t>Variance-based global sensitivity analysis was performed over the 8 parameter distributions detailed in Table 3 (D = 8) using SALib (v1.5) under the Saltelli extension of the Sobol low-discrepancy sequence [20-22]. A scrambled quasi-random Sobol sequence of base sample size N_base = 1024 was generated with a declared pseudo-random seed (seed = 42). Without second-order cross terms (calc_second_order = False), the radial design generates N_eval = N_base × (D + 2) = 10240 total physical model evaluations, evaluated directly through the FH-VO cloud-point solver for T_cloud^app (a monotone bracketing scan with Brent refinement inside the Tc-to-65 °C window, and a smooth linear extrapolation of the coexistence residual g(T) when the root lies outside it, so the sensitivity response contains no clamp-induced discontinuity) and the mass-conserving kinetic master equations for M_final. First-order indices S_i and total-effect indices S_Ti were calculated using the standard Saltelli et al. (2010) estimators: S_i = ⟨B(AB_i - A)⟩ / V(Y) and S_Ti = (1/2) ⟨(A - AB_i)²⟩ / V(Y). Confidence intervals at the 95% level were computed via 1000 bootstrap resamples. Numerical convergence was strictly computed from the nested dyadic sub-blocks N ∈ {128, 256, 512, 1024} without empirical interpolation or fitting.</w:t>
+        <w:t>Variance-based global sensitivity analysis was performed over the 8 parameter distributions detailed in Table 3 (D = 8) using SALib (v1.5) under the Saltelli extension of the Sobol low-discrepancy sequence [20-22]. A scrambled quasi-random Sobol sequence of base sample size N_base = 1024 was generated with a declared pseudo-random seed (seed = 42). Without second-order cross terms (calc_second_order = False), the radial design generates N_eval = N_base × (D + 2) = 10240 total physical model evaluations, evaluated directly through the FH-VO cloud-point solver for T_cloud^app (a monotone bracketing scan with Brent refinement inside the Tc-to-65 °C window, and a smooth linear extrapolation of the coexistence residual g(T) when the root lies outside it, so the sensitivity response contains no clamp-induced discontinuity), the mass-conserving kinetic master equations for M_final, and the physiological (37 °C) wetting angle θ_c evaluated directly from the bulk binodal and the Langmuir surface grand potential (Section 3.4) for the same sample. First-order indices S_i and total-effect indices S_Ti were calculated using the standard Saltelli et al. (2010) estimators: S_i = ⟨B(AB_i - A)⟩ / V(Y) and S_Ti = (1/2) ⟨(A - AB_i)²⟩ / V(Y). Confidence intervals at the 95% level were computed via 1000 bootstrap resamples. Numerical convergence was strictly computed from the nested dyadic sub-blocks N ∈ {128, 256, 512, 1024} without empirical interpolation or fitting.</w:t>
       </w:r>
     </w:p>
     <w:p>

--- a/manuscript/manuscript_LLPS_Tau_2D_Nanomaterials.docx
+++ b/manuscript/manuscript_LLPS_Tau_2D_Nanomaterials.docx
@@ -195,7 +195,7 @@
         <w:rPr>
           <w:sz w:val="19"/>
         </w:rPr>
-        <w:t>Biomolecular condensates formed via liquid-liquid phase separation (LLPS) of the intrinsically disordered protein Tau are implicated in subcellular compartmentalization, yet dense condensates risk undergoing pathological cross-β amyloid transitions. Here, we establish a physics-based, coarse-grained statistical-thermodynamic and kinetic framework combining Flory-Huggins-Voorn-Overbeek (FH-VO) polymer theory with Langmuir interfacial adsorption, Cahn-Hilliard wetting theory, and mass-conserving master equations to investigate how two-dimensional (2D) nanomaterial biointerfaces modulate Tau LLPS and condensate aging. Calibrated against the experimental Lower Critical Solution Temperature (LCST) turbidity onset of Tau K18 (15.3 °C at 100 µM), the model demonstrates that 2D interface-mediated LLPS suppression emerges self-consistently from interfacial monomer sequestration governed by area density a_s (without empirical alterations to the intrinsic Flory parameter, ∂χ/∂a_s = 0). Using literature-informed representative parameter scenarios, a high-affinity borophene-like scenario (ΔG_ads = -7.8 kcal/mol, contact angle θ_c = 50.3°) shifts the apparent cloud point to 29.4 °C at a_s = 1.0×10⁻⁴ nm⁻¹, dissolving condensates across room and sub-physiological temperatures and depleting ~60% free monomer at 37 °C. In contrast, a moderate-affinity Ti3C2Tx MXene-like scenario (ΔG_ads = -5.2 kcal/mol, θ_c = 79.3°) produces modest depletion, maintaining stable droplet coexistence. Within a kinetic formulation that holds the intrinsic aggregation rate-law structure fixed, interfacial sequestration delays secondary-nucleation-driven aging. A converged global sensitivity analysis shows the apparent cloud point depending near-additively and comparably on the bulk-LCST parameters (β, Tc) and the interfacial parameters (ΔG_ads, a_s), whereas fibrillation arrest is governed almost entirely by area density a_s and extraction rate k_ext.</w:t>
+        <w:t>Biomolecular condensates formed via liquid-liquid phase separation (LLPS) of the intrinsically disordered protein Tau are implicated in subcellular compartmentalization, yet dense condensates are prone to pathological cross-β amyloid transitions. Here we establish a coarse-grained statistical-thermodynamic and kinetic framework that combines Flory-Huggins-Voorn-Overbeek (FH-VO) polymer theory with Langmuir interfacial adsorption, Cahn-Hilliard wetting theory, and mass-conserving master equations to investigate how two-dimensional (2D) nanomaterial biointerfaces modulate Tau LLPS and condensate aging. Calibrated against the experimental Lower Critical Solution Temperature (LCST) turbidity onset of Tau K18 (15.3 °C at 100 µM), the model shows that 2D interface-mediated LLPS suppression emerges self-consistently from interfacial monomer sequestration governed by area density a_s (without empirical alterations to the intrinsic Flory parameter, ∂χ/∂a_s = 0). Using literature-informed representative parameter scenarios, a high-affinity borophene-like scenario (ΔG_ads = -7.8 kcal/mol, contact angle θ_c = 50.3°) shifts the apparent cloud point to 29.4 °C at a_s = 1.0×10⁻⁴ nm⁻¹, dissolving condensates at room and sub-physiological temperatures and depleting ~60% of the free monomer at 37 °C. In contrast, a moderate-affinity Ti3C2Tx MXene-like scenario (ΔG_ads = -5.2 kcal/mol, θ_c = 79.3°) produces modest depletion, maintaining stable droplet coexistence. Within a kinetic formulation that holds the intrinsic aggregation rate-law structure fixed, interfacial sequestration delays secondary-nucleation-driven aging. A converged global sensitivity analysis shows that the apparent cloud point depends near-additively and comparably on the bulk-LCST parameters (β, Tc) and the interfacial parameters (ΔG_ads, a_s), whereas fibrillation arrest is governed almost entirely by area density a_s and extraction rate k_ext.</w:t>
       </w:r>
     </w:p>
     <w:p>
@@ -216,7 +216,7 @@
         <w:spacing w:after="100"/>
       </w:pPr>
       <w:r>
-        <w:t>Liquid-liquid phase separation (LLPS) of intrinsically disordered proteins (IDPs) represents a central paradigm of subcellular organization, enabling the reversible assembly of membrane-less biomolecular condensates [1-4,24]. Under physiological conditions, the microtubule-associated protein Tau undergoes LLPS driven by electrostatic and hydrophobic interactions [5-7]. However, the high local protein density inside condensates (10- to 100-fold higher than in the dilute bulk phase) dramatically accelerates primary and secondary nucleation of cross-β amyloid fibrils, promoting an aberrant liquid-to-solid phase transition associated with neurodegenerative tauopathies [5,6,18,19,30].</w:t>
+        <w:t>Liquid-liquid phase separation (LLPS) of intrinsically disordered proteins (IDPs) represents a central paradigm of subcellular organization, enabling the reversible assembly of membrane-less biomolecular condensates [1-4,24]. Under physiological conditions, the microtubule-associated protein Tau undergoes LLPS driven by electrostatic and hydrophobic interactions [5-7]. However, the high local protein density inside condensates (10- to 100-fold higher than in the dilute bulk phase) markedly accelerates primary and secondary nucleation of cross-β amyloid fibrils, promoting an aberrant liquid-to-solid phase transition associated with neurodegenerative tauopathies [5,6,18,19,30].</w:t>
       </w:r>
     </w:p>
     <w:p>
@@ -224,7 +224,7 @@
         <w:spacing w:after="100"/>
       </w:pPr>
       <w:r>
-        <w:t>Recent experimental studies have shown that biomolecular condensates interact actively with physical boundaries, displaying rich wetting, spreading, and interfacial anchoring phenomena on lipid membranes and nanomaterials [14-17,27]. High-resolution biophysical work by Sporbeck et al. (PRX Life 2026) has demonstrated that electrostatic charges and membrane composition govern Tau condensate wetting transitions [27]. In parallel, two-dimensional (2D) nanomaterials, including aqueous-dispersible borophene nanoflakes [8,12,13] and transition metal carbides/carbonitrides (Ti3C2Tx MXenes) [9,28,29], provide extraordinary platforms with ultra-high specific surface area, tunable surface chemistry, and strong dispersion and electrostatic interactions with peptide motifs [12,29].</w:t>
+        <w:t>Recent experimental studies have shown that biomolecular condensates interact actively with physical boundaries, displaying rich wetting, spreading, and interfacial anchoring phenomena on lipid membranes and nanomaterials [14-17,27]. High-resolution biophysical work by Sporbeck et al. (PRX Life 2026) has demonstrated that electrostatic charges and membrane composition govern Tau condensate wetting transitions [27]. In parallel, two-dimensional (2D) nanomaterials, including aqueous-dispersible borophene nanoflakes [8,12,13] and transition metal carbides/carbonitrides (Ti3C2Tx MXenes) [9,28,29], provide versatile platforms with high specific surface area, tunable surface chemistry, and strong dispersion and electrostatic interactions with peptide motifs [12,29].</w:t>
       </w:r>
     </w:p>
     <w:p>
@@ -232,7 +232,7 @@
         <w:spacing w:after="100"/>
       </w:pPr>
       <w:r>
-        <w:t>Despite intense interest in nanomaterial-biomolecule interactions, a predictive physical theory describing how 2D interfaces modulate the coexistence boundaries, wetting angles, and amyloid nucleation kinetics of protein condensates has remained lacking. In this study, we formulate a statistical-thermodynamic and kinetic framework where 2D interface-driven LLPS modulation emerges from explicit adsorption mass balance rather than from an imposed nanosheet-dependent modification of the intrinsic Flory interaction parameter. We parameterize the bulk LLPS model to reproduce the reported temperature-dependent LCST turbidity onset of Tau K18 (100 µM, 50 mM sodium phosphate, pH 8.8, 0.5 mM TCEP; Ambadipudi et al. [5]), derive contact angles from Young's equation via the Langmuir surface grand potential, formulate strictly dimensional master equations for condensate aging, and perform global variance-based sensitivity analysis of the model parameters.</w:t>
+        <w:t>Despite intense interest in nanomaterial-biomolecule interactions, a predictive physical theory describing how 2D interfaces modulate the coexistence boundaries, wetting angles, and amyloid nucleation kinetics of protein condensates remains lacking. In this study, we formulate a statistical-thermodynamic and kinetic framework in which 2D interface-driven LLPS modulation emerges from explicit adsorption mass balance rather than from an imposed nanosheet-dependent modification of the intrinsic Flory interaction parameter. We parameterize the bulk LLPS model to reproduce the reported temperature-dependent LCST turbidity onset of Tau K18 (100 µM, 50 mM sodium phosphate, pH 8.8, 0.5 mM TCEP; Ambadipudi et al. [5]), derive contact angles from Young's equation via the Langmuir surface grand potential, formulate strictly dimensional master equations for condensate aging, and perform global variance-based sensitivity analysis of the model parameters.</w:t>
       </w:r>
     </w:p>
     <w:p>
@@ -266,7 +266,7 @@
         <w:spacing w:after="100"/>
       </w:pPr>
       <w:r>
-        <w:t>Figure 1a presents the model-calculated temperature-composition phase diagram for bulk Tau K18. The empirical phase behavior of Tau K18 is characterized by a Lower Critical Solution Temperature (LCST) [5], driven by the hydrophobic desolvation entropy of repeat domain hexapeptide motifs (VQIVYK in R3 and VQIINK in R2) [5]. The FH-VO model, with critical parameters solved numerically from the full free energy functional (f''(φ_c) = 0 and f'''(φ_c) = 0, yielding φ_c = 0.247, χ_c = 0.872), is parameterized with critical temperature Tc = 8.5 °C (281.65 K) and thermal slope β = 0.0090 K⁻¹. Under this parameterization, the theoretical cloud point for nominal 100 µM Tau K18 (order parameter φ_tilde_total = 0.095) evaluates to T_cloud = 15.3 °C via Brent root solving, consistent with the reported ~15 °C turbidity onset in Figure 2b of Ambadipudi et al. (Nat. Commun. 2017) (Fig. 1a, inset). At physiological temperature (37 °C), the bulk system coexists between a dilute monomer pool (φ_tilde_dilute = 0.026, corresponding to c_dilute ≈ 27.4 µM) and dense condensate droplets (φ_tilde_dense = 0.670, corresponding to c_dense ≈ 705 µM).</w:t>
+        <w:t>Figure 1a presents the model-calculated temperature-composition phase diagram for bulk Tau K18. The empirical phase behavior of Tau K18 is characterized by a Lower Critical Solution Temperature (LCST), driven by the hydrophobic desolvation entropy of the repeat-domain hexapeptide motifs (VQIINK in R2 and VQIVYK in R3) [5]. The FH-VO model, with critical parameters solved numerically from the full free energy functional (f''(φ_c) = 0 and f'''(φ_c) = 0, yielding φ_c = 0.247, χ_c = 0.872), is parameterized with critical temperature Tc = 8.5 °C (281.65 K) and thermal slope β = 0.0090 K⁻¹. Under this parameterization, the theoretical cloud point for nominal 100 µM Tau K18 (order parameter φ_tilde_total = 0.095) evaluates to T_cloud = 15.3 °C by Brent's method, consistent with the ~15 °C turbidity onset reported in Figure 2b of Ambadipudi et al. (Fig. 1a, inset) [5]. At physiological temperature (37 °C), the bulk system coexists between a dilute monomer pool (φ_tilde_dilute = 0.026, corresponding to c_dilute ≈ 27.4 µM) and dense condensate droplets (φ_tilde_dense = 0.670, corresponding to c_dense ≈ 705 µM).</w:t>
       </w:r>
     </w:p>
     <w:p>
@@ -274,7 +274,7 @@
         <w:spacing w:after="100"/>
       </w:pPr>
       <w:r>
-        <w:t>Figure 1b illustrates the physical mechanism of LLPS modulation upon introducing 2D nanomaterial interfaces. The fundamental governing coordinate of the theoretical framework is the interfacial area density a_s. Because the intrinsic Flory interaction parameter is independent of nanosheet loading (∂χ/∂a_s = 0), the bulk binodal boundary remains unchanged. Instead, Langmuir adsorption equilibrium governed by standard thermodynamic activity (a = c / c°) sequesters free monomers according to the dimensionless mass balance φ_tilde_total = φ_tilde_free + m_tilde_max θ_ads, where m_tilde_max = s_phi (a_s Γ_max 10³⁰ / N_A) represents the surface capacity expressed on the identical order-parameter scale. For the literature-informed borophene-like scenario (Scenario 1, ΔG_ads = -7.8 kcal/mol) at a_s = 1.0×10⁻⁴ nm⁻¹ (which corresponds to C_nano = 100 µg/mL only under an illustrative reference conversion assuming an idealized monolayer-accessible specific surface area SSA = 1000 m²/g), free monomer concentration drops by nearly 60% to c_free ≈ 41.4 µM, shifting the apparent cloud point to 29.4 °C and dissolving the condensate at temperatures below 29.4 °C. In contrast, the Ti3C2Tx MXene-like scenario (Scenario 2, ΔG_ads = -5.2 kcal/mol), exhibiting weaker adsorption affinity, produces only partial depletion (c_free ≈ 87.6 µM at a_s = 1.0×10⁻⁴ nm⁻¹), maintaining droplets stable across this area density range at 37 °C. Notably, for multilayered nanomaterials subject to restacking with lower accessible BET surface areas (10–100 m²/g), equivalent a_s values would require correspondingly higher mass loadings.</w:t>
+        <w:t>Figure 1b illustrates the physical mechanism of LLPS modulation upon introducing 2D nanomaterial interfaces. The fundamental governing coordinate of the theoretical framework is the interfacial area density a_s. Because the intrinsic Flory interaction parameter is independent of nanosheet loading (∂χ/∂a_s = 0), the bulk binodal boundary remains unchanged. Instead, Langmuir adsorption equilibrium governed by standard thermodynamic activity (a = c / c°) sequesters free monomers according to the dimensionless mass balance φ_tilde_total = φ_tilde_free + m_tilde_max θ_ads, where m_tilde_max = s_phi (a_s Γ_max 10³⁰ / N_A) represents the surface capacity expressed on the identical order-parameter scale. For the literature-informed borophene-like scenario (Scenario 1, ΔG_ads = -7.8 kcal/mol) at a_s = 1.0×10⁻⁴ nm⁻¹ (which corresponds to C_nano = 100 µg/mL only under an illustrative reference conversion assuming an idealized monolayer-accessible specific surface area SSA = 1000 m²/g), the free monomer concentration drops by nearly 60% to c_free ≈ 41.4 µM, shifting the apparent cloud point to 29.4 °C and dissolving the condensate below that temperature. In contrast, the Ti3C2Tx MXene-like scenario (Scenario 2, ΔG_ads = -5.2 kcal/mol), exhibiting weaker adsorption affinity, produces only partial depletion (c_free ≈ 87.6 µM at a_s = 1.0×10⁻⁴ nm⁻¹), leaving droplets stable across this area-density range at 37 °C. Notably, for multilayered nanomaterials subject to restacking with lower accessible BET surface areas (10–100 m²/g), equivalent a_s values would require correspondingly higher mass loadings.</w:t>
       </w:r>
     </w:p>
     <w:p>
@@ -355,7 +355,7 @@
         <w:spacing w:after="100"/>
       </w:pPr>
       <w:r>
-        <w:t>Figure 2a displays the phase density contrast Δφ_tilde = φ_tilde_dense - φ_tilde_dilute across ionic strength [NaCl] (50–450 mM) and temperature (15–50 °C). Electrostatic screening follows Voorn-Overbeek / Debye-Hückel scaling (-α_DH (I/I_0)^(3/2)) [11,23], showing that moderate ionic strength maintains condensate stability, while elevated salt screens electrostatic interactions, reducing the two-phase coexistence gap.</w:t>
+        <w:t>Figure 2a displays the phase density contrast Δφ_tilde = φ_tilde_dense - φ_tilde_dilute across ionic strength [NaCl] (50–450 mM) and temperature (15–50 °C). Electrostatic screening follows Voorn-Overbeek / Debye-Hückel scaling (-α_DH (I/I_0)^(3/2)) [11,23]: moderate ionic strength preserves condensate stability, whereas elevated salt screens the electrostatic contribution and narrows the two-phase coexistence gap.</w:t>
       </w:r>
     </w:p>
     <w:p>
@@ -444,7 +444,7 @@
         <w:spacing w:after="100"/>
       </w:pPr>
       <w:r>
-        <w:t>Figure 3 compares the quantitative performance of the literature-informed borophene-like and MXene-like representative scenarios across interfacial area density a_s ∈ [0, 1.0×10⁻⁴] nm⁻¹ (shown alongside the illustrative reference loading C_nano ∈ [0, 100] µg/mL for SSA = 1000 m²/g). The apparent cloud point T_cloud^app (Fig. 3a) was determined by solving the true thermodynamic binodal root φ_tilde_free(T, a_s) = φ_tilde_dilute(T) via Brent's method. For the borophene-like scenario, T_cloud^app shifts from 15.3 °C (control) up to 29.4 °C at a_s = 1.0×10⁻⁴ nm⁻¹, demonstrating a +14.1 °C thermal stabilization of the mixed state. For the MXene-like scenario, T_cloud^app increases modestly from 15.3 °C to 17.8 °C (+2.5 °C). Continuous wetting angles θ_c(T) across 15–50 °C with Monte Carlo 95% confidence intervals (Fig. 3b) remain in the partial wetting regime for both scenarios, while kinetic lag times τ_lag (Fig. 3c) and final fibril mass M_final (Fig. 3d) reflect monomer sequestration.</w:t>
+        <w:t>Figure 3 quantitatively compares the predicted behavior of the literature-informed borophene-like and MXene-like representative scenarios across interfacial area density a_s ∈ [0, 1.0×10⁻⁴] nm⁻¹ (shown alongside the illustrative reference loading C_nano ∈ [0, 100] µg/mL for SSA = 1000 m²/g). The apparent cloud point T_cloud^app (Fig. 3a) was determined by solving the thermodynamic binodal-crossing condition φ_tilde_free(T, a_s) = φ_tilde_dilute(T) by Brent's method. For the borophene-like scenario, T_cloud^app shifts from 15.3 °C (control) up to 29.4 °C at a_s = 1.0×10⁻⁴ nm⁻¹, demonstrating a +14.1 °C thermal stabilization of the mixed state. For the MXene-like scenario, T_cloud^app increases modestly from 15.3 °C to 17.8 °C (+2.5 °C). Continuous wetting angles θ_c(T) across 15–50 °C with Monte Carlo 95% confidence intervals (Fig. 3b) remain in the partial wetting regime for both scenarios, while kinetic lag times τ_lag (Fig. 3c) and final fibril mass M_final (Fig. 3d) reflect monomer sequestration.</w:t>
       </w:r>
     </w:p>
     <w:p>
@@ -504,7 +504,7 @@
         <w:rPr>
           <w:sz w:val="17"/>
         </w:rPr>
-        <w:t>Quantitative comparison between literature-informed borophene-like and MXene-like representative scenarios. (a) True thermodynamic apparent cloud-point temperature T_cloud^app vs interfacial area density a_s solved via Brent's method (with illustrative C_nano scale). (b) Continuous Young contact angle θ_c(T) across temperature with Monte Carlo 95% confidence bands. (c) Solidification lag time τ_lag. (d) Final fibril mass fraction M_final.</w:t>
+        <w:t>Quantitative comparison between literature-informed borophene-like and MXene-like representative scenarios. (a) Apparent cloud-point temperature T_cloud^app vs interfacial area density a_s, obtained by solving the binodal-crossing condition by Brent's method (with illustrative C_nano scale). (b) Continuous Young contact angle θ_c(T) across temperature with Monte Carlo 95% confidence bands. (c) Solidification lag time τ_lag. (d) Final fibril mass fraction M_final.</w:t>
       </w:r>
     </w:p>
     <w:p>
@@ -525,7 +525,7 @@
         <w:spacing w:after="100"/>
       </w:pPr>
       <w:r>
-        <w:t>Figure 4 displays time-dependent master equation trajectories with strictly dimensional fluxes and exact mass conservation. In the control droplet (red curve, a_s = 0 nm⁻¹, Fig. 4a), high local monomer concentration triggers autocatalytic secondary nucleation that converts essentially the entire dense-phase monomer pool into solid fibrils within ~12 hours (M_final → φ_dense(0) = 0.60; τ_lag = 2.70 h). In the presence of 2D nanosheets (Fig. 4b,c), interfacial monomer extraction depletes the liquid monomer fraction φ_dense(t), extending the solidification lag time to 2.94 h at a_s = 1.0×10⁻⁴ nm⁻¹ (Fig. 4d) and reducing the final fibril mass fraction to 0.570 (a ~5% absolute reduction). We explicitly emphasize that this kinetic module is a prospective normalized amyloid-aging model, as spontaneous fibrillation of pure Tau K18 without polyanionic cofactors (such as heparin) proceeds at slower basal rates [5,6].</w:t>
+        <w:t>Figure 4 displays time-dependent master equation trajectories with strictly dimensional fluxes and exact mass conservation. In the control droplet (red curve, a_s = 0 nm⁻¹, Fig. 4a), high local monomer concentration triggers autocatalytic secondary nucleation that converts essentially the entire dense-phase monomer pool into solid fibrils within ~12 hours (M_final → φ_dense(0) = 0.60; τ_lag = 2.70 h). In the presence of 2D nanosheets (Fig. 4b,c), interfacial monomer extraction depletes the liquid monomer fraction φ_dense(t), extending the solidification lag time to 2.94 h at a_s = 1.0×10⁻⁴ nm⁻¹ (Fig. 4d) and reducing the final fibril mass fraction to 0.570 (a ~5% absolute reduction). We emphasize that this kinetic module is a prospective, normalized amyloid-aging model, since spontaneous fibrillation of pure Tau K18 without polyanionic cofactors such as heparin proceeds much more slowly [5,6].</w:t>
       </w:r>
     </w:p>
     <w:p>
@@ -606,7 +606,7 @@
         <w:spacing w:after="100"/>
       </w:pPr>
       <w:r>
-        <w:t>Figure 5 presents the Saltelli Sobol global sensitivity analysis over the 8 parameter distributions detailed in Table 3, evaluated directly from data/sobol_indices_N1024.csv using SALib (N_base = 1024, N_eval = 10240, scrambled Sobol seed = 42, 95% bootstrap confidence intervals across 1000 resamples). For the apparent cloud point T_cloud^app (Fig. 5a), evaluated by executing the FH-VO cloud-point solver (monotone bracketing with Brent refinement, and smooth linear extrapolation when the root lies outside the 8.6-65 degC evaluation window) for every sample, the output variance is distributed across all six active parameters, with total-effect indices spanning only S_T = 0.13-0.25: the bulk-LCST calibration parameters thermal slope β (S_T = 0.25 ± 0.03) and critical temperature Tc (S_T = 0.21 ± 0.02) lead, and the interfacial coordinates adsorption free energy ΔG_ads (S_T = 0.20 ± 0.03) and area density a_s (S_T = 0.18 ± 0.03) contribute comparably, followed by effective chain length N_eff (S_T = 0.15 ± 0.02) and ionic strength I (S_T = 0.13 ± 0.02). First-order and total-effect indices are close for every parameter (Σ S_i ≈ 0.87 versus Σ S_T ≈ 1.12), so T_cloud^app responds to its inputs in a near-additive manner with only mild pairwise interaction. Crucially, the structurally inactive parameters η_eff (S_1 = 0.000 ± 0.000, S_T = 0.000 ± 0.000) and k_ext (S_1 = 0.000 ± 0.000, S_T = 0.000 ± 0.000) evaluate to exact mathematical zeros, confirming the absence of estimator bias. For fibrillation mass M_final (Fig. 5b), interfacial area density a_s (first-order S_i = 0.89 ± 0.07, total-effect S_T = 0.91 ± 0.06) and extraction rate k_ext (S_T = 0.12 ± 0.02) exert primary control, while pure thermodynamic parameters do not participate directly in the isolated droplet aging equations (S_1 = 0.000, S_T = 0.000). We extended the same 8-parameter Sobol design to a third output, the physiological (37 °C) wetting angle θ_c (Fig. 5c), evaluated directly from the bulk binodal and the Langmuir surface grand potential at every sample. Adsorption free energy ΔG_ads dominates (S_T = 0.67 ± 0.07), followed by the phenomenological coupling factor η_eff (S_T = 0.29 ± 0.04, which enters θ_c linearly through Δγ_s but has no effect whatsoever on T_cloud^app or M_final) and thermal slope β (S_T = 0.21 ± 0.03); critical temperature, segment length and ionic strength contribute only weakly (S_T &lt; 0.04). As with the aging kinetics, area density a_s and extraction rate k_ext evaluate to exact structural zeros for θ_c, since Young's equation is evaluated on the bulk (adsorption-independent) coexistence compositions rather than the adsorption-depleted state. The model thus produces three output-specific sensitivity partitions: bulk macromolecular thermodynamics and interfacial adsorption jointly set phase coexistence, adsorption free energy and the interfacial coupling factor together control wetting, and nanosheet area density and extraction kinetics alone govern fibrillation arrest. Note that the phenomenological gradient correlation length b is treated as an effective fixed geometric scale anchored to experimental Rh and is not part of the 8-parameter Sobol variance decomposition. The block analysis (Figs. 5d-f) shows a converged decomposition for all three outputs: between N_base = 256 and N_base = 1024 every total-effect index changes by less than 0.02 and every bootstrap confidence interval narrows monotonically, so the N_base = 1024 estimate is retained for quantitative interpretation.</w:t>
+        <w:t>Figure 5 presents the Saltelli Sobol global sensitivity analysis over the 8 parameter distributions detailed in Table 3, evaluated directly from data/sobol_indices_N1024.csv using SALib (N_base = 1024, N_eval = 10240, scrambled Sobol seed = 42, 95% bootstrap confidence intervals across 1000 resamples). For the apparent cloud point T_cloud^app (Fig. 5a), evaluated by executing the FH-VO cloud-point solver (monotone bracketing with Brent refinement, and smooth linear extrapolation when the root lies outside the 8.6-65 degC evaluation window) for every sample, the output variance is distributed across all six active parameters, with total-effect indices spanning only S_T = 0.13-0.25: the bulk-LCST calibration parameters thermal slope β (S_T = 0.25 ± 0.03) and critical temperature Tc (S_T = 0.21 ± 0.02) lead, and the interfacial coordinates adsorption free energy ΔG_ads (S_T = 0.20 ± 0.03) and area density a_s (S_T = 0.18 ± 0.03) contribute comparably, followed by effective chain length N_eff (S_T = 0.15 ± 0.02) and ionic strength I (S_T = 0.13 ± 0.02). First-order and total-effect indices are close for every parameter (Σ S_i ≈ 0.87 versus Σ S_T ≈ 1.12), so T_cloud^app responds to its inputs in a near-additive manner with only mild pairwise interaction. Crucially, the structurally inactive parameters η_eff (S_1 = 0.000 ± 0.000, S_T = 0.000 ± 0.000) and k_ext (S_1 = 0.000 ± 0.000, S_T = 0.000 ± 0.000) evaluate to exact mathematical zeros, confirming the absence of estimator bias. For fibrillation mass M_final (Fig. 5b), interfacial area density a_s (first-order S_i = 0.89 ± 0.07, total-effect S_T = 0.91 ± 0.06) and extraction rate k_ext (S_T = 0.12 ± 0.02) exert primary control, while pure thermodynamic parameters do not participate directly in the isolated droplet aging equations (S_1 = 0.000, S_T = 0.000). We extended the same 8-parameter Sobol design to a third output, the physiological (37 °C) wetting angle θ_c (Fig. 5c), evaluated directly from the bulk binodal and the Langmuir surface grand potential at every sample. Adsorption free energy ΔG_ads dominates (S_T = 0.67 ± 0.07), followed by the phenomenological coupling factor η_eff (S_T = 0.29 ± 0.04, which enters θ_c linearly through Δγ_s but has no effect on T_cloud^app or M_final) and thermal slope β (S_T = 0.21 ± 0.03); critical temperature, segment length and ionic strength contribute only weakly (S_T &lt; 0.04). As with the aging kinetics, area density a_s and extraction rate k_ext evaluate to exact structural zeros for θ_c, since Young's equation is evaluated on the bulk (adsorption-independent) coexistence compositions rather than the adsorption-depleted state. The model thus produces three output-specific sensitivity partitions: bulk macromolecular thermodynamics and interfacial adsorption jointly set phase coexistence, adsorption free energy and the interfacial coupling factor together control wetting, and nanosheet area density and extraction kinetics alone govern fibrillation arrest. Note that the phenomenological gradient correlation length b is treated as an effective fixed geometric scale anchored to experimental Rh and is not part of the 8-parameter Sobol variance decomposition. The block analysis (Figs. 5d-f) shows a converged decomposition for all three outputs: between N_base = 256 and N_base = 1024 every total-effect index changes by less than 0.02 and every bootstrap confidence interval narrows monotonically, so the N_base = 1024 estimate is retained for quantitative interpretation.</w:t>
       </w:r>
     </w:p>
     <w:p>
@@ -695,7 +695,7 @@
         <w:spacing w:after="100"/>
       </w:pPr>
       <w:r>
-        <w:t>Model limitations and domain of validity are explicitly stated: (i) This work is deliberately formulated as a predictive theoretical study. Bulk phase separation is parameterized against published Tau K18 turbidity measurements [5], whereas nanomaterial-dependent adsorption, wetting, and kinetic outputs are presented as prospective, falsifiable model-scenario predictions rather than direct experimental validation. (ii) Tau K18 is an experimentally well-characterized four-repeat domain construct containing the primary amyloidogenic motifs (R1-R4); extrapolation to full-length Tau (Tau-441), which incorporates large charged projection domains and distinct regulatory phosphorylation landscapes, will require independent parameterization. (iii) An effective coarse-grained order parameter description where φ_tilde represents lattice occupancy rather than atomistic coordinates. (iv) Implicit solvent treatment without explicit conformational dynamics. (v) An idealized non-cooperative Langmuir adsorption isotherm. (vi) Representation of borophene and MXene as idealized stable 2D nanosheets without explicit chemical oxidation or restacking kinetics. (vii) Omission of local surface-termination micro-heterogeneity. Future work combining all-atom MD with continuum phase-field modeling will provide atomistic resolution of the 2D interface-induced conformational landscape.</w:t>
+        <w:t>We state the model's limitations and domain of validity explicitly. (i) This work is deliberately formulated as a predictive theoretical study: bulk phase separation is parameterized against published Tau K18 turbidity measurements [5], whereas the nanomaterial-dependent adsorption, wetting, and kinetic outputs are presented as prospective, falsifiable model-scenario predictions rather than as direct experimental validation. (ii) Tau K18 is an experimentally well-characterized four-repeat (R1-R4) construct that contains the principal amyloidogenic hexapeptide motifs (VQIINK in R2, VQIVYK in R3); extrapolation to full-length Tau (Tau-441), which carries large charged projection domains and a distinct regulatory phosphorylation landscape, will require independent parameterization. (iii) φ_tilde is an effective coarse-grained order parameter representing lattice occupancy rather than atomistic coordinates. (iv) The solvent is treated implicitly, without explicit conformational dynamics. (v) The adsorption isotherm is idealized as non-cooperative Langmuir binding. (vi) Borophene and MXene are represented as idealized, stable 2D nanosheets, without explicit chemical oxidation or restacking kinetics. (vii) Local surface-termination micro-heterogeneity is not resolved. Future work combining all-atom molecular dynamics with continuum phase-field modeling would provide atomistic resolution of the 2D-interface-induced conformational landscape.</w:t>
       </w:r>
     </w:p>
     <w:p>
@@ -751,7 +751,7 @@
         <w:spacing w:after="100"/>
       </w:pPr>
       <w:r>
-        <w:t>where χ(T) = χ_c + β (T - Tc_K) encodes LCST thermal sensitivity, with critical parameters (φ_c = 0.247, χ_c = 0.872) solved numerically from f''(φ_c) = 0 and f'''(φ_c) = 0. Model parameters are summarized in Table 1.</w:t>
+        <w:t>where χ(T) = χ_c + β (T - Tc_K) encodes LCST thermal sensitivity, and the critical parameters (φ_c = 0.247, χ_c = 0.872) are solved numerically from f''(φ_c) = 0 and f'''(φ_c) = 0. Model parameters are summarized in Table 1.</w:t>
       </w:r>
     </w:p>
     <w:p>
@@ -3867,7 +3867,7 @@
         <w:spacing w:after="100"/>
       </w:pPr>
       <w:r>
-        <w:t>where η_eff = 0.20×10⁻³ represents the phenomenological coarse-grained interfacial coupling factor (scaling with the ratio of interfacial capillary width to droplet radius, ξ / R ~ 10⁻³). Contact angles are conditional on η_eff. Young's equation then gives the contact angle:</w:t>
+        <w:t>where η_eff = 0.20×10⁻³ represents the phenomenological coarse-grained interfacial coupling factor (scaling with the ratio of interfacial capillary width to droplet radius, ξ / R ~ 10⁻³). The resulting contact angles are therefore conditional on η_eff. Young's equation then gives:</w:t>
       </w:r>
     </w:p>
     <w:p>
@@ -3889,7 +3889,7 @@
         <w:spacing w:after="100"/>
       </w:pPr>
       <w:r>
-        <w:t>The 95% confidence intervals in Figure 3b were evaluated via Monte Carlo error propagation (N_MC = 500 draws, seed = 42) sampling normal distributions of ΔG_ads (±0.5 kcal/mol) and η_eff (±0.02×10⁻³).</w:t>
+        <w:t>The 95% confidence intervals in Figure 3b were evaluated via Monte Carlo error propagation (N_MC = 500 draws, seed = 42) sampling Gaussian distributions for ΔG_ads (standard deviation 0.25 kcal/mol) and η_eff (standard deviation 0.02×10⁻³).</w:t>
       </w:r>
     </w:p>
     <w:p>

--- a/manuscript/manuscript_LLPS_Tau_2D_Nanomaterials.docx
+++ b/manuscript/manuscript_LLPS_Tau_2D_Nanomaterials.docx
@@ -5266,7 +5266,7 @@
         <w:spacing w:after="100"/>
       </w:pPr>
       <w:r>
-        <w:t>This work received no external or third-party funding; the authors acknowledge institutional and infrastructural support from Universidad Estatal de Sonora (UES) and Universidad de Sonora (UNISON). Generative AI Disclosure: during the preparation of this computational study, generative AI assistance (OpenAI Codex / Anthropic Claude / Google Gemini) was used for code review, unit-test generation, and manuscript formatting; all mathematical models, numerical simulations, physical interpretations, and bibliographic citations were independently verified and finalized under full author responsibility. All figures, including the graphical abstract, were produced deterministically from the authors' own Python (matplotlib) code and contain no AI-generated imagery.</w:t>
+        <w:t>This work received no external or third-party funding; the authors acknowledge institutional and infrastructural support from Universidad Estatal de Sonora (UES) and Universidad de Sonora (UNISON). Generative AI tools (large language models) were used to assist with code development, testing, and language editing; no figure, including the graphical abstract, contains AI-generated imagery. All models, analyses, results, and citations were designed, verified, and approved by the authors, who take full responsibility for the content.</w:t>
       </w:r>
     </w:p>
     <w:p>

--- a/manuscript/manuscript_LLPS_Tau_2D_Nanomaterials.docx
+++ b/manuscript/manuscript_LLPS_Tau_2D_Nanomaterials.docx
@@ -5266,7 +5266,7 @@
         <w:spacing w:after="100"/>
       </w:pPr>
       <w:r>
-        <w:t>This work received no external or third-party funding; the authors acknowledge institutional and infrastructural support from Universidad Estatal de Sonora (UES) and Universidad de Sonora (UNISON). Generative AI tools (large language models) were used to assist with code development, testing, and language editing; no figure, including the graphical abstract, contains AI-generated imagery. All models, analyses, results, and citations were designed, verified, and approved by the authors, who take full responsibility for the content.</w:t>
+        <w:t>This research received no specific grant from any funding agency in the public, commercial, or not-for-profit sectors, and no institutional support. Generative AI tools (large language models) were used to assist with code development, testing, and language editing; no figure, including the graphical abstract, contains AI-generated imagery. All models, analyses, results, and citations were designed, verified, and approved by the authors, who take full responsibility for the content.</w:t>
       </w:r>
     </w:p>
     <w:p>

--- a/manuscript/manuscript_LLPS_Tau_2D_Nanomaterials.docx
+++ b/manuscript/manuscript_LLPS_Tau_2D_Nanomaterials.docx
@@ -444,7 +444,7 @@
         <w:spacing w:after="100"/>
       </w:pPr>
       <w:r>
-        <w:t>Figure 3 quantitatively compares the predicted behavior of the literature-informed borophene-like and MXene-like representative scenarios across interfacial area density a_s ∈ [0, 1.0×10⁻⁴] nm⁻¹ (shown alongside the illustrative reference loading C_nano ∈ [0, 100] µg/mL for SSA = 1000 m²/g). The apparent cloud point T_cloud^app (Fig. 3a) was determined by solving the thermodynamic binodal-crossing condition φ_tilde_free(T, a_s) = φ_tilde_dilute(T) by Brent's method. For the borophene-like scenario, T_cloud^app shifts from 15.3 °C (control) up to 29.4 °C at a_s = 1.0×10⁻⁴ nm⁻¹, demonstrating a +14.1 °C thermal stabilization of the mixed state. For the MXene-like scenario, T_cloud^app increases modestly from 15.3 °C to 17.8 °C (+2.5 °C). Continuous wetting angles θ_c(T) across 15–50 °C with Monte Carlo 95% confidence intervals (Fig. 3b) remain in the partial wetting regime for both scenarios, while kinetic lag times τ_lag (Fig. 3c) and final fibril mass M_final (Fig. 3d) reflect monomer sequestration.</w:t>
+        <w:t>Figure 3 quantitatively compares the predicted behavior of the literature-informed borophene-like and MXene-like representative scenarios across interfacial area density a_s ∈ [0, 1.0×10⁻⁴] nm⁻¹ (shown alongside the illustrative reference loading C_nano ∈ [0, 100] µg/mL for SSA = 1000 m²/g). The apparent cloud point T_cloud^app (Fig. 3a) was determined by solving the thermodynamic binodal-crossing condition φ_tilde_free(T, a_s) = φ_tilde_dilute(T) by Brent's method. For the borophene-like scenario, T_cloud^app shifts from 15.3 °C (control) up to 29.4 °C at a_s = 1.0×10⁻⁴ nm⁻¹, corresponding to a +14.1 °C stabilization of the mixed state. For the MXene-like scenario, T_cloud^app increases modestly from 15.3 °C to 17.8 °C (+2.5 °C). Continuous wetting angles θ_c(T) across 15–50 °C with Monte Carlo 95% confidence intervals (Fig. 3b) remain in the partial wetting regime for both scenarios, while kinetic lag times τ_lag (Fig. 3c) and final fibril mass M_final (Fig. 3d) reflect monomer sequestration.</w:t>
       </w:r>
     </w:p>
     <w:p>
@@ -1931,7 +1931,7 @@
                 <w:rFonts w:ascii="Arial" w:hAnsi="Arial"/>
                 <w:sz w:val="17"/>
               </w:rPr>
-              <w:t>141.0</w:t>
+              <w:t>141.2</w:t>
             </w:r>
           </w:p>
         </w:tc>
@@ -3802,7 +3802,7 @@
         <w:spacing w:after="100"/>
       </w:pPr>
       <w:r>
-        <w:t>where K_deg = exp(-ΔG_ads / RT). The single unknown φ_tilde_free is solved via 1D root-finding (Brent's method) to a convergence tolerance of 10⁻¹².</w:t>
+        <w:t>where K_deg = exp(-ΔG_ads / RT). The single unknown φ_tilde_free is obtained by fixed-point (Picard) iteration of this mass balance to a convergence tolerance of 10⁻¹². (Brent's method is used separately, in Section 3.6, to locate the apparent cloud-point temperature.)</w:t>
       </w:r>
     </w:p>
     <w:p>
@@ -4031,7 +4031,7 @@
         <w:spacing w:after="100"/>
       </w:pPr>
       <w:r>
-        <w:t>Variance-based global sensitivity analysis was performed over the 8 parameter distributions detailed in Table 3 (D = 8) using SALib (v1.5) under the Saltelli extension of the Sobol low-discrepancy sequence [20-22]. A scrambled quasi-random Sobol sequence of base sample size N_base = 1024 was generated with a declared pseudo-random seed (seed = 42). Without second-order cross terms (calc_second_order = False), the radial design generates N_eval = N_base × (D + 2) = 10240 total physical model evaluations, evaluated directly through the FH-VO cloud-point solver for T_cloud^app (a monotone bracketing scan with Brent refinement inside the Tc-to-65 °C window, and a smooth linear extrapolation of the coexistence residual g(T) when the root lies outside it, so the sensitivity response contains no clamp-induced discontinuity), the mass-conserving kinetic master equations for M_final, and the physiological (37 °C) wetting angle θ_c evaluated directly from the bulk binodal and the Langmuir surface grand potential (Section 3.4) for the same sample. First-order indices S_i and total-effect indices S_Ti were calculated using the standard Saltelli et al. (2010) estimators: S_i = ⟨B(AB_i - A)⟩ / V(Y) and S_Ti = (1/2) ⟨(A - AB_i)²⟩ / V(Y). Confidence intervals at the 95% level were computed via 1000 bootstrap resamples. Numerical convergence was strictly computed from the nested dyadic sub-blocks N ∈ {128, 256, 512, 1024} without empirical interpolation or fitting.</w:t>
+        <w:t>Variance-based global sensitivity analysis was performed over the 8 parameter distributions detailed in Table 3 (D = 8) using SALib (v1.5) under the Saltelli extension of the Sobol low-discrepancy sequence [20-22]. A scrambled quasi-random Sobol sequence of base sample size N_base = 1024 was generated with a declared pseudo-random seed (seed = 42). Without second-order cross terms (calc_second_order = False), the radial design generates N_eval = N_base × (D + 2) = 10240 total physical model evaluations, evaluated directly through the FH-VO cloud-point solver for T_cloud^app (a monotone bracketing scan with Brent refinement inside the Tc-to-65 °C window, and a smooth linear extrapolation of the coexistence residual g(T) when the root lies outside it, so the sensitivity response contains no clamp-induced discontinuity), the mass-conserving kinetic master equations for M_final, and the physiological (37 °C) wetting angle θ_c evaluated directly from the bulk binodal and the Langmuir surface grand potential (Section 3.4) for the same sample. First-order indices S_i and total-effect indices S_Ti were computed with the standard Saltelli-Jansen estimators [20-22]: S_i = ⟨B(AB_i - A)⟩ / V(Y) (Saltelli et al., 2010) and S_Ti = (1/2) ⟨(A - AB_i)²⟩ / V(Y) (Jansen, 1999). Confidence intervals at the 95% level were computed via 1000 bootstrap resamples. Numerical convergence was strictly computed from the nested dyadic sub-blocks N ∈ {128, 256, 512, 1024} without empirical interpolation or fitting.</w:t>
       </w:r>
     </w:p>
     <w:p>

--- a/manuscript/manuscript_LLPS_Tau_2D_Nanomaterials.docx
+++ b/manuscript/manuscript_LLPS_Tau_2D_Nanomaterials.docx
@@ -193,9 +193,240 @@
       </w:r>
       <w:r>
         <w:rPr>
+          <w:rFonts w:ascii="Arial" w:hAnsi="Arial"/>
+          <w:b w:val="0"/>
+          <w:i w:val="0"/>
           <w:sz w:val="19"/>
         </w:rPr>
-        <w:t>Biomolecular condensates formed via liquid-liquid phase separation (LLPS) of the intrinsically disordered protein Tau are implicated in subcellular compartmentalization, yet dense condensates are prone to pathological cross-β amyloid transitions. Here we establish a coarse-grained statistical-thermodynamic and kinetic framework that combines Flory-Huggins-Voorn-Overbeek (FH-VO) polymer theory with Langmuir interfacial adsorption, Cahn-Hilliard wetting theory, and mass-conserving master equations to investigate how two-dimensional (2D) nanomaterial biointerfaces modulate Tau LLPS and condensate aging. Calibrated against the experimental Lower Critical Solution Temperature (LCST) turbidity onset of Tau K18 (15.3 °C at 100 µM), the model shows that 2D interface-mediated LLPS suppression emerges self-consistently from interfacial monomer sequestration governed by area density a_s (without empirical alterations to the intrinsic Flory parameter, ∂χ/∂a_s = 0). Using literature-informed representative parameter scenarios, a high-affinity borophene-like scenario (ΔG_ads = -7.8 kcal/mol, contact angle θ_c = 50.3°) shifts the apparent cloud point to 29.4 °C at a_s = 1.0×10⁻⁴ nm⁻¹, dissolving condensates at room and sub-physiological temperatures and depleting ~60% of the free monomer at 37 °C. In contrast, a moderate-affinity Ti3C2Tx MXene-like scenario (ΔG_ads = -5.2 kcal/mol, θ_c = 79.3°) produces modest depletion, maintaining stable droplet coexistence. Within a kinetic formulation that holds the intrinsic aggregation rate-law structure fixed, interfacial sequestration delays secondary-nucleation-driven aging. A converged global sensitivity analysis shows that the apparent cloud point depends near-additively and comparably on the bulk-LCST parameters (β, Tc) and the interfacial parameters (ΔG_ads, a_s), whereas fibrillation arrest is governed almost entirely by area density a_s and extraction rate k_ext.</w:t>
+        <w:t>Biomolecular condensates formed via liquid-liquid phase separation (LLPS) of the intrinsically disordered protein Tau are implicated in subcellular compartmentalization, yet dense condensates are prone to pathological cross-β amyloid transitions. Here we establish a coarse-grained statistical-thermodynamic and kinetic framework that combines Flory-Huggins-Voorn-Overbeek (FH-VO) polymer theory with Langmuir interfacial adsorption, Cahn-Hilliard wetting theory, and mass-conserving master equations to investigate how two-dimensional (2D) nanomaterial biointerfaces modulate Tau LLPS and condensate aging. Calibrated against the experimental Lower Critical Solution Temperature (LCST) turbidity onset of Tau K18 (15.3 °C at 100 µM), the model shows that 2D interface-mediated LLPS suppression emerges self-consistently from interfacial monomer sequestration governed by area density a</w:t>
+      </w:r>
+      <w:r>
+        <w:rPr>
+          <w:rFonts w:ascii="Arial" w:hAnsi="Arial"/>
+          <w:b w:val="0"/>
+          <w:i w:val="0"/>
+          <w:sz w:val="19"/>
+          <w:vertAlign w:val="subscript"/>
+        </w:rPr>
+        <w:t>s</w:t>
+      </w:r>
+      <w:r>
+        <w:rPr>
+          <w:rFonts w:ascii="Arial" w:hAnsi="Arial"/>
+          <w:b w:val="0"/>
+          <w:i w:val="0"/>
+          <w:sz w:val="19"/>
+        </w:rPr>
+        <w:t xml:space="preserve"> (without empirical alterations to the intrinsic Flory parameter, ∂χ/∂a</w:t>
+      </w:r>
+      <w:r>
+        <w:rPr>
+          <w:rFonts w:ascii="Arial" w:hAnsi="Arial"/>
+          <w:b w:val="0"/>
+          <w:i w:val="0"/>
+          <w:sz w:val="19"/>
+          <w:vertAlign w:val="subscript"/>
+        </w:rPr>
+        <w:t>s</w:t>
+      </w:r>
+      <w:r>
+        <w:rPr>
+          <w:rFonts w:ascii="Arial" w:hAnsi="Arial"/>
+          <w:b w:val="0"/>
+          <w:i w:val="0"/>
+          <w:sz w:val="19"/>
+        </w:rPr>
+        <w:t xml:space="preserve"> = 0). Using literature-informed representative parameter scenarios, a high-affinity borophene-like scenario (ΔG</w:t>
+      </w:r>
+      <w:r>
+        <w:rPr>
+          <w:rFonts w:ascii="Arial" w:hAnsi="Arial"/>
+          <w:b w:val="0"/>
+          <w:i w:val="0"/>
+          <w:sz w:val="19"/>
+          <w:vertAlign w:val="subscript"/>
+        </w:rPr>
+        <w:t>ads</w:t>
+      </w:r>
+      <w:r>
+        <w:rPr>
+          <w:rFonts w:ascii="Arial" w:hAnsi="Arial"/>
+          <w:b w:val="0"/>
+          <w:i w:val="0"/>
+          <w:sz w:val="19"/>
+        </w:rPr>
+        <w:t xml:space="preserve"> = -7.8 kcal/mol, contact angle θ</w:t>
+      </w:r>
+      <w:r>
+        <w:rPr>
+          <w:rFonts w:ascii="Arial" w:hAnsi="Arial"/>
+          <w:b w:val="0"/>
+          <w:i w:val="0"/>
+          <w:sz w:val="19"/>
+          <w:vertAlign w:val="subscript"/>
+        </w:rPr>
+        <w:t>c</w:t>
+      </w:r>
+      <w:r>
+        <w:rPr>
+          <w:rFonts w:ascii="Arial" w:hAnsi="Arial"/>
+          <w:b w:val="0"/>
+          <w:i w:val="0"/>
+          <w:sz w:val="19"/>
+        </w:rPr>
+        <w:t xml:space="preserve"> = 50.3°) shifts the apparent cloud point to 29.4 °C at a</w:t>
+      </w:r>
+      <w:r>
+        <w:rPr>
+          <w:rFonts w:ascii="Arial" w:hAnsi="Arial"/>
+          <w:b w:val="0"/>
+          <w:i w:val="0"/>
+          <w:sz w:val="19"/>
+          <w:vertAlign w:val="subscript"/>
+        </w:rPr>
+        <w:t>s</w:t>
+      </w:r>
+      <w:r>
+        <w:rPr>
+          <w:rFonts w:ascii="Arial" w:hAnsi="Arial"/>
+          <w:b w:val="0"/>
+          <w:i w:val="0"/>
+          <w:sz w:val="19"/>
+        </w:rPr>
+        <w:t xml:space="preserve"> = 1.0×10⁻⁴ nm⁻¹, dissolving condensates at room and sub-physiological temperatures and depleting ~60% of the free monomer at 37 °C. In contrast, a moderate-affinity Ti₃C₂Tₓ MXene-like scenario (ΔG</w:t>
+      </w:r>
+      <w:r>
+        <w:rPr>
+          <w:rFonts w:ascii="Arial" w:hAnsi="Arial"/>
+          <w:b w:val="0"/>
+          <w:i w:val="0"/>
+          <w:sz w:val="19"/>
+          <w:vertAlign w:val="subscript"/>
+        </w:rPr>
+        <w:t>ads</w:t>
+      </w:r>
+      <w:r>
+        <w:rPr>
+          <w:rFonts w:ascii="Arial" w:hAnsi="Arial"/>
+          <w:b w:val="0"/>
+          <w:i w:val="0"/>
+          <w:sz w:val="19"/>
+        </w:rPr>
+        <w:t xml:space="preserve"> = -5.2 kcal/mol, θ</w:t>
+      </w:r>
+      <w:r>
+        <w:rPr>
+          <w:rFonts w:ascii="Arial" w:hAnsi="Arial"/>
+          <w:b w:val="0"/>
+          <w:i w:val="0"/>
+          <w:sz w:val="19"/>
+          <w:vertAlign w:val="subscript"/>
+        </w:rPr>
+        <w:t>c</w:t>
+      </w:r>
+      <w:r>
+        <w:rPr>
+          <w:rFonts w:ascii="Arial" w:hAnsi="Arial"/>
+          <w:b w:val="0"/>
+          <w:i w:val="0"/>
+          <w:sz w:val="19"/>
+        </w:rPr>
+        <w:t xml:space="preserve"> = 79.3°) produces modest depletion, maintaining stable droplet coexistence. Within a kinetic formulation that holds the intrinsic aggregation rate-law structure fixed, interfacial sequestration delays secondary-nucleation-driven aging. A converged global sensitivity analysis shows that the apparent cloud point depends near-additively and comparably on the bulk-LCST parameters (β, T</w:t>
+      </w:r>
+      <w:r>
+        <w:rPr>
+          <w:rFonts w:ascii="Arial" w:hAnsi="Arial"/>
+          <w:b w:val="0"/>
+          <w:i w:val="0"/>
+          <w:sz w:val="19"/>
+          <w:vertAlign w:val="subscript"/>
+        </w:rPr>
+        <w:t>c</w:t>
+      </w:r>
+      <w:r>
+        <w:rPr>
+          <w:rFonts w:ascii="Arial" w:hAnsi="Arial"/>
+          <w:b w:val="0"/>
+          <w:i w:val="0"/>
+          <w:sz w:val="19"/>
+        </w:rPr>
+        <w:t>) and the interfacial parameters (ΔG</w:t>
+      </w:r>
+      <w:r>
+        <w:rPr>
+          <w:rFonts w:ascii="Arial" w:hAnsi="Arial"/>
+          <w:b w:val="0"/>
+          <w:i w:val="0"/>
+          <w:sz w:val="19"/>
+          <w:vertAlign w:val="subscript"/>
+        </w:rPr>
+        <w:t>ads</w:t>
+      </w:r>
+      <w:r>
+        <w:rPr>
+          <w:rFonts w:ascii="Arial" w:hAnsi="Arial"/>
+          <w:b w:val="0"/>
+          <w:i w:val="0"/>
+          <w:sz w:val="19"/>
+        </w:rPr>
+        <w:t>, a</w:t>
+      </w:r>
+      <w:r>
+        <w:rPr>
+          <w:rFonts w:ascii="Arial" w:hAnsi="Arial"/>
+          <w:b w:val="0"/>
+          <w:i w:val="0"/>
+          <w:sz w:val="19"/>
+          <w:vertAlign w:val="subscript"/>
+        </w:rPr>
+        <w:t>s</w:t>
+      </w:r>
+      <w:r>
+        <w:rPr>
+          <w:rFonts w:ascii="Arial" w:hAnsi="Arial"/>
+          <w:b w:val="0"/>
+          <w:i w:val="0"/>
+          <w:sz w:val="19"/>
+        </w:rPr>
+        <w:t>), whereas fibrillation arrest is governed almost entirely by area density a</w:t>
+      </w:r>
+      <w:r>
+        <w:rPr>
+          <w:rFonts w:ascii="Arial" w:hAnsi="Arial"/>
+          <w:b w:val="0"/>
+          <w:i w:val="0"/>
+          <w:sz w:val="19"/>
+          <w:vertAlign w:val="subscript"/>
+        </w:rPr>
+        <w:t>s</w:t>
+      </w:r>
+      <w:r>
+        <w:rPr>
+          <w:rFonts w:ascii="Arial" w:hAnsi="Arial"/>
+          <w:b w:val="0"/>
+          <w:i w:val="0"/>
+          <w:sz w:val="19"/>
+        </w:rPr>
+        <w:t xml:space="preserve"> and extraction rate k</w:t>
+      </w:r>
+      <w:r>
+        <w:rPr>
+          <w:rFonts w:ascii="Arial" w:hAnsi="Arial"/>
+          <w:b w:val="0"/>
+          <w:i w:val="0"/>
+          <w:sz w:val="19"/>
+          <w:vertAlign w:val="subscript"/>
+        </w:rPr>
+        <w:t>ext</w:t>
+      </w:r>
+      <w:r>
+        <w:rPr>
+          <w:rFonts w:ascii="Arial" w:hAnsi="Arial"/>
+          <w:b w:val="0"/>
+          <w:i w:val="0"/>
+          <w:sz w:val="19"/>
+        </w:rPr>
+        <w:t>.</w:t>
       </w:r>
     </w:p>
     <w:p>
@@ -216,6 +447,12 @@
         <w:spacing w:after="100"/>
       </w:pPr>
       <w:r>
+        <w:rPr>
+          <w:rFonts w:ascii="Arial" w:hAnsi="Arial"/>
+          <w:b w:val="0"/>
+          <w:i w:val="0"/>
+          <w:sz w:val="20"/>
+        </w:rPr>
         <w:t>Liquid-liquid phase separation (LLPS) of intrinsically disordered proteins (IDPs) represents a central paradigm of subcellular organization, enabling the reversible assembly of membrane-less biomolecular condensates [1-4,24]. Under physiological conditions, the microtubule-associated protein Tau undergoes LLPS driven by electrostatic and hydrophobic interactions [5-7]. However, the high local protein density inside condensates (10- to 100-fold higher than in the dilute bulk phase) markedly accelerates primary and secondary nucleation of cross-β amyloid fibrils, promoting an aberrant liquid-to-solid phase transition associated with neurodegenerative tauopathies [5,6,18,19,30].</w:t>
       </w:r>
     </w:p>
@@ -224,7 +461,13 @@
         <w:spacing w:after="100"/>
       </w:pPr>
       <w:r>
-        <w:t>Recent experimental studies have shown that biomolecular condensates interact actively with physical boundaries, displaying rich wetting, spreading, and interfacial anchoring phenomena on lipid membranes and nanomaterials [14-17,27]. High-resolution biophysical work by Sporbeck et al. (PRX Life 2026) has demonstrated that electrostatic charges and membrane composition govern Tau condensate wetting transitions [27]. In parallel, two-dimensional (2D) nanomaterials, including aqueous-dispersible borophene nanoflakes [8,12,13] and transition metal carbides/carbonitrides (Ti3C2Tx MXenes) [9,28,29], provide versatile platforms with high specific surface area, tunable surface chemistry, and strong dispersion and electrostatic interactions with peptide motifs [12,29].</w:t>
+        <w:rPr>
+          <w:rFonts w:ascii="Arial" w:hAnsi="Arial"/>
+          <w:b w:val="0"/>
+          <w:i w:val="0"/>
+          <w:sz w:val="20"/>
+        </w:rPr>
+        <w:t>Recent experimental studies have shown that biomolecular condensates interact actively with physical boundaries, displaying rich wetting, spreading, and interfacial anchoring phenomena on lipid membranes and nanomaterials [14-17,27]. High-resolution biophysical work by Sporbeck et al. (PRX Life 2026) has demonstrated that electrostatic charges and membrane composition govern Tau condensate wetting transitions [27]. In parallel, two-dimensional (2D) nanomaterials, including aqueous-dispersible borophene nanoflakes [8,12,13] and transition metal carbides/carbonitrides (Ti₃C₂Tₓ MXenes) [9,28,29], provide versatile platforms with high specific surface area, tunable surface chemistry, and strong dispersion and electrostatic interactions with peptide motifs [12,29].</w:t>
       </w:r>
     </w:p>
     <w:p>
@@ -232,6 +475,12 @@
         <w:spacing w:after="100"/>
       </w:pPr>
       <w:r>
+        <w:rPr>
+          <w:rFonts w:ascii="Arial" w:hAnsi="Arial"/>
+          <w:b w:val="0"/>
+          <w:i w:val="0"/>
+          <w:sz w:val="20"/>
+        </w:rPr>
         <w:t>Despite intense interest in nanomaterial-biomolecule interactions, a predictive physical theory describing how 2D interfaces modulate the coexistence boundaries, wetting angles, and amyloid nucleation kinetics of protein condensates remains lacking. In this study, we formulate a statistical-thermodynamic and kinetic framework in which 2D interface-driven LLPS modulation emerges from explicit adsorption mass balance rather than from an imposed nanosheet-dependent modification of the intrinsic Flory interaction parameter. We parameterize the bulk LLPS model to reproduce the reported temperature-dependent LCST turbidity onset of Tau K18 (100 µM, 50 mM sodium phosphate, pH 8.8, 0.5 mM TCEP; Ambadipudi et al. [5]), derive contact angles from Young's equation via the Langmuir surface grand potential, formulate strictly dimensional master equations for condensate aging, and perform global variance-based sensitivity analysis of the model parameters.</w:t>
       </w:r>
     </w:p>
@@ -266,7 +515,222 @@
         <w:spacing w:after="100"/>
       </w:pPr>
       <w:r>
-        <w:t>Figure 1a presents the model-calculated temperature-composition phase diagram for bulk Tau K18. The empirical phase behavior of Tau K18 is characterized by a Lower Critical Solution Temperature (LCST), driven by the hydrophobic desolvation entropy of the repeat-domain hexapeptide motifs (VQIINK in R2 and VQIVYK in R3) [5]. The FH-VO model, with critical parameters solved numerically from the full free energy functional (f''(φ_c) = 0 and f'''(φ_c) = 0, yielding φ_c = 0.247, χ_c = 0.872), is parameterized with critical temperature Tc = 8.5 °C (281.65 K) and thermal slope β = 0.0090 K⁻¹. Under this parameterization, the theoretical cloud point for nominal 100 µM Tau K18 (order parameter φ_tilde_total = 0.095) evaluates to T_cloud = 15.3 °C by Brent's method, consistent with the ~15 °C turbidity onset reported in Figure 2b of Ambadipudi et al. (Fig. 1a, inset) [5]. At physiological temperature (37 °C), the bulk system coexists between a dilute monomer pool (φ_tilde_dilute = 0.026, corresponding to c_dilute ≈ 27.4 µM) and dense condensate droplets (φ_tilde_dense = 0.670, corresponding to c_dense ≈ 705 µM).</w:t>
+        <w:rPr>
+          <w:rFonts w:ascii="Arial" w:hAnsi="Arial"/>
+          <w:b w:val="0"/>
+          <w:i w:val="0"/>
+          <w:sz w:val="20"/>
+        </w:rPr>
+        <w:t>Figure 1a presents the model-calculated temperature-composition phase diagram for bulk Tau K18. The empirical phase behavior of Tau K18 is characterized by a Lower Critical Solution Temperature (LCST), driven by the hydrophobic desolvation entropy of the repeat-domain hexapeptide motifs (VQIINK in R2 and VQIVYK in R3) [5]. The FH-VO model, with critical parameters solved numerically from the full free energy functional (f''(φ</w:t>
+      </w:r>
+      <w:r>
+        <w:rPr>
+          <w:rFonts w:ascii="Arial" w:hAnsi="Arial"/>
+          <w:b w:val="0"/>
+          <w:i w:val="0"/>
+          <w:sz w:val="20"/>
+          <w:vertAlign w:val="subscript"/>
+        </w:rPr>
+        <w:t>c</w:t>
+      </w:r>
+      <w:r>
+        <w:rPr>
+          <w:rFonts w:ascii="Arial" w:hAnsi="Arial"/>
+          <w:b w:val="0"/>
+          <w:i w:val="0"/>
+          <w:sz w:val="20"/>
+        </w:rPr>
+        <w:t>) = 0 and f'''(φ</w:t>
+      </w:r>
+      <w:r>
+        <w:rPr>
+          <w:rFonts w:ascii="Arial" w:hAnsi="Arial"/>
+          <w:b w:val="0"/>
+          <w:i w:val="0"/>
+          <w:sz w:val="20"/>
+          <w:vertAlign w:val="subscript"/>
+        </w:rPr>
+        <w:t>c</w:t>
+      </w:r>
+      <w:r>
+        <w:rPr>
+          <w:rFonts w:ascii="Arial" w:hAnsi="Arial"/>
+          <w:b w:val="0"/>
+          <w:i w:val="0"/>
+          <w:sz w:val="20"/>
+        </w:rPr>
+        <w:t>) = 0, yielding φ</w:t>
+      </w:r>
+      <w:r>
+        <w:rPr>
+          <w:rFonts w:ascii="Arial" w:hAnsi="Arial"/>
+          <w:b w:val="0"/>
+          <w:i w:val="0"/>
+          <w:sz w:val="20"/>
+          <w:vertAlign w:val="subscript"/>
+        </w:rPr>
+        <w:t>c</w:t>
+      </w:r>
+      <w:r>
+        <w:rPr>
+          <w:rFonts w:ascii="Arial" w:hAnsi="Arial"/>
+          <w:b w:val="0"/>
+          <w:i w:val="0"/>
+          <w:sz w:val="20"/>
+        </w:rPr>
+        <w:t xml:space="preserve"> = 0.247, χ</w:t>
+      </w:r>
+      <w:r>
+        <w:rPr>
+          <w:rFonts w:ascii="Arial" w:hAnsi="Arial"/>
+          <w:b w:val="0"/>
+          <w:i w:val="0"/>
+          <w:sz w:val="20"/>
+          <w:vertAlign w:val="subscript"/>
+        </w:rPr>
+        <w:t>c</w:t>
+      </w:r>
+      <w:r>
+        <w:rPr>
+          <w:rFonts w:ascii="Arial" w:hAnsi="Arial"/>
+          <w:b w:val="0"/>
+          <w:i w:val="0"/>
+          <w:sz w:val="20"/>
+        </w:rPr>
+        <w:t xml:space="preserve"> = 0.872), is parameterized with critical temperature T</w:t>
+      </w:r>
+      <w:r>
+        <w:rPr>
+          <w:rFonts w:ascii="Arial" w:hAnsi="Arial"/>
+          <w:b w:val="0"/>
+          <w:i w:val="0"/>
+          <w:sz w:val="20"/>
+          <w:vertAlign w:val="subscript"/>
+        </w:rPr>
+        <w:t>c</w:t>
+      </w:r>
+      <w:r>
+        <w:rPr>
+          <w:rFonts w:ascii="Arial" w:hAnsi="Arial"/>
+          <w:b w:val="0"/>
+          <w:i w:val="0"/>
+          <w:sz w:val="20"/>
+        </w:rPr>
+        <w:t xml:space="preserve"> = 8.5 °C (281.65 K) and thermal slope β = 0.0090 K⁻¹. Under this parameterization, the theoretical cloud point for nominal 100 µM Tau K18 (order parameter φ̃</w:t>
+      </w:r>
+      <w:r>
+        <w:rPr>
+          <w:rFonts w:ascii="Arial" w:hAnsi="Arial"/>
+          <w:b w:val="0"/>
+          <w:i w:val="0"/>
+          <w:sz w:val="20"/>
+          <w:vertAlign w:val="subscript"/>
+        </w:rPr>
+        <w:t>total</w:t>
+      </w:r>
+      <w:r>
+        <w:rPr>
+          <w:rFonts w:ascii="Arial" w:hAnsi="Arial"/>
+          <w:b w:val="0"/>
+          <w:i w:val="0"/>
+          <w:sz w:val="20"/>
+        </w:rPr>
+        <w:t xml:space="preserve"> = 0.095) evaluates to T</w:t>
+      </w:r>
+      <w:r>
+        <w:rPr>
+          <w:rFonts w:ascii="Arial" w:hAnsi="Arial"/>
+          <w:b w:val="0"/>
+          <w:i w:val="0"/>
+          <w:sz w:val="20"/>
+          <w:vertAlign w:val="subscript"/>
+        </w:rPr>
+        <w:t>cloud</w:t>
+      </w:r>
+      <w:r>
+        <w:rPr>
+          <w:rFonts w:ascii="Arial" w:hAnsi="Arial"/>
+          <w:b w:val="0"/>
+          <w:i w:val="0"/>
+          <w:sz w:val="20"/>
+        </w:rPr>
+        <w:t xml:space="preserve"> = 15.3 °C by Brent's method, consistent with the ~15 °C turbidity onset reported in Figure 2b of Ambadipudi et al. (Fig. 1a, inset) [5]. At physiological temperature (37 °C), the bulk system coexists between a dilute monomer pool (φ̃</w:t>
+      </w:r>
+      <w:r>
+        <w:rPr>
+          <w:rFonts w:ascii="Arial" w:hAnsi="Arial"/>
+          <w:b w:val="0"/>
+          <w:i w:val="0"/>
+          <w:sz w:val="20"/>
+          <w:vertAlign w:val="subscript"/>
+        </w:rPr>
+        <w:t>dilute</w:t>
+      </w:r>
+      <w:r>
+        <w:rPr>
+          <w:rFonts w:ascii="Arial" w:hAnsi="Arial"/>
+          <w:b w:val="0"/>
+          <w:i w:val="0"/>
+          <w:sz w:val="20"/>
+        </w:rPr>
+        <w:t xml:space="preserve"> = 0.026, corresponding to c</w:t>
+      </w:r>
+      <w:r>
+        <w:rPr>
+          <w:rFonts w:ascii="Arial" w:hAnsi="Arial"/>
+          <w:b w:val="0"/>
+          <w:i w:val="0"/>
+          <w:sz w:val="20"/>
+          <w:vertAlign w:val="subscript"/>
+        </w:rPr>
+        <w:t>dilute</w:t>
+      </w:r>
+      <w:r>
+        <w:rPr>
+          <w:rFonts w:ascii="Arial" w:hAnsi="Arial"/>
+          <w:b w:val="0"/>
+          <w:i w:val="0"/>
+          <w:sz w:val="20"/>
+        </w:rPr>
+        <w:t xml:space="preserve"> ≈ 27.4 µM) and dense condensate droplets (φ̃</w:t>
+      </w:r>
+      <w:r>
+        <w:rPr>
+          <w:rFonts w:ascii="Arial" w:hAnsi="Arial"/>
+          <w:b w:val="0"/>
+          <w:i w:val="0"/>
+          <w:sz w:val="20"/>
+          <w:vertAlign w:val="subscript"/>
+        </w:rPr>
+        <w:t>dense</w:t>
+      </w:r>
+      <w:r>
+        <w:rPr>
+          <w:rFonts w:ascii="Arial" w:hAnsi="Arial"/>
+          <w:b w:val="0"/>
+          <w:i w:val="0"/>
+          <w:sz w:val="20"/>
+        </w:rPr>
+        <w:t xml:space="preserve"> = 0.670, corresponding to c</w:t>
+      </w:r>
+      <w:r>
+        <w:rPr>
+          <w:rFonts w:ascii="Arial" w:hAnsi="Arial"/>
+          <w:b w:val="0"/>
+          <w:i w:val="0"/>
+          <w:sz w:val="20"/>
+          <w:vertAlign w:val="subscript"/>
+        </w:rPr>
+        <w:t>dense</w:t>
+      </w:r>
+      <w:r>
+        <w:rPr>
+          <w:rFonts w:ascii="Arial" w:hAnsi="Arial"/>
+          <w:b w:val="0"/>
+          <w:i w:val="0"/>
+          <w:sz w:val="20"/>
+        </w:rPr>
+        <w:t xml:space="preserve"> ≈ 705 µM).</w:t>
       </w:r>
     </w:p>
     <w:p>
@@ -274,7 +738,374 @@
         <w:spacing w:after="100"/>
       </w:pPr>
       <w:r>
-        <w:t>Figure 1b illustrates the physical mechanism of LLPS modulation upon introducing 2D nanomaterial interfaces. The fundamental governing coordinate of the theoretical framework is the interfacial area density a_s. Because the intrinsic Flory interaction parameter is independent of nanosheet loading (∂χ/∂a_s = 0), the bulk binodal boundary remains unchanged. Instead, Langmuir adsorption equilibrium governed by standard thermodynamic activity (a = c / c°) sequesters free monomers according to the dimensionless mass balance φ_tilde_total = φ_tilde_free + m_tilde_max θ_ads, where m_tilde_max = s_phi (a_s Γ_max 10³⁰ / N_A) represents the surface capacity expressed on the identical order-parameter scale. For the literature-informed borophene-like scenario (Scenario 1, ΔG_ads = -7.8 kcal/mol) at a_s = 1.0×10⁻⁴ nm⁻¹ (which corresponds to C_nano = 100 µg/mL only under an illustrative reference conversion assuming an idealized monolayer-accessible specific surface area SSA = 1000 m²/g), the free monomer concentration drops by nearly 60% to c_free ≈ 41.4 µM, shifting the apparent cloud point to 29.4 °C and dissolving the condensate below that temperature. In contrast, the Ti3C2Tx MXene-like scenario (Scenario 2, ΔG_ads = -5.2 kcal/mol), exhibiting weaker adsorption affinity, produces only partial depletion (c_free ≈ 87.6 µM at a_s = 1.0×10⁻⁴ nm⁻¹), leaving droplets stable across this area-density range at 37 °C. Notably, for multilayered nanomaterials subject to restacking with lower accessible BET surface areas (10–100 m²/g), equivalent a_s values would require correspondingly higher mass loadings.</w:t>
+        <w:rPr>
+          <w:rFonts w:ascii="Arial" w:hAnsi="Arial"/>
+          <w:b w:val="0"/>
+          <w:i w:val="0"/>
+          <w:sz w:val="20"/>
+        </w:rPr>
+        <w:t>Figure 1b illustrates the physical mechanism of LLPS modulation upon introducing 2D nanomaterial interfaces. The fundamental governing coordinate of the theoretical framework is the interfacial area density a</w:t>
+      </w:r>
+      <w:r>
+        <w:rPr>
+          <w:rFonts w:ascii="Arial" w:hAnsi="Arial"/>
+          <w:b w:val="0"/>
+          <w:i w:val="0"/>
+          <w:sz w:val="20"/>
+          <w:vertAlign w:val="subscript"/>
+        </w:rPr>
+        <w:t>s</w:t>
+      </w:r>
+      <w:r>
+        <w:rPr>
+          <w:rFonts w:ascii="Arial" w:hAnsi="Arial"/>
+          <w:b w:val="0"/>
+          <w:i w:val="0"/>
+          <w:sz w:val="20"/>
+        </w:rPr>
+        <w:t>. Because the intrinsic Flory interaction parameter is independent of nanosheet loading (∂χ/∂a</w:t>
+      </w:r>
+      <w:r>
+        <w:rPr>
+          <w:rFonts w:ascii="Arial" w:hAnsi="Arial"/>
+          <w:b w:val="0"/>
+          <w:i w:val="0"/>
+          <w:sz w:val="20"/>
+          <w:vertAlign w:val="subscript"/>
+        </w:rPr>
+        <w:t>s</w:t>
+      </w:r>
+      <w:r>
+        <w:rPr>
+          <w:rFonts w:ascii="Arial" w:hAnsi="Arial"/>
+          <w:b w:val="0"/>
+          <w:i w:val="0"/>
+          <w:sz w:val="20"/>
+        </w:rPr>
+        <w:t xml:space="preserve"> = 0), the bulk binodal boundary remains unchanged. Instead, Langmuir adsorption equilibrium governed by standard thermodynamic activity (a = c / c°) sequesters free monomers according to the dimensionless mass balance φ̃</w:t>
+      </w:r>
+      <w:r>
+        <w:rPr>
+          <w:rFonts w:ascii="Arial" w:hAnsi="Arial"/>
+          <w:b w:val="0"/>
+          <w:i w:val="0"/>
+          <w:sz w:val="20"/>
+          <w:vertAlign w:val="subscript"/>
+        </w:rPr>
+        <w:t>total</w:t>
+      </w:r>
+      <w:r>
+        <w:rPr>
+          <w:rFonts w:ascii="Arial" w:hAnsi="Arial"/>
+          <w:b w:val="0"/>
+          <w:i w:val="0"/>
+          <w:sz w:val="20"/>
+        </w:rPr>
+        <w:t xml:space="preserve"> = φ̃</w:t>
+      </w:r>
+      <w:r>
+        <w:rPr>
+          <w:rFonts w:ascii="Arial" w:hAnsi="Arial"/>
+          <w:b w:val="0"/>
+          <w:i w:val="0"/>
+          <w:sz w:val="20"/>
+          <w:vertAlign w:val="subscript"/>
+        </w:rPr>
+        <w:t>free</w:t>
+      </w:r>
+      <w:r>
+        <w:rPr>
+          <w:rFonts w:ascii="Arial" w:hAnsi="Arial"/>
+          <w:b w:val="0"/>
+          <w:i w:val="0"/>
+          <w:sz w:val="20"/>
+        </w:rPr>
+        <w:t xml:space="preserve"> + m̃</w:t>
+      </w:r>
+      <w:r>
+        <w:rPr>
+          <w:rFonts w:ascii="Arial" w:hAnsi="Arial"/>
+          <w:b w:val="0"/>
+          <w:i w:val="0"/>
+          <w:sz w:val="20"/>
+          <w:vertAlign w:val="subscript"/>
+        </w:rPr>
+        <w:t>max</w:t>
+      </w:r>
+      <w:r>
+        <w:rPr>
+          <w:rFonts w:ascii="Arial" w:hAnsi="Arial"/>
+          <w:b w:val="0"/>
+          <w:i w:val="0"/>
+          <w:sz w:val="20"/>
+        </w:rPr>
+        <w:t xml:space="preserve"> θ</w:t>
+      </w:r>
+      <w:r>
+        <w:rPr>
+          <w:rFonts w:ascii="Arial" w:hAnsi="Arial"/>
+          <w:b w:val="0"/>
+          <w:i w:val="0"/>
+          <w:sz w:val="20"/>
+          <w:vertAlign w:val="subscript"/>
+        </w:rPr>
+        <w:t>ads</w:t>
+      </w:r>
+      <w:r>
+        <w:rPr>
+          <w:rFonts w:ascii="Arial" w:hAnsi="Arial"/>
+          <w:b w:val="0"/>
+          <w:i w:val="0"/>
+          <w:sz w:val="20"/>
+        </w:rPr>
+        <w:t>, where m̃</w:t>
+      </w:r>
+      <w:r>
+        <w:rPr>
+          <w:rFonts w:ascii="Arial" w:hAnsi="Arial"/>
+          <w:b w:val="0"/>
+          <w:i w:val="0"/>
+          <w:sz w:val="20"/>
+          <w:vertAlign w:val="subscript"/>
+        </w:rPr>
+        <w:t>max</w:t>
+      </w:r>
+      <w:r>
+        <w:rPr>
+          <w:rFonts w:ascii="Arial" w:hAnsi="Arial"/>
+          <w:b w:val="0"/>
+          <w:i w:val="0"/>
+          <w:sz w:val="20"/>
+        </w:rPr>
+        <w:t xml:space="preserve"> = s</w:t>
+      </w:r>
+      <w:r>
+        <w:rPr>
+          <w:rFonts w:ascii="Arial" w:hAnsi="Arial"/>
+          <w:b w:val="0"/>
+          <w:i w:val="0"/>
+          <w:sz w:val="20"/>
+          <w:vertAlign w:val="subscript"/>
+        </w:rPr>
+        <w:t>φ</w:t>
+      </w:r>
+      <w:r>
+        <w:rPr>
+          <w:rFonts w:ascii="Arial" w:hAnsi="Arial"/>
+          <w:b w:val="0"/>
+          <w:i w:val="0"/>
+          <w:sz w:val="20"/>
+        </w:rPr>
+        <w:t xml:space="preserve"> (a</w:t>
+      </w:r>
+      <w:r>
+        <w:rPr>
+          <w:rFonts w:ascii="Arial" w:hAnsi="Arial"/>
+          <w:b w:val="0"/>
+          <w:i w:val="0"/>
+          <w:sz w:val="20"/>
+          <w:vertAlign w:val="subscript"/>
+        </w:rPr>
+        <w:t>s</w:t>
+      </w:r>
+      <w:r>
+        <w:rPr>
+          <w:rFonts w:ascii="Arial" w:hAnsi="Arial"/>
+          <w:b w:val="0"/>
+          <w:i w:val="0"/>
+          <w:sz w:val="20"/>
+        </w:rPr>
+        <w:t xml:space="preserve"> Γ</w:t>
+      </w:r>
+      <w:r>
+        <w:rPr>
+          <w:rFonts w:ascii="Arial" w:hAnsi="Arial"/>
+          <w:b w:val="0"/>
+          <w:i w:val="0"/>
+          <w:sz w:val="20"/>
+          <w:vertAlign w:val="subscript"/>
+        </w:rPr>
+        <w:t>max</w:t>
+      </w:r>
+      <w:r>
+        <w:rPr>
+          <w:rFonts w:ascii="Arial" w:hAnsi="Arial"/>
+          <w:b w:val="0"/>
+          <w:i w:val="0"/>
+          <w:sz w:val="20"/>
+        </w:rPr>
+        <w:t xml:space="preserve"> 10³⁰ / N</w:t>
+      </w:r>
+      <w:r>
+        <w:rPr>
+          <w:rFonts w:ascii="Arial" w:hAnsi="Arial"/>
+          <w:b w:val="0"/>
+          <w:i w:val="0"/>
+          <w:sz w:val="20"/>
+          <w:vertAlign w:val="subscript"/>
+        </w:rPr>
+        <w:t>A</w:t>
+      </w:r>
+      <w:r>
+        <w:rPr>
+          <w:rFonts w:ascii="Arial" w:hAnsi="Arial"/>
+          <w:b w:val="0"/>
+          <w:i w:val="0"/>
+          <w:sz w:val="20"/>
+        </w:rPr>
+        <w:t>) represents the surface capacity expressed on the identical order-parameter scale. For the literature-informed borophene-like scenario (Scenario 1, ΔG</w:t>
+      </w:r>
+      <w:r>
+        <w:rPr>
+          <w:rFonts w:ascii="Arial" w:hAnsi="Arial"/>
+          <w:b w:val="0"/>
+          <w:i w:val="0"/>
+          <w:sz w:val="20"/>
+          <w:vertAlign w:val="subscript"/>
+        </w:rPr>
+        <w:t>ads</w:t>
+      </w:r>
+      <w:r>
+        <w:rPr>
+          <w:rFonts w:ascii="Arial" w:hAnsi="Arial"/>
+          <w:b w:val="0"/>
+          <w:i w:val="0"/>
+          <w:sz w:val="20"/>
+        </w:rPr>
+        <w:t xml:space="preserve"> = -7.8 kcal/mol) at a</w:t>
+      </w:r>
+      <w:r>
+        <w:rPr>
+          <w:rFonts w:ascii="Arial" w:hAnsi="Arial"/>
+          <w:b w:val="0"/>
+          <w:i w:val="0"/>
+          <w:sz w:val="20"/>
+          <w:vertAlign w:val="subscript"/>
+        </w:rPr>
+        <w:t>s</w:t>
+      </w:r>
+      <w:r>
+        <w:rPr>
+          <w:rFonts w:ascii="Arial" w:hAnsi="Arial"/>
+          <w:b w:val="0"/>
+          <w:i w:val="0"/>
+          <w:sz w:val="20"/>
+        </w:rPr>
+        <w:t xml:space="preserve"> = 1.0×10⁻⁴ nm⁻¹ (which corresponds to C</w:t>
+      </w:r>
+      <w:r>
+        <w:rPr>
+          <w:rFonts w:ascii="Arial" w:hAnsi="Arial"/>
+          <w:b w:val="0"/>
+          <w:i w:val="0"/>
+          <w:sz w:val="20"/>
+          <w:vertAlign w:val="subscript"/>
+        </w:rPr>
+        <w:t>nano</w:t>
+      </w:r>
+      <w:r>
+        <w:rPr>
+          <w:rFonts w:ascii="Arial" w:hAnsi="Arial"/>
+          <w:b w:val="0"/>
+          <w:i w:val="0"/>
+          <w:sz w:val="20"/>
+        </w:rPr>
+        <w:t xml:space="preserve"> = 100 µg/mL only under an illustrative reference conversion assuming an idealized monolayer-accessible specific surface area SSA = 1000 m²/g), the free monomer concentration drops by nearly 60% to c</w:t>
+      </w:r>
+      <w:r>
+        <w:rPr>
+          <w:rFonts w:ascii="Arial" w:hAnsi="Arial"/>
+          <w:b w:val="0"/>
+          <w:i w:val="0"/>
+          <w:sz w:val="20"/>
+          <w:vertAlign w:val="subscript"/>
+        </w:rPr>
+        <w:t>free</w:t>
+      </w:r>
+      <w:r>
+        <w:rPr>
+          <w:rFonts w:ascii="Arial" w:hAnsi="Arial"/>
+          <w:b w:val="0"/>
+          <w:i w:val="0"/>
+          <w:sz w:val="20"/>
+        </w:rPr>
+        <w:t xml:space="preserve"> ≈ 41.4 µM, shifting the apparent cloud point to 29.4 °C and dissolving the condensate below that temperature. In contrast, the Ti₃C₂Tₓ MXene-like scenario (Scenario 2, ΔG</w:t>
+      </w:r>
+      <w:r>
+        <w:rPr>
+          <w:rFonts w:ascii="Arial" w:hAnsi="Arial"/>
+          <w:b w:val="0"/>
+          <w:i w:val="0"/>
+          <w:sz w:val="20"/>
+          <w:vertAlign w:val="subscript"/>
+        </w:rPr>
+        <w:t>ads</w:t>
+      </w:r>
+      <w:r>
+        <w:rPr>
+          <w:rFonts w:ascii="Arial" w:hAnsi="Arial"/>
+          <w:b w:val="0"/>
+          <w:i w:val="0"/>
+          <w:sz w:val="20"/>
+        </w:rPr>
+        <w:t xml:space="preserve"> = -5.2 kcal/mol), exhibiting weaker adsorption affinity, produces only partial depletion (c</w:t>
+      </w:r>
+      <w:r>
+        <w:rPr>
+          <w:rFonts w:ascii="Arial" w:hAnsi="Arial"/>
+          <w:b w:val="0"/>
+          <w:i w:val="0"/>
+          <w:sz w:val="20"/>
+          <w:vertAlign w:val="subscript"/>
+        </w:rPr>
+        <w:t>free</w:t>
+      </w:r>
+      <w:r>
+        <w:rPr>
+          <w:rFonts w:ascii="Arial" w:hAnsi="Arial"/>
+          <w:b w:val="0"/>
+          <w:i w:val="0"/>
+          <w:sz w:val="20"/>
+        </w:rPr>
+        <w:t xml:space="preserve"> ≈ 87.6 µM at a</w:t>
+      </w:r>
+      <w:r>
+        <w:rPr>
+          <w:rFonts w:ascii="Arial" w:hAnsi="Arial"/>
+          <w:b w:val="0"/>
+          <w:i w:val="0"/>
+          <w:sz w:val="20"/>
+          <w:vertAlign w:val="subscript"/>
+        </w:rPr>
+        <w:t>s</w:t>
+      </w:r>
+      <w:r>
+        <w:rPr>
+          <w:rFonts w:ascii="Arial" w:hAnsi="Arial"/>
+          <w:b w:val="0"/>
+          <w:i w:val="0"/>
+          <w:sz w:val="20"/>
+        </w:rPr>
+        <w:t xml:space="preserve"> = 1.0×10⁻⁴ nm⁻¹), leaving droplets stable across this area-density range at 37 °C. Notably, for multilayered nanomaterials subject to restacking with lower accessible BET surface areas (10–100 m²/g), equivalent a</w:t>
+      </w:r>
+      <w:r>
+        <w:rPr>
+          <w:rFonts w:ascii="Arial" w:hAnsi="Arial"/>
+          <w:b w:val="0"/>
+          <w:i w:val="0"/>
+          <w:sz w:val="20"/>
+          <w:vertAlign w:val="subscript"/>
+        </w:rPr>
+        <w:t>s</w:t>
+      </w:r>
+      <w:r>
+        <w:rPr>
+          <w:rFonts w:ascii="Arial" w:hAnsi="Arial"/>
+          <w:b w:val="0"/>
+          <w:i w:val="0"/>
+          <w:sz w:val="20"/>
+        </w:rPr>
+        <w:t xml:space="preserve"> values would require correspondingly higher mass loadings.</w:t>
       </w:r>
     </w:p>
     <w:p>
@@ -332,9 +1163,69 @@
       </w:r>
       <w:r>
         <w:rPr>
+          <w:rFonts w:ascii="Arial" w:hAnsi="Arial"/>
+          <w:b w:val="0"/>
+          <w:i w:val="0"/>
           <w:sz w:val="17"/>
         </w:rPr>
-        <w:t>Bulk LCST phase diagram of Tau K18 and adsorption-driven state point shift. (a) Numerically determined binodal coexistence (solid blue) and spinodal instability boundary (dashed blue) parameterized to the 100 µM cloud point at 15.3 °C. Inset: Experimental normalized turbidity trajectory A350(T) digitized directly from Figure 2b of Ambadipudi et al. (Nat. Commun. 2017, DOI: 10.1038/s41467-017-00480-0). (b) Free monomer depletion φ_tilde_free as a function of interfacial area density a_s (with top axis showing illustrative reference loading C_nano for SSA = 1000 m²/g) at 37 °C, demonstrating strong depletion for the borophene-like scenario vs partial depletion for the MXene-like scenario.</w:t>
+        <w:t>Bulk LCST phase diagram of Tau K18 and adsorption-driven state point shift. (a) Numerically determined binodal coexistence (solid blue) and spinodal instability boundary (dashed blue) parameterized to the 100 µM cloud point at 15.3 °C. Inset: Experimental normalized turbidity trajectory A350(T) digitized directly from Figure 2b of Ambadipudi et al. (Nat. Commun. 2017, DOI: 10.1038/s41467-017-00480-0). (b) Free monomer depletion φ̃</w:t>
+      </w:r>
+      <w:r>
+        <w:rPr>
+          <w:rFonts w:ascii="Arial" w:hAnsi="Arial"/>
+          <w:b w:val="0"/>
+          <w:i w:val="0"/>
+          <w:sz w:val="17"/>
+          <w:vertAlign w:val="subscript"/>
+        </w:rPr>
+        <w:t>free</w:t>
+      </w:r>
+      <w:r>
+        <w:rPr>
+          <w:rFonts w:ascii="Arial" w:hAnsi="Arial"/>
+          <w:b w:val="0"/>
+          <w:i w:val="0"/>
+          <w:sz w:val="17"/>
+        </w:rPr>
+        <w:t xml:space="preserve"> as a function of interfacial area density a</w:t>
+      </w:r>
+      <w:r>
+        <w:rPr>
+          <w:rFonts w:ascii="Arial" w:hAnsi="Arial"/>
+          <w:b w:val="0"/>
+          <w:i w:val="0"/>
+          <w:sz w:val="17"/>
+          <w:vertAlign w:val="subscript"/>
+        </w:rPr>
+        <w:t>s</w:t>
+      </w:r>
+      <w:r>
+        <w:rPr>
+          <w:rFonts w:ascii="Arial" w:hAnsi="Arial"/>
+          <w:b w:val="0"/>
+          <w:i w:val="0"/>
+          <w:sz w:val="17"/>
+        </w:rPr>
+        <w:t xml:space="preserve"> (with top axis showing illustrative reference loading C</w:t>
+      </w:r>
+      <w:r>
+        <w:rPr>
+          <w:rFonts w:ascii="Arial" w:hAnsi="Arial"/>
+          <w:b w:val="0"/>
+          <w:i w:val="0"/>
+          <w:sz w:val="17"/>
+          <w:vertAlign w:val="subscript"/>
+        </w:rPr>
+        <w:t>nano</w:t>
+      </w:r>
+      <w:r>
+        <w:rPr>
+          <w:rFonts w:ascii="Arial" w:hAnsi="Arial"/>
+          <w:b w:val="0"/>
+          <w:i w:val="0"/>
+          <w:sz w:val="17"/>
+        </w:rPr>
+        <w:t xml:space="preserve"> for SSA = 1000 m²/g) at 37 °C, demonstrating strong depletion for the borophene-like scenario vs partial depletion for the MXene-like scenario.</w:t>
       </w:r>
     </w:p>
     <w:p>
@@ -355,7 +1246,108 @@
         <w:spacing w:after="100"/>
       </w:pPr>
       <w:r>
-        <w:t>Figure 2a displays the phase density contrast Δφ_tilde = φ_tilde_dense - φ_tilde_dilute across ionic strength [NaCl] (50–450 mM) and temperature (15–50 °C). Electrostatic screening follows Voorn-Overbeek / Debye-Hückel scaling (-α_DH (I/I_0)^(3/2)) [11,23]: moderate ionic strength preserves condensate stability, whereas elevated salt screens the electrostatic contribution and narrows the two-phase coexistence gap.</w:t>
+        <w:rPr>
+          <w:rFonts w:ascii="Arial" w:hAnsi="Arial"/>
+          <w:b w:val="0"/>
+          <w:i w:val="0"/>
+          <w:sz w:val="20"/>
+        </w:rPr>
+        <w:t>Figure 2a displays the phase density contrast Δφ̃ = φ̃</w:t>
+      </w:r>
+      <w:r>
+        <w:rPr>
+          <w:rFonts w:ascii="Arial" w:hAnsi="Arial"/>
+          <w:b w:val="0"/>
+          <w:i w:val="0"/>
+          <w:sz w:val="20"/>
+          <w:vertAlign w:val="subscript"/>
+        </w:rPr>
+        <w:t>dense</w:t>
+      </w:r>
+      <w:r>
+        <w:rPr>
+          <w:rFonts w:ascii="Arial" w:hAnsi="Arial"/>
+          <w:b w:val="0"/>
+          <w:i w:val="0"/>
+          <w:sz w:val="20"/>
+        </w:rPr>
+        <w:t xml:space="preserve"> - φ̃</w:t>
+      </w:r>
+      <w:r>
+        <w:rPr>
+          <w:rFonts w:ascii="Arial" w:hAnsi="Arial"/>
+          <w:b w:val="0"/>
+          <w:i w:val="0"/>
+          <w:sz w:val="20"/>
+          <w:vertAlign w:val="subscript"/>
+        </w:rPr>
+        <w:t>dilute</w:t>
+      </w:r>
+      <w:r>
+        <w:rPr>
+          <w:rFonts w:ascii="Arial" w:hAnsi="Arial"/>
+          <w:b w:val="0"/>
+          <w:i w:val="0"/>
+          <w:sz w:val="20"/>
+        </w:rPr>
+        <w:t xml:space="preserve"> across ionic strength [NaCl] (50–450 mM) and temperature (15–50 °C). Electrostatic screening follows Voorn-Overbeek / Debye-Hückel scaling (-α</w:t>
+      </w:r>
+      <w:r>
+        <w:rPr>
+          <w:rFonts w:ascii="Arial" w:hAnsi="Arial"/>
+          <w:b w:val="0"/>
+          <w:i w:val="0"/>
+          <w:sz w:val="20"/>
+          <w:vertAlign w:val="subscript"/>
+        </w:rPr>
+        <w:t>DH</w:t>
+      </w:r>
+      <w:r>
+        <w:rPr>
+          <w:rFonts w:ascii="Arial" w:hAnsi="Arial"/>
+          <w:b w:val="0"/>
+          <w:i w:val="0"/>
+          <w:sz w:val="20"/>
+        </w:rPr>
+        <w:t xml:space="preserve"> (I/I</w:t>
+      </w:r>
+      <w:r>
+        <w:rPr>
+          <w:rFonts w:ascii="Arial" w:hAnsi="Arial"/>
+          <w:b w:val="0"/>
+          <w:i w:val="0"/>
+          <w:sz w:val="20"/>
+          <w:vertAlign w:val="subscript"/>
+        </w:rPr>
+        <w:t>0</w:t>
+      </w:r>
+      <w:r>
+        <w:rPr>
+          <w:rFonts w:ascii="Arial" w:hAnsi="Arial"/>
+          <w:b w:val="0"/>
+          <w:i w:val="0"/>
+          <w:sz w:val="20"/>
+        </w:rPr>
+        <w:t>)</w:t>
+      </w:r>
+      <w:r>
+        <w:rPr>
+          <w:rFonts w:ascii="Arial" w:hAnsi="Arial"/>
+          <w:b w:val="0"/>
+          <w:i w:val="0"/>
+          <w:sz w:val="20"/>
+          <w:vertAlign w:val="superscript"/>
+        </w:rPr>
+        <w:t>3/2</w:t>
+      </w:r>
+      <w:r>
+        <w:rPr>
+          <w:rFonts w:ascii="Arial" w:hAnsi="Arial"/>
+          <w:b w:val="0"/>
+          <w:i w:val="0"/>
+          <w:sz w:val="20"/>
+        </w:rPr>
+        <w:t>) [11,23]: moderate ionic strength preserves condensate stability, whereas elevated salt screens the electrostatic contribution and narrows the two-phase coexistence gap.</w:t>
       </w:r>
     </w:p>
     <w:p>
@@ -363,7 +1355,241 @@
         <w:spacing w:after="100"/>
       </w:pPr>
       <w:r>
-        <w:t>Figure 2b maps the Cahn-Hilliard wetting contact angle θ_c derived from Young's equation across surface energy excess Δγ_s and temperature. The liquid-liquid interfacial tension evaluates to γ_LL = 1.601 µN/m at 37 °C under the unified energy-density scale f_0 = 1.50×10⁴ J/m³ (v_ref = 2.85×10⁻²⁵ m³). For the stabilized borophene-like scenario, the solid-liquid surface energy excess evaluates to Δγ_s = 1.023 µN/m (derived directly from the Langmuir surface grand potential with η_eff = 0.20×10⁻³ and standard activity a = c/c°), yielding cos(θ_c) = 1.023 / 1.601 = 0.639 and θ_c = 50.3° at 37 °C. For the Ti3C2Tx MXene-like scenario, Δγ_s = 0.296 µN/m yields cos(θ_c) = 0.296 / 1.601 = 0.185 and θ_c = 79.3°.</w:t>
+        <w:rPr>
+          <w:rFonts w:ascii="Arial" w:hAnsi="Arial"/>
+          <w:b w:val="0"/>
+          <w:i w:val="0"/>
+          <w:sz w:val="20"/>
+        </w:rPr>
+        <w:t>Figure 2b maps the Cahn-Hilliard wetting contact angle θ</w:t>
+      </w:r>
+      <w:r>
+        <w:rPr>
+          <w:rFonts w:ascii="Arial" w:hAnsi="Arial"/>
+          <w:b w:val="0"/>
+          <w:i w:val="0"/>
+          <w:sz w:val="20"/>
+          <w:vertAlign w:val="subscript"/>
+        </w:rPr>
+        <w:t>c</w:t>
+      </w:r>
+      <w:r>
+        <w:rPr>
+          <w:rFonts w:ascii="Arial" w:hAnsi="Arial"/>
+          <w:b w:val="0"/>
+          <w:i w:val="0"/>
+          <w:sz w:val="20"/>
+        </w:rPr>
+        <w:t xml:space="preserve"> derived from Young's equation across surface energy excess Δγ</w:t>
+      </w:r>
+      <w:r>
+        <w:rPr>
+          <w:rFonts w:ascii="Arial" w:hAnsi="Arial"/>
+          <w:b w:val="0"/>
+          <w:i w:val="0"/>
+          <w:sz w:val="20"/>
+          <w:vertAlign w:val="subscript"/>
+        </w:rPr>
+        <w:t>s</w:t>
+      </w:r>
+      <w:r>
+        <w:rPr>
+          <w:rFonts w:ascii="Arial" w:hAnsi="Arial"/>
+          <w:b w:val="0"/>
+          <w:i w:val="0"/>
+          <w:sz w:val="20"/>
+        </w:rPr>
+        <w:t xml:space="preserve"> and temperature. The liquid-liquid interfacial tension evaluates to γ</w:t>
+      </w:r>
+      <w:r>
+        <w:rPr>
+          <w:rFonts w:ascii="Arial" w:hAnsi="Arial"/>
+          <w:b w:val="0"/>
+          <w:i w:val="0"/>
+          <w:sz w:val="20"/>
+          <w:vertAlign w:val="subscript"/>
+        </w:rPr>
+        <w:t>LL</w:t>
+      </w:r>
+      <w:r>
+        <w:rPr>
+          <w:rFonts w:ascii="Arial" w:hAnsi="Arial"/>
+          <w:b w:val="0"/>
+          <w:i w:val="0"/>
+          <w:sz w:val="20"/>
+        </w:rPr>
+        <w:t xml:space="preserve"> = 1.601 µN/m at 37 °C under the unified energy-density scale f</w:t>
+      </w:r>
+      <w:r>
+        <w:rPr>
+          <w:rFonts w:ascii="Arial" w:hAnsi="Arial"/>
+          <w:b w:val="0"/>
+          <w:i w:val="0"/>
+          <w:sz w:val="20"/>
+          <w:vertAlign w:val="subscript"/>
+        </w:rPr>
+        <w:t>0</w:t>
+      </w:r>
+      <w:r>
+        <w:rPr>
+          <w:rFonts w:ascii="Arial" w:hAnsi="Arial"/>
+          <w:b w:val="0"/>
+          <w:i w:val="0"/>
+          <w:sz w:val="20"/>
+        </w:rPr>
+        <w:t xml:space="preserve"> = 1.50×10⁴ J/m³ (v</w:t>
+      </w:r>
+      <w:r>
+        <w:rPr>
+          <w:rFonts w:ascii="Arial" w:hAnsi="Arial"/>
+          <w:b w:val="0"/>
+          <w:i w:val="0"/>
+          <w:sz w:val="20"/>
+          <w:vertAlign w:val="subscript"/>
+        </w:rPr>
+        <w:t>ref</w:t>
+      </w:r>
+      <w:r>
+        <w:rPr>
+          <w:rFonts w:ascii="Arial" w:hAnsi="Arial"/>
+          <w:b w:val="0"/>
+          <w:i w:val="0"/>
+          <w:sz w:val="20"/>
+        </w:rPr>
+        <w:t xml:space="preserve"> = 2.85×10⁻²⁵ m³). For the stabilized borophene-like scenario, the solid-liquid surface energy excess evaluates to Δγ</w:t>
+      </w:r>
+      <w:r>
+        <w:rPr>
+          <w:rFonts w:ascii="Arial" w:hAnsi="Arial"/>
+          <w:b w:val="0"/>
+          <w:i w:val="0"/>
+          <w:sz w:val="20"/>
+          <w:vertAlign w:val="subscript"/>
+        </w:rPr>
+        <w:t>s</w:t>
+      </w:r>
+      <w:r>
+        <w:rPr>
+          <w:rFonts w:ascii="Arial" w:hAnsi="Arial"/>
+          <w:b w:val="0"/>
+          <w:i w:val="0"/>
+          <w:sz w:val="20"/>
+        </w:rPr>
+        <w:t xml:space="preserve"> = 1.023 µN/m (derived directly from the Langmuir surface grand potential with η</w:t>
+      </w:r>
+      <w:r>
+        <w:rPr>
+          <w:rFonts w:ascii="Arial" w:hAnsi="Arial"/>
+          <w:b w:val="0"/>
+          <w:i w:val="0"/>
+          <w:sz w:val="20"/>
+          <w:vertAlign w:val="subscript"/>
+        </w:rPr>
+        <w:t>eff</w:t>
+      </w:r>
+      <w:r>
+        <w:rPr>
+          <w:rFonts w:ascii="Arial" w:hAnsi="Arial"/>
+          <w:b w:val="0"/>
+          <w:i w:val="0"/>
+          <w:sz w:val="20"/>
+        </w:rPr>
+        <w:t xml:space="preserve"> = 0.20×10⁻³ and standard activity a = c/c°), yielding cos(θ</w:t>
+      </w:r>
+      <w:r>
+        <w:rPr>
+          <w:rFonts w:ascii="Arial" w:hAnsi="Arial"/>
+          <w:b w:val="0"/>
+          <w:i w:val="0"/>
+          <w:sz w:val="20"/>
+          <w:vertAlign w:val="subscript"/>
+        </w:rPr>
+        <w:t>c</w:t>
+      </w:r>
+      <w:r>
+        <w:rPr>
+          <w:rFonts w:ascii="Arial" w:hAnsi="Arial"/>
+          <w:b w:val="0"/>
+          <w:i w:val="0"/>
+          <w:sz w:val="20"/>
+        </w:rPr>
+        <w:t>) = 1.023 / 1.601 = 0.639 and θ</w:t>
+      </w:r>
+      <w:r>
+        <w:rPr>
+          <w:rFonts w:ascii="Arial" w:hAnsi="Arial"/>
+          <w:b w:val="0"/>
+          <w:i w:val="0"/>
+          <w:sz w:val="20"/>
+          <w:vertAlign w:val="subscript"/>
+        </w:rPr>
+        <w:t>c</w:t>
+      </w:r>
+      <w:r>
+        <w:rPr>
+          <w:rFonts w:ascii="Arial" w:hAnsi="Arial"/>
+          <w:b w:val="0"/>
+          <w:i w:val="0"/>
+          <w:sz w:val="20"/>
+        </w:rPr>
+        <w:t xml:space="preserve"> = 50.3° at 37 °C. For the Ti₃C₂Tₓ MXene-like scenario, Δγ</w:t>
+      </w:r>
+      <w:r>
+        <w:rPr>
+          <w:rFonts w:ascii="Arial" w:hAnsi="Arial"/>
+          <w:b w:val="0"/>
+          <w:i w:val="0"/>
+          <w:sz w:val="20"/>
+          <w:vertAlign w:val="subscript"/>
+        </w:rPr>
+        <w:t>s</w:t>
+      </w:r>
+      <w:r>
+        <w:rPr>
+          <w:rFonts w:ascii="Arial" w:hAnsi="Arial"/>
+          <w:b w:val="0"/>
+          <w:i w:val="0"/>
+          <w:sz w:val="20"/>
+        </w:rPr>
+        <w:t xml:space="preserve"> = 0.296 µN/m yields cos(θ</w:t>
+      </w:r>
+      <w:r>
+        <w:rPr>
+          <w:rFonts w:ascii="Arial" w:hAnsi="Arial"/>
+          <w:b w:val="0"/>
+          <w:i w:val="0"/>
+          <w:sz w:val="20"/>
+          <w:vertAlign w:val="subscript"/>
+        </w:rPr>
+        <w:t>c</w:t>
+      </w:r>
+      <w:r>
+        <w:rPr>
+          <w:rFonts w:ascii="Arial" w:hAnsi="Arial"/>
+          <w:b w:val="0"/>
+          <w:i w:val="0"/>
+          <w:sz w:val="20"/>
+        </w:rPr>
+        <w:t>) = 0.296 / 1.601 = 0.185 and θ</w:t>
+      </w:r>
+      <w:r>
+        <w:rPr>
+          <w:rFonts w:ascii="Arial" w:hAnsi="Arial"/>
+          <w:b w:val="0"/>
+          <w:i w:val="0"/>
+          <w:sz w:val="20"/>
+          <w:vertAlign w:val="subscript"/>
+        </w:rPr>
+        <w:t>c</w:t>
+      </w:r>
+      <w:r>
+        <w:rPr>
+          <w:rFonts w:ascii="Arial" w:hAnsi="Arial"/>
+          <w:b w:val="0"/>
+          <w:i w:val="0"/>
+          <w:sz w:val="20"/>
+        </w:rPr>
+        <w:t xml:space="preserve"> = 79.3°.</w:t>
       </w:r>
     </w:p>
     <w:p>
@@ -421,9 +1647,126 @@
       </w:r>
       <w:r>
         <w:rPr>
+          <w:rFonts w:ascii="Arial" w:hAnsi="Arial"/>
+          <w:b w:val="0"/>
+          <w:i w:val="0"/>
           <w:sz w:val="17"/>
         </w:rPr>
-        <w:t>Electrostatic screening and wetting transition map. (a) Phase density contrast Δφ_tilde as a function of [NaCl] and temperature. (b) Cahn-Hilliard wetting map showing contact angle θ_c vs surface energy excess Δγ_s and temperature. Exact dynamically calculated coordinates for the stabilized borophene-like scenario (red star, Δγ_s = 1.02 µN/m, θ_c = 50.3°) and Ti3C2Tx MXene-like scenario (blue diamond, Δγ_s = 0.30 µN/m, θ_c = 79.3°) at 37 °C are indicated.</w:t>
+        <w:t>Electrostatic screening and wetting transition map. (a) Phase density contrast Δφ̃ as a function of [NaCl] and temperature. (b) Cahn-Hilliard wetting map showing contact angle θ</w:t>
+      </w:r>
+      <w:r>
+        <w:rPr>
+          <w:rFonts w:ascii="Arial" w:hAnsi="Arial"/>
+          <w:b w:val="0"/>
+          <w:i w:val="0"/>
+          <w:sz w:val="17"/>
+          <w:vertAlign w:val="subscript"/>
+        </w:rPr>
+        <w:t>c</w:t>
+      </w:r>
+      <w:r>
+        <w:rPr>
+          <w:rFonts w:ascii="Arial" w:hAnsi="Arial"/>
+          <w:b w:val="0"/>
+          <w:i w:val="0"/>
+          <w:sz w:val="17"/>
+        </w:rPr>
+        <w:t xml:space="preserve"> vs surface energy excess Δγ</w:t>
+      </w:r>
+      <w:r>
+        <w:rPr>
+          <w:rFonts w:ascii="Arial" w:hAnsi="Arial"/>
+          <w:b w:val="0"/>
+          <w:i w:val="0"/>
+          <w:sz w:val="17"/>
+          <w:vertAlign w:val="subscript"/>
+        </w:rPr>
+        <w:t>s</w:t>
+      </w:r>
+      <w:r>
+        <w:rPr>
+          <w:rFonts w:ascii="Arial" w:hAnsi="Arial"/>
+          <w:b w:val="0"/>
+          <w:i w:val="0"/>
+          <w:sz w:val="17"/>
+        </w:rPr>
+        <w:t xml:space="preserve"> and temperature. Exact dynamically calculated coordinates for the stabilized borophene-like scenario (red star, Δγ</w:t>
+      </w:r>
+      <w:r>
+        <w:rPr>
+          <w:rFonts w:ascii="Arial" w:hAnsi="Arial"/>
+          <w:b w:val="0"/>
+          <w:i w:val="0"/>
+          <w:sz w:val="17"/>
+          <w:vertAlign w:val="subscript"/>
+        </w:rPr>
+        <w:t>s</w:t>
+      </w:r>
+      <w:r>
+        <w:rPr>
+          <w:rFonts w:ascii="Arial" w:hAnsi="Arial"/>
+          <w:b w:val="0"/>
+          <w:i w:val="0"/>
+          <w:sz w:val="17"/>
+        </w:rPr>
+        <w:t xml:space="preserve"> = 1.02 µN/m, θ</w:t>
+      </w:r>
+      <w:r>
+        <w:rPr>
+          <w:rFonts w:ascii="Arial" w:hAnsi="Arial"/>
+          <w:b w:val="0"/>
+          <w:i w:val="0"/>
+          <w:sz w:val="17"/>
+          <w:vertAlign w:val="subscript"/>
+        </w:rPr>
+        <w:t>c</w:t>
+      </w:r>
+      <w:r>
+        <w:rPr>
+          <w:rFonts w:ascii="Arial" w:hAnsi="Arial"/>
+          <w:b w:val="0"/>
+          <w:i w:val="0"/>
+          <w:sz w:val="17"/>
+        </w:rPr>
+        <w:t xml:space="preserve"> = 50.3°) and Ti₃C₂Tₓ MXene-like scenario (blue diamond, Δγ</w:t>
+      </w:r>
+      <w:r>
+        <w:rPr>
+          <w:rFonts w:ascii="Arial" w:hAnsi="Arial"/>
+          <w:b w:val="0"/>
+          <w:i w:val="0"/>
+          <w:sz w:val="17"/>
+          <w:vertAlign w:val="subscript"/>
+        </w:rPr>
+        <w:t>s</w:t>
+      </w:r>
+      <w:r>
+        <w:rPr>
+          <w:rFonts w:ascii="Arial" w:hAnsi="Arial"/>
+          <w:b w:val="0"/>
+          <w:i w:val="0"/>
+          <w:sz w:val="17"/>
+        </w:rPr>
+        <w:t xml:space="preserve"> = 0.30 µN/m, θ</w:t>
+      </w:r>
+      <w:r>
+        <w:rPr>
+          <w:rFonts w:ascii="Arial" w:hAnsi="Arial"/>
+          <w:b w:val="0"/>
+          <w:i w:val="0"/>
+          <w:sz w:val="17"/>
+          <w:vertAlign w:val="subscript"/>
+        </w:rPr>
+        <w:t>c</w:t>
+      </w:r>
+      <w:r>
+        <w:rPr>
+          <w:rFonts w:ascii="Arial" w:hAnsi="Arial"/>
+          <w:b w:val="0"/>
+          <w:i w:val="0"/>
+          <w:sz w:val="17"/>
+        </w:rPr>
+        <w:t xml:space="preserve"> = 79.3°) at 37 °C are indicated.</w:t>
       </w:r>
     </w:p>
     <w:p>
@@ -444,7 +1787,271 @@
         <w:spacing w:after="100"/>
       </w:pPr>
       <w:r>
-        <w:t>Figure 3 quantitatively compares the predicted behavior of the literature-informed borophene-like and MXene-like representative scenarios across interfacial area density a_s ∈ [0, 1.0×10⁻⁴] nm⁻¹ (shown alongside the illustrative reference loading C_nano ∈ [0, 100] µg/mL for SSA = 1000 m²/g). The apparent cloud point T_cloud^app (Fig. 3a) was determined by solving the thermodynamic binodal-crossing condition φ_tilde_free(T, a_s) = φ_tilde_dilute(T) by Brent's method. For the borophene-like scenario, T_cloud^app shifts from 15.3 °C (control) up to 29.4 °C at a_s = 1.0×10⁻⁴ nm⁻¹, corresponding to a +14.1 °C stabilization of the mixed state. For the MXene-like scenario, T_cloud^app increases modestly from 15.3 °C to 17.8 °C (+2.5 °C). Continuous wetting angles θ_c(T) across 15–50 °C with Monte Carlo 95% confidence intervals (Fig. 3b) remain in the partial wetting regime for both scenarios, while kinetic lag times τ_lag (Fig. 3c) and final fibril mass M_final (Fig. 3d) reflect monomer sequestration.</w:t>
+        <w:rPr>
+          <w:rFonts w:ascii="Arial" w:hAnsi="Arial"/>
+          <w:b w:val="0"/>
+          <w:i w:val="0"/>
+          <w:sz w:val="20"/>
+        </w:rPr>
+        <w:t>Figure 3 quantitatively compares the predicted behavior of the literature-informed borophene-like and MXene-like representative scenarios across interfacial area density a</w:t>
+      </w:r>
+      <w:r>
+        <w:rPr>
+          <w:rFonts w:ascii="Arial" w:hAnsi="Arial"/>
+          <w:b w:val="0"/>
+          <w:i w:val="0"/>
+          <w:sz w:val="20"/>
+          <w:vertAlign w:val="subscript"/>
+        </w:rPr>
+        <w:t>s</w:t>
+      </w:r>
+      <w:r>
+        <w:rPr>
+          <w:rFonts w:ascii="Arial" w:hAnsi="Arial"/>
+          <w:b w:val="0"/>
+          <w:i w:val="0"/>
+          <w:sz w:val="20"/>
+        </w:rPr>
+        <w:t xml:space="preserve"> ∈ [0, 1.0×10⁻⁴] nm⁻¹ (shown alongside the illustrative reference loading C</w:t>
+      </w:r>
+      <w:r>
+        <w:rPr>
+          <w:rFonts w:ascii="Arial" w:hAnsi="Arial"/>
+          <w:b w:val="0"/>
+          <w:i w:val="0"/>
+          <w:sz w:val="20"/>
+          <w:vertAlign w:val="subscript"/>
+        </w:rPr>
+        <w:t>nano</w:t>
+      </w:r>
+      <w:r>
+        <w:rPr>
+          <w:rFonts w:ascii="Arial" w:hAnsi="Arial"/>
+          <w:b w:val="0"/>
+          <w:i w:val="0"/>
+          <w:sz w:val="20"/>
+        </w:rPr>
+        <w:t xml:space="preserve"> ∈ [0, 100] µg/mL for SSA = 1000 m²/g). The apparent cloud point T</w:t>
+      </w:r>
+      <w:r>
+        <w:rPr>
+          <w:rFonts w:ascii="Arial" w:hAnsi="Arial"/>
+          <w:b w:val="0"/>
+          <w:i w:val="0"/>
+          <w:sz w:val="20"/>
+          <w:vertAlign w:val="subscript"/>
+        </w:rPr>
+        <w:t>cloud</w:t>
+      </w:r>
+      <w:r>
+        <w:rPr>
+          <w:rFonts w:ascii="Arial" w:hAnsi="Arial"/>
+          <w:b w:val="0"/>
+          <w:i w:val="0"/>
+          <w:sz w:val="20"/>
+          <w:vertAlign w:val="superscript"/>
+        </w:rPr>
+        <w:t>app</w:t>
+      </w:r>
+      <w:r>
+        <w:rPr>
+          <w:rFonts w:ascii="Arial" w:hAnsi="Arial"/>
+          <w:b w:val="0"/>
+          <w:i w:val="0"/>
+          <w:sz w:val="20"/>
+        </w:rPr>
+        <w:t xml:space="preserve"> (Fig. 3a) was determined by solving the thermodynamic binodal-crossing condition φ̃</w:t>
+      </w:r>
+      <w:r>
+        <w:rPr>
+          <w:rFonts w:ascii="Arial" w:hAnsi="Arial"/>
+          <w:b w:val="0"/>
+          <w:i w:val="0"/>
+          <w:sz w:val="20"/>
+          <w:vertAlign w:val="subscript"/>
+        </w:rPr>
+        <w:t>free</w:t>
+      </w:r>
+      <w:r>
+        <w:rPr>
+          <w:rFonts w:ascii="Arial" w:hAnsi="Arial"/>
+          <w:b w:val="0"/>
+          <w:i w:val="0"/>
+          <w:sz w:val="20"/>
+        </w:rPr>
+        <w:t>(T, a</w:t>
+      </w:r>
+      <w:r>
+        <w:rPr>
+          <w:rFonts w:ascii="Arial" w:hAnsi="Arial"/>
+          <w:b w:val="0"/>
+          <w:i w:val="0"/>
+          <w:sz w:val="20"/>
+          <w:vertAlign w:val="subscript"/>
+        </w:rPr>
+        <w:t>s</w:t>
+      </w:r>
+      <w:r>
+        <w:rPr>
+          <w:rFonts w:ascii="Arial" w:hAnsi="Arial"/>
+          <w:b w:val="0"/>
+          <w:i w:val="0"/>
+          <w:sz w:val="20"/>
+        </w:rPr>
+        <w:t>) = φ̃</w:t>
+      </w:r>
+      <w:r>
+        <w:rPr>
+          <w:rFonts w:ascii="Arial" w:hAnsi="Arial"/>
+          <w:b w:val="0"/>
+          <w:i w:val="0"/>
+          <w:sz w:val="20"/>
+          <w:vertAlign w:val="subscript"/>
+        </w:rPr>
+        <w:t>dilute</w:t>
+      </w:r>
+      <w:r>
+        <w:rPr>
+          <w:rFonts w:ascii="Arial" w:hAnsi="Arial"/>
+          <w:b w:val="0"/>
+          <w:i w:val="0"/>
+          <w:sz w:val="20"/>
+        </w:rPr>
+        <w:t>(T) by Brent's method. For the borophene-like scenario, T</w:t>
+      </w:r>
+      <w:r>
+        <w:rPr>
+          <w:rFonts w:ascii="Arial" w:hAnsi="Arial"/>
+          <w:b w:val="0"/>
+          <w:i w:val="0"/>
+          <w:sz w:val="20"/>
+          <w:vertAlign w:val="subscript"/>
+        </w:rPr>
+        <w:t>cloud</w:t>
+      </w:r>
+      <w:r>
+        <w:rPr>
+          <w:rFonts w:ascii="Arial" w:hAnsi="Arial"/>
+          <w:b w:val="0"/>
+          <w:i w:val="0"/>
+          <w:sz w:val="20"/>
+          <w:vertAlign w:val="superscript"/>
+        </w:rPr>
+        <w:t>app</w:t>
+      </w:r>
+      <w:r>
+        <w:rPr>
+          <w:rFonts w:ascii="Arial" w:hAnsi="Arial"/>
+          <w:b w:val="0"/>
+          <w:i w:val="0"/>
+          <w:sz w:val="20"/>
+        </w:rPr>
+        <w:t xml:space="preserve"> shifts from 15.3 °C (control) up to 29.4 °C at a</w:t>
+      </w:r>
+      <w:r>
+        <w:rPr>
+          <w:rFonts w:ascii="Arial" w:hAnsi="Arial"/>
+          <w:b w:val="0"/>
+          <w:i w:val="0"/>
+          <w:sz w:val="20"/>
+          <w:vertAlign w:val="subscript"/>
+        </w:rPr>
+        <w:t>s</w:t>
+      </w:r>
+      <w:r>
+        <w:rPr>
+          <w:rFonts w:ascii="Arial" w:hAnsi="Arial"/>
+          <w:b w:val="0"/>
+          <w:i w:val="0"/>
+          <w:sz w:val="20"/>
+        </w:rPr>
+        <w:t xml:space="preserve"> = 1.0×10⁻⁴ nm⁻¹, corresponding to a +14.1 °C stabilization of the mixed state. For the MXene-like scenario, T</w:t>
+      </w:r>
+      <w:r>
+        <w:rPr>
+          <w:rFonts w:ascii="Arial" w:hAnsi="Arial"/>
+          <w:b w:val="0"/>
+          <w:i w:val="0"/>
+          <w:sz w:val="20"/>
+          <w:vertAlign w:val="subscript"/>
+        </w:rPr>
+        <w:t>cloud</w:t>
+      </w:r>
+      <w:r>
+        <w:rPr>
+          <w:rFonts w:ascii="Arial" w:hAnsi="Arial"/>
+          <w:b w:val="0"/>
+          <w:i w:val="0"/>
+          <w:sz w:val="20"/>
+          <w:vertAlign w:val="superscript"/>
+        </w:rPr>
+        <w:t>app</w:t>
+      </w:r>
+      <w:r>
+        <w:rPr>
+          <w:rFonts w:ascii="Arial" w:hAnsi="Arial"/>
+          <w:b w:val="0"/>
+          <w:i w:val="0"/>
+          <w:sz w:val="20"/>
+        </w:rPr>
+        <w:t xml:space="preserve"> increases modestly from 15.3 °C to 17.8 °C (+2.5 °C). Continuous wetting angles θ</w:t>
+      </w:r>
+      <w:r>
+        <w:rPr>
+          <w:rFonts w:ascii="Arial" w:hAnsi="Arial"/>
+          <w:b w:val="0"/>
+          <w:i w:val="0"/>
+          <w:sz w:val="20"/>
+          <w:vertAlign w:val="subscript"/>
+        </w:rPr>
+        <w:t>c</w:t>
+      </w:r>
+      <w:r>
+        <w:rPr>
+          <w:rFonts w:ascii="Arial" w:hAnsi="Arial"/>
+          <w:b w:val="0"/>
+          <w:i w:val="0"/>
+          <w:sz w:val="20"/>
+        </w:rPr>
+        <w:t>(T) across 15–50 °C with Monte Carlo 95% confidence intervals (Fig. 3b) remain in the partial wetting regime for both scenarios, while kinetic lag times τ</w:t>
+      </w:r>
+      <w:r>
+        <w:rPr>
+          <w:rFonts w:ascii="Arial" w:hAnsi="Arial"/>
+          <w:b w:val="0"/>
+          <w:i w:val="0"/>
+          <w:sz w:val="20"/>
+          <w:vertAlign w:val="subscript"/>
+        </w:rPr>
+        <w:t>lag</w:t>
+      </w:r>
+      <w:r>
+        <w:rPr>
+          <w:rFonts w:ascii="Arial" w:hAnsi="Arial"/>
+          <w:b w:val="0"/>
+          <w:i w:val="0"/>
+          <w:sz w:val="20"/>
+        </w:rPr>
+        <w:t xml:space="preserve"> (Fig. 3c) and final fibril mass M</w:t>
+      </w:r>
+      <w:r>
+        <w:rPr>
+          <w:rFonts w:ascii="Arial" w:hAnsi="Arial"/>
+          <w:b w:val="0"/>
+          <w:i w:val="0"/>
+          <w:sz w:val="20"/>
+          <w:vertAlign w:val="subscript"/>
+        </w:rPr>
+        <w:t>final</w:t>
+      </w:r>
+      <w:r>
+        <w:rPr>
+          <w:rFonts w:ascii="Arial" w:hAnsi="Arial"/>
+          <w:b w:val="0"/>
+          <w:i w:val="0"/>
+          <w:sz w:val="20"/>
+        </w:rPr>
+        <w:t xml:space="preserve"> (Fig. 3d) reflect monomer sequestration.</w:t>
       </w:r>
     </w:p>
     <w:p>
@@ -502,9 +2109,136 @@
       </w:r>
       <w:r>
         <w:rPr>
+          <w:rFonts w:ascii="Arial" w:hAnsi="Arial"/>
+          <w:b w:val="0"/>
+          <w:i w:val="0"/>
           <w:sz w:val="17"/>
         </w:rPr>
-        <w:t>Quantitative comparison between literature-informed borophene-like and MXene-like representative scenarios. (a) Apparent cloud-point temperature T_cloud^app vs interfacial area density a_s, obtained by solving the binodal-crossing condition by Brent's method (with illustrative C_nano scale). (b) Continuous Young contact angle θ_c(T) across temperature with Monte Carlo 95% confidence bands. (c) Solidification lag time τ_lag. (d) Final fibril mass fraction M_final.</w:t>
+        <w:t>Quantitative comparison between literature-informed borophene-like and MXene-like representative scenarios. (a) Apparent cloud-point temperature T</w:t>
+      </w:r>
+      <w:r>
+        <w:rPr>
+          <w:rFonts w:ascii="Arial" w:hAnsi="Arial"/>
+          <w:b w:val="0"/>
+          <w:i w:val="0"/>
+          <w:sz w:val="17"/>
+          <w:vertAlign w:val="subscript"/>
+        </w:rPr>
+        <w:t>cloud</w:t>
+      </w:r>
+      <w:r>
+        <w:rPr>
+          <w:rFonts w:ascii="Arial" w:hAnsi="Arial"/>
+          <w:b w:val="0"/>
+          <w:i w:val="0"/>
+          <w:sz w:val="17"/>
+          <w:vertAlign w:val="superscript"/>
+        </w:rPr>
+        <w:t>app</w:t>
+      </w:r>
+      <w:r>
+        <w:rPr>
+          <w:rFonts w:ascii="Arial" w:hAnsi="Arial"/>
+          <w:b w:val="0"/>
+          <w:i w:val="0"/>
+          <w:sz w:val="17"/>
+        </w:rPr>
+        <w:t xml:space="preserve"> vs interfacial area density a</w:t>
+      </w:r>
+      <w:r>
+        <w:rPr>
+          <w:rFonts w:ascii="Arial" w:hAnsi="Arial"/>
+          <w:b w:val="0"/>
+          <w:i w:val="0"/>
+          <w:sz w:val="17"/>
+          <w:vertAlign w:val="subscript"/>
+        </w:rPr>
+        <w:t>s</w:t>
+      </w:r>
+      <w:r>
+        <w:rPr>
+          <w:rFonts w:ascii="Arial" w:hAnsi="Arial"/>
+          <w:b w:val="0"/>
+          <w:i w:val="0"/>
+          <w:sz w:val="17"/>
+        </w:rPr>
+        <w:t>, obtained by solving the binodal-crossing condition by Brent's method (with illustrative C</w:t>
+      </w:r>
+      <w:r>
+        <w:rPr>
+          <w:rFonts w:ascii="Arial" w:hAnsi="Arial"/>
+          <w:b w:val="0"/>
+          <w:i w:val="0"/>
+          <w:sz w:val="17"/>
+          <w:vertAlign w:val="subscript"/>
+        </w:rPr>
+        <w:t>nano</w:t>
+      </w:r>
+      <w:r>
+        <w:rPr>
+          <w:rFonts w:ascii="Arial" w:hAnsi="Arial"/>
+          <w:b w:val="0"/>
+          <w:i w:val="0"/>
+          <w:sz w:val="17"/>
+        </w:rPr>
+        <w:t xml:space="preserve"> scale). (b) Continuous Young contact angle θ</w:t>
+      </w:r>
+      <w:r>
+        <w:rPr>
+          <w:rFonts w:ascii="Arial" w:hAnsi="Arial"/>
+          <w:b w:val="0"/>
+          <w:i w:val="0"/>
+          <w:sz w:val="17"/>
+          <w:vertAlign w:val="subscript"/>
+        </w:rPr>
+        <w:t>c</w:t>
+      </w:r>
+      <w:r>
+        <w:rPr>
+          <w:rFonts w:ascii="Arial" w:hAnsi="Arial"/>
+          <w:b w:val="0"/>
+          <w:i w:val="0"/>
+          <w:sz w:val="17"/>
+        </w:rPr>
+        <w:t>(T) across temperature with Monte Carlo 95% confidence bands. (c) Solidification lag time τ</w:t>
+      </w:r>
+      <w:r>
+        <w:rPr>
+          <w:rFonts w:ascii="Arial" w:hAnsi="Arial"/>
+          <w:b w:val="0"/>
+          <w:i w:val="0"/>
+          <w:sz w:val="17"/>
+          <w:vertAlign w:val="subscript"/>
+        </w:rPr>
+        <w:t>lag</w:t>
+      </w:r>
+      <w:r>
+        <w:rPr>
+          <w:rFonts w:ascii="Arial" w:hAnsi="Arial"/>
+          <w:b w:val="0"/>
+          <w:i w:val="0"/>
+          <w:sz w:val="17"/>
+        </w:rPr>
+        <w:t>. (d) Final fibril mass fraction M</w:t>
+      </w:r>
+      <w:r>
+        <w:rPr>
+          <w:rFonts w:ascii="Arial" w:hAnsi="Arial"/>
+          <w:b w:val="0"/>
+          <w:i w:val="0"/>
+          <w:sz w:val="17"/>
+          <w:vertAlign w:val="subscript"/>
+        </w:rPr>
+        <w:t>final</w:t>
+      </w:r>
+      <w:r>
+        <w:rPr>
+          <w:rFonts w:ascii="Arial" w:hAnsi="Arial"/>
+          <w:b w:val="0"/>
+          <w:i w:val="0"/>
+          <w:sz w:val="17"/>
+        </w:rPr>
+        <w:t>.</w:t>
       </w:r>
     </w:p>
     <w:p>
@@ -525,7 +2259,127 @@
         <w:spacing w:after="100"/>
       </w:pPr>
       <w:r>
-        <w:t>Figure 4 displays time-dependent master equation trajectories with strictly dimensional fluxes and exact mass conservation. In the control droplet (red curve, a_s = 0 nm⁻¹, Fig. 4a), high local monomer concentration triggers autocatalytic secondary nucleation that converts essentially the entire dense-phase monomer pool into solid fibrils within ~12 hours (M_final → φ_dense(0) = 0.60; τ_lag = 2.70 h). In the presence of 2D nanosheets (Fig. 4b,c), interfacial monomer extraction depletes the liquid monomer fraction φ_dense(t), extending the solidification lag time to 2.94 h at a_s = 1.0×10⁻⁴ nm⁻¹ (Fig. 4d) and reducing the final fibril mass fraction to 0.570 (a ~5% absolute reduction). We emphasize that this kinetic module is a prospective, normalized amyloid-aging model, since spontaneous fibrillation of pure Tau K18 without polyanionic cofactors such as heparin proceeds much more slowly [5,6].</w:t>
+        <w:rPr>
+          <w:rFonts w:ascii="Arial" w:hAnsi="Arial"/>
+          <w:b w:val="0"/>
+          <w:i w:val="0"/>
+          <w:sz w:val="20"/>
+        </w:rPr>
+        <w:t>Figure 4 displays time-dependent master equation trajectories with strictly dimensional fluxes and exact mass conservation. In the control droplet (red curve, a</w:t>
+      </w:r>
+      <w:r>
+        <w:rPr>
+          <w:rFonts w:ascii="Arial" w:hAnsi="Arial"/>
+          <w:b w:val="0"/>
+          <w:i w:val="0"/>
+          <w:sz w:val="20"/>
+          <w:vertAlign w:val="subscript"/>
+        </w:rPr>
+        <w:t>s</w:t>
+      </w:r>
+      <w:r>
+        <w:rPr>
+          <w:rFonts w:ascii="Arial" w:hAnsi="Arial"/>
+          <w:b w:val="0"/>
+          <w:i w:val="0"/>
+          <w:sz w:val="20"/>
+        </w:rPr>
+        <w:t xml:space="preserve"> = 0 nm⁻¹, Fig. 4a), high local monomer concentration triggers autocatalytic secondary nucleation that converts essentially the entire dense-phase monomer pool into solid fibrils within ~12 hours (M</w:t>
+      </w:r>
+      <w:r>
+        <w:rPr>
+          <w:rFonts w:ascii="Arial" w:hAnsi="Arial"/>
+          <w:b w:val="0"/>
+          <w:i w:val="0"/>
+          <w:sz w:val="20"/>
+          <w:vertAlign w:val="subscript"/>
+        </w:rPr>
+        <w:t>final</w:t>
+      </w:r>
+      <w:r>
+        <w:rPr>
+          <w:rFonts w:ascii="Arial" w:hAnsi="Arial"/>
+          <w:b w:val="0"/>
+          <w:i w:val="0"/>
+          <w:sz w:val="20"/>
+        </w:rPr>
+        <w:t xml:space="preserve"> → φ</w:t>
+      </w:r>
+      <w:r>
+        <w:rPr>
+          <w:rFonts w:ascii="Arial" w:hAnsi="Arial"/>
+          <w:b w:val="0"/>
+          <w:i w:val="0"/>
+          <w:sz w:val="20"/>
+          <w:vertAlign w:val="subscript"/>
+        </w:rPr>
+        <w:t>dense</w:t>
+      </w:r>
+      <w:r>
+        <w:rPr>
+          <w:rFonts w:ascii="Arial" w:hAnsi="Arial"/>
+          <w:b w:val="0"/>
+          <w:i w:val="0"/>
+          <w:sz w:val="20"/>
+        </w:rPr>
+        <w:t>(0) = 0.60; τ</w:t>
+      </w:r>
+      <w:r>
+        <w:rPr>
+          <w:rFonts w:ascii="Arial" w:hAnsi="Arial"/>
+          <w:b w:val="0"/>
+          <w:i w:val="0"/>
+          <w:sz w:val="20"/>
+          <w:vertAlign w:val="subscript"/>
+        </w:rPr>
+        <w:t>lag</w:t>
+      </w:r>
+      <w:r>
+        <w:rPr>
+          <w:rFonts w:ascii="Arial" w:hAnsi="Arial"/>
+          <w:b w:val="0"/>
+          <w:i w:val="0"/>
+          <w:sz w:val="20"/>
+        </w:rPr>
+        <w:t xml:space="preserve"> = 2.70 h). In the presence of 2D nanosheets (Fig. 4b,c), interfacial monomer extraction depletes the liquid monomer fraction φ</w:t>
+      </w:r>
+      <w:r>
+        <w:rPr>
+          <w:rFonts w:ascii="Arial" w:hAnsi="Arial"/>
+          <w:b w:val="0"/>
+          <w:i w:val="0"/>
+          <w:sz w:val="20"/>
+          <w:vertAlign w:val="subscript"/>
+        </w:rPr>
+        <w:t>dense</w:t>
+      </w:r>
+      <w:r>
+        <w:rPr>
+          <w:rFonts w:ascii="Arial" w:hAnsi="Arial"/>
+          <w:b w:val="0"/>
+          <w:i w:val="0"/>
+          <w:sz w:val="20"/>
+        </w:rPr>
+        <w:t>(t), extending the solidification lag time to 2.94 h at a</w:t>
+      </w:r>
+      <w:r>
+        <w:rPr>
+          <w:rFonts w:ascii="Arial" w:hAnsi="Arial"/>
+          <w:b w:val="0"/>
+          <w:i w:val="0"/>
+          <w:sz w:val="20"/>
+          <w:vertAlign w:val="subscript"/>
+        </w:rPr>
+        <w:t>s</w:t>
+      </w:r>
+      <w:r>
+        <w:rPr>
+          <w:rFonts w:ascii="Arial" w:hAnsi="Arial"/>
+          <w:b w:val="0"/>
+          <w:i w:val="0"/>
+          <w:sz w:val="20"/>
+        </w:rPr>
+        <w:t xml:space="preserve"> = 1.0×10⁻⁴ nm⁻¹ (Fig. 4d) and reducing the final fibril mass fraction to 0.570 (a ~5% absolute reduction). We emphasize that this kinetic module is a prospective, normalized amyloid-aging model, since spontaneous fibrillation of pure Tau K18 without polyanionic cofactors such as heparin proceeds much more slowly [5,6].</w:t>
       </w:r>
     </w:p>
     <w:p>
@@ -583,9 +2437,126 @@
       </w:r>
       <w:r>
         <w:rPr>
+          <w:rFonts w:ascii="Arial" w:hAnsi="Arial"/>
+          <w:b w:val="0"/>
+          <w:i w:val="0"/>
           <w:sz w:val="17"/>
         </w:rPr>
-        <w:t>Condensate aging kinetics under strictly dimensional master equations. (a) Fibril mass fraction M_drop(t). (b) Liquid monomer depletion φ_dense(t). (c) Interfacial monomer sequestration m_ads(t). (d) Fibrillation lag time τ_lag vs interfacial area density a_s across [0, 1.0×10⁻⁴] nm⁻¹ (with illustrative reference loading C_nano ∈ [0, 100] µg/mL).</w:t>
+        <w:t>Condensate aging kinetics under strictly dimensional master equations. (a) Fibril mass fraction M</w:t>
+      </w:r>
+      <w:r>
+        <w:rPr>
+          <w:rFonts w:ascii="Arial" w:hAnsi="Arial"/>
+          <w:b w:val="0"/>
+          <w:i w:val="0"/>
+          <w:sz w:val="17"/>
+          <w:vertAlign w:val="subscript"/>
+        </w:rPr>
+        <w:t>drop</w:t>
+      </w:r>
+      <w:r>
+        <w:rPr>
+          <w:rFonts w:ascii="Arial" w:hAnsi="Arial"/>
+          <w:b w:val="0"/>
+          <w:i w:val="0"/>
+          <w:sz w:val="17"/>
+        </w:rPr>
+        <w:t>(t). (b) Liquid monomer depletion φ</w:t>
+      </w:r>
+      <w:r>
+        <w:rPr>
+          <w:rFonts w:ascii="Arial" w:hAnsi="Arial"/>
+          <w:b w:val="0"/>
+          <w:i w:val="0"/>
+          <w:sz w:val="17"/>
+          <w:vertAlign w:val="subscript"/>
+        </w:rPr>
+        <w:t>dense</w:t>
+      </w:r>
+      <w:r>
+        <w:rPr>
+          <w:rFonts w:ascii="Arial" w:hAnsi="Arial"/>
+          <w:b w:val="0"/>
+          <w:i w:val="0"/>
+          <w:sz w:val="17"/>
+        </w:rPr>
+        <w:t>(t). (c) Interfacial monomer sequestration m</w:t>
+      </w:r>
+      <w:r>
+        <w:rPr>
+          <w:rFonts w:ascii="Arial" w:hAnsi="Arial"/>
+          <w:b w:val="0"/>
+          <w:i w:val="0"/>
+          <w:sz w:val="17"/>
+          <w:vertAlign w:val="subscript"/>
+        </w:rPr>
+        <w:t>ads</w:t>
+      </w:r>
+      <w:r>
+        <w:rPr>
+          <w:rFonts w:ascii="Arial" w:hAnsi="Arial"/>
+          <w:b w:val="0"/>
+          <w:i w:val="0"/>
+          <w:sz w:val="17"/>
+        </w:rPr>
+        <w:t>(t). (d) Fibrillation lag time τ</w:t>
+      </w:r>
+      <w:r>
+        <w:rPr>
+          <w:rFonts w:ascii="Arial" w:hAnsi="Arial"/>
+          <w:b w:val="0"/>
+          <w:i w:val="0"/>
+          <w:sz w:val="17"/>
+          <w:vertAlign w:val="subscript"/>
+        </w:rPr>
+        <w:t>lag</w:t>
+      </w:r>
+      <w:r>
+        <w:rPr>
+          <w:rFonts w:ascii="Arial" w:hAnsi="Arial"/>
+          <w:b w:val="0"/>
+          <w:i w:val="0"/>
+          <w:sz w:val="17"/>
+        </w:rPr>
+        <w:t xml:space="preserve"> vs interfacial area density a</w:t>
+      </w:r>
+      <w:r>
+        <w:rPr>
+          <w:rFonts w:ascii="Arial" w:hAnsi="Arial"/>
+          <w:b w:val="0"/>
+          <w:i w:val="0"/>
+          <w:sz w:val="17"/>
+          <w:vertAlign w:val="subscript"/>
+        </w:rPr>
+        <w:t>s</w:t>
+      </w:r>
+      <w:r>
+        <w:rPr>
+          <w:rFonts w:ascii="Arial" w:hAnsi="Arial"/>
+          <w:b w:val="0"/>
+          <w:i w:val="0"/>
+          <w:sz w:val="17"/>
+        </w:rPr>
+        <w:t xml:space="preserve"> across [0, 1.0×10⁻⁴] nm⁻¹ (with illustrative reference loading C</w:t>
+      </w:r>
+      <w:r>
+        <w:rPr>
+          <w:rFonts w:ascii="Arial" w:hAnsi="Arial"/>
+          <w:b w:val="0"/>
+          <w:i w:val="0"/>
+          <w:sz w:val="17"/>
+          <w:vertAlign w:val="subscript"/>
+        </w:rPr>
+        <w:t>nano</w:t>
+      </w:r>
+      <w:r>
+        <w:rPr>
+          <w:rFonts w:ascii="Arial" w:hAnsi="Arial"/>
+          <w:b w:val="0"/>
+          <w:i w:val="0"/>
+          <w:sz w:val="17"/>
+        </w:rPr>
+        <w:t xml:space="preserve"> ∈ [0, 100] µg/mL).</w:t>
       </w:r>
     </w:p>
     <w:p>
@@ -606,7 +2577,955 @@
         <w:spacing w:after="100"/>
       </w:pPr>
       <w:r>
-        <w:t>Figure 5 presents the Saltelli Sobol global sensitivity analysis over the 8 parameter distributions detailed in Table 3, evaluated directly from data/sobol_indices_N1024.csv using SALib (N_base = 1024, N_eval = 10240, scrambled Sobol seed = 42, 95% bootstrap confidence intervals across 1000 resamples). For the apparent cloud point T_cloud^app (Fig. 5a), evaluated by executing the FH-VO cloud-point solver (monotone bracketing with Brent refinement, and smooth linear extrapolation when the root lies outside the 8.6-65 degC evaluation window) for every sample, the output variance is distributed across all six active parameters, with total-effect indices spanning only S_T = 0.13-0.25: the bulk-LCST calibration parameters thermal slope β (S_T = 0.25 ± 0.03) and critical temperature Tc (S_T = 0.21 ± 0.02) lead, and the interfacial coordinates adsorption free energy ΔG_ads (S_T = 0.20 ± 0.03) and area density a_s (S_T = 0.18 ± 0.03) contribute comparably, followed by effective chain length N_eff (S_T = 0.15 ± 0.02) and ionic strength I (S_T = 0.13 ± 0.02). First-order and total-effect indices are close for every parameter (Σ S_i ≈ 0.87 versus Σ S_T ≈ 1.12), so T_cloud^app responds to its inputs in a near-additive manner with only mild pairwise interaction. Crucially, the structurally inactive parameters η_eff (S_1 = 0.000 ± 0.000, S_T = 0.000 ± 0.000) and k_ext (S_1 = 0.000 ± 0.000, S_T = 0.000 ± 0.000) evaluate to exact mathematical zeros, confirming the absence of estimator bias. For fibrillation mass M_final (Fig. 5b), interfacial area density a_s (first-order S_i = 0.89 ± 0.07, total-effect S_T = 0.91 ± 0.06) and extraction rate k_ext (S_T = 0.12 ± 0.02) exert primary control, while pure thermodynamic parameters do not participate directly in the isolated droplet aging equations (S_1 = 0.000, S_T = 0.000). We extended the same 8-parameter Sobol design to a third output, the physiological (37 °C) wetting angle θ_c (Fig. 5c), evaluated directly from the bulk binodal and the Langmuir surface grand potential at every sample. Adsorption free energy ΔG_ads dominates (S_T = 0.67 ± 0.07), followed by the phenomenological coupling factor η_eff (S_T = 0.29 ± 0.04, which enters θ_c linearly through Δγ_s but has no effect on T_cloud^app or M_final) and thermal slope β (S_T = 0.21 ± 0.03); critical temperature, segment length and ionic strength contribute only weakly (S_T &lt; 0.04). As with the aging kinetics, area density a_s and extraction rate k_ext evaluate to exact structural zeros for θ_c, since Young's equation is evaluated on the bulk (adsorption-independent) coexistence compositions rather than the adsorption-depleted state. The model thus produces three output-specific sensitivity partitions: bulk macromolecular thermodynamics and interfacial adsorption jointly set phase coexistence, adsorption free energy and the interfacial coupling factor together control wetting, and nanosheet area density and extraction kinetics alone govern fibrillation arrest. Note that the phenomenological gradient correlation length b is treated as an effective fixed geometric scale anchored to experimental Rh and is not part of the 8-parameter Sobol variance decomposition. The block analysis (Figs. 5d-f) shows a converged decomposition for all three outputs: between N_base = 256 and N_base = 1024 every total-effect index changes by less than 0.02 and every bootstrap confidence interval narrows monotonically, so the N_base = 1024 estimate is retained for quantitative interpretation.</w:t>
+        <w:rPr>
+          <w:rFonts w:ascii="Arial" w:hAnsi="Arial"/>
+          <w:b w:val="0"/>
+          <w:i w:val="0"/>
+          <w:sz w:val="20"/>
+        </w:rPr>
+        <w:t>Figure 5 presents the Saltelli Sobol global sensitivity analysis over the 8 parameter distributions detailed in Table 3, using SALib (N</w:t>
+      </w:r>
+      <w:r>
+        <w:rPr>
+          <w:rFonts w:ascii="Arial" w:hAnsi="Arial"/>
+          <w:b w:val="0"/>
+          <w:i w:val="0"/>
+          <w:sz w:val="20"/>
+          <w:vertAlign w:val="subscript"/>
+        </w:rPr>
+        <w:t>base</w:t>
+      </w:r>
+      <w:r>
+        <w:rPr>
+          <w:rFonts w:ascii="Arial" w:hAnsi="Arial"/>
+          <w:b w:val="0"/>
+          <w:i w:val="0"/>
+          <w:sz w:val="20"/>
+        </w:rPr>
+        <w:t xml:space="preserve"> = 1024, N</w:t>
+      </w:r>
+      <w:r>
+        <w:rPr>
+          <w:rFonts w:ascii="Arial" w:hAnsi="Arial"/>
+          <w:b w:val="0"/>
+          <w:i w:val="0"/>
+          <w:sz w:val="20"/>
+          <w:vertAlign w:val="subscript"/>
+        </w:rPr>
+        <w:t>eval</w:t>
+      </w:r>
+      <w:r>
+        <w:rPr>
+          <w:rFonts w:ascii="Arial" w:hAnsi="Arial"/>
+          <w:b w:val="0"/>
+          <w:i w:val="0"/>
+          <w:sz w:val="20"/>
+        </w:rPr>
+        <w:t xml:space="preserve"> = 10240, scrambled Sobol seed = 42, 95% bootstrap confidence intervals across 1000 resamples). For the apparent cloud point T</w:t>
+      </w:r>
+      <w:r>
+        <w:rPr>
+          <w:rFonts w:ascii="Arial" w:hAnsi="Arial"/>
+          <w:b w:val="0"/>
+          <w:i w:val="0"/>
+          <w:sz w:val="20"/>
+          <w:vertAlign w:val="subscript"/>
+        </w:rPr>
+        <w:t>cloud</w:t>
+      </w:r>
+      <w:r>
+        <w:rPr>
+          <w:rFonts w:ascii="Arial" w:hAnsi="Arial"/>
+          <w:b w:val="0"/>
+          <w:i w:val="0"/>
+          <w:sz w:val="20"/>
+          <w:vertAlign w:val="superscript"/>
+        </w:rPr>
+        <w:t>app</w:t>
+      </w:r>
+      <w:r>
+        <w:rPr>
+          <w:rFonts w:ascii="Arial" w:hAnsi="Arial"/>
+          <w:b w:val="0"/>
+          <w:i w:val="0"/>
+          <w:sz w:val="20"/>
+        </w:rPr>
+        <w:t xml:space="preserve"> (Fig. 5a), evaluated by executing the FH-VO cloud-point solver (monotone bracketing with Brent refinement, and smooth linear extrapolation when the root lies outside the 8.6-65 degC evaluation window) for every sample, the output variance is distributed across all six active parameters, with total-effect indices spanning only S</w:t>
+      </w:r>
+      <w:r>
+        <w:rPr>
+          <w:rFonts w:ascii="Arial" w:hAnsi="Arial"/>
+          <w:b w:val="0"/>
+          <w:i w:val="0"/>
+          <w:sz w:val="20"/>
+          <w:vertAlign w:val="subscript"/>
+        </w:rPr>
+        <w:t>T</w:t>
+      </w:r>
+      <w:r>
+        <w:rPr>
+          <w:rFonts w:ascii="Arial" w:hAnsi="Arial"/>
+          <w:b w:val="0"/>
+          <w:i w:val="0"/>
+          <w:sz w:val="20"/>
+        </w:rPr>
+        <w:t xml:space="preserve"> = 0.13-0.25: the bulk-LCST calibration parameters thermal slope β (S</w:t>
+      </w:r>
+      <w:r>
+        <w:rPr>
+          <w:rFonts w:ascii="Arial" w:hAnsi="Arial"/>
+          <w:b w:val="0"/>
+          <w:i w:val="0"/>
+          <w:sz w:val="20"/>
+          <w:vertAlign w:val="subscript"/>
+        </w:rPr>
+        <w:t>T</w:t>
+      </w:r>
+      <w:r>
+        <w:rPr>
+          <w:rFonts w:ascii="Arial" w:hAnsi="Arial"/>
+          <w:b w:val="0"/>
+          <w:i w:val="0"/>
+          <w:sz w:val="20"/>
+        </w:rPr>
+        <w:t xml:space="preserve"> = 0.25 ± 0.03) and critical temperature T</w:t>
+      </w:r>
+      <w:r>
+        <w:rPr>
+          <w:rFonts w:ascii="Arial" w:hAnsi="Arial"/>
+          <w:b w:val="0"/>
+          <w:i w:val="0"/>
+          <w:sz w:val="20"/>
+          <w:vertAlign w:val="subscript"/>
+        </w:rPr>
+        <w:t>c</w:t>
+      </w:r>
+      <w:r>
+        <w:rPr>
+          <w:rFonts w:ascii="Arial" w:hAnsi="Arial"/>
+          <w:b w:val="0"/>
+          <w:i w:val="0"/>
+          <w:sz w:val="20"/>
+        </w:rPr>
+        <w:t xml:space="preserve"> (S</w:t>
+      </w:r>
+      <w:r>
+        <w:rPr>
+          <w:rFonts w:ascii="Arial" w:hAnsi="Arial"/>
+          <w:b w:val="0"/>
+          <w:i w:val="0"/>
+          <w:sz w:val="20"/>
+          <w:vertAlign w:val="subscript"/>
+        </w:rPr>
+        <w:t>T</w:t>
+      </w:r>
+      <w:r>
+        <w:rPr>
+          <w:rFonts w:ascii="Arial" w:hAnsi="Arial"/>
+          <w:b w:val="0"/>
+          <w:i w:val="0"/>
+          <w:sz w:val="20"/>
+        </w:rPr>
+        <w:t xml:space="preserve"> = 0.21 ± 0.02) lead, and the interfacial coordinates adsorption free energy ΔG</w:t>
+      </w:r>
+      <w:r>
+        <w:rPr>
+          <w:rFonts w:ascii="Arial" w:hAnsi="Arial"/>
+          <w:b w:val="0"/>
+          <w:i w:val="0"/>
+          <w:sz w:val="20"/>
+          <w:vertAlign w:val="subscript"/>
+        </w:rPr>
+        <w:t>ads</w:t>
+      </w:r>
+      <w:r>
+        <w:rPr>
+          <w:rFonts w:ascii="Arial" w:hAnsi="Arial"/>
+          <w:b w:val="0"/>
+          <w:i w:val="0"/>
+          <w:sz w:val="20"/>
+        </w:rPr>
+        <w:t xml:space="preserve"> (S</w:t>
+      </w:r>
+      <w:r>
+        <w:rPr>
+          <w:rFonts w:ascii="Arial" w:hAnsi="Arial"/>
+          <w:b w:val="0"/>
+          <w:i w:val="0"/>
+          <w:sz w:val="20"/>
+          <w:vertAlign w:val="subscript"/>
+        </w:rPr>
+        <w:t>T</w:t>
+      </w:r>
+      <w:r>
+        <w:rPr>
+          <w:rFonts w:ascii="Arial" w:hAnsi="Arial"/>
+          <w:b w:val="0"/>
+          <w:i w:val="0"/>
+          <w:sz w:val="20"/>
+        </w:rPr>
+        <w:t xml:space="preserve"> = 0.20 ± 0.03) and area density a</w:t>
+      </w:r>
+      <w:r>
+        <w:rPr>
+          <w:rFonts w:ascii="Arial" w:hAnsi="Arial"/>
+          <w:b w:val="0"/>
+          <w:i w:val="0"/>
+          <w:sz w:val="20"/>
+          <w:vertAlign w:val="subscript"/>
+        </w:rPr>
+        <w:t>s</w:t>
+      </w:r>
+      <w:r>
+        <w:rPr>
+          <w:rFonts w:ascii="Arial" w:hAnsi="Arial"/>
+          <w:b w:val="0"/>
+          <w:i w:val="0"/>
+          <w:sz w:val="20"/>
+        </w:rPr>
+        <w:t xml:space="preserve"> (S</w:t>
+      </w:r>
+      <w:r>
+        <w:rPr>
+          <w:rFonts w:ascii="Arial" w:hAnsi="Arial"/>
+          <w:b w:val="0"/>
+          <w:i w:val="0"/>
+          <w:sz w:val="20"/>
+          <w:vertAlign w:val="subscript"/>
+        </w:rPr>
+        <w:t>T</w:t>
+      </w:r>
+      <w:r>
+        <w:rPr>
+          <w:rFonts w:ascii="Arial" w:hAnsi="Arial"/>
+          <w:b w:val="0"/>
+          <w:i w:val="0"/>
+          <w:sz w:val="20"/>
+        </w:rPr>
+        <w:t xml:space="preserve"> = 0.18 ± 0.03) contribute comparably, followed by effective chain length N</w:t>
+      </w:r>
+      <w:r>
+        <w:rPr>
+          <w:rFonts w:ascii="Arial" w:hAnsi="Arial"/>
+          <w:b w:val="0"/>
+          <w:i w:val="0"/>
+          <w:sz w:val="20"/>
+          <w:vertAlign w:val="subscript"/>
+        </w:rPr>
+        <w:t>eff</w:t>
+      </w:r>
+      <w:r>
+        <w:rPr>
+          <w:rFonts w:ascii="Arial" w:hAnsi="Arial"/>
+          <w:b w:val="0"/>
+          <w:i w:val="0"/>
+          <w:sz w:val="20"/>
+        </w:rPr>
+        <w:t xml:space="preserve"> (S</w:t>
+      </w:r>
+      <w:r>
+        <w:rPr>
+          <w:rFonts w:ascii="Arial" w:hAnsi="Arial"/>
+          <w:b w:val="0"/>
+          <w:i w:val="0"/>
+          <w:sz w:val="20"/>
+          <w:vertAlign w:val="subscript"/>
+        </w:rPr>
+        <w:t>T</w:t>
+      </w:r>
+      <w:r>
+        <w:rPr>
+          <w:rFonts w:ascii="Arial" w:hAnsi="Arial"/>
+          <w:b w:val="0"/>
+          <w:i w:val="0"/>
+          <w:sz w:val="20"/>
+        </w:rPr>
+        <w:t xml:space="preserve"> = 0.15 ± 0.02) and ionic strength I (S</w:t>
+      </w:r>
+      <w:r>
+        <w:rPr>
+          <w:rFonts w:ascii="Arial" w:hAnsi="Arial"/>
+          <w:b w:val="0"/>
+          <w:i w:val="0"/>
+          <w:sz w:val="20"/>
+          <w:vertAlign w:val="subscript"/>
+        </w:rPr>
+        <w:t>T</w:t>
+      </w:r>
+      <w:r>
+        <w:rPr>
+          <w:rFonts w:ascii="Arial" w:hAnsi="Arial"/>
+          <w:b w:val="0"/>
+          <w:i w:val="0"/>
+          <w:sz w:val="20"/>
+        </w:rPr>
+        <w:t xml:space="preserve"> = 0.13 ± 0.02). First-order and total-effect indices are close for every parameter (Σ S</w:t>
+      </w:r>
+      <w:r>
+        <w:rPr>
+          <w:rFonts w:ascii="Arial" w:hAnsi="Arial"/>
+          <w:b w:val="0"/>
+          <w:i w:val="0"/>
+          <w:sz w:val="20"/>
+          <w:vertAlign w:val="subscript"/>
+        </w:rPr>
+        <w:t>i</w:t>
+      </w:r>
+      <w:r>
+        <w:rPr>
+          <w:rFonts w:ascii="Arial" w:hAnsi="Arial"/>
+          <w:b w:val="0"/>
+          <w:i w:val="0"/>
+          <w:sz w:val="20"/>
+        </w:rPr>
+        <w:t xml:space="preserve"> ≈ 0.87 versus Σ S</w:t>
+      </w:r>
+      <w:r>
+        <w:rPr>
+          <w:rFonts w:ascii="Arial" w:hAnsi="Arial"/>
+          <w:b w:val="0"/>
+          <w:i w:val="0"/>
+          <w:sz w:val="20"/>
+          <w:vertAlign w:val="subscript"/>
+        </w:rPr>
+        <w:t>T</w:t>
+      </w:r>
+      <w:r>
+        <w:rPr>
+          <w:rFonts w:ascii="Arial" w:hAnsi="Arial"/>
+          <w:b w:val="0"/>
+          <w:i w:val="0"/>
+          <w:sz w:val="20"/>
+        </w:rPr>
+        <w:t xml:space="preserve"> ≈ 1.12), so T</w:t>
+      </w:r>
+      <w:r>
+        <w:rPr>
+          <w:rFonts w:ascii="Arial" w:hAnsi="Arial"/>
+          <w:b w:val="0"/>
+          <w:i w:val="0"/>
+          <w:sz w:val="20"/>
+          <w:vertAlign w:val="subscript"/>
+        </w:rPr>
+        <w:t>cloud</w:t>
+      </w:r>
+      <w:r>
+        <w:rPr>
+          <w:rFonts w:ascii="Arial" w:hAnsi="Arial"/>
+          <w:b w:val="0"/>
+          <w:i w:val="0"/>
+          <w:sz w:val="20"/>
+          <w:vertAlign w:val="superscript"/>
+        </w:rPr>
+        <w:t>app</w:t>
+      </w:r>
+      <w:r>
+        <w:rPr>
+          <w:rFonts w:ascii="Arial" w:hAnsi="Arial"/>
+          <w:b w:val="0"/>
+          <w:i w:val="0"/>
+          <w:sz w:val="20"/>
+        </w:rPr>
+        <w:t xml:space="preserve"> responds to its inputs in a near-additive manner with only mild pairwise interaction. Crucially, the structurally inactive parameters η</w:t>
+      </w:r>
+      <w:r>
+        <w:rPr>
+          <w:rFonts w:ascii="Arial" w:hAnsi="Arial"/>
+          <w:b w:val="0"/>
+          <w:i w:val="0"/>
+          <w:sz w:val="20"/>
+          <w:vertAlign w:val="subscript"/>
+        </w:rPr>
+        <w:t>eff</w:t>
+      </w:r>
+      <w:r>
+        <w:rPr>
+          <w:rFonts w:ascii="Arial" w:hAnsi="Arial"/>
+          <w:b w:val="0"/>
+          <w:i w:val="0"/>
+          <w:sz w:val="20"/>
+        </w:rPr>
+        <w:t xml:space="preserve"> (S</w:t>
+      </w:r>
+      <w:r>
+        <w:rPr>
+          <w:rFonts w:ascii="Arial" w:hAnsi="Arial"/>
+          <w:b w:val="0"/>
+          <w:i w:val="0"/>
+          <w:sz w:val="20"/>
+          <w:vertAlign w:val="subscript"/>
+        </w:rPr>
+        <w:t>1</w:t>
+      </w:r>
+      <w:r>
+        <w:rPr>
+          <w:rFonts w:ascii="Arial" w:hAnsi="Arial"/>
+          <w:b w:val="0"/>
+          <w:i w:val="0"/>
+          <w:sz w:val="20"/>
+        </w:rPr>
+        <w:t xml:space="preserve"> = 0.000 ± 0.000, S</w:t>
+      </w:r>
+      <w:r>
+        <w:rPr>
+          <w:rFonts w:ascii="Arial" w:hAnsi="Arial"/>
+          <w:b w:val="0"/>
+          <w:i w:val="0"/>
+          <w:sz w:val="20"/>
+          <w:vertAlign w:val="subscript"/>
+        </w:rPr>
+        <w:t>T</w:t>
+      </w:r>
+      <w:r>
+        <w:rPr>
+          <w:rFonts w:ascii="Arial" w:hAnsi="Arial"/>
+          <w:b w:val="0"/>
+          <w:i w:val="0"/>
+          <w:sz w:val="20"/>
+        </w:rPr>
+        <w:t xml:space="preserve"> = 0.000 ± 0.000) and k</w:t>
+      </w:r>
+      <w:r>
+        <w:rPr>
+          <w:rFonts w:ascii="Arial" w:hAnsi="Arial"/>
+          <w:b w:val="0"/>
+          <w:i w:val="0"/>
+          <w:sz w:val="20"/>
+          <w:vertAlign w:val="subscript"/>
+        </w:rPr>
+        <w:t>ext</w:t>
+      </w:r>
+      <w:r>
+        <w:rPr>
+          <w:rFonts w:ascii="Arial" w:hAnsi="Arial"/>
+          <w:b w:val="0"/>
+          <w:i w:val="0"/>
+          <w:sz w:val="20"/>
+        </w:rPr>
+        <w:t xml:space="preserve"> (S</w:t>
+      </w:r>
+      <w:r>
+        <w:rPr>
+          <w:rFonts w:ascii="Arial" w:hAnsi="Arial"/>
+          <w:b w:val="0"/>
+          <w:i w:val="0"/>
+          <w:sz w:val="20"/>
+          <w:vertAlign w:val="subscript"/>
+        </w:rPr>
+        <w:t>1</w:t>
+      </w:r>
+      <w:r>
+        <w:rPr>
+          <w:rFonts w:ascii="Arial" w:hAnsi="Arial"/>
+          <w:b w:val="0"/>
+          <w:i w:val="0"/>
+          <w:sz w:val="20"/>
+        </w:rPr>
+        <w:t xml:space="preserve"> = 0.000 ± 0.000, S</w:t>
+      </w:r>
+      <w:r>
+        <w:rPr>
+          <w:rFonts w:ascii="Arial" w:hAnsi="Arial"/>
+          <w:b w:val="0"/>
+          <w:i w:val="0"/>
+          <w:sz w:val="20"/>
+          <w:vertAlign w:val="subscript"/>
+        </w:rPr>
+        <w:t>T</w:t>
+      </w:r>
+      <w:r>
+        <w:rPr>
+          <w:rFonts w:ascii="Arial" w:hAnsi="Arial"/>
+          <w:b w:val="0"/>
+          <w:i w:val="0"/>
+          <w:sz w:val="20"/>
+        </w:rPr>
+        <w:t xml:space="preserve"> = 0.000 ± 0.000) evaluate to exact mathematical zeros, confirming the absence of estimator bias. For fibrillation mass M</w:t>
+      </w:r>
+      <w:r>
+        <w:rPr>
+          <w:rFonts w:ascii="Arial" w:hAnsi="Arial"/>
+          <w:b w:val="0"/>
+          <w:i w:val="0"/>
+          <w:sz w:val="20"/>
+          <w:vertAlign w:val="subscript"/>
+        </w:rPr>
+        <w:t>final</w:t>
+      </w:r>
+      <w:r>
+        <w:rPr>
+          <w:rFonts w:ascii="Arial" w:hAnsi="Arial"/>
+          <w:b w:val="0"/>
+          <w:i w:val="0"/>
+          <w:sz w:val="20"/>
+        </w:rPr>
+        <w:t xml:space="preserve"> (Fig. 5b), interfacial area density a</w:t>
+      </w:r>
+      <w:r>
+        <w:rPr>
+          <w:rFonts w:ascii="Arial" w:hAnsi="Arial"/>
+          <w:b w:val="0"/>
+          <w:i w:val="0"/>
+          <w:sz w:val="20"/>
+          <w:vertAlign w:val="subscript"/>
+        </w:rPr>
+        <w:t>s</w:t>
+      </w:r>
+      <w:r>
+        <w:rPr>
+          <w:rFonts w:ascii="Arial" w:hAnsi="Arial"/>
+          <w:b w:val="0"/>
+          <w:i w:val="0"/>
+          <w:sz w:val="20"/>
+        </w:rPr>
+        <w:t xml:space="preserve"> (first-order S</w:t>
+      </w:r>
+      <w:r>
+        <w:rPr>
+          <w:rFonts w:ascii="Arial" w:hAnsi="Arial"/>
+          <w:b w:val="0"/>
+          <w:i w:val="0"/>
+          <w:sz w:val="20"/>
+          <w:vertAlign w:val="subscript"/>
+        </w:rPr>
+        <w:t>i</w:t>
+      </w:r>
+      <w:r>
+        <w:rPr>
+          <w:rFonts w:ascii="Arial" w:hAnsi="Arial"/>
+          <w:b w:val="0"/>
+          <w:i w:val="0"/>
+          <w:sz w:val="20"/>
+        </w:rPr>
+        <w:t xml:space="preserve"> = 0.89 ± 0.07, total-effect S</w:t>
+      </w:r>
+      <w:r>
+        <w:rPr>
+          <w:rFonts w:ascii="Arial" w:hAnsi="Arial"/>
+          <w:b w:val="0"/>
+          <w:i w:val="0"/>
+          <w:sz w:val="20"/>
+          <w:vertAlign w:val="subscript"/>
+        </w:rPr>
+        <w:t>T</w:t>
+      </w:r>
+      <w:r>
+        <w:rPr>
+          <w:rFonts w:ascii="Arial" w:hAnsi="Arial"/>
+          <w:b w:val="0"/>
+          <w:i w:val="0"/>
+          <w:sz w:val="20"/>
+        </w:rPr>
+        <w:t xml:space="preserve"> = 0.91 ± 0.06) and extraction rate k</w:t>
+      </w:r>
+      <w:r>
+        <w:rPr>
+          <w:rFonts w:ascii="Arial" w:hAnsi="Arial"/>
+          <w:b w:val="0"/>
+          <w:i w:val="0"/>
+          <w:sz w:val="20"/>
+          <w:vertAlign w:val="subscript"/>
+        </w:rPr>
+        <w:t>ext</w:t>
+      </w:r>
+      <w:r>
+        <w:rPr>
+          <w:rFonts w:ascii="Arial" w:hAnsi="Arial"/>
+          <w:b w:val="0"/>
+          <w:i w:val="0"/>
+          <w:sz w:val="20"/>
+        </w:rPr>
+        <w:t xml:space="preserve"> (S</w:t>
+      </w:r>
+      <w:r>
+        <w:rPr>
+          <w:rFonts w:ascii="Arial" w:hAnsi="Arial"/>
+          <w:b w:val="0"/>
+          <w:i w:val="0"/>
+          <w:sz w:val="20"/>
+          <w:vertAlign w:val="subscript"/>
+        </w:rPr>
+        <w:t>T</w:t>
+      </w:r>
+      <w:r>
+        <w:rPr>
+          <w:rFonts w:ascii="Arial" w:hAnsi="Arial"/>
+          <w:b w:val="0"/>
+          <w:i w:val="0"/>
+          <w:sz w:val="20"/>
+        </w:rPr>
+        <w:t xml:space="preserve"> = 0.12 ± 0.02) exert primary control, while pure thermodynamic parameters do not participate directly in the isolated droplet aging equations (S</w:t>
+      </w:r>
+      <w:r>
+        <w:rPr>
+          <w:rFonts w:ascii="Arial" w:hAnsi="Arial"/>
+          <w:b w:val="0"/>
+          <w:i w:val="0"/>
+          <w:sz w:val="20"/>
+          <w:vertAlign w:val="subscript"/>
+        </w:rPr>
+        <w:t>1</w:t>
+      </w:r>
+      <w:r>
+        <w:rPr>
+          <w:rFonts w:ascii="Arial" w:hAnsi="Arial"/>
+          <w:b w:val="0"/>
+          <w:i w:val="0"/>
+          <w:sz w:val="20"/>
+        </w:rPr>
+        <w:t xml:space="preserve"> = 0.000, S</w:t>
+      </w:r>
+      <w:r>
+        <w:rPr>
+          <w:rFonts w:ascii="Arial" w:hAnsi="Arial"/>
+          <w:b w:val="0"/>
+          <w:i w:val="0"/>
+          <w:sz w:val="20"/>
+          <w:vertAlign w:val="subscript"/>
+        </w:rPr>
+        <w:t>T</w:t>
+      </w:r>
+      <w:r>
+        <w:rPr>
+          <w:rFonts w:ascii="Arial" w:hAnsi="Arial"/>
+          <w:b w:val="0"/>
+          <w:i w:val="0"/>
+          <w:sz w:val="20"/>
+        </w:rPr>
+        <w:t xml:space="preserve"> = 0.000). We extended the same 8-parameter Sobol design to a third output, the physiological (37 °C) wetting angle θ</w:t>
+      </w:r>
+      <w:r>
+        <w:rPr>
+          <w:rFonts w:ascii="Arial" w:hAnsi="Arial"/>
+          <w:b w:val="0"/>
+          <w:i w:val="0"/>
+          <w:sz w:val="20"/>
+          <w:vertAlign w:val="subscript"/>
+        </w:rPr>
+        <w:t>c</w:t>
+      </w:r>
+      <w:r>
+        <w:rPr>
+          <w:rFonts w:ascii="Arial" w:hAnsi="Arial"/>
+          <w:b w:val="0"/>
+          <w:i w:val="0"/>
+          <w:sz w:val="20"/>
+        </w:rPr>
+        <w:t xml:space="preserve"> (Fig. 5c), evaluated directly from the bulk binodal and the Langmuir surface grand potential at every sample. Adsorption free energy ΔG</w:t>
+      </w:r>
+      <w:r>
+        <w:rPr>
+          <w:rFonts w:ascii="Arial" w:hAnsi="Arial"/>
+          <w:b w:val="0"/>
+          <w:i w:val="0"/>
+          <w:sz w:val="20"/>
+          <w:vertAlign w:val="subscript"/>
+        </w:rPr>
+        <w:t>ads</w:t>
+      </w:r>
+      <w:r>
+        <w:rPr>
+          <w:rFonts w:ascii="Arial" w:hAnsi="Arial"/>
+          <w:b w:val="0"/>
+          <w:i w:val="0"/>
+          <w:sz w:val="20"/>
+        </w:rPr>
+        <w:t xml:space="preserve"> dominates (S</w:t>
+      </w:r>
+      <w:r>
+        <w:rPr>
+          <w:rFonts w:ascii="Arial" w:hAnsi="Arial"/>
+          <w:b w:val="0"/>
+          <w:i w:val="0"/>
+          <w:sz w:val="20"/>
+          <w:vertAlign w:val="subscript"/>
+        </w:rPr>
+        <w:t>T</w:t>
+      </w:r>
+      <w:r>
+        <w:rPr>
+          <w:rFonts w:ascii="Arial" w:hAnsi="Arial"/>
+          <w:b w:val="0"/>
+          <w:i w:val="0"/>
+          <w:sz w:val="20"/>
+        </w:rPr>
+        <w:t xml:space="preserve"> = 0.67 ± 0.07), followed by the phenomenological coupling factor η</w:t>
+      </w:r>
+      <w:r>
+        <w:rPr>
+          <w:rFonts w:ascii="Arial" w:hAnsi="Arial"/>
+          <w:b w:val="0"/>
+          <w:i w:val="0"/>
+          <w:sz w:val="20"/>
+          <w:vertAlign w:val="subscript"/>
+        </w:rPr>
+        <w:t>eff</w:t>
+      </w:r>
+      <w:r>
+        <w:rPr>
+          <w:rFonts w:ascii="Arial" w:hAnsi="Arial"/>
+          <w:b w:val="0"/>
+          <w:i w:val="0"/>
+          <w:sz w:val="20"/>
+        </w:rPr>
+        <w:t xml:space="preserve"> (S</w:t>
+      </w:r>
+      <w:r>
+        <w:rPr>
+          <w:rFonts w:ascii="Arial" w:hAnsi="Arial"/>
+          <w:b w:val="0"/>
+          <w:i w:val="0"/>
+          <w:sz w:val="20"/>
+          <w:vertAlign w:val="subscript"/>
+        </w:rPr>
+        <w:t>T</w:t>
+      </w:r>
+      <w:r>
+        <w:rPr>
+          <w:rFonts w:ascii="Arial" w:hAnsi="Arial"/>
+          <w:b w:val="0"/>
+          <w:i w:val="0"/>
+          <w:sz w:val="20"/>
+        </w:rPr>
+        <w:t xml:space="preserve"> = 0.29 ± 0.04, which enters θ</w:t>
+      </w:r>
+      <w:r>
+        <w:rPr>
+          <w:rFonts w:ascii="Arial" w:hAnsi="Arial"/>
+          <w:b w:val="0"/>
+          <w:i w:val="0"/>
+          <w:sz w:val="20"/>
+          <w:vertAlign w:val="subscript"/>
+        </w:rPr>
+        <w:t>c</w:t>
+      </w:r>
+      <w:r>
+        <w:rPr>
+          <w:rFonts w:ascii="Arial" w:hAnsi="Arial"/>
+          <w:b w:val="0"/>
+          <w:i w:val="0"/>
+          <w:sz w:val="20"/>
+        </w:rPr>
+        <w:t xml:space="preserve"> linearly through Δγ</w:t>
+      </w:r>
+      <w:r>
+        <w:rPr>
+          <w:rFonts w:ascii="Arial" w:hAnsi="Arial"/>
+          <w:b w:val="0"/>
+          <w:i w:val="0"/>
+          <w:sz w:val="20"/>
+          <w:vertAlign w:val="subscript"/>
+        </w:rPr>
+        <w:t>s</w:t>
+      </w:r>
+      <w:r>
+        <w:rPr>
+          <w:rFonts w:ascii="Arial" w:hAnsi="Arial"/>
+          <w:b w:val="0"/>
+          <w:i w:val="0"/>
+          <w:sz w:val="20"/>
+        </w:rPr>
+        <w:t xml:space="preserve"> but has no effect on T</w:t>
+      </w:r>
+      <w:r>
+        <w:rPr>
+          <w:rFonts w:ascii="Arial" w:hAnsi="Arial"/>
+          <w:b w:val="0"/>
+          <w:i w:val="0"/>
+          <w:sz w:val="20"/>
+          <w:vertAlign w:val="subscript"/>
+        </w:rPr>
+        <w:t>cloud</w:t>
+      </w:r>
+      <w:r>
+        <w:rPr>
+          <w:rFonts w:ascii="Arial" w:hAnsi="Arial"/>
+          <w:b w:val="0"/>
+          <w:i w:val="0"/>
+          <w:sz w:val="20"/>
+          <w:vertAlign w:val="superscript"/>
+        </w:rPr>
+        <w:t>app</w:t>
+      </w:r>
+      <w:r>
+        <w:rPr>
+          <w:rFonts w:ascii="Arial" w:hAnsi="Arial"/>
+          <w:b w:val="0"/>
+          <w:i w:val="0"/>
+          <w:sz w:val="20"/>
+        </w:rPr>
+        <w:t xml:space="preserve"> or M</w:t>
+      </w:r>
+      <w:r>
+        <w:rPr>
+          <w:rFonts w:ascii="Arial" w:hAnsi="Arial"/>
+          <w:b w:val="0"/>
+          <w:i w:val="0"/>
+          <w:sz w:val="20"/>
+          <w:vertAlign w:val="subscript"/>
+        </w:rPr>
+        <w:t>final</w:t>
+      </w:r>
+      <w:r>
+        <w:rPr>
+          <w:rFonts w:ascii="Arial" w:hAnsi="Arial"/>
+          <w:b w:val="0"/>
+          <w:i w:val="0"/>
+          <w:sz w:val="20"/>
+        </w:rPr>
+        <w:t>) and thermal slope β (S</w:t>
+      </w:r>
+      <w:r>
+        <w:rPr>
+          <w:rFonts w:ascii="Arial" w:hAnsi="Arial"/>
+          <w:b w:val="0"/>
+          <w:i w:val="0"/>
+          <w:sz w:val="20"/>
+          <w:vertAlign w:val="subscript"/>
+        </w:rPr>
+        <w:t>T</w:t>
+      </w:r>
+      <w:r>
+        <w:rPr>
+          <w:rFonts w:ascii="Arial" w:hAnsi="Arial"/>
+          <w:b w:val="0"/>
+          <w:i w:val="0"/>
+          <w:sz w:val="20"/>
+        </w:rPr>
+        <w:t xml:space="preserve"> = 0.21 ± 0.03); critical temperature, segment length and ionic strength contribute only weakly (S</w:t>
+      </w:r>
+      <w:r>
+        <w:rPr>
+          <w:rFonts w:ascii="Arial" w:hAnsi="Arial"/>
+          <w:b w:val="0"/>
+          <w:i w:val="0"/>
+          <w:sz w:val="20"/>
+          <w:vertAlign w:val="subscript"/>
+        </w:rPr>
+        <w:t>T</w:t>
+      </w:r>
+      <w:r>
+        <w:rPr>
+          <w:rFonts w:ascii="Arial" w:hAnsi="Arial"/>
+          <w:b w:val="0"/>
+          <w:i w:val="0"/>
+          <w:sz w:val="20"/>
+        </w:rPr>
+        <w:t xml:space="preserve"> &lt; 0.04). As with the aging kinetics, area density a</w:t>
+      </w:r>
+      <w:r>
+        <w:rPr>
+          <w:rFonts w:ascii="Arial" w:hAnsi="Arial"/>
+          <w:b w:val="0"/>
+          <w:i w:val="0"/>
+          <w:sz w:val="20"/>
+          <w:vertAlign w:val="subscript"/>
+        </w:rPr>
+        <w:t>s</w:t>
+      </w:r>
+      <w:r>
+        <w:rPr>
+          <w:rFonts w:ascii="Arial" w:hAnsi="Arial"/>
+          <w:b w:val="0"/>
+          <w:i w:val="0"/>
+          <w:sz w:val="20"/>
+        </w:rPr>
+        <w:t xml:space="preserve"> and extraction rate k</w:t>
+      </w:r>
+      <w:r>
+        <w:rPr>
+          <w:rFonts w:ascii="Arial" w:hAnsi="Arial"/>
+          <w:b w:val="0"/>
+          <w:i w:val="0"/>
+          <w:sz w:val="20"/>
+          <w:vertAlign w:val="subscript"/>
+        </w:rPr>
+        <w:t>ext</w:t>
+      </w:r>
+      <w:r>
+        <w:rPr>
+          <w:rFonts w:ascii="Arial" w:hAnsi="Arial"/>
+          <w:b w:val="0"/>
+          <w:i w:val="0"/>
+          <w:sz w:val="20"/>
+        </w:rPr>
+        <w:t xml:space="preserve"> evaluate to exact structural zeros for θ</w:t>
+      </w:r>
+      <w:r>
+        <w:rPr>
+          <w:rFonts w:ascii="Arial" w:hAnsi="Arial"/>
+          <w:b w:val="0"/>
+          <w:i w:val="0"/>
+          <w:sz w:val="20"/>
+          <w:vertAlign w:val="subscript"/>
+        </w:rPr>
+        <w:t>c</w:t>
+      </w:r>
+      <w:r>
+        <w:rPr>
+          <w:rFonts w:ascii="Arial" w:hAnsi="Arial"/>
+          <w:b w:val="0"/>
+          <w:i w:val="0"/>
+          <w:sz w:val="20"/>
+        </w:rPr>
+        <w:t>, since Young's equation is evaluated on the bulk (adsorption-independent) coexistence compositions rather than the adsorption-depleted state. The model thus produces three output-specific sensitivity partitions: bulk macromolecular thermodynamics and interfacial adsorption jointly set phase coexistence, adsorption free energy and the interfacial coupling factor together control wetting, and nanosheet area density and extraction kinetics alone govern fibrillation arrest. Note that the phenomenological gradient correlation length b is treated as an effective fixed geometric scale anchored to experimental Rh and is not part of the 8-parameter Sobol variance decomposition. The block analysis (Figs. 5d-f) shows a converged decomposition for all three outputs: between N</w:t>
+      </w:r>
+      <w:r>
+        <w:rPr>
+          <w:rFonts w:ascii="Arial" w:hAnsi="Arial"/>
+          <w:b w:val="0"/>
+          <w:i w:val="0"/>
+          <w:sz w:val="20"/>
+          <w:vertAlign w:val="subscript"/>
+        </w:rPr>
+        <w:t>base</w:t>
+      </w:r>
+      <w:r>
+        <w:rPr>
+          <w:rFonts w:ascii="Arial" w:hAnsi="Arial"/>
+          <w:b w:val="0"/>
+          <w:i w:val="0"/>
+          <w:sz w:val="20"/>
+        </w:rPr>
+        <w:t xml:space="preserve"> = 256 and N</w:t>
+      </w:r>
+      <w:r>
+        <w:rPr>
+          <w:rFonts w:ascii="Arial" w:hAnsi="Arial"/>
+          <w:b w:val="0"/>
+          <w:i w:val="0"/>
+          <w:sz w:val="20"/>
+          <w:vertAlign w:val="subscript"/>
+        </w:rPr>
+        <w:t>base</w:t>
+      </w:r>
+      <w:r>
+        <w:rPr>
+          <w:rFonts w:ascii="Arial" w:hAnsi="Arial"/>
+          <w:b w:val="0"/>
+          <w:i w:val="0"/>
+          <w:sz w:val="20"/>
+        </w:rPr>
+        <w:t xml:space="preserve"> = 1024 every total-effect index changes by less than 0.02 and every bootstrap confidence interval narrows monotonically, so the N</w:t>
+      </w:r>
+      <w:r>
+        <w:rPr>
+          <w:rFonts w:ascii="Arial" w:hAnsi="Arial"/>
+          <w:b w:val="0"/>
+          <w:i w:val="0"/>
+          <w:sz w:val="20"/>
+          <w:vertAlign w:val="subscript"/>
+        </w:rPr>
+        <w:t>base</w:t>
+      </w:r>
+      <w:r>
+        <w:rPr>
+          <w:rFonts w:ascii="Arial" w:hAnsi="Arial"/>
+          <w:b w:val="0"/>
+          <w:i w:val="0"/>
+          <w:sz w:val="20"/>
+        </w:rPr>
+        <w:t xml:space="preserve"> = 1024 estimate is retained for quantitative interpretation.</w:t>
       </w:r>
     </w:p>
     <w:p>
@@ -664,9 +3583,155 @@
       </w:r>
       <w:r>
         <w:rPr>
+          <w:rFonts w:ascii="Arial" w:hAnsi="Arial"/>
+          <w:b w:val="0"/>
+          <w:i w:val="0"/>
           <w:sz w:val="17"/>
         </w:rPr>
-        <w:t>Sobol global sensitivity and block convergence analysis dynamically read from data/sobol_indices_N1024.csv and data/sobol_convergence_N1024.csv. First-order (S_i) and total-effect (S_Ti) indices with 95% bootstrap confidence intervals for (a) apparent cloud point T_cloud^app (evaluated directly with the FH-VO cloud-point solver), (b) fibrillation arrest M_final (evaluated directly via kinetic ODEs), and (c) physiological wetting angle θ_c at 37 °C (evaluated directly from the bulk binodal and the Langmuir surface grand potential). (d-f) Block sensitivity trajectories S_Ti(N) across dyadic sub-block sample sizes N ∈ {128, 256, 512, 1024} for the same three outputs; total-effect indices vary by less than 0.02 beyond N = 256 and every bootstrap confidence interval narrows monotonically toward the final N_base = 1024 estimate.</w:t>
+        <w:t>Sobol global sensitivity and block convergence analysis. First-order (S</w:t>
+      </w:r>
+      <w:r>
+        <w:rPr>
+          <w:rFonts w:ascii="Arial" w:hAnsi="Arial"/>
+          <w:b w:val="0"/>
+          <w:i w:val="0"/>
+          <w:sz w:val="17"/>
+          <w:vertAlign w:val="subscript"/>
+        </w:rPr>
+        <w:t>i</w:t>
+      </w:r>
+      <w:r>
+        <w:rPr>
+          <w:rFonts w:ascii="Arial" w:hAnsi="Arial"/>
+          <w:b w:val="0"/>
+          <w:i w:val="0"/>
+          <w:sz w:val="17"/>
+        </w:rPr>
+        <w:t>) and total-effect (S</w:t>
+      </w:r>
+      <w:r>
+        <w:rPr>
+          <w:rFonts w:ascii="Arial" w:hAnsi="Arial"/>
+          <w:b w:val="0"/>
+          <w:i w:val="0"/>
+          <w:sz w:val="17"/>
+          <w:vertAlign w:val="subscript"/>
+        </w:rPr>
+        <w:t>Ti</w:t>
+      </w:r>
+      <w:r>
+        <w:rPr>
+          <w:rFonts w:ascii="Arial" w:hAnsi="Arial"/>
+          <w:b w:val="0"/>
+          <w:i w:val="0"/>
+          <w:sz w:val="17"/>
+        </w:rPr>
+        <w:t>) indices with 95% bootstrap confidence intervals for (a) apparent cloud point T</w:t>
+      </w:r>
+      <w:r>
+        <w:rPr>
+          <w:rFonts w:ascii="Arial" w:hAnsi="Arial"/>
+          <w:b w:val="0"/>
+          <w:i w:val="0"/>
+          <w:sz w:val="17"/>
+          <w:vertAlign w:val="subscript"/>
+        </w:rPr>
+        <w:t>cloud</w:t>
+      </w:r>
+      <w:r>
+        <w:rPr>
+          <w:rFonts w:ascii="Arial" w:hAnsi="Arial"/>
+          <w:b w:val="0"/>
+          <w:i w:val="0"/>
+          <w:sz w:val="17"/>
+          <w:vertAlign w:val="superscript"/>
+        </w:rPr>
+        <w:t>app</w:t>
+      </w:r>
+      <w:r>
+        <w:rPr>
+          <w:rFonts w:ascii="Arial" w:hAnsi="Arial"/>
+          <w:b w:val="0"/>
+          <w:i w:val="0"/>
+          <w:sz w:val="17"/>
+        </w:rPr>
+        <w:t xml:space="preserve"> (evaluated directly with the FH-VO cloud-point solver), (b) fibrillation arrest M</w:t>
+      </w:r>
+      <w:r>
+        <w:rPr>
+          <w:rFonts w:ascii="Arial" w:hAnsi="Arial"/>
+          <w:b w:val="0"/>
+          <w:i w:val="0"/>
+          <w:sz w:val="17"/>
+          <w:vertAlign w:val="subscript"/>
+        </w:rPr>
+        <w:t>final</w:t>
+      </w:r>
+      <w:r>
+        <w:rPr>
+          <w:rFonts w:ascii="Arial" w:hAnsi="Arial"/>
+          <w:b w:val="0"/>
+          <w:i w:val="0"/>
+          <w:sz w:val="17"/>
+        </w:rPr>
+        <w:t xml:space="preserve"> (evaluated directly via kinetic ODEs), and (c) physiological wetting angle θ</w:t>
+      </w:r>
+      <w:r>
+        <w:rPr>
+          <w:rFonts w:ascii="Arial" w:hAnsi="Arial"/>
+          <w:b w:val="0"/>
+          <w:i w:val="0"/>
+          <w:sz w:val="17"/>
+          <w:vertAlign w:val="subscript"/>
+        </w:rPr>
+        <w:t>c</w:t>
+      </w:r>
+      <w:r>
+        <w:rPr>
+          <w:rFonts w:ascii="Arial" w:hAnsi="Arial"/>
+          <w:b w:val="0"/>
+          <w:i w:val="0"/>
+          <w:sz w:val="17"/>
+        </w:rPr>
+        <w:t xml:space="preserve"> at 37 °C (evaluated directly from the bulk binodal and the Langmuir surface grand potential). (d-f) Block sensitivity trajectories S</w:t>
+      </w:r>
+      <w:r>
+        <w:rPr>
+          <w:rFonts w:ascii="Arial" w:hAnsi="Arial"/>
+          <w:b w:val="0"/>
+          <w:i w:val="0"/>
+          <w:sz w:val="17"/>
+          <w:vertAlign w:val="subscript"/>
+        </w:rPr>
+        <w:t>Ti</w:t>
+      </w:r>
+      <w:r>
+        <w:rPr>
+          <w:rFonts w:ascii="Arial" w:hAnsi="Arial"/>
+          <w:b w:val="0"/>
+          <w:i w:val="0"/>
+          <w:sz w:val="17"/>
+        </w:rPr>
+        <w:t>(N) across dyadic sub-block sample sizes N ∈ {128, 256, 512, 1024} for the same three outputs; total-effect indices vary by less than 0.02 beyond N = 256 and every bootstrap confidence interval narrows monotonically toward the final N</w:t>
+      </w:r>
+      <w:r>
+        <w:rPr>
+          <w:rFonts w:ascii="Arial" w:hAnsi="Arial"/>
+          <w:b w:val="0"/>
+          <w:i w:val="0"/>
+          <w:sz w:val="17"/>
+          <w:vertAlign w:val="subscript"/>
+        </w:rPr>
+        <w:t>base</w:t>
+      </w:r>
+      <w:r>
+        <w:rPr>
+          <w:rFonts w:ascii="Arial" w:hAnsi="Arial"/>
+          <w:b w:val="0"/>
+          <w:i w:val="0"/>
+          <w:sz w:val="17"/>
+        </w:rPr>
+        <w:t xml:space="preserve"> = 1024 estimate.</w:t>
       </w:r>
     </w:p>
     <w:p>
@@ -687,6 +3752,12 @@
         <w:spacing w:after="100"/>
       </w:pPr>
       <w:r>
+        <w:rPr>
+          <w:rFonts w:ascii="Arial" w:hAnsi="Arial"/>
+          <w:b w:val="0"/>
+          <w:i w:val="0"/>
+          <w:sz w:val="20"/>
+        </w:rPr>
         <w:t>Our model predictions are qualitatively consistent with recent biophysical findings on condensate interfaces [25-27]. Specifically, Sporbeck et al. (PRX Life 2026) demonstrated that electrostatic charge and membrane modifications dictate Tau condensate wetting and spreading transitions [27]. Furthermore, Favetta et al. (Langmuir 2025) and Visser et al. (Nat. Commun. 2025) showed that interfacial adsorption and surfactant-like surface behavior can arrest heterogeneous nucleation at condensate boundaries [25,26].</w:t>
       </w:r>
     </w:p>
@@ -695,7 +3766,13 @@
         <w:spacing w:after="100"/>
       </w:pPr>
       <w:r>
-        <w:t>We state the model's limitations and domain of validity explicitly. (i) This work is deliberately formulated as a predictive theoretical study: bulk phase separation is parameterized against published Tau K18 turbidity measurements [5], whereas the nanomaterial-dependent adsorption, wetting, and kinetic outputs are presented as prospective, falsifiable model-scenario predictions rather than as direct experimental validation. (ii) Tau K18 is an experimentally well-characterized four-repeat (R1-R4) construct that contains the principal amyloidogenic hexapeptide motifs (VQIINK in R2, VQIVYK in R3); extrapolation to full-length Tau (Tau-441), which carries large charged projection domains and a distinct regulatory phosphorylation landscape, will require independent parameterization. (iii) φ_tilde is an effective coarse-grained order parameter representing lattice occupancy rather than atomistic coordinates. (iv) The solvent is treated implicitly, without explicit conformational dynamics. (v) The adsorption isotherm is idealized as non-cooperative Langmuir binding. (vi) Borophene and MXene are represented as idealized, stable 2D nanosheets, without explicit chemical oxidation or restacking kinetics. (vii) Local surface-termination micro-heterogeneity is not resolved. Future work combining all-atom molecular dynamics with continuum phase-field modeling would provide atomistic resolution of the 2D-interface-induced conformational landscape.</w:t>
+        <w:rPr>
+          <w:rFonts w:ascii="Arial" w:hAnsi="Arial"/>
+          <w:b w:val="0"/>
+          <w:i w:val="0"/>
+          <w:sz w:val="20"/>
+        </w:rPr>
+        <w:t>We state the model's limitations and domain of validity explicitly. (i) This work is deliberately formulated as a predictive theoretical study: bulk phase separation is parameterized against published Tau K18 turbidity measurements [5], whereas the nanomaterial-dependent adsorption, wetting, and kinetic outputs are presented as prospective, falsifiable model-scenario predictions rather than as direct experimental validation. (ii) Tau K18 is an experimentally well-characterized four-repeat (R1-R4) construct that contains the principal amyloidogenic hexapeptide motifs (VQIINK in R2, VQIVYK in R3); extrapolation to full-length Tau (Tau-441), which carries large charged projection domains and a distinct regulatory phosphorylation landscape, will require independent parameterization. (iii) φ̃ is an effective coarse-grained order parameter representing lattice occupancy rather than atomistic coordinates. (iv) The solvent is treated implicitly, without explicit conformational dynamics. (v) The adsorption isotherm is idealized as non-cooperative Langmuir binding. (vi) Borophene and MXene are represented as idealized, stable 2D nanosheets, without explicit chemical oxidation or restacking kinetics. (vii) Local surface-termination micro-heterogeneity is not resolved. Future work combining all-atom molecular dynamics with continuum phase-field modeling would provide atomistic resolution of the 2D-interface-induced conformational landscape.</w:t>
       </w:r>
     </w:p>
     <w:p>
@@ -729,6 +3806,12 @@
         <w:spacing w:after="100"/>
       </w:pPr>
       <w:r>
+        <w:rPr>
+          <w:rFonts w:ascii="Arial" w:hAnsi="Arial"/>
+          <w:b w:val="0"/>
+          <w:i w:val="0"/>
+          <w:sz w:val="20"/>
+        </w:rPr>
         <w:t>The dimensionless Flory-Huggins-Voorn-Overbeek free energy density [10,11] is:</w:t>
       </w:r>
     </w:p>
@@ -740,10 +3823,106 @@
       <w:r>
         <w:rPr>
           <w:rFonts w:ascii="Arial" w:hAnsi="Arial"/>
+          <w:b w:val="0"/>
           <w:i/>
-          <w:sz w:val="19"/>
-        </w:rPr>
-        <w:t>f(φ_tilde) = (φ_tilde / N_eff) ln φ_tilde + (1 - φ_tilde) ln(1 - φ_tilde) + χ(T) φ_tilde (1 - φ_tilde) - α_DH (I / I_0)^(3/2) [φ_tilde / (φ_tilde + φ_0)]</w:t>
+          <w:sz w:val="20"/>
+        </w:rPr>
+        <w:t>f(φ̃) = (φ̃ / N</w:t>
+      </w:r>
+      <w:r>
+        <w:rPr>
+          <w:rFonts w:ascii="Arial" w:hAnsi="Arial"/>
+          <w:b w:val="0"/>
+          <w:i w:val="0"/>
+          <w:sz w:val="20"/>
+          <w:vertAlign w:val="subscript"/>
+        </w:rPr>
+        <w:t>eff</w:t>
+      </w:r>
+      <w:r>
+        <w:rPr>
+          <w:rFonts w:ascii="Arial" w:hAnsi="Arial"/>
+          <w:b w:val="0"/>
+          <w:i/>
+          <w:sz w:val="20"/>
+        </w:rPr>
+        <w:t>) ln φ̃ + (1 - φ̃) ln(1 - φ̃) + χ(T) φ̃ (1 - φ̃) - α</w:t>
+      </w:r>
+      <w:r>
+        <w:rPr>
+          <w:rFonts w:ascii="Arial" w:hAnsi="Arial"/>
+          <w:b w:val="0"/>
+          <w:i w:val="0"/>
+          <w:sz w:val="20"/>
+          <w:vertAlign w:val="subscript"/>
+        </w:rPr>
+        <w:t>DH</w:t>
+      </w:r>
+      <w:r>
+        <w:rPr>
+          <w:rFonts w:ascii="Arial" w:hAnsi="Arial"/>
+          <w:b w:val="0"/>
+          <w:i/>
+          <w:sz w:val="20"/>
+        </w:rPr>
+        <w:t xml:space="preserve"> (I / I</w:t>
+      </w:r>
+      <w:r>
+        <w:rPr>
+          <w:rFonts w:ascii="Arial" w:hAnsi="Arial"/>
+          <w:b w:val="0"/>
+          <w:i w:val="0"/>
+          <w:sz w:val="20"/>
+          <w:vertAlign w:val="subscript"/>
+        </w:rPr>
+        <w:t>0</w:t>
+      </w:r>
+      <w:r>
+        <w:rPr>
+          <w:rFonts w:ascii="Arial" w:hAnsi="Arial"/>
+          <w:b w:val="0"/>
+          <w:i/>
+          <w:sz w:val="20"/>
+        </w:rPr>
+        <w:t>)</w:t>
+      </w:r>
+      <w:r>
+        <w:rPr>
+          <w:rFonts w:ascii="Arial" w:hAnsi="Arial"/>
+          <w:b w:val="0"/>
+          <w:i w:val="0"/>
+          <w:sz w:val="20"/>
+          <w:vertAlign w:val="superscript"/>
+        </w:rPr>
+        <w:t>3/2</w:t>
+      </w:r>
+      <w:r>
+        <w:rPr>
+          <w:rFonts w:ascii="Arial" w:hAnsi="Arial"/>
+          <w:b w:val="0"/>
+          <w:i/>
+          <w:sz w:val="20"/>
+        </w:rPr>
+        <w:t xml:space="preserve"> [φ̃ / (φ̃ + φ</w:t>
+      </w:r>
+      <w:r>
+        <w:rPr>
+          <w:rFonts w:ascii="Arial" w:hAnsi="Arial"/>
+          <w:b w:val="0"/>
+          <w:i w:val="0"/>
+          <w:sz w:val="20"/>
+          <w:vertAlign w:val="subscript"/>
+        </w:rPr>
+        <w:t>0</w:t>
+      </w:r>
+      <w:r>
+        <w:rPr>
+          <w:rFonts w:ascii="Arial" w:hAnsi="Arial"/>
+          <w:b w:val="0"/>
+          <w:i/>
+          <w:sz w:val="20"/>
+        </w:rPr>
+        <w:t>)]</w:t>
       </w:r>
     </w:p>
     <w:p>
@@ -751,7 +3930,127 @@
         <w:spacing w:after="100"/>
       </w:pPr>
       <w:r>
-        <w:t>where χ(T) = χ_c + β (T - Tc_K) encodes LCST thermal sensitivity, and the critical parameters (φ_c = 0.247, χ_c = 0.872) are solved numerically from f''(φ_c) = 0 and f'''(φ_c) = 0. Model parameters are summarized in Table 1.</w:t>
+        <w:rPr>
+          <w:rFonts w:ascii="Arial" w:hAnsi="Arial"/>
+          <w:b w:val="0"/>
+          <w:i w:val="0"/>
+          <w:sz w:val="20"/>
+        </w:rPr>
+        <w:t>where χ(T) = χ</w:t>
+      </w:r>
+      <w:r>
+        <w:rPr>
+          <w:rFonts w:ascii="Arial" w:hAnsi="Arial"/>
+          <w:b w:val="0"/>
+          <w:i w:val="0"/>
+          <w:sz w:val="20"/>
+          <w:vertAlign w:val="subscript"/>
+        </w:rPr>
+        <w:t>c</w:t>
+      </w:r>
+      <w:r>
+        <w:rPr>
+          <w:rFonts w:ascii="Arial" w:hAnsi="Arial"/>
+          <w:b w:val="0"/>
+          <w:i w:val="0"/>
+          <w:sz w:val="20"/>
+        </w:rPr>
+        <w:t xml:space="preserve"> + β (T - T</w:t>
+      </w:r>
+      <w:r>
+        <w:rPr>
+          <w:rFonts w:ascii="Arial" w:hAnsi="Arial"/>
+          <w:b w:val="0"/>
+          <w:i w:val="0"/>
+          <w:sz w:val="20"/>
+          <w:vertAlign w:val="subscript"/>
+        </w:rPr>
+        <w:t>c,K</w:t>
+      </w:r>
+      <w:r>
+        <w:rPr>
+          <w:rFonts w:ascii="Arial" w:hAnsi="Arial"/>
+          <w:b w:val="0"/>
+          <w:i w:val="0"/>
+          <w:sz w:val="20"/>
+        </w:rPr>
+        <w:t>) encodes LCST thermal sensitivity, and the critical parameters (φ</w:t>
+      </w:r>
+      <w:r>
+        <w:rPr>
+          <w:rFonts w:ascii="Arial" w:hAnsi="Arial"/>
+          <w:b w:val="0"/>
+          <w:i w:val="0"/>
+          <w:sz w:val="20"/>
+          <w:vertAlign w:val="subscript"/>
+        </w:rPr>
+        <w:t>c</w:t>
+      </w:r>
+      <w:r>
+        <w:rPr>
+          <w:rFonts w:ascii="Arial" w:hAnsi="Arial"/>
+          <w:b w:val="0"/>
+          <w:i w:val="0"/>
+          <w:sz w:val="20"/>
+        </w:rPr>
+        <w:t xml:space="preserve"> = 0.247, χ</w:t>
+      </w:r>
+      <w:r>
+        <w:rPr>
+          <w:rFonts w:ascii="Arial" w:hAnsi="Arial"/>
+          <w:b w:val="0"/>
+          <w:i w:val="0"/>
+          <w:sz w:val="20"/>
+          <w:vertAlign w:val="subscript"/>
+        </w:rPr>
+        <w:t>c</w:t>
+      </w:r>
+      <w:r>
+        <w:rPr>
+          <w:rFonts w:ascii="Arial" w:hAnsi="Arial"/>
+          <w:b w:val="0"/>
+          <w:i w:val="0"/>
+          <w:sz w:val="20"/>
+        </w:rPr>
+        <w:t xml:space="preserve"> = 0.872) are solved numerically from f''(φ</w:t>
+      </w:r>
+      <w:r>
+        <w:rPr>
+          <w:rFonts w:ascii="Arial" w:hAnsi="Arial"/>
+          <w:b w:val="0"/>
+          <w:i w:val="0"/>
+          <w:sz w:val="20"/>
+          <w:vertAlign w:val="subscript"/>
+        </w:rPr>
+        <w:t>c</w:t>
+      </w:r>
+      <w:r>
+        <w:rPr>
+          <w:rFonts w:ascii="Arial" w:hAnsi="Arial"/>
+          <w:b w:val="0"/>
+          <w:i w:val="0"/>
+          <w:sz w:val="20"/>
+        </w:rPr>
+        <w:t>) = 0 and f'''(φ</w:t>
+      </w:r>
+      <w:r>
+        <w:rPr>
+          <w:rFonts w:ascii="Arial" w:hAnsi="Arial"/>
+          <w:b w:val="0"/>
+          <w:i w:val="0"/>
+          <w:sz w:val="20"/>
+          <w:vertAlign w:val="subscript"/>
+        </w:rPr>
+        <w:t>c</w:t>
+      </w:r>
+      <w:r>
+        <w:rPr>
+          <w:rFonts w:ascii="Arial" w:hAnsi="Arial"/>
+          <w:b w:val="0"/>
+          <w:i w:val="0"/>
+          <w:sz w:val="20"/>
+        </w:rPr>
+        <w:t>) = 0. Model parameters are summarized in Table 1.</w:t>
       </w:r>
     </w:p>
     <w:p>
@@ -799,6 +4098,7 @@
               <w:rPr>
                 <w:rFonts w:ascii="Arial" w:hAnsi="Arial"/>
                 <w:b/>
+                <w:i w:val="0"/>
                 <w:sz w:val="17"/>
               </w:rPr>
               <w:t>Parameter</w:t>
@@ -824,6 +4124,7 @@
               <w:rPr>
                 <w:rFonts w:ascii="Arial" w:hAnsi="Arial"/>
                 <w:b/>
+                <w:i w:val="0"/>
                 <w:sz w:val="17"/>
               </w:rPr>
               <w:t>Symbol</w:t>
@@ -849,6 +4150,7 @@
               <w:rPr>
                 <w:rFonts w:ascii="Arial" w:hAnsi="Arial"/>
                 <w:b/>
+                <w:i w:val="0"/>
                 <w:sz w:val="17"/>
               </w:rPr>
               <w:t>Nominal Value</w:t>
@@ -874,6 +4176,7 @@
               <w:rPr>
                 <w:rFonts w:ascii="Arial" w:hAnsi="Arial"/>
                 <w:b/>
+                <w:i w:val="0"/>
                 <w:sz w:val="17"/>
               </w:rPr>
               <w:t>Units</w:t>
@@ -899,6 +4202,7 @@
               <w:rPr>
                 <w:rFonts w:ascii="Arial" w:hAnsi="Arial"/>
                 <w:b/>
+                <w:i w:val="0"/>
                 <w:sz w:val="17"/>
               </w:rPr>
               <w:t>Physical Source / Justification</w:t>
@@ -925,6 +4229,8 @@
             <w:r>
               <w:rPr>
                 <w:rFonts w:ascii="Arial" w:hAnsi="Arial"/>
+                <w:b w:val="0"/>
+                <w:i w:val="0"/>
                 <w:sz w:val="17"/>
               </w:rPr>
               <w:t>Effective Chain Length</w:t>
@@ -949,9 +4255,21 @@
             <w:r>
               <w:rPr>
                 <w:rFonts w:ascii="Arial" w:hAnsi="Arial"/>
+                <w:b w:val="0"/>
+                <w:i w:val="0"/>
                 <w:sz w:val="17"/>
               </w:rPr>
-              <w:t>N_eff</w:t>
+              <w:t>N</w:t>
+            </w:r>
+            <w:r>
+              <w:rPr>
+                <w:rFonts w:ascii="Arial" w:hAnsi="Arial"/>
+                <w:b w:val="0"/>
+                <w:i w:val="0"/>
+                <w:sz w:val="17"/>
+                <w:vertAlign w:val="subscript"/>
+              </w:rPr>
+              <w:t>eff</w:t>
             </w:r>
           </w:p>
         </w:tc>
@@ -973,6 +4291,8 @@
             <w:r>
               <w:rPr>
                 <w:rFonts w:ascii="Arial" w:hAnsi="Arial"/>
+                <w:b w:val="0"/>
+                <w:i w:val="0"/>
                 <w:sz w:val="17"/>
               </w:rPr>
               <w:t>10.0</w:t>
@@ -997,6 +4317,8 @@
             <w:r>
               <w:rPr>
                 <w:rFonts w:ascii="Arial" w:hAnsi="Arial"/>
+                <w:b w:val="0"/>
+                <w:i w:val="0"/>
                 <w:sz w:val="17"/>
               </w:rPr>
               <w:t>—</w:t>
@@ -1021,6 +4343,8 @@
             <w:r>
               <w:rPr>
                 <w:rFonts w:ascii="Arial" w:hAnsi="Arial"/>
+                <w:b w:val="0"/>
+                <w:i w:val="0"/>
                 <w:sz w:val="17"/>
               </w:rPr>
               <w:t>Coarse-grained Flory repeat-domain segment index [5]</w:t>
@@ -1046,6 +4370,8 @@
             <w:r>
               <w:rPr>
                 <w:rFonts w:ascii="Arial" w:hAnsi="Arial"/>
+                <w:b w:val="0"/>
+                <w:i w:val="0"/>
                 <w:sz w:val="17"/>
               </w:rPr>
               <w:t>Parameterized Critical Temp.</w:t>
@@ -1069,9 +4395,21 @@
             <w:r>
               <w:rPr>
                 <w:rFonts w:ascii="Arial" w:hAnsi="Arial"/>
+                <w:b w:val="0"/>
+                <w:i w:val="0"/>
                 <w:sz w:val="17"/>
               </w:rPr>
-              <w:t>T_c</w:t>
+              <w:t>T</w:t>
+            </w:r>
+            <w:r>
+              <w:rPr>
+                <w:rFonts w:ascii="Arial" w:hAnsi="Arial"/>
+                <w:b w:val="0"/>
+                <w:i w:val="0"/>
+                <w:sz w:val="17"/>
+                <w:vertAlign w:val="subscript"/>
+              </w:rPr>
+              <w:t>c</w:t>
             </w:r>
           </w:p>
         </w:tc>
@@ -1092,6 +4430,8 @@
             <w:r>
               <w:rPr>
                 <w:rFonts w:ascii="Arial" w:hAnsi="Arial"/>
+                <w:b w:val="0"/>
+                <w:i w:val="0"/>
                 <w:sz w:val="17"/>
               </w:rPr>
               <w:t>8.5 (281.65)</w:t>
@@ -1115,6 +4455,8 @@
             <w:r>
               <w:rPr>
                 <w:rFonts w:ascii="Arial" w:hAnsi="Arial"/>
+                <w:b w:val="0"/>
+                <w:i w:val="0"/>
                 <w:sz w:val="17"/>
               </w:rPr>
               <w:t>°C (K)</w:t>
@@ -1138,6 +4480,8 @@
             <w:r>
               <w:rPr>
                 <w:rFonts w:ascii="Arial" w:hAnsi="Arial"/>
+                <w:b w:val="0"/>
+                <w:i w:val="0"/>
                 <w:sz w:val="17"/>
               </w:rPr>
               <w:t>Parameterized to reproduce 100 µM cloud point = 15.3 °C [5]</w:t>
@@ -1164,6 +4508,8 @@
             <w:r>
               <w:rPr>
                 <w:rFonts w:ascii="Arial" w:hAnsi="Arial"/>
+                <w:b w:val="0"/>
+                <w:i w:val="0"/>
                 <w:sz w:val="17"/>
               </w:rPr>
               <w:t>Numerical Critical Point</w:t>
@@ -1188,9 +4534,49 @@
             <w:r>
               <w:rPr>
                 <w:rFonts w:ascii="Arial" w:hAnsi="Arial"/>
+                <w:b w:val="0"/>
+                <w:i w:val="0"/>
                 <w:sz w:val="17"/>
               </w:rPr>
-              <w:t>(φ_c, χ_c)</w:t>
+              <w:t>(φ</w:t>
+            </w:r>
+            <w:r>
+              <w:rPr>
+                <w:rFonts w:ascii="Arial" w:hAnsi="Arial"/>
+                <w:b w:val="0"/>
+                <w:i w:val="0"/>
+                <w:sz w:val="17"/>
+                <w:vertAlign w:val="subscript"/>
+              </w:rPr>
+              <w:t>c</w:t>
+            </w:r>
+            <w:r>
+              <w:rPr>
+                <w:rFonts w:ascii="Arial" w:hAnsi="Arial"/>
+                <w:b w:val="0"/>
+                <w:i w:val="0"/>
+                <w:sz w:val="17"/>
+              </w:rPr>
+              <w:t>, χ</w:t>
+            </w:r>
+            <w:r>
+              <w:rPr>
+                <w:rFonts w:ascii="Arial" w:hAnsi="Arial"/>
+                <w:b w:val="0"/>
+                <w:i w:val="0"/>
+                <w:sz w:val="17"/>
+                <w:vertAlign w:val="subscript"/>
+              </w:rPr>
+              <w:t>c</w:t>
+            </w:r>
+            <w:r>
+              <w:rPr>
+                <w:rFonts w:ascii="Arial" w:hAnsi="Arial"/>
+                <w:b w:val="0"/>
+                <w:i w:val="0"/>
+                <w:sz w:val="17"/>
+              </w:rPr>
+              <w:t>)</w:t>
             </w:r>
           </w:p>
         </w:tc>
@@ -1212,6 +4598,8 @@
             <w:r>
               <w:rPr>
                 <w:rFonts w:ascii="Arial" w:hAnsi="Arial"/>
+                <w:b w:val="0"/>
+                <w:i w:val="0"/>
                 <w:sz w:val="17"/>
               </w:rPr>
               <w:t>(0.247, 0.872)</w:t>
@@ -1236,6 +4624,8 @@
             <w:r>
               <w:rPr>
                 <w:rFonts w:ascii="Arial" w:hAnsi="Arial"/>
+                <w:b w:val="0"/>
+                <w:i w:val="0"/>
                 <w:sz w:val="17"/>
               </w:rPr>
               <w:t>—</w:t>
@@ -1260,6 +4650,8 @@
             <w:r>
               <w:rPr>
                 <w:rFonts w:ascii="Arial" w:hAnsi="Arial"/>
+                <w:b w:val="0"/>
+                <w:i w:val="0"/>
                 <w:sz w:val="17"/>
               </w:rPr>
               <w:t>Solved numerically from f''(φ) = 0 and f'''(φ) = 0</w:t>
@@ -1285,6 +4677,8 @@
             <w:r>
               <w:rPr>
                 <w:rFonts w:ascii="Arial" w:hAnsi="Arial"/>
+                <w:b w:val="0"/>
+                <w:i w:val="0"/>
                 <w:sz w:val="17"/>
               </w:rPr>
               <w:t>Thermal LCST Slope</w:t>
@@ -1308,6 +4702,8 @@
             <w:r>
               <w:rPr>
                 <w:rFonts w:ascii="Arial" w:hAnsi="Arial"/>
+                <w:b w:val="0"/>
+                <w:i w:val="0"/>
                 <w:sz w:val="17"/>
               </w:rPr>
               <w:t>β</w:t>
@@ -1331,6 +4727,8 @@
             <w:r>
               <w:rPr>
                 <w:rFonts w:ascii="Arial" w:hAnsi="Arial"/>
+                <w:b w:val="0"/>
+                <w:i w:val="0"/>
                 <w:sz w:val="17"/>
               </w:rPr>
               <w:t>0.0090</w:t>
@@ -1354,6 +4752,8 @@
             <w:r>
               <w:rPr>
                 <w:rFonts w:ascii="Arial" w:hAnsi="Arial"/>
+                <w:b w:val="0"/>
+                <w:i w:val="0"/>
                 <w:sz w:val="17"/>
               </w:rPr>
               <w:t>K⁻¹</w:t>
@@ -1377,6 +4777,8 @@
             <w:r>
               <w:rPr>
                 <w:rFonts w:ascii="Arial" w:hAnsi="Arial"/>
+                <w:b w:val="0"/>
+                <w:i w:val="0"/>
                 <w:sz w:val="17"/>
               </w:rPr>
               <w:t>Parameterized to experimental turbidity onset [5]</w:t>
@@ -1403,6 +4805,8 @@
             <w:r>
               <w:rPr>
                 <w:rFonts w:ascii="Arial" w:hAnsi="Arial"/>
+                <w:b w:val="0"/>
+                <w:i w:val="0"/>
                 <w:sz w:val="17"/>
               </w:rPr>
               <w:t>Monomer Dry Volume</w:t>
@@ -1427,9 +4831,21 @@
             <w:r>
               <w:rPr>
                 <w:rFonts w:ascii="Arial" w:hAnsi="Arial"/>
+                <w:b w:val="0"/>
+                <w:i w:val="0"/>
                 <w:sz w:val="17"/>
               </w:rPr>
-              <w:t>v_dry</w:t>
+              <w:t>v</w:t>
+            </w:r>
+            <w:r>
+              <w:rPr>
+                <w:rFonts w:ascii="Arial" w:hAnsi="Arial"/>
+                <w:b w:val="0"/>
+                <w:i w:val="0"/>
+                <w:sz w:val="17"/>
+                <w:vertAlign w:val="subscript"/>
+              </w:rPr>
+              <w:t>dry</w:t>
             </w:r>
           </w:p>
         </w:tc>
@@ -1451,6 +4867,8 @@
             <w:r>
               <w:rPr>
                 <w:rFonts w:ascii="Arial" w:hAnsi="Arial"/>
+                <w:b w:val="0"/>
+                <w:i w:val="0"/>
                 <w:sz w:val="17"/>
               </w:rPr>
               <w:t>17.2</w:t>
@@ -1475,6 +4893,8 @@
             <w:r>
               <w:rPr>
                 <w:rFonts w:ascii="Arial" w:hAnsi="Arial"/>
+                <w:b w:val="0"/>
+                <w:i w:val="0"/>
                 <w:sz w:val="17"/>
               </w:rPr>
               <w:t>nm³</w:t>
@@ -1499,9 +4919,30 @@
             <w:r>
               <w:rPr>
                 <w:rFonts w:ascii="Arial" w:hAnsi="Arial"/>
+                <w:b w:val="0"/>
+                <w:i w:val="0"/>
                 <w:sz w:val="17"/>
               </w:rPr>
-              <w:t>Calculated: MW / (rho * N_A) with rho = 1.35 g/cm³</w:t>
+              <w:t>Calculated: MW / (ρ * N</w:t>
+            </w:r>
+            <w:r>
+              <w:rPr>
+                <w:rFonts w:ascii="Arial" w:hAnsi="Arial"/>
+                <w:b w:val="0"/>
+                <w:i w:val="0"/>
+                <w:sz w:val="17"/>
+                <w:vertAlign w:val="subscript"/>
+              </w:rPr>
+              <w:t>A</w:t>
+            </w:r>
+            <w:r>
+              <w:rPr>
+                <w:rFonts w:ascii="Arial" w:hAnsi="Arial"/>
+                <w:b w:val="0"/>
+                <w:i w:val="0"/>
+                <w:sz w:val="17"/>
+              </w:rPr>
+              <w:t>) with ρ = 1.35 g/cm³</w:t>
             </w:r>
           </w:p>
         </w:tc>
@@ -1524,6 +4965,8 @@
             <w:r>
               <w:rPr>
                 <w:rFonts w:ascii="Arial" w:hAnsi="Arial"/>
+                <w:b w:val="0"/>
+                <w:i w:val="0"/>
                 <w:sz w:val="17"/>
               </w:rPr>
               <w:t>Hydrodynamic Radius</w:t>
@@ -1547,9 +4990,21 @@
             <w:r>
               <w:rPr>
                 <w:rFonts w:ascii="Arial" w:hAnsi="Arial"/>
+                <w:b w:val="0"/>
+                <w:i w:val="0"/>
                 <w:sz w:val="17"/>
               </w:rPr>
-              <w:t>R_h</w:t>
+              <w:t>R</w:t>
+            </w:r>
+            <w:r>
+              <w:rPr>
+                <w:rFonts w:ascii="Arial" w:hAnsi="Arial"/>
+                <w:b w:val="0"/>
+                <w:i w:val="0"/>
+                <w:sz w:val="17"/>
+                <w:vertAlign w:val="subscript"/>
+              </w:rPr>
+              <w:t>h</w:t>
             </w:r>
           </w:p>
         </w:tc>
@@ -1570,6 +5025,8 @@
             <w:r>
               <w:rPr>
                 <w:rFonts w:ascii="Arial" w:hAnsi="Arial"/>
+                <w:b w:val="0"/>
+                <w:i w:val="0"/>
                 <w:sz w:val="17"/>
               </w:rPr>
               <w:t>3.4 ± 0.6</w:t>
@@ -1593,6 +5050,8 @@
             <w:r>
               <w:rPr>
                 <w:rFonts w:ascii="Arial" w:hAnsi="Arial"/>
+                <w:b w:val="0"/>
+                <w:i w:val="0"/>
                 <w:sz w:val="17"/>
               </w:rPr>
               <w:t>nm</w:t>
@@ -1616,6 +5075,8 @@
             <w:r>
               <w:rPr>
                 <w:rFonts w:ascii="Arial" w:hAnsi="Arial"/>
+                <w:b w:val="0"/>
+                <w:i w:val="0"/>
                 <w:sz w:val="17"/>
               </w:rPr>
               <w:t>Experimental SAXS/DLS value for Tau K18 [31]</w:t>
@@ -1642,6 +5103,8 @@
             <w:r>
               <w:rPr>
                 <w:rFonts w:ascii="Arial" w:hAnsi="Arial"/>
+                <w:b w:val="0"/>
+                <w:i w:val="0"/>
                 <w:sz w:val="17"/>
               </w:rPr>
               <w:t>Swollen Coil Volume</w:t>
@@ -1666,9 +5129,21 @@
             <w:r>
               <w:rPr>
                 <w:rFonts w:ascii="Arial" w:hAnsi="Arial"/>
+                <w:b w:val="0"/>
+                <w:i w:val="0"/>
                 <w:sz w:val="17"/>
               </w:rPr>
-              <w:t>v_coil</w:t>
+              <w:t>v</w:t>
+            </w:r>
+            <w:r>
+              <w:rPr>
+                <w:rFonts w:ascii="Arial" w:hAnsi="Arial"/>
+                <w:b w:val="0"/>
+                <w:i w:val="0"/>
+                <w:sz w:val="17"/>
+                <w:vertAlign w:val="subscript"/>
+              </w:rPr>
+              <w:t>coil</w:t>
             </w:r>
           </w:p>
         </w:tc>
@@ -1690,6 +5165,8 @@
             <w:r>
               <w:rPr>
                 <w:rFonts w:ascii="Arial" w:hAnsi="Arial"/>
+                <w:b w:val="0"/>
+                <w:i w:val="0"/>
                 <w:sz w:val="17"/>
               </w:rPr>
               <w:t>164.6</w:t>
@@ -1714,6 +5191,8 @@
             <w:r>
               <w:rPr>
                 <w:rFonts w:ascii="Arial" w:hAnsi="Arial"/>
+                <w:b w:val="0"/>
+                <w:i w:val="0"/>
                 <w:sz w:val="17"/>
               </w:rPr>
               <w:t>nm³</w:t>
@@ -1738,6 +5217,8 @@
             <w:r>
               <w:rPr>
                 <w:rFonts w:ascii="Arial" w:hAnsi="Arial"/>
+                <w:b w:val="0"/>
+                <w:i w:val="0"/>
                 <w:sz w:val="17"/>
               </w:rPr>
               <w:t>Hydrodynamic coil volume: 4/3 pi Rh³</w:t>
@@ -1763,6 +5244,8 @@
             <w:r>
               <w:rPr>
                 <w:rFonts w:ascii="Arial" w:hAnsi="Arial"/>
+                <w:b w:val="0"/>
+                <w:i w:val="0"/>
                 <w:sz w:val="17"/>
               </w:rPr>
               <w:t>Molar Overlap Conc.</w:t>
@@ -1786,9 +5269,21 @@
             <w:r>
               <w:rPr>
                 <w:rFonts w:ascii="Arial" w:hAnsi="Arial"/>
+                <w:b w:val="0"/>
+                <w:i w:val="0"/>
                 <w:sz w:val="17"/>
               </w:rPr>
-              <w:t>c*_molar</w:t>
+              <w:t>c*</w:t>
+            </w:r>
+            <w:r>
+              <w:rPr>
+                <w:rFonts w:ascii="Arial" w:hAnsi="Arial"/>
+                <w:b w:val="0"/>
+                <w:i w:val="0"/>
+                <w:sz w:val="17"/>
+                <w:vertAlign w:val="subscript"/>
+              </w:rPr>
+              <w:t>molar</w:t>
             </w:r>
           </w:p>
         </w:tc>
@@ -1809,6 +5304,8 @@
             <w:r>
               <w:rPr>
                 <w:rFonts w:ascii="Arial" w:hAnsi="Arial"/>
+                <w:b w:val="0"/>
+                <w:i w:val="0"/>
                 <w:sz w:val="17"/>
               </w:rPr>
               <w:t>10.1</w:t>
@@ -1832,6 +5329,8 @@
             <w:r>
               <w:rPr>
                 <w:rFonts w:ascii="Arial" w:hAnsi="Arial"/>
+                <w:b w:val="0"/>
+                <w:i w:val="0"/>
                 <w:sz w:val="17"/>
               </w:rPr>
               <w:t>mM</w:t>
@@ -1855,9 +5354,30 @@
             <w:r>
               <w:rPr>
                 <w:rFonts w:ascii="Arial" w:hAnsi="Arial"/>
+                <w:b w:val="0"/>
+                <w:i w:val="0"/>
                 <w:sz w:val="17"/>
               </w:rPr>
-              <w:t>Overlap threshold: 3 / (4 pi N_A Rh³)</w:t>
+              <w:t>Overlap threshold: 3 / (4 pi N</w:t>
+            </w:r>
+            <w:r>
+              <w:rPr>
+                <w:rFonts w:ascii="Arial" w:hAnsi="Arial"/>
+                <w:b w:val="0"/>
+                <w:i w:val="0"/>
+                <w:sz w:val="17"/>
+                <w:vertAlign w:val="subscript"/>
+              </w:rPr>
+              <w:t>A</w:t>
+            </w:r>
+            <w:r>
+              <w:rPr>
+                <w:rFonts w:ascii="Arial" w:hAnsi="Arial"/>
+                <w:b w:val="0"/>
+                <w:i w:val="0"/>
+                <w:sz w:val="17"/>
+              </w:rPr>
+              <w:t xml:space="preserve"> Rh³)</w:t>
             </w:r>
           </w:p>
         </w:tc>
@@ -1881,6 +5401,8 @@
             <w:r>
               <w:rPr>
                 <w:rFonts w:ascii="Arial" w:hAnsi="Arial"/>
+                <w:b w:val="0"/>
+                <w:i w:val="0"/>
                 <w:sz w:val="17"/>
               </w:rPr>
               <w:t>Mass Overlap Conc.</w:t>
@@ -1905,9 +5427,21 @@
             <w:r>
               <w:rPr>
                 <w:rFonts w:ascii="Arial" w:hAnsi="Arial"/>
+                <w:b w:val="0"/>
+                <w:i w:val="0"/>
                 <w:sz w:val="17"/>
               </w:rPr>
-              <w:t>c*_mass</w:t>
+              <w:t>c*</w:t>
+            </w:r>
+            <w:r>
+              <w:rPr>
+                <w:rFonts w:ascii="Arial" w:hAnsi="Arial"/>
+                <w:b w:val="0"/>
+                <w:i w:val="0"/>
+                <w:sz w:val="17"/>
+                <w:vertAlign w:val="subscript"/>
+              </w:rPr>
+              <w:t>mass</w:t>
             </w:r>
           </w:p>
         </w:tc>
@@ -1929,6 +5463,8 @@
             <w:r>
               <w:rPr>
                 <w:rFonts w:ascii="Arial" w:hAnsi="Arial"/>
+                <w:b w:val="0"/>
+                <w:i w:val="0"/>
                 <w:sz w:val="17"/>
               </w:rPr>
               <w:t>141.2</w:t>
@@ -1953,6 +5489,8 @@
             <w:r>
               <w:rPr>
                 <w:rFonts w:ascii="Arial" w:hAnsi="Arial"/>
+                <w:b w:val="0"/>
+                <w:i w:val="0"/>
                 <w:sz w:val="17"/>
               </w:rPr>
               <w:t>g/L</w:t>
@@ -1977,9 +5515,30 @@
             <w:r>
               <w:rPr>
                 <w:rFonts w:ascii="Arial" w:hAnsi="Arial"/>
+                <w:b w:val="0"/>
+                <w:i w:val="0"/>
                 <w:sz w:val="17"/>
               </w:rPr>
-              <w:t>Overlap mass concentration: 3 MW / (4 pi N_A Rh³)</w:t>
+              <w:t>Overlap mass concentration: 3 MW / (4 pi N</w:t>
+            </w:r>
+            <w:r>
+              <w:rPr>
+                <w:rFonts w:ascii="Arial" w:hAnsi="Arial"/>
+                <w:b w:val="0"/>
+                <w:i w:val="0"/>
+                <w:sz w:val="17"/>
+                <w:vertAlign w:val="subscript"/>
+              </w:rPr>
+              <w:t>A</w:t>
+            </w:r>
+            <w:r>
+              <w:rPr>
+                <w:rFonts w:ascii="Arial" w:hAnsi="Arial"/>
+                <w:b w:val="0"/>
+                <w:i w:val="0"/>
+                <w:sz w:val="17"/>
+              </w:rPr>
+              <w:t xml:space="preserve"> Rh³)</w:t>
             </w:r>
           </w:p>
         </w:tc>
@@ -2002,6 +5561,8 @@
             <w:r>
               <w:rPr>
                 <w:rFonts w:ascii="Arial" w:hAnsi="Arial"/>
+                <w:b w:val="0"/>
+                <w:i w:val="0"/>
                 <w:sz w:val="17"/>
               </w:rPr>
               <w:t>Order-Parameter Scale</w:t>
@@ -2025,9 +5586,21 @@
             <w:r>
               <w:rPr>
                 <w:rFonts w:ascii="Arial" w:hAnsi="Arial"/>
+                <w:b w:val="0"/>
+                <w:i w:val="0"/>
                 <w:sz w:val="17"/>
               </w:rPr>
-              <w:t>s_phi</w:t>
+              <w:t>s</w:t>
+            </w:r>
+            <w:r>
+              <w:rPr>
+                <w:rFonts w:ascii="Arial" w:hAnsi="Arial"/>
+                <w:b w:val="0"/>
+                <w:i w:val="0"/>
+                <w:sz w:val="17"/>
+                <w:vertAlign w:val="subscript"/>
+              </w:rPr>
+              <w:t>φ</w:t>
             </w:r>
           </w:p>
         </w:tc>
@@ -2048,6 +5621,8 @@
             <w:r>
               <w:rPr>
                 <w:rFonts w:ascii="Arial" w:hAnsi="Arial"/>
+                <w:b w:val="0"/>
+                <w:i w:val="0"/>
                 <w:sz w:val="17"/>
               </w:rPr>
               <w:t>0.950</w:t>
@@ -2071,6 +5646,8 @@
             <w:r>
               <w:rPr>
                 <w:rFonts w:ascii="Arial" w:hAnsi="Arial"/>
+                <w:b w:val="0"/>
+                <w:i w:val="0"/>
                 <w:sz w:val="17"/>
               </w:rPr>
               <w:t>mM⁻¹</w:t>
@@ -2094,9 +5671,30 @@
             <w:r>
               <w:rPr>
                 <w:rFonts w:ascii="Arial" w:hAnsi="Arial"/>
+                <w:b w:val="0"/>
+                <w:i w:val="0"/>
                 <w:sz w:val="17"/>
               </w:rPr>
-              <w:t>Calibrated scale: s_phi = 9.50×10⁻⁴ µM⁻¹</w:t>
+              <w:t>Calibrated scale: s</w:t>
+            </w:r>
+            <w:r>
+              <w:rPr>
+                <w:rFonts w:ascii="Arial" w:hAnsi="Arial"/>
+                <w:b w:val="0"/>
+                <w:i w:val="0"/>
+                <w:sz w:val="17"/>
+                <w:vertAlign w:val="subscript"/>
+              </w:rPr>
+              <w:t>φ</w:t>
+            </w:r>
+            <w:r>
+              <w:rPr>
+                <w:rFonts w:ascii="Arial" w:hAnsi="Arial"/>
+                <w:b w:val="0"/>
+                <w:i w:val="0"/>
+                <w:sz w:val="17"/>
+              </w:rPr>
+              <w:t xml:space="preserve"> = 9.50×10⁻⁴ µM⁻¹</w:t>
             </w:r>
           </w:p>
         </w:tc>
@@ -2120,6 +5718,8 @@
             <w:r>
               <w:rPr>
                 <w:rFonts w:ascii="Arial" w:hAnsi="Arial"/>
+                <w:b w:val="0"/>
+                <w:i w:val="0"/>
                 <w:sz w:val="17"/>
               </w:rPr>
               <w:t>Debye-Hückel Coefficient</w:t>
@@ -2144,9 +5744,21 @@
             <w:r>
               <w:rPr>
                 <w:rFonts w:ascii="Arial" w:hAnsi="Arial"/>
+                <w:b w:val="0"/>
+                <w:i w:val="0"/>
                 <w:sz w:val="17"/>
               </w:rPr>
-              <w:t>α_DH</w:t>
+              <w:t>α</w:t>
+            </w:r>
+            <w:r>
+              <w:rPr>
+                <w:rFonts w:ascii="Arial" w:hAnsi="Arial"/>
+                <w:b w:val="0"/>
+                <w:i w:val="0"/>
+                <w:sz w:val="17"/>
+                <w:vertAlign w:val="subscript"/>
+              </w:rPr>
+              <w:t>DH</w:t>
             </w:r>
           </w:p>
         </w:tc>
@@ -2168,6 +5780,8 @@
             <w:r>
               <w:rPr>
                 <w:rFonts w:ascii="Arial" w:hAnsi="Arial"/>
+                <w:b w:val="0"/>
+                <w:i w:val="0"/>
                 <w:sz w:val="17"/>
               </w:rPr>
               <w:t>0.08</w:t>
@@ -2192,6 +5806,8 @@
             <w:r>
               <w:rPr>
                 <w:rFonts w:ascii="Arial" w:hAnsi="Arial"/>
+                <w:b w:val="0"/>
+                <w:i w:val="0"/>
                 <w:sz w:val="17"/>
               </w:rPr>
               <w:t>—</w:t>
@@ -2216,6 +5832,8 @@
             <w:r>
               <w:rPr>
                 <w:rFonts w:ascii="Arial" w:hAnsi="Arial"/>
+                <w:b w:val="0"/>
+                <w:i w:val="0"/>
                 <w:sz w:val="17"/>
               </w:rPr>
               <w:t>Voorn-Overbeek electrostatic term [11]</w:t>
@@ -2241,6 +5859,8 @@
             <w:r>
               <w:rPr>
                 <w:rFonts w:ascii="Arial" w:hAnsi="Arial"/>
+                <w:b w:val="0"/>
+                <w:i w:val="0"/>
                 <w:sz w:val="17"/>
               </w:rPr>
               <w:t>Reference Ionic Strength</w:t>
@@ -2264,9 +5884,21 @@
             <w:r>
               <w:rPr>
                 <w:rFonts w:ascii="Arial" w:hAnsi="Arial"/>
+                <w:b w:val="0"/>
+                <w:i w:val="0"/>
                 <w:sz w:val="17"/>
               </w:rPr>
-              <w:t>I_0</w:t>
+              <w:t>I</w:t>
+            </w:r>
+            <w:r>
+              <w:rPr>
+                <w:rFonts w:ascii="Arial" w:hAnsi="Arial"/>
+                <w:b w:val="0"/>
+                <w:i w:val="0"/>
+                <w:sz w:val="17"/>
+                <w:vertAlign w:val="subscript"/>
+              </w:rPr>
+              <w:t>0</w:t>
             </w:r>
           </w:p>
         </w:tc>
@@ -2287,6 +5919,8 @@
             <w:r>
               <w:rPr>
                 <w:rFonts w:ascii="Arial" w:hAnsi="Arial"/>
+                <w:b w:val="0"/>
+                <w:i w:val="0"/>
                 <w:sz w:val="17"/>
               </w:rPr>
               <w:t>1.0</w:t>
@@ -2310,6 +5944,8 @@
             <w:r>
               <w:rPr>
                 <w:rFonts w:ascii="Arial" w:hAnsi="Arial"/>
+                <w:b w:val="0"/>
+                <w:i w:val="0"/>
                 <w:sz w:val="17"/>
               </w:rPr>
               <w:t>M</w:t>
@@ -2333,6 +5969,8 @@
             <w:r>
               <w:rPr>
                 <w:rFonts w:ascii="Arial" w:hAnsi="Arial"/>
+                <w:b w:val="0"/>
+                <w:i w:val="0"/>
                 <w:sz w:val="17"/>
               </w:rPr>
               <w:t>Standard state nondimensionalization scale</w:t>
@@ -2359,6 +5997,8 @@
             <w:r>
               <w:rPr>
                 <w:rFonts w:ascii="Arial" w:hAnsi="Arial"/>
+                <w:b w:val="0"/>
+                <w:i w:val="0"/>
                 <w:sz w:val="17"/>
               </w:rPr>
               <w:t>Electrostatic Regularization</w:t>
@@ -2383,9 +6023,21 @@
             <w:r>
               <w:rPr>
                 <w:rFonts w:ascii="Arial" w:hAnsi="Arial"/>
+                <w:b w:val="0"/>
+                <w:i w:val="0"/>
                 <w:sz w:val="17"/>
               </w:rPr>
-              <w:t>φ_0</w:t>
+              <w:t>φ</w:t>
+            </w:r>
+            <w:r>
+              <w:rPr>
+                <w:rFonts w:ascii="Arial" w:hAnsi="Arial"/>
+                <w:b w:val="0"/>
+                <w:i w:val="0"/>
+                <w:sz w:val="17"/>
+                <w:vertAlign w:val="subscript"/>
+              </w:rPr>
+              <w:t>0</w:t>
             </w:r>
           </w:p>
         </w:tc>
@@ -2407,6 +6059,8 @@
             <w:r>
               <w:rPr>
                 <w:rFonts w:ascii="Arial" w:hAnsi="Arial"/>
+                <w:b w:val="0"/>
+                <w:i w:val="0"/>
                 <w:sz w:val="17"/>
               </w:rPr>
               <w:t>0.02</w:t>
@@ -2431,6 +6085,8 @@
             <w:r>
               <w:rPr>
                 <w:rFonts w:ascii="Arial" w:hAnsi="Arial"/>
+                <w:b w:val="0"/>
+                <w:i w:val="0"/>
                 <w:sz w:val="17"/>
               </w:rPr>
               <w:t>—</w:t>
@@ -2455,6 +6111,8 @@
             <w:r>
               <w:rPr>
                 <w:rFonts w:ascii="Arial" w:hAnsi="Arial"/>
+                <w:b w:val="0"/>
+                <w:i w:val="0"/>
                 <w:sz w:val="17"/>
               </w:rPr>
               <w:t>Short-range regularizer for Debye-Hückel term</w:t>
@@ -2480,6 +6138,8 @@
             <w:r>
               <w:rPr>
                 <w:rFonts w:ascii="Arial" w:hAnsi="Arial"/>
+                <w:b w:val="0"/>
+                <w:i w:val="0"/>
                 <w:sz w:val="17"/>
               </w:rPr>
               <w:t>Effective Gradient Correlation Length</w:t>
@@ -2503,6 +6163,8 @@
             <w:r>
               <w:rPr>
                 <w:rFonts w:ascii="Arial" w:hAnsi="Arial"/>
+                <w:b w:val="0"/>
+                <w:i w:val="0"/>
                 <w:sz w:val="17"/>
               </w:rPr>
               <w:t>b</w:t>
@@ -2526,6 +6188,8 @@
             <w:r>
               <w:rPr>
                 <w:rFonts w:ascii="Arial" w:hAnsi="Arial"/>
+                <w:b w:val="0"/>
+                <w:i w:val="0"/>
                 <w:sz w:val="17"/>
               </w:rPr>
               <w:t>3.4</w:t>
@@ -2549,6 +6213,8 @@
             <w:r>
               <w:rPr>
                 <w:rFonts w:ascii="Arial" w:hAnsi="Arial"/>
+                <w:b w:val="0"/>
+                <w:i w:val="0"/>
                 <w:sz w:val="17"/>
               </w:rPr>
               <w:t>nm</w:t>
@@ -2572,6 +6238,8 @@
             <w:r>
               <w:rPr>
                 <w:rFonts w:ascii="Arial" w:hAnsi="Arial"/>
+                <w:b w:val="0"/>
+                <w:i w:val="0"/>
                 <w:sz w:val="17"/>
               </w:rPr>
               <w:t>Phenomenological length scale anchored to experimental Tau K18 hydrodynamic scale (Rh = 3.4 ± 0.6 nm) [31]</w:t>
@@ -2598,6 +6266,8 @@
             <w:r>
               <w:rPr>
                 <w:rFonts w:ascii="Arial" w:hAnsi="Arial"/>
+                <w:b w:val="0"/>
+                <w:i w:val="0"/>
                 <w:sz w:val="17"/>
               </w:rPr>
               <w:t>Reference Volume Scale</w:t>
@@ -2622,9 +6292,21 @@
             <w:r>
               <w:rPr>
                 <w:rFonts w:ascii="Arial" w:hAnsi="Arial"/>
+                <w:b w:val="0"/>
+                <w:i w:val="0"/>
                 <w:sz w:val="17"/>
               </w:rPr>
-              <w:t>v_ref</w:t>
+              <w:t>v</w:t>
+            </w:r>
+            <w:r>
+              <w:rPr>
+                <w:rFonts w:ascii="Arial" w:hAnsi="Arial"/>
+                <w:b w:val="0"/>
+                <w:i w:val="0"/>
+                <w:sz w:val="17"/>
+                <w:vertAlign w:val="subscript"/>
+              </w:rPr>
+              <w:t>ref</w:t>
             </w:r>
           </w:p>
         </w:tc>
@@ -2646,6 +6328,8 @@
             <w:r>
               <w:rPr>
                 <w:rFonts w:ascii="Arial" w:hAnsi="Arial"/>
+                <w:b w:val="0"/>
+                <w:i w:val="0"/>
                 <w:sz w:val="17"/>
               </w:rPr>
               <w:t>2.85×10⁻²⁵</w:t>
@@ -2670,6 +6354,8 @@
             <w:r>
               <w:rPr>
                 <w:rFonts w:ascii="Arial" w:hAnsi="Arial"/>
+                <w:b w:val="0"/>
+                <w:i w:val="0"/>
                 <w:sz w:val="17"/>
               </w:rPr>
               <w:t>m³</w:t>
@@ -2694,9 +6380,30 @@
             <w:r>
               <w:rPr>
                 <w:rFonts w:ascii="Arial" w:hAnsi="Arial"/>
+                <w:b w:val="0"/>
+                <w:i w:val="0"/>
                 <w:sz w:val="17"/>
               </w:rPr>
-              <w:t>Phenomenological energy density volume (f_0 = 1.50×10⁴ J/m³)</w:t>
+              <w:t>Phenomenological energy density volume (f</w:t>
+            </w:r>
+            <w:r>
+              <w:rPr>
+                <w:rFonts w:ascii="Arial" w:hAnsi="Arial"/>
+                <w:b w:val="0"/>
+                <w:i w:val="0"/>
+                <w:sz w:val="17"/>
+                <w:vertAlign w:val="subscript"/>
+              </w:rPr>
+              <w:t>0</w:t>
+            </w:r>
+            <w:r>
+              <w:rPr>
+                <w:rFonts w:ascii="Arial" w:hAnsi="Arial"/>
+                <w:b w:val="0"/>
+                <w:i w:val="0"/>
+                <w:sz w:val="17"/>
+              </w:rPr>
+              <w:t xml:space="preserve"> = 1.50×10⁴ J/m³)</w:t>
             </w:r>
           </w:p>
         </w:tc>
@@ -2719,6 +6426,8 @@
             <w:r>
               <w:rPr>
                 <w:rFonts w:ascii="Arial" w:hAnsi="Arial"/>
+                <w:b w:val="0"/>
+                <w:i w:val="0"/>
                 <w:sz w:val="17"/>
               </w:rPr>
               <w:t>Coupling Anchoring Factor</w:t>
@@ -2742,9 +6451,21 @@
             <w:r>
               <w:rPr>
                 <w:rFonts w:ascii="Arial" w:hAnsi="Arial"/>
+                <w:b w:val="0"/>
+                <w:i w:val="0"/>
                 <w:sz w:val="17"/>
               </w:rPr>
-              <w:t>η_eff</w:t>
+              <w:t>η</w:t>
+            </w:r>
+            <w:r>
+              <w:rPr>
+                <w:rFonts w:ascii="Arial" w:hAnsi="Arial"/>
+                <w:b w:val="0"/>
+                <w:i w:val="0"/>
+                <w:sz w:val="17"/>
+                <w:vertAlign w:val="subscript"/>
+              </w:rPr>
+              <w:t>eff</w:t>
             </w:r>
           </w:p>
         </w:tc>
@@ -2765,6 +6486,8 @@
             <w:r>
               <w:rPr>
                 <w:rFonts w:ascii="Arial" w:hAnsi="Arial"/>
+                <w:b w:val="0"/>
+                <w:i w:val="0"/>
                 <w:sz w:val="17"/>
               </w:rPr>
               <w:t>0.20×10⁻³</w:t>
@@ -2788,6 +6511,8 @@
             <w:r>
               <w:rPr>
                 <w:rFonts w:ascii="Arial" w:hAnsi="Arial"/>
+                <w:b w:val="0"/>
+                <w:i w:val="0"/>
                 <w:sz w:val="17"/>
               </w:rPr>
               <w:t>—</w:t>
@@ -2811,6 +6536,8 @@
             <w:r>
               <w:rPr>
                 <w:rFonts w:ascii="Arial" w:hAnsi="Arial"/>
+                <w:b w:val="0"/>
+                <w:i w:val="0"/>
                 <w:sz w:val="17"/>
               </w:rPr>
               <w:t>Phenomenological coupling factor (xi / R ~ 10⁻³)</w:t>
@@ -2842,7 +6569,70 @@
         <w:spacing w:after="100"/>
       </w:pPr>
       <w:r>
-        <w:t>Representative parameter scenarios for aqueous-stabilized borophene nanoflakes and Ti3C2Tx MXene were informed by audited literature sources and geometric model estimates, as summarized in Table 2. We stress that the adsorption free energies (ΔG_ads = -7.8 and -5.2 kcal/mol) are not experimentally measured Tau-nanosheet binding enthalpies: no such data exist. They are order-of-magnitude plausibility anchors chosen so that the borophene-like case sits in the strong-physisorption regime reported for peptide and protein-corona interactions with borophene (Han et al. [12]) and the MXene-like case in the weaker regime computed for amino-acid adsorption on Ti3C2Tx (Gouveia et al. [29]). The framework is deliberately parameterized so that a_s and ΔG_ads span a continuous design space (Table 3, Fig. 3); the two named materials are illustrative points within it, and every material-dependent output is presented as a falsifiable prediction rather than a validated result.</w:t>
+        <w:rPr>
+          <w:rFonts w:ascii="Arial" w:hAnsi="Arial"/>
+          <w:b w:val="0"/>
+          <w:i w:val="0"/>
+          <w:sz w:val="20"/>
+        </w:rPr>
+        <w:t>Representative parameter scenarios for aqueous-stabilized borophene nanoflakes and Ti₃C₂Tₓ MXene were informed by audited literature sources and geometric model estimates, as summarized in Table 2. We stress that the adsorption free energies (ΔG</w:t>
+      </w:r>
+      <w:r>
+        <w:rPr>
+          <w:rFonts w:ascii="Arial" w:hAnsi="Arial"/>
+          <w:b w:val="0"/>
+          <w:i w:val="0"/>
+          <w:sz w:val="20"/>
+          <w:vertAlign w:val="subscript"/>
+        </w:rPr>
+        <w:t>ads</w:t>
+      </w:r>
+      <w:r>
+        <w:rPr>
+          <w:rFonts w:ascii="Arial" w:hAnsi="Arial"/>
+          <w:b w:val="0"/>
+          <w:i w:val="0"/>
+          <w:sz w:val="20"/>
+        </w:rPr>
+        <w:t xml:space="preserve"> = -7.8 and -5.2 kcal/mol) are not experimentally measured Tau-nanosheet binding enthalpies: no such data exist. They are order-of-magnitude plausibility anchors chosen so that the borophene-like case sits in the strong-physisorption regime reported for peptide and protein-corona interactions with borophene (Han et al. [12]) and the MXene-like case in the weaker regime computed for amino-acid adsorption on Ti₃C₂Tₓ (Gouveia et al. [29]). The framework is deliberately parameterized so that a</w:t>
+      </w:r>
+      <w:r>
+        <w:rPr>
+          <w:rFonts w:ascii="Arial" w:hAnsi="Arial"/>
+          <w:b w:val="0"/>
+          <w:i w:val="0"/>
+          <w:sz w:val="20"/>
+          <w:vertAlign w:val="subscript"/>
+        </w:rPr>
+        <w:t>s</w:t>
+      </w:r>
+      <w:r>
+        <w:rPr>
+          <w:rFonts w:ascii="Arial" w:hAnsi="Arial"/>
+          <w:b w:val="0"/>
+          <w:i w:val="0"/>
+          <w:sz w:val="20"/>
+        </w:rPr>
+        <w:t xml:space="preserve"> and ΔG</w:t>
+      </w:r>
+      <w:r>
+        <w:rPr>
+          <w:rFonts w:ascii="Arial" w:hAnsi="Arial"/>
+          <w:b w:val="0"/>
+          <w:i w:val="0"/>
+          <w:sz w:val="20"/>
+          <w:vertAlign w:val="subscript"/>
+        </w:rPr>
+        <w:t>ads</w:t>
+      </w:r>
+      <w:r>
+        <w:rPr>
+          <w:rFonts w:ascii="Arial" w:hAnsi="Arial"/>
+          <w:b w:val="0"/>
+          <w:i w:val="0"/>
+          <w:sz w:val="20"/>
+        </w:rPr>
+        <w:t xml:space="preserve"> span a continuous design space (Table 3, Fig. 3); the two named materials are illustrative points within it, and every material-dependent output is presented as a falsifiable prediction rather than a validated result.</w:t>
       </w:r>
     </w:p>
     <w:p>
@@ -2890,6 +6680,7 @@
               <w:rPr>
                 <w:rFonts w:ascii="Arial" w:hAnsi="Arial"/>
                 <w:b/>
+                <w:i w:val="0"/>
                 <w:sz w:val="17"/>
               </w:rPr>
               <w:t>Parameter</w:t>
@@ -2915,6 +6706,7 @@
               <w:rPr>
                 <w:rFonts w:ascii="Arial" w:hAnsi="Arial"/>
                 <w:b/>
+                <w:i w:val="0"/>
                 <w:sz w:val="17"/>
               </w:rPr>
               <w:t>Symbol</w:t>
@@ -2940,6 +6732,7 @@
               <w:rPr>
                 <w:rFonts w:ascii="Arial" w:hAnsi="Arial"/>
                 <w:b/>
+                <w:i w:val="0"/>
                 <w:sz w:val="17"/>
               </w:rPr>
               <w:t>Stabilized Borophene</w:t>
@@ -2965,9 +6758,10 @@
               <w:rPr>
                 <w:rFonts w:ascii="Arial" w:hAnsi="Arial"/>
                 <w:b/>
+                <w:i w:val="0"/>
                 <w:sz w:val="17"/>
               </w:rPr>
-              <w:t>Ti3C2Tx MXene</w:t>
+              <w:t>Ti₃C₂Tₓ MXene</w:t>
             </w:r>
           </w:p>
         </w:tc>
@@ -2990,6 +6784,7 @@
               <w:rPr>
                 <w:rFonts w:ascii="Arial" w:hAnsi="Arial"/>
                 <w:b/>
+                <w:i w:val="0"/>
                 <w:sz w:val="17"/>
               </w:rPr>
               <w:t>Methodological Provenance &amp; Source</w:t>
@@ -3016,6 +6811,8 @@
             <w:r>
               <w:rPr>
                 <w:rFonts w:ascii="Arial" w:hAnsi="Arial"/>
+                <w:b w:val="0"/>
+                <w:i w:val="0"/>
                 <w:sz w:val="17"/>
               </w:rPr>
               <w:t>Adsorption Free Energy</w:t>
@@ -3040,9 +6837,21 @@
             <w:r>
               <w:rPr>
                 <w:rFonts w:ascii="Arial" w:hAnsi="Arial"/>
+                <w:b w:val="0"/>
+                <w:i w:val="0"/>
                 <w:sz w:val="17"/>
               </w:rPr>
-              <w:t>ΔG_ads</w:t>
+              <w:t>ΔG</w:t>
+            </w:r>
+            <w:r>
+              <w:rPr>
+                <w:rFonts w:ascii="Arial" w:hAnsi="Arial"/>
+                <w:b w:val="0"/>
+                <w:i w:val="0"/>
+                <w:sz w:val="17"/>
+                <w:vertAlign w:val="subscript"/>
+              </w:rPr>
+              <w:t>ads</w:t>
             </w:r>
           </w:p>
         </w:tc>
@@ -3064,6 +6873,8 @@
             <w:r>
               <w:rPr>
                 <w:rFonts w:ascii="Arial" w:hAnsi="Arial"/>
+                <w:b w:val="0"/>
+                <w:i w:val="0"/>
                 <w:sz w:val="17"/>
               </w:rPr>
               <w:t>-7.8 kcal/mol</w:t>
@@ -3088,6 +6899,8 @@
             <w:r>
               <w:rPr>
                 <w:rFonts w:ascii="Arial" w:hAnsi="Arial"/>
+                <w:b w:val="0"/>
+                <w:i w:val="0"/>
                 <w:sz w:val="17"/>
               </w:rPr>
               <w:t>-5.2 kcal/mol</w:t>
@@ -3112,6 +6925,8 @@
             <w:r>
               <w:rPr>
                 <w:rFonts w:ascii="Arial" w:hAnsi="Arial"/>
+                <w:b w:val="0"/>
+                <w:i w:val="0"/>
                 <w:sz w:val="17"/>
               </w:rPr>
               <w:t>Model representative scenario [12,29]</w:t>
@@ -3137,6 +6952,8 @@
             <w:r>
               <w:rPr>
                 <w:rFonts w:ascii="Arial" w:hAnsi="Arial"/>
+                <w:b w:val="0"/>
+                <w:i w:val="0"/>
                 <w:sz w:val="17"/>
               </w:rPr>
               <w:t>Saturation Density</w:t>
@@ -3160,9 +6977,21 @@
             <w:r>
               <w:rPr>
                 <w:rFonts w:ascii="Arial" w:hAnsi="Arial"/>
+                <w:b w:val="0"/>
+                <w:i w:val="0"/>
                 <w:sz w:val="17"/>
               </w:rPr>
-              <w:t>Γ_max</w:t>
+              <w:t>Γ</w:t>
+            </w:r>
+            <w:r>
+              <w:rPr>
+                <w:rFonts w:ascii="Arial" w:hAnsi="Arial"/>
+                <w:b w:val="0"/>
+                <w:i w:val="0"/>
+                <w:sz w:val="17"/>
+                <w:vertAlign w:val="subscript"/>
+              </w:rPr>
+              <w:t>max</w:t>
             </w:r>
           </w:p>
         </w:tc>
@@ -3183,6 +7012,8 @@
             <w:r>
               <w:rPr>
                 <w:rFonts w:ascii="Arial" w:hAnsi="Arial"/>
+                <w:b w:val="0"/>
+                <w:i w:val="0"/>
                 <w:sz w:val="17"/>
               </w:rPr>
               <w:t>0.38 nm⁻²</w:t>
@@ -3206,6 +7037,8 @@
             <w:r>
               <w:rPr>
                 <w:rFonts w:ascii="Arial" w:hAnsi="Arial"/>
+                <w:b w:val="0"/>
+                <w:i w:val="0"/>
                 <w:sz w:val="17"/>
               </w:rPr>
               <w:t>0.26 nm⁻²</w:t>
@@ -3229,9 +7062,30 @@
             <w:r>
               <w:rPr>
                 <w:rFonts w:ascii="Arial" w:hAnsi="Arial"/>
+                <w:b w:val="0"/>
+                <w:i w:val="0"/>
                 <w:sz w:val="17"/>
               </w:rPr>
-              <w:t>Geometric model estimate (1 / A_footprint)</w:t>
+              <w:t>Geometric model estimate (1 / A</w:t>
+            </w:r>
+            <w:r>
+              <w:rPr>
+                <w:rFonts w:ascii="Arial" w:hAnsi="Arial"/>
+                <w:b w:val="0"/>
+                <w:i w:val="0"/>
+                <w:sz w:val="17"/>
+                <w:vertAlign w:val="subscript"/>
+              </w:rPr>
+              <w:t>footprint</w:t>
+            </w:r>
+            <w:r>
+              <w:rPr>
+                <w:rFonts w:ascii="Arial" w:hAnsi="Arial"/>
+                <w:b w:val="0"/>
+                <w:i w:val="0"/>
+                <w:sz w:val="17"/>
+              </w:rPr>
+              <w:t>)</w:t>
             </w:r>
           </w:p>
         </w:tc>
@@ -3255,6 +7109,8 @@
             <w:r>
               <w:rPr>
                 <w:rFonts w:ascii="Arial" w:hAnsi="Arial"/>
+                <w:b w:val="0"/>
+                <w:i w:val="0"/>
                 <w:sz w:val="17"/>
               </w:rPr>
               <w:t>Surface Excess Energy (37°C)</w:t>
@@ -3279,9 +7135,21 @@
             <w:r>
               <w:rPr>
                 <w:rFonts w:ascii="Arial" w:hAnsi="Arial"/>
+                <w:b w:val="0"/>
+                <w:i w:val="0"/>
                 <w:sz w:val="17"/>
               </w:rPr>
-              <w:t>Δγ_s</w:t>
+              <w:t>Δγ</w:t>
+            </w:r>
+            <w:r>
+              <w:rPr>
+                <w:rFonts w:ascii="Arial" w:hAnsi="Arial"/>
+                <w:b w:val="0"/>
+                <w:i w:val="0"/>
+                <w:sz w:val="17"/>
+                <w:vertAlign w:val="subscript"/>
+              </w:rPr>
+              <w:t>s</w:t>
             </w:r>
           </w:p>
         </w:tc>
@@ -3303,6 +7171,8 @@
             <w:r>
               <w:rPr>
                 <w:rFonts w:ascii="Arial" w:hAnsi="Arial"/>
+                <w:b w:val="0"/>
+                <w:i w:val="0"/>
                 <w:sz w:val="17"/>
               </w:rPr>
               <w:t>1.023 µN/m</w:t>
@@ -3327,6 +7197,8 @@
             <w:r>
               <w:rPr>
                 <w:rFonts w:ascii="Arial" w:hAnsi="Arial"/>
+                <w:b w:val="0"/>
+                <w:i w:val="0"/>
                 <w:sz w:val="17"/>
               </w:rPr>
               <w:t>0.296 µN/m</w:t>
@@ -3351,6 +7223,8 @@
             <w:r>
               <w:rPr>
                 <w:rFonts w:ascii="Arial" w:hAnsi="Arial"/>
+                <w:b w:val="0"/>
+                <w:i w:val="0"/>
                 <w:sz w:val="17"/>
               </w:rPr>
               <w:t>Derived from the Langmuir surface grand potential, Section 3.4</w:t>
@@ -3376,6 +7250,8 @@
             <w:r>
               <w:rPr>
                 <w:rFonts w:ascii="Arial" w:hAnsi="Arial"/>
+                <w:b w:val="0"/>
+                <w:i w:val="0"/>
                 <w:sz w:val="17"/>
               </w:rPr>
               <w:t>Contact Angle (37°C)</w:t>
@@ -3399,9 +7275,21 @@
             <w:r>
               <w:rPr>
                 <w:rFonts w:ascii="Arial" w:hAnsi="Arial"/>
+                <w:b w:val="0"/>
+                <w:i w:val="0"/>
                 <w:sz w:val="17"/>
               </w:rPr>
-              <w:t>θ_c</w:t>
+              <w:t>θ</w:t>
+            </w:r>
+            <w:r>
+              <w:rPr>
+                <w:rFonts w:ascii="Arial" w:hAnsi="Arial"/>
+                <w:b w:val="0"/>
+                <w:i w:val="0"/>
+                <w:sz w:val="17"/>
+                <w:vertAlign w:val="subscript"/>
+              </w:rPr>
+              <w:t>c</w:t>
             </w:r>
           </w:p>
         </w:tc>
@@ -3422,6 +7310,8 @@
             <w:r>
               <w:rPr>
                 <w:rFonts w:ascii="Arial" w:hAnsi="Arial"/>
+                <w:b w:val="0"/>
+                <w:i w:val="0"/>
                 <w:sz w:val="17"/>
               </w:rPr>
               <w:t>50.3°</w:t>
@@ -3445,6 +7335,8 @@
             <w:r>
               <w:rPr>
                 <w:rFonts w:ascii="Arial" w:hAnsi="Arial"/>
+                <w:b w:val="0"/>
+                <w:i w:val="0"/>
                 <w:sz w:val="17"/>
               </w:rPr>
               <w:t>79.3°</w:t>
@@ -3468,9 +7360,59 @@
             <w:r>
               <w:rPr>
                 <w:rFonts w:ascii="Arial" w:hAnsi="Arial"/>
+                <w:b w:val="0"/>
+                <w:i w:val="0"/>
                 <w:sz w:val="17"/>
               </w:rPr>
-              <w:t>Young's equation closure: cos(θ_c) = Δγ_s / γ_LL</w:t>
+              <w:t>Young's equation closure: cos(θ</w:t>
+            </w:r>
+            <w:r>
+              <w:rPr>
+                <w:rFonts w:ascii="Arial" w:hAnsi="Arial"/>
+                <w:b w:val="0"/>
+                <w:i w:val="0"/>
+                <w:sz w:val="17"/>
+                <w:vertAlign w:val="subscript"/>
+              </w:rPr>
+              <w:t>c</w:t>
+            </w:r>
+            <w:r>
+              <w:rPr>
+                <w:rFonts w:ascii="Arial" w:hAnsi="Arial"/>
+                <w:b w:val="0"/>
+                <w:i w:val="0"/>
+                <w:sz w:val="17"/>
+              </w:rPr>
+              <w:t>) = Δγ</w:t>
+            </w:r>
+            <w:r>
+              <w:rPr>
+                <w:rFonts w:ascii="Arial" w:hAnsi="Arial"/>
+                <w:b w:val="0"/>
+                <w:i w:val="0"/>
+                <w:sz w:val="17"/>
+                <w:vertAlign w:val="subscript"/>
+              </w:rPr>
+              <w:t>s</w:t>
+            </w:r>
+            <w:r>
+              <w:rPr>
+                <w:rFonts w:ascii="Arial" w:hAnsi="Arial"/>
+                <w:b w:val="0"/>
+                <w:i w:val="0"/>
+                <w:sz w:val="17"/>
+              </w:rPr>
+              <w:t xml:space="preserve"> / γ</w:t>
+            </w:r>
+            <w:r>
+              <w:rPr>
+                <w:rFonts w:ascii="Arial" w:hAnsi="Arial"/>
+                <w:b w:val="0"/>
+                <w:i w:val="0"/>
+                <w:sz w:val="17"/>
+                <w:vertAlign w:val="subscript"/>
+              </w:rPr>
+              <w:t>LL</w:t>
             </w:r>
           </w:p>
         </w:tc>
@@ -3494,6 +7436,8 @@
             <w:r>
               <w:rPr>
                 <w:rFonts w:ascii="Arial" w:hAnsi="Arial"/>
+                <w:b w:val="0"/>
+                <w:i w:val="0"/>
                 <w:sz w:val="17"/>
               </w:rPr>
               <w:t>Extraction Rate Constant</w:t>
@@ -3518,9 +7462,21 @@
             <w:r>
               <w:rPr>
                 <w:rFonts w:ascii="Arial" w:hAnsi="Arial"/>
+                <w:b w:val="0"/>
+                <w:i w:val="0"/>
                 <w:sz w:val="17"/>
               </w:rPr>
-              <w:t>k_ext</w:t>
+              <w:t>k</w:t>
+            </w:r>
+            <w:r>
+              <w:rPr>
+                <w:rFonts w:ascii="Arial" w:hAnsi="Arial"/>
+                <w:b w:val="0"/>
+                <w:i w:val="0"/>
+                <w:sz w:val="17"/>
+                <w:vertAlign w:val="subscript"/>
+              </w:rPr>
+              <w:t>ext</w:t>
             </w:r>
           </w:p>
         </w:tc>
@@ -3542,6 +7498,8 @@
             <w:r>
               <w:rPr>
                 <w:rFonts w:ascii="Arial" w:hAnsi="Arial"/>
+                <w:b w:val="0"/>
+                <w:i w:val="0"/>
                 <w:sz w:val="17"/>
               </w:rPr>
               <w:t>1.25 h⁻¹</w:t>
@@ -3566,6 +7524,8 @@
             <w:r>
               <w:rPr>
                 <w:rFonts w:ascii="Arial" w:hAnsi="Arial"/>
+                <w:b w:val="0"/>
+                <w:i w:val="0"/>
                 <w:sz w:val="17"/>
               </w:rPr>
               <w:t>0.75 h⁻¹</w:t>
@@ -3590,6 +7550,8 @@
             <w:r>
               <w:rPr>
                 <w:rFonts w:ascii="Arial" w:hAnsi="Arial"/>
+                <w:b w:val="0"/>
+                <w:i w:val="0"/>
                 <w:sz w:val="17"/>
               </w:rPr>
               <w:t>Phenomenological kinetic parameter (diffusion limit)</w:t>
@@ -3615,6 +7577,8 @@
             <w:r>
               <w:rPr>
                 <w:rFonts w:ascii="Arial" w:hAnsi="Arial"/>
+                <w:b w:val="0"/>
+                <w:i w:val="0"/>
                 <w:sz w:val="17"/>
               </w:rPr>
               <w:t>Desorption Rate Constant</w:t>
@@ -3638,9 +7602,21 @@
             <w:r>
               <w:rPr>
                 <w:rFonts w:ascii="Arial" w:hAnsi="Arial"/>
+                <w:b w:val="0"/>
+                <w:i w:val="0"/>
                 <w:sz w:val="17"/>
               </w:rPr>
-              <w:t>k_des</w:t>
+              <w:t>k</w:t>
+            </w:r>
+            <w:r>
+              <w:rPr>
+                <w:rFonts w:ascii="Arial" w:hAnsi="Arial"/>
+                <w:b w:val="0"/>
+                <w:i w:val="0"/>
+                <w:sz w:val="17"/>
+                <w:vertAlign w:val="subscript"/>
+              </w:rPr>
+              <w:t>des</w:t>
             </w:r>
           </w:p>
         </w:tc>
@@ -3661,6 +7637,8 @@
             <w:r>
               <w:rPr>
                 <w:rFonts w:ascii="Arial" w:hAnsi="Arial"/>
+                <w:b w:val="0"/>
+                <w:i w:val="0"/>
                 <w:sz w:val="17"/>
               </w:rPr>
               <w:t>0.04 h⁻¹</w:t>
@@ -3684,6 +7662,8 @@
             <w:r>
               <w:rPr>
                 <w:rFonts w:ascii="Arial" w:hAnsi="Arial"/>
+                <w:b w:val="0"/>
+                <w:i w:val="0"/>
                 <w:sz w:val="17"/>
               </w:rPr>
               <w:t>0.12 h⁻¹</w:t>
@@ -3707,6 +7687,8 @@
             <w:r>
               <w:rPr>
                 <w:rFonts w:ascii="Arial" w:hAnsi="Arial"/>
+                <w:b w:val="0"/>
+                <w:i w:val="0"/>
                 <w:sz w:val="17"/>
               </w:rPr>
               <w:t>Phenomenological kinetic parameter</w:t>
@@ -3738,7 +7720,32 @@
         <w:spacing w:after="100"/>
       </w:pPr>
       <w:r>
-        <w:t>The equilibrium adsorption of monomers onto 2D nanosheets is governed by the Langmuir isotherm with standard thermodynamic activity a = c / c° (where c° = 1.0 M = 10⁶ µM; a = φ_tilde / [s_phi · 10⁶] = φ_tilde / 950.0):</w:t>
+        <w:rPr>
+          <w:rFonts w:ascii="Arial" w:hAnsi="Arial"/>
+          <w:b w:val="0"/>
+          <w:i w:val="0"/>
+          <w:sz w:val="20"/>
+        </w:rPr>
+        <w:t>The equilibrium adsorption of monomers onto 2D nanosheets is governed by the Langmuir isotherm with standard thermodynamic activity a = c / c° (where c° = 1.0 M = 10⁶ µM; a = φ̃ / [s</w:t>
+      </w:r>
+      <w:r>
+        <w:rPr>
+          <w:rFonts w:ascii="Arial" w:hAnsi="Arial"/>
+          <w:b w:val="0"/>
+          <w:i w:val="0"/>
+          <w:sz w:val="20"/>
+          <w:vertAlign w:val="subscript"/>
+        </w:rPr>
+        <w:t>φ</w:t>
+      </w:r>
+      <w:r>
+        <w:rPr>
+          <w:rFonts w:ascii="Arial" w:hAnsi="Arial"/>
+          <w:b w:val="0"/>
+          <w:i w:val="0"/>
+          <w:sz w:val="20"/>
+        </w:rPr>
+        <w:t xml:space="preserve"> · 10⁶] = φ̃ / 950.0):</w:t>
       </w:r>
     </w:p>
     <w:p>
@@ -3749,10 +7756,106 @@
       <w:r>
         <w:rPr>
           <w:rFonts w:ascii="Arial" w:hAnsi="Arial"/>
+          <w:b w:val="0"/>
           <w:i/>
-          <w:sz w:val="19"/>
-        </w:rPr>
-        <w:t>θ_ads = (K_deg a_free) / (1 + K_deg a_free)</w:t>
+          <w:sz w:val="20"/>
+        </w:rPr>
+        <w:t>θ</w:t>
+      </w:r>
+      <w:r>
+        <w:rPr>
+          <w:rFonts w:ascii="Arial" w:hAnsi="Arial"/>
+          <w:b w:val="0"/>
+          <w:i w:val="0"/>
+          <w:sz w:val="20"/>
+          <w:vertAlign w:val="subscript"/>
+        </w:rPr>
+        <w:t>ads</w:t>
+      </w:r>
+      <w:r>
+        <w:rPr>
+          <w:rFonts w:ascii="Arial" w:hAnsi="Arial"/>
+          <w:b w:val="0"/>
+          <w:i/>
+          <w:sz w:val="20"/>
+        </w:rPr>
+        <w:t xml:space="preserve"> = (K</w:t>
+      </w:r>
+      <w:r>
+        <w:rPr>
+          <w:rFonts w:ascii="Arial" w:hAnsi="Arial"/>
+          <w:b w:val="0"/>
+          <w:i w:val="0"/>
+          <w:sz w:val="20"/>
+          <w:vertAlign w:val="subscript"/>
+        </w:rPr>
+        <w:t>deg</w:t>
+      </w:r>
+      <w:r>
+        <w:rPr>
+          <w:rFonts w:ascii="Arial" w:hAnsi="Arial"/>
+          <w:b w:val="0"/>
+          <w:i/>
+          <w:sz w:val="20"/>
+        </w:rPr>
+        <w:t xml:space="preserve"> a</w:t>
+      </w:r>
+      <w:r>
+        <w:rPr>
+          <w:rFonts w:ascii="Arial" w:hAnsi="Arial"/>
+          <w:b w:val="0"/>
+          <w:i w:val="0"/>
+          <w:sz w:val="20"/>
+          <w:vertAlign w:val="subscript"/>
+        </w:rPr>
+        <w:t>free</w:t>
+      </w:r>
+      <w:r>
+        <w:rPr>
+          <w:rFonts w:ascii="Arial" w:hAnsi="Arial"/>
+          <w:b w:val="0"/>
+          <w:i/>
+          <w:sz w:val="20"/>
+        </w:rPr>
+        <w:t>) / (1 + K</w:t>
+      </w:r>
+      <w:r>
+        <w:rPr>
+          <w:rFonts w:ascii="Arial" w:hAnsi="Arial"/>
+          <w:b w:val="0"/>
+          <w:i w:val="0"/>
+          <w:sz w:val="20"/>
+          <w:vertAlign w:val="subscript"/>
+        </w:rPr>
+        <w:t>deg</w:t>
+      </w:r>
+      <w:r>
+        <w:rPr>
+          <w:rFonts w:ascii="Arial" w:hAnsi="Arial"/>
+          <w:b w:val="0"/>
+          <w:i/>
+          <w:sz w:val="20"/>
+        </w:rPr>
+        <w:t xml:space="preserve"> a</w:t>
+      </w:r>
+      <w:r>
+        <w:rPr>
+          <w:rFonts w:ascii="Arial" w:hAnsi="Arial"/>
+          <w:b w:val="0"/>
+          <w:i w:val="0"/>
+          <w:sz w:val="20"/>
+          <w:vertAlign w:val="subscript"/>
+        </w:rPr>
+        <w:t>free</w:t>
+      </w:r>
+      <w:r>
+        <w:rPr>
+          <w:rFonts w:ascii="Arial" w:hAnsi="Arial"/>
+          <w:b w:val="0"/>
+          <w:i/>
+          <w:sz w:val="20"/>
+        </w:rPr>
+        <w:t>)</w:t>
       </w:r>
     </w:p>
     <w:p>
@@ -3763,10 +7866,87 @@
       <w:r>
         <w:rPr>
           <w:rFonts w:ascii="Arial" w:hAnsi="Arial"/>
+          <w:b w:val="0"/>
           <w:i/>
-          <w:sz w:val="19"/>
-        </w:rPr>
-        <w:t>c_max_ads = (a_s Γ_max 10³⁰ / N_A)      [µM]</w:t>
+          <w:sz w:val="20"/>
+        </w:rPr>
+        <w:t>c</w:t>
+      </w:r>
+      <w:r>
+        <w:rPr>
+          <w:rFonts w:ascii="Arial" w:hAnsi="Arial"/>
+          <w:b w:val="0"/>
+          <w:i w:val="0"/>
+          <w:sz w:val="20"/>
+          <w:vertAlign w:val="subscript"/>
+        </w:rPr>
+        <w:t>max,ads</w:t>
+      </w:r>
+      <w:r>
+        <w:rPr>
+          <w:rFonts w:ascii="Arial" w:hAnsi="Arial"/>
+          <w:b w:val="0"/>
+          <w:i/>
+          <w:sz w:val="20"/>
+        </w:rPr>
+        <w:t xml:space="preserve"> = (a</w:t>
+      </w:r>
+      <w:r>
+        <w:rPr>
+          <w:rFonts w:ascii="Arial" w:hAnsi="Arial"/>
+          <w:b w:val="0"/>
+          <w:i w:val="0"/>
+          <w:sz w:val="20"/>
+          <w:vertAlign w:val="subscript"/>
+        </w:rPr>
+        <w:t>s</w:t>
+      </w:r>
+      <w:r>
+        <w:rPr>
+          <w:rFonts w:ascii="Arial" w:hAnsi="Arial"/>
+          <w:b w:val="0"/>
+          <w:i/>
+          <w:sz w:val="20"/>
+        </w:rPr>
+        <w:t xml:space="preserve"> Γ</w:t>
+      </w:r>
+      <w:r>
+        <w:rPr>
+          <w:rFonts w:ascii="Arial" w:hAnsi="Arial"/>
+          <w:b w:val="0"/>
+          <w:i w:val="0"/>
+          <w:sz w:val="20"/>
+          <w:vertAlign w:val="subscript"/>
+        </w:rPr>
+        <w:t>max</w:t>
+      </w:r>
+      <w:r>
+        <w:rPr>
+          <w:rFonts w:ascii="Arial" w:hAnsi="Arial"/>
+          <w:b w:val="0"/>
+          <w:i/>
+          <w:sz w:val="20"/>
+        </w:rPr>
+        <w:t xml:space="preserve"> 10³⁰ / N</w:t>
+      </w:r>
+      <w:r>
+        <w:rPr>
+          <w:rFonts w:ascii="Arial" w:hAnsi="Arial"/>
+          <w:b w:val="0"/>
+          <w:i w:val="0"/>
+          <w:sz w:val="20"/>
+          <w:vertAlign w:val="subscript"/>
+        </w:rPr>
+        <w:t>A</w:t>
+      </w:r>
+      <w:r>
+        <w:rPr>
+          <w:rFonts w:ascii="Arial" w:hAnsi="Arial"/>
+          <w:b w:val="0"/>
+          <w:i/>
+          <w:sz w:val="20"/>
+        </w:rPr>
+        <w:t>)      [µM]</w:t>
       </w:r>
     </w:p>
     <w:p>
@@ -3777,10 +7957,68 @@
       <w:r>
         <w:rPr>
           <w:rFonts w:ascii="Arial" w:hAnsi="Arial"/>
+          <w:b w:val="0"/>
           <w:i/>
-          <w:sz w:val="19"/>
-        </w:rPr>
-        <w:t>m_tilde_max = s_phi c_max_ads      (Dimensionless capacity on order-parameter scale)</w:t>
+          <w:sz w:val="20"/>
+        </w:rPr>
+        <w:t>m̃</w:t>
+      </w:r>
+      <w:r>
+        <w:rPr>
+          <w:rFonts w:ascii="Arial" w:hAnsi="Arial"/>
+          <w:b w:val="0"/>
+          <w:i w:val="0"/>
+          <w:sz w:val="20"/>
+          <w:vertAlign w:val="subscript"/>
+        </w:rPr>
+        <w:t>max</w:t>
+      </w:r>
+      <w:r>
+        <w:rPr>
+          <w:rFonts w:ascii="Arial" w:hAnsi="Arial"/>
+          <w:b w:val="0"/>
+          <w:i/>
+          <w:sz w:val="20"/>
+        </w:rPr>
+        <w:t xml:space="preserve"> = s</w:t>
+      </w:r>
+      <w:r>
+        <w:rPr>
+          <w:rFonts w:ascii="Arial" w:hAnsi="Arial"/>
+          <w:b w:val="0"/>
+          <w:i w:val="0"/>
+          <w:sz w:val="20"/>
+          <w:vertAlign w:val="subscript"/>
+        </w:rPr>
+        <w:t>φ</w:t>
+      </w:r>
+      <w:r>
+        <w:rPr>
+          <w:rFonts w:ascii="Arial" w:hAnsi="Arial"/>
+          <w:b w:val="0"/>
+          <w:i/>
+          <w:sz w:val="20"/>
+        </w:rPr>
+        <w:t xml:space="preserve"> c</w:t>
+      </w:r>
+      <w:r>
+        <w:rPr>
+          <w:rFonts w:ascii="Arial" w:hAnsi="Arial"/>
+          <w:b w:val="0"/>
+          <w:i w:val="0"/>
+          <w:sz w:val="20"/>
+          <w:vertAlign w:val="subscript"/>
+        </w:rPr>
+        <w:t>max,ads</w:t>
+      </w:r>
+      <w:r>
+        <w:rPr>
+          <w:rFonts w:ascii="Arial" w:hAnsi="Arial"/>
+          <w:b w:val="0"/>
+          <w:i/>
+          <w:sz w:val="20"/>
+        </w:rPr>
+        <w:t xml:space="preserve">      (Dimensionless capacity on order-parameter scale)</w:t>
       </w:r>
     </w:p>
     <w:p>
@@ -3791,10 +8029,78 @@
       <w:r>
         <w:rPr>
           <w:rFonts w:ascii="Arial" w:hAnsi="Arial"/>
+          <w:b w:val="0"/>
           <w:i/>
-          <w:sz w:val="19"/>
-        </w:rPr>
-        <w:t>φ_tilde_total = φ_tilde_free + m_tilde_max θ_ads</w:t>
+          <w:sz w:val="20"/>
+        </w:rPr>
+        <w:t>φ̃</w:t>
+      </w:r>
+      <w:r>
+        <w:rPr>
+          <w:rFonts w:ascii="Arial" w:hAnsi="Arial"/>
+          <w:b w:val="0"/>
+          <w:i w:val="0"/>
+          <w:sz w:val="20"/>
+          <w:vertAlign w:val="subscript"/>
+        </w:rPr>
+        <w:t>total</w:t>
+      </w:r>
+      <w:r>
+        <w:rPr>
+          <w:rFonts w:ascii="Arial" w:hAnsi="Arial"/>
+          <w:b w:val="0"/>
+          <w:i/>
+          <w:sz w:val="20"/>
+        </w:rPr>
+        <w:t xml:space="preserve"> = φ̃</w:t>
+      </w:r>
+      <w:r>
+        <w:rPr>
+          <w:rFonts w:ascii="Arial" w:hAnsi="Arial"/>
+          <w:b w:val="0"/>
+          <w:i w:val="0"/>
+          <w:sz w:val="20"/>
+          <w:vertAlign w:val="subscript"/>
+        </w:rPr>
+        <w:t>free</w:t>
+      </w:r>
+      <w:r>
+        <w:rPr>
+          <w:rFonts w:ascii="Arial" w:hAnsi="Arial"/>
+          <w:b w:val="0"/>
+          <w:i/>
+          <w:sz w:val="20"/>
+        </w:rPr>
+        <w:t xml:space="preserve"> + m̃</w:t>
+      </w:r>
+      <w:r>
+        <w:rPr>
+          <w:rFonts w:ascii="Arial" w:hAnsi="Arial"/>
+          <w:b w:val="0"/>
+          <w:i w:val="0"/>
+          <w:sz w:val="20"/>
+          <w:vertAlign w:val="subscript"/>
+        </w:rPr>
+        <w:t>max</w:t>
+      </w:r>
+      <w:r>
+        <w:rPr>
+          <w:rFonts w:ascii="Arial" w:hAnsi="Arial"/>
+          <w:b w:val="0"/>
+          <w:i/>
+          <w:sz w:val="20"/>
+        </w:rPr>
+        <w:t xml:space="preserve"> θ</w:t>
+      </w:r>
+      <w:r>
+        <w:rPr>
+          <w:rFonts w:ascii="Arial" w:hAnsi="Arial"/>
+          <w:b w:val="0"/>
+          <w:i w:val="0"/>
+          <w:sz w:val="20"/>
+          <w:vertAlign w:val="subscript"/>
+        </w:rPr>
+        <w:t>ads</w:t>
       </w:r>
     </w:p>
     <w:p>
@@ -3802,7 +8108,70 @@
         <w:spacing w:after="100"/>
       </w:pPr>
       <w:r>
-        <w:t>where K_deg = exp(-ΔG_ads / RT). The single unknown φ_tilde_free is obtained by fixed-point (Picard) iteration of this mass balance to a convergence tolerance of 10⁻¹². (Brent's method is used separately, in Section 3.6, to locate the apparent cloud-point temperature.)</w:t>
+        <w:rPr>
+          <w:rFonts w:ascii="Arial" w:hAnsi="Arial"/>
+          <w:b w:val="0"/>
+          <w:i w:val="0"/>
+          <w:sz w:val="20"/>
+        </w:rPr>
+        <w:t>where K</w:t>
+      </w:r>
+      <w:r>
+        <w:rPr>
+          <w:rFonts w:ascii="Arial" w:hAnsi="Arial"/>
+          <w:b w:val="0"/>
+          <w:i w:val="0"/>
+          <w:sz w:val="20"/>
+          <w:vertAlign w:val="subscript"/>
+        </w:rPr>
+        <w:t>deg</w:t>
+      </w:r>
+      <w:r>
+        <w:rPr>
+          <w:rFonts w:ascii="Arial" w:hAnsi="Arial"/>
+          <w:b w:val="0"/>
+          <w:i w:val="0"/>
+          <w:sz w:val="20"/>
+        </w:rPr>
+        <w:t xml:space="preserve"> = exp(-ΔG</w:t>
+      </w:r>
+      <w:r>
+        <w:rPr>
+          <w:rFonts w:ascii="Arial" w:hAnsi="Arial"/>
+          <w:b w:val="0"/>
+          <w:i w:val="0"/>
+          <w:sz w:val="20"/>
+          <w:vertAlign w:val="subscript"/>
+        </w:rPr>
+        <w:t>ads</w:t>
+      </w:r>
+      <w:r>
+        <w:rPr>
+          <w:rFonts w:ascii="Arial" w:hAnsi="Arial"/>
+          <w:b w:val="0"/>
+          <w:i w:val="0"/>
+          <w:sz w:val="20"/>
+        </w:rPr>
+        <w:t xml:space="preserve"> / RT). The single unknown φ̃</w:t>
+      </w:r>
+      <w:r>
+        <w:rPr>
+          <w:rFonts w:ascii="Arial" w:hAnsi="Arial"/>
+          <w:b w:val="0"/>
+          <w:i w:val="0"/>
+          <w:sz w:val="20"/>
+          <w:vertAlign w:val="subscript"/>
+        </w:rPr>
+        <w:t>free</w:t>
+      </w:r>
+      <w:r>
+        <w:rPr>
+          <w:rFonts w:ascii="Arial" w:hAnsi="Arial"/>
+          <w:b w:val="0"/>
+          <w:i w:val="0"/>
+          <w:sz w:val="20"/>
+        </w:rPr>
+        <w:t xml:space="preserve"> is obtained by fixed-point (Picard) iteration of this mass balance to a convergence tolerance of 10⁻¹². (Brent's method is used separately, in Section 3.6, to locate the apparent cloud-point temperature.)</w:t>
       </w:r>
     </w:p>
     <w:p>
@@ -3823,7 +8192,89 @@
         <w:spacing w:after="100"/>
       </w:pPr>
       <w:r>
-        <w:t>The liquid-liquid interfacial tension evaluates from Cahn-Hilliard gradient theory under the unified energy-density scale f_0 = k_B T / v_ref = 1.50×10⁴ J/m³ (v_ref = 2.85×10⁻²⁵ m³):</w:t>
+        <w:rPr>
+          <w:rFonts w:ascii="Arial" w:hAnsi="Arial"/>
+          <w:b w:val="0"/>
+          <w:i w:val="0"/>
+          <w:sz w:val="20"/>
+        </w:rPr>
+        <w:t>The liquid-liquid interfacial tension evaluates from Cahn-Hilliard gradient theory under the unified energy-density scale f</w:t>
+      </w:r>
+      <w:r>
+        <w:rPr>
+          <w:rFonts w:ascii="Arial" w:hAnsi="Arial"/>
+          <w:b w:val="0"/>
+          <w:i w:val="0"/>
+          <w:sz w:val="20"/>
+          <w:vertAlign w:val="subscript"/>
+        </w:rPr>
+        <w:t>0</w:t>
+      </w:r>
+      <w:r>
+        <w:rPr>
+          <w:rFonts w:ascii="Arial" w:hAnsi="Arial"/>
+          <w:b w:val="0"/>
+          <w:i w:val="0"/>
+          <w:sz w:val="20"/>
+        </w:rPr>
+        <w:t xml:space="preserve"> = k</w:t>
+      </w:r>
+      <w:r>
+        <w:rPr>
+          <w:rFonts w:ascii="Arial" w:hAnsi="Arial"/>
+          <w:b w:val="0"/>
+          <w:i w:val="0"/>
+          <w:sz w:val="20"/>
+          <w:vertAlign w:val="subscript"/>
+        </w:rPr>
+        <w:t>B</w:t>
+      </w:r>
+      <w:r>
+        <w:rPr>
+          <w:rFonts w:ascii="Arial" w:hAnsi="Arial"/>
+          <w:b w:val="0"/>
+          <w:i w:val="0"/>
+          <w:sz w:val="20"/>
+        </w:rPr>
+        <w:t xml:space="preserve"> T / v</w:t>
+      </w:r>
+      <w:r>
+        <w:rPr>
+          <w:rFonts w:ascii="Arial" w:hAnsi="Arial"/>
+          <w:b w:val="0"/>
+          <w:i w:val="0"/>
+          <w:sz w:val="20"/>
+          <w:vertAlign w:val="subscript"/>
+        </w:rPr>
+        <w:t>ref</w:t>
+      </w:r>
+      <w:r>
+        <w:rPr>
+          <w:rFonts w:ascii="Arial" w:hAnsi="Arial"/>
+          <w:b w:val="0"/>
+          <w:i w:val="0"/>
+          <w:sz w:val="20"/>
+        </w:rPr>
+        <w:t xml:space="preserve"> = 1.50×10⁴ J/m³ (v</w:t>
+      </w:r>
+      <w:r>
+        <w:rPr>
+          <w:rFonts w:ascii="Arial" w:hAnsi="Arial"/>
+          <w:b w:val="0"/>
+          <w:i w:val="0"/>
+          <w:sz w:val="20"/>
+          <w:vertAlign w:val="subscript"/>
+        </w:rPr>
+        <w:t>ref</w:t>
+      </w:r>
+      <w:r>
+        <w:rPr>
+          <w:rFonts w:ascii="Arial" w:hAnsi="Arial"/>
+          <w:b w:val="0"/>
+          <w:i w:val="0"/>
+          <w:sz w:val="20"/>
+        </w:rPr>
+        <w:t xml:space="preserve"> = 2.85×10⁻²⁵ m³):</w:t>
       </w:r>
     </w:p>
     <w:p>
@@ -3834,10 +8285,87 @@
       <w:r>
         <w:rPr>
           <w:rFonts w:ascii="Arial" w:hAnsi="Arial"/>
+          <w:b w:val="0"/>
           <w:i/>
-          <w:sz w:val="19"/>
-        </w:rPr>
-        <w:t>γ_LL = ∫ sqrt(2 κ_grad f_0 Ω_excess(φ_tilde)) dφ_tilde      [J/m² = N/m]</w:t>
+          <w:sz w:val="20"/>
+        </w:rPr>
+        <w:t>γ</w:t>
+      </w:r>
+      <w:r>
+        <w:rPr>
+          <w:rFonts w:ascii="Arial" w:hAnsi="Arial"/>
+          <w:b w:val="0"/>
+          <w:i w:val="0"/>
+          <w:sz w:val="20"/>
+          <w:vertAlign w:val="subscript"/>
+        </w:rPr>
+        <w:t>LL</w:t>
+      </w:r>
+      <w:r>
+        <w:rPr>
+          <w:rFonts w:ascii="Arial" w:hAnsi="Arial"/>
+          <w:b w:val="0"/>
+          <w:i/>
+          <w:sz w:val="20"/>
+        </w:rPr>
+        <w:t xml:space="preserve"> = ∫ √(2 κ</w:t>
+      </w:r>
+      <w:r>
+        <w:rPr>
+          <w:rFonts w:ascii="Arial" w:hAnsi="Arial"/>
+          <w:b w:val="0"/>
+          <w:i w:val="0"/>
+          <w:sz w:val="20"/>
+          <w:vertAlign w:val="subscript"/>
+        </w:rPr>
+        <w:t>grad</w:t>
+      </w:r>
+      <w:r>
+        <w:rPr>
+          <w:rFonts w:ascii="Arial" w:hAnsi="Arial"/>
+          <w:b w:val="0"/>
+          <w:i/>
+          <w:sz w:val="20"/>
+        </w:rPr>
+        <w:t xml:space="preserve"> f</w:t>
+      </w:r>
+      <w:r>
+        <w:rPr>
+          <w:rFonts w:ascii="Arial" w:hAnsi="Arial"/>
+          <w:b w:val="0"/>
+          <w:i w:val="0"/>
+          <w:sz w:val="20"/>
+          <w:vertAlign w:val="subscript"/>
+        </w:rPr>
+        <w:t>0</w:t>
+      </w:r>
+      <w:r>
+        <w:rPr>
+          <w:rFonts w:ascii="Arial" w:hAnsi="Arial"/>
+          <w:b w:val="0"/>
+          <w:i/>
+          <w:sz w:val="20"/>
+        </w:rPr>
+        <w:t xml:space="preserve"> Ω</w:t>
+      </w:r>
+      <w:r>
+        <w:rPr>
+          <w:rFonts w:ascii="Arial" w:hAnsi="Arial"/>
+          <w:b w:val="0"/>
+          <w:i w:val="0"/>
+          <w:sz w:val="20"/>
+          <w:vertAlign w:val="subscript"/>
+        </w:rPr>
+        <w:t>excess</w:t>
+      </w:r>
+      <w:r>
+        <w:rPr>
+          <w:rFonts w:ascii="Arial" w:hAnsi="Arial"/>
+          <w:b w:val="0"/>
+          <w:i/>
+          <w:sz w:val="20"/>
+        </w:rPr>
+        <w:t>(φ̃)) dφ̃      [J/m² = N/m]</w:t>
       </w:r>
     </w:p>
     <w:p>
@@ -3845,7 +8373,89 @@
         <w:spacing w:after="100"/>
       </w:pPr>
       <w:r>
-        <w:t>where κ_grad = (1/6) f_0 b² is the gradient energy coefficient with effective correlation length b = 3.4 nm. The solid-liquid surface excess free energy difference is derived directly from the Langmuir surface grand potential with thermodynamic activities a_dense and a_dilute:</w:t>
+        <w:rPr>
+          <w:rFonts w:ascii="Arial" w:hAnsi="Arial"/>
+          <w:b w:val="0"/>
+          <w:i w:val="0"/>
+          <w:sz w:val="20"/>
+        </w:rPr>
+        <w:t>where κ</w:t>
+      </w:r>
+      <w:r>
+        <w:rPr>
+          <w:rFonts w:ascii="Arial" w:hAnsi="Arial"/>
+          <w:b w:val="0"/>
+          <w:i w:val="0"/>
+          <w:sz w:val="20"/>
+          <w:vertAlign w:val="subscript"/>
+        </w:rPr>
+        <w:t>grad</w:t>
+      </w:r>
+      <w:r>
+        <w:rPr>
+          <w:rFonts w:ascii="Arial" w:hAnsi="Arial"/>
+          <w:b w:val="0"/>
+          <w:i w:val="0"/>
+          <w:sz w:val="20"/>
+        </w:rPr>
+        <w:t xml:space="preserve"> = (1/6) f</w:t>
+      </w:r>
+      <w:r>
+        <w:rPr>
+          <w:rFonts w:ascii="Arial" w:hAnsi="Arial"/>
+          <w:b w:val="0"/>
+          <w:i w:val="0"/>
+          <w:sz w:val="20"/>
+          <w:vertAlign w:val="subscript"/>
+        </w:rPr>
+        <w:t>0</w:t>
+      </w:r>
+      <w:r>
+        <w:rPr>
+          <w:rFonts w:ascii="Arial" w:hAnsi="Arial"/>
+          <w:b w:val="0"/>
+          <w:i w:val="0"/>
+          <w:sz w:val="20"/>
+        </w:rPr>
+        <w:t xml:space="preserve"> b² is the gradient energy coefficient with effective correlation length b = 3.4 nm. The solid-liquid surface excess free energy difference is derived directly from the Langmuir surface grand potential with thermodynamic activities a</w:t>
+      </w:r>
+      <w:r>
+        <w:rPr>
+          <w:rFonts w:ascii="Arial" w:hAnsi="Arial"/>
+          <w:b w:val="0"/>
+          <w:i w:val="0"/>
+          <w:sz w:val="20"/>
+          <w:vertAlign w:val="subscript"/>
+        </w:rPr>
+        <w:t>dense</w:t>
+      </w:r>
+      <w:r>
+        <w:rPr>
+          <w:rFonts w:ascii="Arial" w:hAnsi="Arial"/>
+          <w:b w:val="0"/>
+          <w:i w:val="0"/>
+          <w:sz w:val="20"/>
+        </w:rPr>
+        <w:t xml:space="preserve"> and a</w:t>
+      </w:r>
+      <w:r>
+        <w:rPr>
+          <w:rFonts w:ascii="Arial" w:hAnsi="Arial"/>
+          <w:b w:val="0"/>
+          <w:i w:val="0"/>
+          <w:sz w:val="20"/>
+          <w:vertAlign w:val="subscript"/>
+        </w:rPr>
+        <w:t>dilute</w:t>
+      </w:r>
+      <w:r>
+        <w:rPr>
+          <w:rFonts w:ascii="Arial" w:hAnsi="Arial"/>
+          <w:b w:val="0"/>
+          <w:i w:val="0"/>
+          <w:sz w:val="20"/>
+        </w:rPr>
+        <w:t>:</w:t>
       </w:r>
     </w:p>
     <w:p>
@@ -3856,10 +8466,201 @@
       <w:r>
         <w:rPr>
           <w:rFonts w:ascii="Arial" w:hAnsi="Arial"/>
+          <w:b w:val="0"/>
           <w:i/>
-          <w:sz w:val="19"/>
-        </w:rPr>
-        <w:t>Δγ_s = γ_{S,dilute} - γ_{S,dense} = η_eff k_B T Γ_max ln [ (1 + K_deg a_dense) / (1 + K_deg a_dilute) ]</w:t>
+          <w:sz w:val="20"/>
+        </w:rPr>
+        <w:t>Δγ</w:t>
+      </w:r>
+      <w:r>
+        <w:rPr>
+          <w:rFonts w:ascii="Arial" w:hAnsi="Arial"/>
+          <w:b w:val="0"/>
+          <w:i w:val="0"/>
+          <w:sz w:val="20"/>
+          <w:vertAlign w:val="subscript"/>
+        </w:rPr>
+        <w:t>s</w:t>
+      </w:r>
+      <w:r>
+        <w:rPr>
+          <w:rFonts w:ascii="Arial" w:hAnsi="Arial"/>
+          <w:b w:val="0"/>
+          <w:i/>
+          <w:sz w:val="20"/>
+        </w:rPr>
+        <w:t xml:space="preserve"> = γ</w:t>
+      </w:r>
+      <w:r>
+        <w:rPr>
+          <w:rFonts w:ascii="Arial" w:hAnsi="Arial"/>
+          <w:b w:val="0"/>
+          <w:i w:val="0"/>
+          <w:sz w:val="20"/>
+          <w:vertAlign w:val="subscript"/>
+        </w:rPr>
+        <w:t>S,dilute</w:t>
+      </w:r>
+      <w:r>
+        <w:rPr>
+          <w:rFonts w:ascii="Arial" w:hAnsi="Arial"/>
+          <w:b w:val="0"/>
+          <w:i/>
+          <w:sz w:val="20"/>
+        </w:rPr>
+        <w:t xml:space="preserve"> - γ</w:t>
+      </w:r>
+      <w:r>
+        <w:rPr>
+          <w:rFonts w:ascii="Arial" w:hAnsi="Arial"/>
+          <w:b w:val="0"/>
+          <w:i w:val="0"/>
+          <w:sz w:val="20"/>
+          <w:vertAlign w:val="subscript"/>
+        </w:rPr>
+        <w:t>S,dense</w:t>
+      </w:r>
+      <w:r>
+        <w:rPr>
+          <w:rFonts w:ascii="Arial" w:hAnsi="Arial"/>
+          <w:b w:val="0"/>
+          <w:i/>
+          <w:sz w:val="20"/>
+        </w:rPr>
+        <w:t xml:space="preserve"> = η</w:t>
+      </w:r>
+      <w:r>
+        <w:rPr>
+          <w:rFonts w:ascii="Arial" w:hAnsi="Arial"/>
+          <w:b w:val="0"/>
+          <w:i w:val="0"/>
+          <w:sz w:val="20"/>
+          <w:vertAlign w:val="subscript"/>
+        </w:rPr>
+        <w:t>eff</w:t>
+      </w:r>
+      <w:r>
+        <w:rPr>
+          <w:rFonts w:ascii="Arial" w:hAnsi="Arial"/>
+          <w:b w:val="0"/>
+          <w:i/>
+          <w:sz w:val="20"/>
+        </w:rPr>
+        <w:t xml:space="preserve"> k</w:t>
+      </w:r>
+      <w:r>
+        <w:rPr>
+          <w:rFonts w:ascii="Arial" w:hAnsi="Arial"/>
+          <w:b w:val="0"/>
+          <w:i w:val="0"/>
+          <w:sz w:val="20"/>
+          <w:vertAlign w:val="subscript"/>
+        </w:rPr>
+        <w:t>B</w:t>
+      </w:r>
+      <w:r>
+        <w:rPr>
+          <w:rFonts w:ascii="Arial" w:hAnsi="Arial"/>
+          <w:b w:val="0"/>
+          <w:i/>
+          <w:sz w:val="20"/>
+        </w:rPr>
+        <w:t xml:space="preserve"> T Γ</w:t>
+      </w:r>
+      <w:r>
+        <w:rPr>
+          <w:rFonts w:ascii="Arial" w:hAnsi="Arial"/>
+          <w:b w:val="0"/>
+          <w:i w:val="0"/>
+          <w:sz w:val="20"/>
+          <w:vertAlign w:val="subscript"/>
+        </w:rPr>
+        <w:t>max</w:t>
+      </w:r>
+      <w:r>
+        <w:rPr>
+          <w:rFonts w:ascii="Arial" w:hAnsi="Arial"/>
+          <w:b w:val="0"/>
+          <w:i/>
+          <w:sz w:val="20"/>
+        </w:rPr>
+        <w:t xml:space="preserve"> ln [ (1 + K</w:t>
+      </w:r>
+      <w:r>
+        <w:rPr>
+          <w:rFonts w:ascii="Arial" w:hAnsi="Arial"/>
+          <w:b w:val="0"/>
+          <w:i w:val="0"/>
+          <w:sz w:val="20"/>
+          <w:vertAlign w:val="subscript"/>
+        </w:rPr>
+        <w:t>deg</w:t>
+      </w:r>
+      <w:r>
+        <w:rPr>
+          <w:rFonts w:ascii="Arial" w:hAnsi="Arial"/>
+          <w:b w:val="0"/>
+          <w:i/>
+          <w:sz w:val="20"/>
+        </w:rPr>
+        <w:t xml:space="preserve"> a</w:t>
+      </w:r>
+      <w:r>
+        <w:rPr>
+          <w:rFonts w:ascii="Arial" w:hAnsi="Arial"/>
+          <w:b w:val="0"/>
+          <w:i w:val="0"/>
+          <w:sz w:val="20"/>
+          <w:vertAlign w:val="subscript"/>
+        </w:rPr>
+        <w:t>dense</w:t>
+      </w:r>
+      <w:r>
+        <w:rPr>
+          <w:rFonts w:ascii="Arial" w:hAnsi="Arial"/>
+          <w:b w:val="0"/>
+          <w:i/>
+          <w:sz w:val="20"/>
+        </w:rPr>
+        <w:t>) / (1 + K</w:t>
+      </w:r>
+      <w:r>
+        <w:rPr>
+          <w:rFonts w:ascii="Arial" w:hAnsi="Arial"/>
+          <w:b w:val="0"/>
+          <w:i w:val="0"/>
+          <w:sz w:val="20"/>
+          <w:vertAlign w:val="subscript"/>
+        </w:rPr>
+        <w:t>deg</w:t>
+      </w:r>
+      <w:r>
+        <w:rPr>
+          <w:rFonts w:ascii="Arial" w:hAnsi="Arial"/>
+          <w:b w:val="0"/>
+          <w:i/>
+          <w:sz w:val="20"/>
+        </w:rPr>
+        <w:t xml:space="preserve"> a</w:t>
+      </w:r>
+      <w:r>
+        <w:rPr>
+          <w:rFonts w:ascii="Arial" w:hAnsi="Arial"/>
+          <w:b w:val="0"/>
+          <w:i w:val="0"/>
+          <w:sz w:val="20"/>
+          <w:vertAlign w:val="subscript"/>
+        </w:rPr>
+        <w:t>dilute</w:t>
+      </w:r>
+      <w:r>
+        <w:rPr>
+          <w:rFonts w:ascii="Arial" w:hAnsi="Arial"/>
+          <w:b w:val="0"/>
+          <w:i/>
+          <w:sz w:val="20"/>
+        </w:rPr>
+        <w:t>) ]</w:t>
       </w:r>
     </w:p>
     <w:p>
@@ -3867,7 +8668,51 @@
         <w:spacing w:after="100"/>
       </w:pPr>
       <w:r>
-        <w:t>where η_eff = 0.20×10⁻³ represents the phenomenological coarse-grained interfacial coupling factor (scaling with the ratio of interfacial capillary width to droplet radius, ξ / R ~ 10⁻³). The resulting contact angles are therefore conditional on η_eff. Young's equation then gives:</w:t>
+        <w:rPr>
+          <w:rFonts w:ascii="Arial" w:hAnsi="Arial"/>
+          <w:b w:val="0"/>
+          <w:i w:val="0"/>
+          <w:sz w:val="20"/>
+        </w:rPr>
+        <w:t>where η</w:t>
+      </w:r>
+      <w:r>
+        <w:rPr>
+          <w:rFonts w:ascii="Arial" w:hAnsi="Arial"/>
+          <w:b w:val="0"/>
+          <w:i w:val="0"/>
+          <w:sz w:val="20"/>
+          <w:vertAlign w:val="subscript"/>
+        </w:rPr>
+        <w:t>eff</w:t>
+      </w:r>
+      <w:r>
+        <w:rPr>
+          <w:rFonts w:ascii="Arial" w:hAnsi="Arial"/>
+          <w:b w:val="0"/>
+          <w:i w:val="0"/>
+          <w:sz w:val="20"/>
+        </w:rPr>
+        <w:t xml:space="preserve"> = 0.20×10⁻³ represents the phenomenological coarse-grained interfacial coupling factor (scaling with the ratio of interfacial capillary width to droplet radius, ξ / R ~ 10⁻³). The resulting contact angles are therefore conditional on η</w:t>
+      </w:r>
+      <w:r>
+        <w:rPr>
+          <w:rFonts w:ascii="Arial" w:hAnsi="Arial"/>
+          <w:b w:val="0"/>
+          <w:i w:val="0"/>
+          <w:sz w:val="20"/>
+          <w:vertAlign w:val="subscript"/>
+        </w:rPr>
+        <w:t>eff</w:t>
+      </w:r>
+      <w:r>
+        <w:rPr>
+          <w:rFonts w:ascii="Arial" w:hAnsi="Arial"/>
+          <w:b w:val="0"/>
+          <w:i w:val="0"/>
+          <w:sz w:val="20"/>
+        </w:rPr>
+        <w:t>. Young's equation then gives:</w:t>
       </w:r>
     </w:p>
     <w:p>
@@ -3878,10 +8723,59 @@
       <w:r>
         <w:rPr>
           <w:rFonts w:ascii="Arial" w:hAnsi="Arial"/>
+          <w:b w:val="0"/>
           <w:i/>
-          <w:sz w:val="19"/>
-        </w:rPr>
-        <w:t>cos(θ_c) = Δγ_s / γ_LL</w:t>
+          <w:sz w:val="20"/>
+        </w:rPr>
+        <w:t>cos(θ</w:t>
+      </w:r>
+      <w:r>
+        <w:rPr>
+          <w:rFonts w:ascii="Arial" w:hAnsi="Arial"/>
+          <w:b w:val="0"/>
+          <w:i w:val="0"/>
+          <w:sz w:val="20"/>
+          <w:vertAlign w:val="subscript"/>
+        </w:rPr>
+        <w:t>c</w:t>
+      </w:r>
+      <w:r>
+        <w:rPr>
+          <w:rFonts w:ascii="Arial" w:hAnsi="Arial"/>
+          <w:b w:val="0"/>
+          <w:i/>
+          <w:sz w:val="20"/>
+        </w:rPr>
+        <w:t>) = Δγ</w:t>
+      </w:r>
+      <w:r>
+        <w:rPr>
+          <w:rFonts w:ascii="Arial" w:hAnsi="Arial"/>
+          <w:b w:val="0"/>
+          <w:i w:val="0"/>
+          <w:sz w:val="20"/>
+          <w:vertAlign w:val="subscript"/>
+        </w:rPr>
+        <w:t>s</w:t>
+      </w:r>
+      <w:r>
+        <w:rPr>
+          <w:rFonts w:ascii="Arial" w:hAnsi="Arial"/>
+          <w:b w:val="0"/>
+          <w:i/>
+          <w:sz w:val="20"/>
+        </w:rPr>
+        <w:t xml:space="preserve"> / γ</w:t>
+      </w:r>
+      <w:r>
+        <w:rPr>
+          <w:rFonts w:ascii="Arial" w:hAnsi="Arial"/>
+          <w:b w:val="0"/>
+          <w:i w:val="0"/>
+          <w:sz w:val="20"/>
+          <w:vertAlign w:val="subscript"/>
+        </w:rPr>
+        <w:t>LL</w:t>
       </w:r>
     </w:p>
     <w:p>
@@ -3889,7 +8783,70 @@
         <w:spacing w:after="100"/>
       </w:pPr>
       <w:r>
-        <w:t>The 95% confidence intervals in Figure 3b were evaluated via Monte Carlo error propagation (N_MC = 500 draws, seed = 42) sampling Gaussian distributions for ΔG_ads (standard deviation 0.25 kcal/mol) and η_eff (standard deviation 0.02×10⁻³).</w:t>
+        <w:rPr>
+          <w:rFonts w:ascii="Arial" w:hAnsi="Arial"/>
+          <w:b w:val="0"/>
+          <w:i w:val="0"/>
+          <w:sz w:val="20"/>
+        </w:rPr>
+        <w:t>The 95% confidence intervals in Figure 3b were evaluated via Monte Carlo error propagation (N</w:t>
+      </w:r>
+      <w:r>
+        <w:rPr>
+          <w:rFonts w:ascii="Arial" w:hAnsi="Arial"/>
+          <w:b w:val="0"/>
+          <w:i w:val="0"/>
+          <w:sz w:val="20"/>
+          <w:vertAlign w:val="subscript"/>
+        </w:rPr>
+        <w:t>MC</w:t>
+      </w:r>
+      <w:r>
+        <w:rPr>
+          <w:rFonts w:ascii="Arial" w:hAnsi="Arial"/>
+          <w:b w:val="0"/>
+          <w:i w:val="0"/>
+          <w:sz w:val="20"/>
+        </w:rPr>
+        <w:t xml:space="preserve"> = 500 draws, seed = 42) sampling Gaussian distributions for ΔG</w:t>
+      </w:r>
+      <w:r>
+        <w:rPr>
+          <w:rFonts w:ascii="Arial" w:hAnsi="Arial"/>
+          <w:b w:val="0"/>
+          <w:i w:val="0"/>
+          <w:sz w:val="20"/>
+          <w:vertAlign w:val="subscript"/>
+        </w:rPr>
+        <w:t>ads</w:t>
+      </w:r>
+      <w:r>
+        <w:rPr>
+          <w:rFonts w:ascii="Arial" w:hAnsi="Arial"/>
+          <w:b w:val="0"/>
+          <w:i w:val="0"/>
+          <w:sz w:val="20"/>
+        </w:rPr>
+        <w:t xml:space="preserve"> (standard deviation 0.25 kcal/mol) and η</w:t>
+      </w:r>
+      <w:r>
+        <w:rPr>
+          <w:rFonts w:ascii="Arial" w:hAnsi="Arial"/>
+          <w:b w:val="0"/>
+          <w:i w:val="0"/>
+          <w:sz w:val="20"/>
+          <w:vertAlign w:val="subscript"/>
+        </w:rPr>
+        <w:t>eff</w:t>
+      </w:r>
+      <w:r>
+        <w:rPr>
+          <w:rFonts w:ascii="Arial" w:hAnsi="Arial"/>
+          <w:b w:val="0"/>
+          <w:i w:val="0"/>
+          <w:sz w:val="20"/>
+        </w:rPr>
+        <w:t xml:space="preserve"> (standard deviation 0.02×10⁻³).</w:t>
       </w:r>
     </w:p>
     <w:p>
@@ -3910,6 +8867,12 @@
         <w:spacing w:after="100"/>
       </w:pPr>
       <w:r>
+        <w:rPr>
+          <w:rFonts w:ascii="Arial" w:hAnsi="Arial"/>
+          <w:b w:val="0"/>
+          <w:i w:val="0"/>
+          <w:sz w:val="20"/>
+        </w:rPr>
         <w:t>The coupled master equations governing liquid-to-solid transition in condensates are:</w:t>
       </w:r>
     </w:p>
@@ -3921,10 +8884,135 @@
       <w:r>
         <w:rPr>
           <w:rFonts w:ascii="Arial" w:hAnsi="Arial"/>
+          <w:b w:val="0"/>
           <w:i/>
-          <w:sz w:val="19"/>
-        </w:rPr>
-        <w:t>dφ_dense/dt = - n_c J_prim - n_2 J_sec - J_elong - J_extract</w:t>
+          <w:sz w:val="20"/>
+        </w:rPr>
+        <w:t>dφ</w:t>
+      </w:r>
+      <w:r>
+        <w:rPr>
+          <w:rFonts w:ascii="Arial" w:hAnsi="Arial"/>
+          <w:b w:val="0"/>
+          <w:i w:val="0"/>
+          <w:sz w:val="20"/>
+          <w:vertAlign w:val="subscript"/>
+        </w:rPr>
+        <w:t>dense</w:t>
+      </w:r>
+      <w:r>
+        <w:rPr>
+          <w:rFonts w:ascii="Arial" w:hAnsi="Arial"/>
+          <w:b w:val="0"/>
+          <w:i/>
+          <w:sz w:val="20"/>
+        </w:rPr>
+        <w:t>/dt = - n</w:t>
+      </w:r>
+      <w:r>
+        <w:rPr>
+          <w:rFonts w:ascii="Arial" w:hAnsi="Arial"/>
+          <w:b w:val="0"/>
+          <w:i w:val="0"/>
+          <w:sz w:val="20"/>
+          <w:vertAlign w:val="subscript"/>
+        </w:rPr>
+        <w:t>c</w:t>
+      </w:r>
+      <w:r>
+        <w:rPr>
+          <w:rFonts w:ascii="Arial" w:hAnsi="Arial"/>
+          <w:b w:val="0"/>
+          <w:i/>
+          <w:sz w:val="20"/>
+        </w:rPr>
+        <w:t xml:space="preserve"> J</w:t>
+      </w:r>
+      <w:r>
+        <w:rPr>
+          <w:rFonts w:ascii="Arial" w:hAnsi="Arial"/>
+          <w:b w:val="0"/>
+          <w:i w:val="0"/>
+          <w:sz w:val="20"/>
+          <w:vertAlign w:val="subscript"/>
+        </w:rPr>
+        <w:t>prim</w:t>
+      </w:r>
+      <w:r>
+        <w:rPr>
+          <w:rFonts w:ascii="Arial" w:hAnsi="Arial"/>
+          <w:b w:val="0"/>
+          <w:i/>
+          <w:sz w:val="20"/>
+        </w:rPr>
+        <w:t xml:space="preserve"> - n</w:t>
+      </w:r>
+      <w:r>
+        <w:rPr>
+          <w:rFonts w:ascii="Arial" w:hAnsi="Arial"/>
+          <w:b w:val="0"/>
+          <w:i w:val="0"/>
+          <w:sz w:val="20"/>
+          <w:vertAlign w:val="subscript"/>
+        </w:rPr>
+        <w:t>2</w:t>
+      </w:r>
+      <w:r>
+        <w:rPr>
+          <w:rFonts w:ascii="Arial" w:hAnsi="Arial"/>
+          <w:b w:val="0"/>
+          <w:i/>
+          <w:sz w:val="20"/>
+        </w:rPr>
+        <w:t xml:space="preserve"> J</w:t>
+      </w:r>
+      <w:r>
+        <w:rPr>
+          <w:rFonts w:ascii="Arial" w:hAnsi="Arial"/>
+          <w:b w:val="0"/>
+          <w:i w:val="0"/>
+          <w:sz w:val="20"/>
+          <w:vertAlign w:val="subscript"/>
+        </w:rPr>
+        <w:t>sec</w:t>
+      </w:r>
+      <w:r>
+        <w:rPr>
+          <w:rFonts w:ascii="Arial" w:hAnsi="Arial"/>
+          <w:b w:val="0"/>
+          <w:i/>
+          <w:sz w:val="20"/>
+        </w:rPr>
+        <w:t xml:space="preserve"> - J</w:t>
+      </w:r>
+      <w:r>
+        <w:rPr>
+          <w:rFonts w:ascii="Arial" w:hAnsi="Arial"/>
+          <w:b w:val="0"/>
+          <w:i w:val="0"/>
+          <w:sz w:val="20"/>
+          <w:vertAlign w:val="subscript"/>
+        </w:rPr>
+        <w:t>elong</w:t>
+      </w:r>
+      <w:r>
+        <w:rPr>
+          <w:rFonts w:ascii="Arial" w:hAnsi="Arial"/>
+          <w:b w:val="0"/>
+          <w:i/>
+          <w:sz w:val="20"/>
+        </w:rPr>
+        <w:t xml:space="preserve"> - J</w:t>
+      </w:r>
+      <w:r>
+        <w:rPr>
+          <w:rFonts w:ascii="Arial" w:hAnsi="Arial"/>
+          <w:b w:val="0"/>
+          <w:i w:val="0"/>
+          <w:sz w:val="20"/>
+          <w:vertAlign w:val="subscript"/>
+        </w:rPr>
+        <w:t>extract</w:t>
       </w:r>
     </w:p>
     <w:p>
@@ -3935,10 +9023,59 @@
       <w:r>
         <w:rPr>
           <w:rFonts w:ascii="Arial" w:hAnsi="Arial"/>
+          <w:b w:val="0"/>
           <w:i/>
-          <w:sz w:val="19"/>
-        </w:rPr>
-        <w:t>dP_drop/dt   = J_prim + J_sec</w:t>
+          <w:sz w:val="20"/>
+        </w:rPr>
+        <w:t>dP</w:t>
+      </w:r>
+      <w:r>
+        <w:rPr>
+          <w:rFonts w:ascii="Arial" w:hAnsi="Arial"/>
+          <w:b w:val="0"/>
+          <w:i w:val="0"/>
+          <w:sz w:val="20"/>
+          <w:vertAlign w:val="subscript"/>
+        </w:rPr>
+        <w:t>drop</w:t>
+      </w:r>
+      <w:r>
+        <w:rPr>
+          <w:rFonts w:ascii="Arial" w:hAnsi="Arial"/>
+          <w:b w:val="0"/>
+          <w:i/>
+          <w:sz w:val="20"/>
+        </w:rPr>
+        <w:t>/dt   = J</w:t>
+      </w:r>
+      <w:r>
+        <w:rPr>
+          <w:rFonts w:ascii="Arial" w:hAnsi="Arial"/>
+          <w:b w:val="0"/>
+          <w:i w:val="0"/>
+          <w:sz w:val="20"/>
+          <w:vertAlign w:val="subscript"/>
+        </w:rPr>
+        <w:t>prim</w:t>
+      </w:r>
+      <w:r>
+        <w:rPr>
+          <w:rFonts w:ascii="Arial" w:hAnsi="Arial"/>
+          <w:b w:val="0"/>
+          <w:i/>
+          <w:sz w:val="20"/>
+        </w:rPr>
+        <w:t xml:space="preserve"> + J</w:t>
+      </w:r>
+      <w:r>
+        <w:rPr>
+          <w:rFonts w:ascii="Arial" w:hAnsi="Arial"/>
+          <w:b w:val="0"/>
+          <w:i w:val="0"/>
+          <w:sz w:val="20"/>
+          <w:vertAlign w:val="subscript"/>
+        </w:rPr>
+        <w:t>sec</w:t>
       </w:r>
     </w:p>
     <w:p>
@@ -3949,10 +9086,116 @@
       <w:r>
         <w:rPr>
           <w:rFonts w:ascii="Arial" w:hAnsi="Arial"/>
+          <w:b w:val="0"/>
           <w:i/>
-          <w:sz w:val="19"/>
-        </w:rPr>
-        <w:t>dM_drop/dt   = n_c J_prim + n_2 J_sec + J_elong</w:t>
+          <w:sz w:val="20"/>
+        </w:rPr>
+        <w:t>dM</w:t>
+      </w:r>
+      <w:r>
+        <w:rPr>
+          <w:rFonts w:ascii="Arial" w:hAnsi="Arial"/>
+          <w:b w:val="0"/>
+          <w:i w:val="0"/>
+          <w:sz w:val="20"/>
+          <w:vertAlign w:val="subscript"/>
+        </w:rPr>
+        <w:t>drop</w:t>
+      </w:r>
+      <w:r>
+        <w:rPr>
+          <w:rFonts w:ascii="Arial" w:hAnsi="Arial"/>
+          <w:b w:val="0"/>
+          <w:i/>
+          <w:sz w:val="20"/>
+        </w:rPr>
+        <w:t>/dt   = n</w:t>
+      </w:r>
+      <w:r>
+        <w:rPr>
+          <w:rFonts w:ascii="Arial" w:hAnsi="Arial"/>
+          <w:b w:val="0"/>
+          <w:i w:val="0"/>
+          <w:sz w:val="20"/>
+          <w:vertAlign w:val="subscript"/>
+        </w:rPr>
+        <w:t>c</w:t>
+      </w:r>
+      <w:r>
+        <w:rPr>
+          <w:rFonts w:ascii="Arial" w:hAnsi="Arial"/>
+          <w:b w:val="0"/>
+          <w:i/>
+          <w:sz w:val="20"/>
+        </w:rPr>
+        <w:t xml:space="preserve"> J</w:t>
+      </w:r>
+      <w:r>
+        <w:rPr>
+          <w:rFonts w:ascii="Arial" w:hAnsi="Arial"/>
+          <w:b w:val="0"/>
+          <w:i w:val="0"/>
+          <w:sz w:val="20"/>
+          <w:vertAlign w:val="subscript"/>
+        </w:rPr>
+        <w:t>prim</w:t>
+      </w:r>
+      <w:r>
+        <w:rPr>
+          <w:rFonts w:ascii="Arial" w:hAnsi="Arial"/>
+          <w:b w:val="0"/>
+          <w:i/>
+          <w:sz w:val="20"/>
+        </w:rPr>
+        <w:t xml:space="preserve"> + n</w:t>
+      </w:r>
+      <w:r>
+        <w:rPr>
+          <w:rFonts w:ascii="Arial" w:hAnsi="Arial"/>
+          <w:b w:val="0"/>
+          <w:i w:val="0"/>
+          <w:sz w:val="20"/>
+          <w:vertAlign w:val="subscript"/>
+        </w:rPr>
+        <w:t>2</w:t>
+      </w:r>
+      <w:r>
+        <w:rPr>
+          <w:rFonts w:ascii="Arial" w:hAnsi="Arial"/>
+          <w:b w:val="0"/>
+          <w:i/>
+          <w:sz w:val="20"/>
+        </w:rPr>
+        <w:t xml:space="preserve"> J</w:t>
+      </w:r>
+      <w:r>
+        <w:rPr>
+          <w:rFonts w:ascii="Arial" w:hAnsi="Arial"/>
+          <w:b w:val="0"/>
+          <w:i w:val="0"/>
+          <w:sz w:val="20"/>
+          <w:vertAlign w:val="subscript"/>
+        </w:rPr>
+        <w:t>sec</w:t>
+      </w:r>
+      <w:r>
+        <w:rPr>
+          <w:rFonts w:ascii="Arial" w:hAnsi="Arial"/>
+          <w:b w:val="0"/>
+          <w:i/>
+          <w:sz w:val="20"/>
+        </w:rPr>
+        <w:t xml:space="preserve"> + J</w:t>
+      </w:r>
+      <w:r>
+        <w:rPr>
+          <w:rFonts w:ascii="Arial" w:hAnsi="Arial"/>
+          <w:b w:val="0"/>
+          <w:i w:val="0"/>
+          <w:sz w:val="20"/>
+          <w:vertAlign w:val="subscript"/>
+        </w:rPr>
+        <w:t>elong</w:t>
       </w:r>
     </w:p>
     <w:p>
@@ -3963,10 +9206,40 @@
       <w:r>
         <w:rPr>
           <w:rFonts w:ascii="Arial" w:hAnsi="Arial"/>
+          <w:b w:val="0"/>
           <w:i/>
-          <w:sz w:val="19"/>
-        </w:rPr>
-        <w:t>dm_ads/dt    = J_extract</w:t>
+          <w:sz w:val="20"/>
+        </w:rPr>
+        <w:t>dm</w:t>
+      </w:r>
+      <w:r>
+        <w:rPr>
+          <w:rFonts w:ascii="Arial" w:hAnsi="Arial"/>
+          <w:b w:val="0"/>
+          <w:i w:val="0"/>
+          <w:sz w:val="20"/>
+          <w:vertAlign w:val="subscript"/>
+        </w:rPr>
+        <w:t>ads</w:t>
+      </w:r>
+      <w:r>
+        <w:rPr>
+          <w:rFonts w:ascii="Arial" w:hAnsi="Arial"/>
+          <w:b w:val="0"/>
+          <w:i/>
+          <w:sz w:val="20"/>
+        </w:rPr>
+        <w:t>/dt    = J</w:t>
+      </w:r>
+      <w:r>
+        <w:rPr>
+          <w:rFonts w:ascii="Arial" w:hAnsi="Arial"/>
+          <w:b w:val="0"/>
+          <w:i w:val="0"/>
+          <w:sz w:val="20"/>
+          <w:vertAlign w:val="subscript"/>
+        </w:rPr>
+        <w:t>extract</w:t>
       </w:r>
     </w:p>
     <w:p>
@@ -3974,6 +9247,12 @@
         <w:spacing w:after="100"/>
       </w:pPr>
       <w:r>
+        <w:rPr>
+          <w:rFonts w:ascii="Arial" w:hAnsi="Arial"/>
+          <w:b w:val="0"/>
+          <w:i w:val="0"/>
+          <w:sz w:val="20"/>
+        </w:rPr>
         <w:t>where the individual microscopic fluxes are defined with strictly dimensional units [h⁻¹]:</w:t>
       </w:r>
     </w:p>
@@ -3985,10 +9264,231 @@
       <w:r>
         <w:rPr>
           <w:rFonts w:ascii="Arial" w:hAnsi="Arial"/>
+          <w:b w:val="0"/>
           <w:i/>
-          <w:sz w:val="19"/>
-        </w:rPr>
-        <w:t>J_prim = k_n φ_dense^(n_c),    J_sec = k_2 φ_dense^(n_2) M_drop,    J_elong = 2 k_+ φ_dense P_drop</w:t>
+          <w:sz w:val="20"/>
+        </w:rPr>
+        <w:t>J</w:t>
+      </w:r>
+      <w:r>
+        <w:rPr>
+          <w:rFonts w:ascii="Arial" w:hAnsi="Arial"/>
+          <w:b w:val="0"/>
+          <w:i w:val="0"/>
+          <w:sz w:val="20"/>
+          <w:vertAlign w:val="subscript"/>
+        </w:rPr>
+        <w:t>prim</w:t>
+      </w:r>
+      <w:r>
+        <w:rPr>
+          <w:rFonts w:ascii="Arial" w:hAnsi="Arial"/>
+          <w:b w:val="0"/>
+          <w:i/>
+          <w:sz w:val="20"/>
+        </w:rPr>
+        <w:t xml:space="preserve"> = k</w:t>
+      </w:r>
+      <w:r>
+        <w:rPr>
+          <w:rFonts w:ascii="Arial" w:hAnsi="Arial"/>
+          <w:b w:val="0"/>
+          <w:i w:val="0"/>
+          <w:sz w:val="20"/>
+          <w:vertAlign w:val="subscript"/>
+        </w:rPr>
+        <w:t>n</w:t>
+      </w:r>
+      <w:r>
+        <w:rPr>
+          <w:rFonts w:ascii="Arial" w:hAnsi="Arial"/>
+          <w:b w:val="0"/>
+          <w:i/>
+          <w:sz w:val="20"/>
+        </w:rPr>
+        <w:t xml:space="preserve"> φ</w:t>
+      </w:r>
+      <w:r>
+        <w:rPr>
+          <w:rFonts w:ascii="Arial" w:hAnsi="Arial"/>
+          <w:b w:val="0"/>
+          <w:i w:val="0"/>
+          <w:sz w:val="20"/>
+          <w:vertAlign w:val="subscript"/>
+        </w:rPr>
+        <w:t>dense</w:t>
+      </w:r>
+      <w:r>
+        <w:rPr>
+          <w:rFonts w:ascii="Arial" w:hAnsi="Arial"/>
+          <w:b w:val="0"/>
+          <w:i w:val="0"/>
+          <w:sz w:val="20"/>
+          <w:vertAlign w:val="superscript"/>
+        </w:rPr>
+        <w:t>n_c</w:t>
+      </w:r>
+      <w:r>
+        <w:rPr>
+          <w:rFonts w:ascii="Arial" w:hAnsi="Arial"/>
+          <w:b w:val="0"/>
+          <w:i/>
+          <w:sz w:val="20"/>
+        </w:rPr>
+        <w:t>,    J</w:t>
+      </w:r>
+      <w:r>
+        <w:rPr>
+          <w:rFonts w:ascii="Arial" w:hAnsi="Arial"/>
+          <w:b w:val="0"/>
+          <w:i w:val="0"/>
+          <w:sz w:val="20"/>
+          <w:vertAlign w:val="subscript"/>
+        </w:rPr>
+        <w:t>sec</w:t>
+      </w:r>
+      <w:r>
+        <w:rPr>
+          <w:rFonts w:ascii="Arial" w:hAnsi="Arial"/>
+          <w:b w:val="0"/>
+          <w:i/>
+          <w:sz w:val="20"/>
+        </w:rPr>
+        <w:t xml:space="preserve"> = k</w:t>
+      </w:r>
+      <w:r>
+        <w:rPr>
+          <w:rFonts w:ascii="Arial" w:hAnsi="Arial"/>
+          <w:b w:val="0"/>
+          <w:i w:val="0"/>
+          <w:sz w:val="20"/>
+          <w:vertAlign w:val="subscript"/>
+        </w:rPr>
+        <w:t>2</w:t>
+      </w:r>
+      <w:r>
+        <w:rPr>
+          <w:rFonts w:ascii="Arial" w:hAnsi="Arial"/>
+          <w:b w:val="0"/>
+          <w:i/>
+          <w:sz w:val="20"/>
+        </w:rPr>
+        <w:t xml:space="preserve"> φ</w:t>
+      </w:r>
+      <w:r>
+        <w:rPr>
+          <w:rFonts w:ascii="Arial" w:hAnsi="Arial"/>
+          <w:b w:val="0"/>
+          <w:i w:val="0"/>
+          <w:sz w:val="20"/>
+          <w:vertAlign w:val="subscript"/>
+        </w:rPr>
+        <w:t>dense</w:t>
+      </w:r>
+      <w:r>
+        <w:rPr>
+          <w:rFonts w:ascii="Arial" w:hAnsi="Arial"/>
+          <w:b w:val="0"/>
+          <w:i w:val="0"/>
+          <w:sz w:val="20"/>
+          <w:vertAlign w:val="superscript"/>
+        </w:rPr>
+        <w:t>n_2</w:t>
+      </w:r>
+      <w:r>
+        <w:rPr>
+          <w:rFonts w:ascii="Arial" w:hAnsi="Arial"/>
+          <w:b w:val="0"/>
+          <w:i/>
+          <w:sz w:val="20"/>
+        </w:rPr>
+        <w:t xml:space="preserve"> M</w:t>
+      </w:r>
+      <w:r>
+        <w:rPr>
+          <w:rFonts w:ascii="Arial" w:hAnsi="Arial"/>
+          <w:b w:val="0"/>
+          <w:i w:val="0"/>
+          <w:sz w:val="20"/>
+          <w:vertAlign w:val="subscript"/>
+        </w:rPr>
+        <w:t>drop</w:t>
+      </w:r>
+      <w:r>
+        <w:rPr>
+          <w:rFonts w:ascii="Arial" w:hAnsi="Arial"/>
+          <w:b w:val="0"/>
+          <w:i/>
+          <w:sz w:val="20"/>
+        </w:rPr>
+        <w:t>,    J</w:t>
+      </w:r>
+      <w:r>
+        <w:rPr>
+          <w:rFonts w:ascii="Arial" w:hAnsi="Arial"/>
+          <w:b w:val="0"/>
+          <w:i w:val="0"/>
+          <w:sz w:val="20"/>
+          <w:vertAlign w:val="subscript"/>
+        </w:rPr>
+        <w:t>elong</w:t>
+      </w:r>
+      <w:r>
+        <w:rPr>
+          <w:rFonts w:ascii="Arial" w:hAnsi="Arial"/>
+          <w:b w:val="0"/>
+          <w:i/>
+          <w:sz w:val="20"/>
+        </w:rPr>
+        <w:t xml:space="preserve"> = 2 k</w:t>
+      </w:r>
+      <w:r>
+        <w:rPr>
+          <w:rFonts w:ascii="Arial" w:hAnsi="Arial"/>
+          <w:b w:val="0"/>
+          <w:i w:val="0"/>
+          <w:sz w:val="20"/>
+          <w:vertAlign w:val="subscript"/>
+        </w:rPr>
+        <w:t>+</w:t>
+      </w:r>
+      <w:r>
+        <w:rPr>
+          <w:rFonts w:ascii="Arial" w:hAnsi="Arial"/>
+          <w:b w:val="0"/>
+          <w:i/>
+          <w:sz w:val="20"/>
+        </w:rPr>
+        <w:t xml:space="preserve"> φ</w:t>
+      </w:r>
+      <w:r>
+        <w:rPr>
+          <w:rFonts w:ascii="Arial" w:hAnsi="Arial"/>
+          <w:b w:val="0"/>
+          <w:i w:val="0"/>
+          <w:sz w:val="20"/>
+          <w:vertAlign w:val="subscript"/>
+        </w:rPr>
+        <w:t>dense</w:t>
+      </w:r>
+      <w:r>
+        <w:rPr>
+          <w:rFonts w:ascii="Arial" w:hAnsi="Arial"/>
+          <w:b w:val="0"/>
+          <w:i/>
+          <w:sz w:val="20"/>
+        </w:rPr>
+        <w:t xml:space="preserve"> P</w:t>
+      </w:r>
+      <w:r>
+        <w:rPr>
+          <w:rFonts w:ascii="Arial" w:hAnsi="Arial"/>
+          <w:b w:val="0"/>
+          <w:i w:val="0"/>
+          <w:sz w:val="20"/>
+          <w:vertAlign w:val="subscript"/>
+        </w:rPr>
+        <w:t>drop</w:t>
       </w:r>
     </w:p>
     <w:p>
@@ -3999,10 +9499,135 @@
       <w:r>
         <w:rPr>
           <w:rFonts w:ascii="Arial" w:hAnsi="Arial"/>
+          <w:b w:val="0"/>
           <w:i/>
-          <w:sz w:val="19"/>
-        </w:rPr>
-        <w:t>J_extract = k_ext m_tilde_max (1 - θ_sat) φ_dense - k_des m_ads</w:t>
+          <w:sz w:val="20"/>
+        </w:rPr>
+        <w:t>J</w:t>
+      </w:r>
+      <w:r>
+        <w:rPr>
+          <w:rFonts w:ascii="Arial" w:hAnsi="Arial"/>
+          <w:b w:val="0"/>
+          <w:i w:val="0"/>
+          <w:sz w:val="20"/>
+          <w:vertAlign w:val="subscript"/>
+        </w:rPr>
+        <w:t>extract</w:t>
+      </w:r>
+      <w:r>
+        <w:rPr>
+          <w:rFonts w:ascii="Arial" w:hAnsi="Arial"/>
+          <w:b w:val="0"/>
+          <w:i/>
+          <w:sz w:val="20"/>
+        </w:rPr>
+        <w:t xml:space="preserve"> = k</w:t>
+      </w:r>
+      <w:r>
+        <w:rPr>
+          <w:rFonts w:ascii="Arial" w:hAnsi="Arial"/>
+          <w:b w:val="0"/>
+          <w:i w:val="0"/>
+          <w:sz w:val="20"/>
+          <w:vertAlign w:val="subscript"/>
+        </w:rPr>
+        <w:t>ext</w:t>
+      </w:r>
+      <w:r>
+        <w:rPr>
+          <w:rFonts w:ascii="Arial" w:hAnsi="Arial"/>
+          <w:b w:val="0"/>
+          <w:i/>
+          <w:sz w:val="20"/>
+        </w:rPr>
+        <w:t xml:space="preserve"> m̃</w:t>
+      </w:r>
+      <w:r>
+        <w:rPr>
+          <w:rFonts w:ascii="Arial" w:hAnsi="Arial"/>
+          <w:b w:val="0"/>
+          <w:i w:val="0"/>
+          <w:sz w:val="20"/>
+          <w:vertAlign w:val="subscript"/>
+        </w:rPr>
+        <w:t>max</w:t>
+      </w:r>
+      <w:r>
+        <w:rPr>
+          <w:rFonts w:ascii="Arial" w:hAnsi="Arial"/>
+          <w:b w:val="0"/>
+          <w:i/>
+          <w:sz w:val="20"/>
+        </w:rPr>
+        <w:t xml:space="preserve"> (1 - θ</w:t>
+      </w:r>
+      <w:r>
+        <w:rPr>
+          <w:rFonts w:ascii="Arial" w:hAnsi="Arial"/>
+          <w:b w:val="0"/>
+          <w:i w:val="0"/>
+          <w:sz w:val="20"/>
+          <w:vertAlign w:val="subscript"/>
+        </w:rPr>
+        <w:t>sat</w:t>
+      </w:r>
+      <w:r>
+        <w:rPr>
+          <w:rFonts w:ascii="Arial" w:hAnsi="Arial"/>
+          <w:b w:val="0"/>
+          <w:i/>
+          <w:sz w:val="20"/>
+        </w:rPr>
+        <w:t>) φ</w:t>
+      </w:r>
+      <w:r>
+        <w:rPr>
+          <w:rFonts w:ascii="Arial" w:hAnsi="Arial"/>
+          <w:b w:val="0"/>
+          <w:i w:val="0"/>
+          <w:sz w:val="20"/>
+          <w:vertAlign w:val="subscript"/>
+        </w:rPr>
+        <w:t>dense</w:t>
+      </w:r>
+      <w:r>
+        <w:rPr>
+          <w:rFonts w:ascii="Arial" w:hAnsi="Arial"/>
+          <w:b w:val="0"/>
+          <w:i/>
+          <w:sz w:val="20"/>
+        </w:rPr>
+        <w:t xml:space="preserve"> - k</w:t>
+      </w:r>
+      <w:r>
+        <w:rPr>
+          <w:rFonts w:ascii="Arial" w:hAnsi="Arial"/>
+          <w:b w:val="0"/>
+          <w:i w:val="0"/>
+          <w:sz w:val="20"/>
+          <w:vertAlign w:val="subscript"/>
+        </w:rPr>
+        <w:t>des</w:t>
+      </w:r>
+      <w:r>
+        <w:rPr>
+          <w:rFonts w:ascii="Arial" w:hAnsi="Arial"/>
+          <w:b w:val="0"/>
+          <w:i/>
+          <w:sz w:val="20"/>
+        </w:rPr>
+        <w:t xml:space="preserve"> m</w:t>
+      </w:r>
+      <w:r>
+        <w:rPr>
+          <w:rFonts w:ascii="Arial" w:hAnsi="Arial"/>
+          <w:b w:val="0"/>
+          <w:i w:val="0"/>
+          <w:sz w:val="20"/>
+          <w:vertAlign w:val="subscript"/>
+        </w:rPr>
+        <w:t>ads</w:t>
       </w:r>
     </w:p>
     <w:p>
@@ -4010,7 +9635,450 @@
         <w:spacing w:after="100"/>
       </w:pPr>
       <w:r>
-        <w:t>with dimensionless capacity m_tilde_max = s_phi (a_s Γ_max 10³⁰ / N_A), saturation θ_sat = m_ads / (m_tilde_max + 10⁻¹²), reaction orders n_c = 2.0, n_2 = 2.0, and kinetic constants k_n = 1.5×10⁻⁴ h⁻¹, k_2 = 2.8×10⁻² h⁻¹, k_+ = 1.2×10² h⁻¹. Initial conditions: φ_dense(0) = 0.60, P_drop(0) = 10⁻⁶, M_drop(0) = 0, m_ads(0) = 0. Solved using LSODA with rtol = 10⁻⁷, atol = 10⁻⁹. The system satisfies d(φ_dense + M_drop + m_ads)/dt = 0 to machine precision (&lt; 10⁻¹⁵). Solidification lag time is defined as: τ_lag = inf { t : M_drop(t) ≥ 0.10 M_control(72 h) }.</w:t>
+        <w:rPr>
+          <w:rFonts w:ascii="Arial" w:hAnsi="Arial"/>
+          <w:b w:val="0"/>
+          <w:i w:val="0"/>
+          <w:sz w:val="20"/>
+        </w:rPr>
+        <w:t>with dimensionless capacity m̃</w:t>
+      </w:r>
+      <w:r>
+        <w:rPr>
+          <w:rFonts w:ascii="Arial" w:hAnsi="Arial"/>
+          <w:b w:val="0"/>
+          <w:i w:val="0"/>
+          <w:sz w:val="20"/>
+          <w:vertAlign w:val="subscript"/>
+        </w:rPr>
+        <w:t>max</w:t>
+      </w:r>
+      <w:r>
+        <w:rPr>
+          <w:rFonts w:ascii="Arial" w:hAnsi="Arial"/>
+          <w:b w:val="0"/>
+          <w:i w:val="0"/>
+          <w:sz w:val="20"/>
+        </w:rPr>
+        <w:t xml:space="preserve"> = s</w:t>
+      </w:r>
+      <w:r>
+        <w:rPr>
+          <w:rFonts w:ascii="Arial" w:hAnsi="Arial"/>
+          <w:b w:val="0"/>
+          <w:i w:val="0"/>
+          <w:sz w:val="20"/>
+          <w:vertAlign w:val="subscript"/>
+        </w:rPr>
+        <w:t>φ</w:t>
+      </w:r>
+      <w:r>
+        <w:rPr>
+          <w:rFonts w:ascii="Arial" w:hAnsi="Arial"/>
+          <w:b w:val="0"/>
+          <w:i w:val="0"/>
+          <w:sz w:val="20"/>
+        </w:rPr>
+        <w:t xml:space="preserve"> (a</w:t>
+      </w:r>
+      <w:r>
+        <w:rPr>
+          <w:rFonts w:ascii="Arial" w:hAnsi="Arial"/>
+          <w:b w:val="0"/>
+          <w:i w:val="0"/>
+          <w:sz w:val="20"/>
+          <w:vertAlign w:val="subscript"/>
+        </w:rPr>
+        <w:t>s</w:t>
+      </w:r>
+      <w:r>
+        <w:rPr>
+          <w:rFonts w:ascii="Arial" w:hAnsi="Arial"/>
+          <w:b w:val="0"/>
+          <w:i w:val="0"/>
+          <w:sz w:val="20"/>
+        </w:rPr>
+        <w:t xml:space="preserve"> Γ</w:t>
+      </w:r>
+      <w:r>
+        <w:rPr>
+          <w:rFonts w:ascii="Arial" w:hAnsi="Arial"/>
+          <w:b w:val="0"/>
+          <w:i w:val="0"/>
+          <w:sz w:val="20"/>
+          <w:vertAlign w:val="subscript"/>
+        </w:rPr>
+        <w:t>max</w:t>
+      </w:r>
+      <w:r>
+        <w:rPr>
+          <w:rFonts w:ascii="Arial" w:hAnsi="Arial"/>
+          <w:b w:val="0"/>
+          <w:i w:val="0"/>
+          <w:sz w:val="20"/>
+        </w:rPr>
+        <w:t xml:space="preserve"> 10³⁰ / N</w:t>
+      </w:r>
+      <w:r>
+        <w:rPr>
+          <w:rFonts w:ascii="Arial" w:hAnsi="Arial"/>
+          <w:b w:val="0"/>
+          <w:i w:val="0"/>
+          <w:sz w:val="20"/>
+          <w:vertAlign w:val="subscript"/>
+        </w:rPr>
+        <w:t>A</w:t>
+      </w:r>
+      <w:r>
+        <w:rPr>
+          <w:rFonts w:ascii="Arial" w:hAnsi="Arial"/>
+          <w:b w:val="0"/>
+          <w:i w:val="0"/>
+          <w:sz w:val="20"/>
+        </w:rPr>
+        <w:t>), saturation θ</w:t>
+      </w:r>
+      <w:r>
+        <w:rPr>
+          <w:rFonts w:ascii="Arial" w:hAnsi="Arial"/>
+          <w:b w:val="0"/>
+          <w:i w:val="0"/>
+          <w:sz w:val="20"/>
+          <w:vertAlign w:val="subscript"/>
+        </w:rPr>
+        <w:t>sat</w:t>
+      </w:r>
+      <w:r>
+        <w:rPr>
+          <w:rFonts w:ascii="Arial" w:hAnsi="Arial"/>
+          <w:b w:val="0"/>
+          <w:i w:val="0"/>
+          <w:sz w:val="20"/>
+        </w:rPr>
+        <w:t xml:space="preserve"> = m</w:t>
+      </w:r>
+      <w:r>
+        <w:rPr>
+          <w:rFonts w:ascii="Arial" w:hAnsi="Arial"/>
+          <w:b w:val="0"/>
+          <w:i w:val="0"/>
+          <w:sz w:val="20"/>
+          <w:vertAlign w:val="subscript"/>
+        </w:rPr>
+        <w:t>ads</w:t>
+      </w:r>
+      <w:r>
+        <w:rPr>
+          <w:rFonts w:ascii="Arial" w:hAnsi="Arial"/>
+          <w:b w:val="0"/>
+          <w:i w:val="0"/>
+          <w:sz w:val="20"/>
+        </w:rPr>
+        <w:t xml:space="preserve"> / (m̃</w:t>
+      </w:r>
+      <w:r>
+        <w:rPr>
+          <w:rFonts w:ascii="Arial" w:hAnsi="Arial"/>
+          <w:b w:val="0"/>
+          <w:i w:val="0"/>
+          <w:sz w:val="20"/>
+          <w:vertAlign w:val="subscript"/>
+        </w:rPr>
+        <w:t>max</w:t>
+      </w:r>
+      <w:r>
+        <w:rPr>
+          <w:rFonts w:ascii="Arial" w:hAnsi="Arial"/>
+          <w:b w:val="0"/>
+          <w:i w:val="0"/>
+          <w:sz w:val="20"/>
+        </w:rPr>
+        <w:t xml:space="preserve"> + 10⁻¹²), reaction orders n</w:t>
+      </w:r>
+      <w:r>
+        <w:rPr>
+          <w:rFonts w:ascii="Arial" w:hAnsi="Arial"/>
+          <w:b w:val="0"/>
+          <w:i w:val="0"/>
+          <w:sz w:val="20"/>
+          <w:vertAlign w:val="subscript"/>
+        </w:rPr>
+        <w:t>c</w:t>
+      </w:r>
+      <w:r>
+        <w:rPr>
+          <w:rFonts w:ascii="Arial" w:hAnsi="Arial"/>
+          <w:b w:val="0"/>
+          <w:i w:val="0"/>
+          <w:sz w:val="20"/>
+        </w:rPr>
+        <w:t xml:space="preserve"> = 2.0, n</w:t>
+      </w:r>
+      <w:r>
+        <w:rPr>
+          <w:rFonts w:ascii="Arial" w:hAnsi="Arial"/>
+          <w:b w:val="0"/>
+          <w:i w:val="0"/>
+          <w:sz w:val="20"/>
+          <w:vertAlign w:val="subscript"/>
+        </w:rPr>
+        <w:t>2</w:t>
+      </w:r>
+      <w:r>
+        <w:rPr>
+          <w:rFonts w:ascii="Arial" w:hAnsi="Arial"/>
+          <w:b w:val="0"/>
+          <w:i w:val="0"/>
+          <w:sz w:val="20"/>
+        </w:rPr>
+        <w:t xml:space="preserve"> = 2.0, and kinetic constants k</w:t>
+      </w:r>
+      <w:r>
+        <w:rPr>
+          <w:rFonts w:ascii="Arial" w:hAnsi="Arial"/>
+          <w:b w:val="0"/>
+          <w:i w:val="0"/>
+          <w:sz w:val="20"/>
+          <w:vertAlign w:val="subscript"/>
+        </w:rPr>
+        <w:t>n</w:t>
+      </w:r>
+      <w:r>
+        <w:rPr>
+          <w:rFonts w:ascii="Arial" w:hAnsi="Arial"/>
+          <w:b w:val="0"/>
+          <w:i w:val="0"/>
+          <w:sz w:val="20"/>
+        </w:rPr>
+        <w:t xml:space="preserve"> = 1.5×10⁻⁴ h⁻¹, k</w:t>
+      </w:r>
+      <w:r>
+        <w:rPr>
+          <w:rFonts w:ascii="Arial" w:hAnsi="Arial"/>
+          <w:b w:val="0"/>
+          <w:i w:val="0"/>
+          <w:sz w:val="20"/>
+          <w:vertAlign w:val="subscript"/>
+        </w:rPr>
+        <w:t>2</w:t>
+      </w:r>
+      <w:r>
+        <w:rPr>
+          <w:rFonts w:ascii="Arial" w:hAnsi="Arial"/>
+          <w:b w:val="0"/>
+          <w:i w:val="0"/>
+          <w:sz w:val="20"/>
+        </w:rPr>
+        <w:t xml:space="preserve"> = 2.8×10⁻² h⁻¹, k</w:t>
+      </w:r>
+      <w:r>
+        <w:rPr>
+          <w:rFonts w:ascii="Arial" w:hAnsi="Arial"/>
+          <w:b w:val="0"/>
+          <w:i w:val="0"/>
+          <w:sz w:val="20"/>
+          <w:vertAlign w:val="subscript"/>
+        </w:rPr>
+        <w:t>+</w:t>
+      </w:r>
+      <w:r>
+        <w:rPr>
+          <w:rFonts w:ascii="Arial" w:hAnsi="Arial"/>
+          <w:b w:val="0"/>
+          <w:i w:val="0"/>
+          <w:sz w:val="20"/>
+        </w:rPr>
+        <w:t xml:space="preserve"> = 1.2×10² h⁻¹. Initial conditions: φ</w:t>
+      </w:r>
+      <w:r>
+        <w:rPr>
+          <w:rFonts w:ascii="Arial" w:hAnsi="Arial"/>
+          <w:b w:val="0"/>
+          <w:i w:val="0"/>
+          <w:sz w:val="20"/>
+          <w:vertAlign w:val="subscript"/>
+        </w:rPr>
+        <w:t>dense</w:t>
+      </w:r>
+      <w:r>
+        <w:rPr>
+          <w:rFonts w:ascii="Arial" w:hAnsi="Arial"/>
+          <w:b w:val="0"/>
+          <w:i w:val="0"/>
+          <w:sz w:val="20"/>
+        </w:rPr>
+        <w:t>(0) = 0.60, P</w:t>
+      </w:r>
+      <w:r>
+        <w:rPr>
+          <w:rFonts w:ascii="Arial" w:hAnsi="Arial"/>
+          <w:b w:val="0"/>
+          <w:i w:val="0"/>
+          <w:sz w:val="20"/>
+          <w:vertAlign w:val="subscript"/>
+        </w:rPr>
+        <w:t>drop</w:t>
+      </w:r>
+      <w:r>
+        <w:rPr>
+          <w:rFonts w:ascii="Arial" w:hAnsi="Arial"/>
+          <w:b w:val="0"/>
+          <w:i w:val="0"/>
+          <w:sz w:val="20"/>
+        </w:rPr>
+        <w:t>(0) = 10⁻⁶, M</w:t>
+      </w:r>
+      <w:r>
+        <w:rPr>
+          <w:rFonts w:ascii="Arial" w:hAnsi="Arial"/>
+          <w:b w:val="0"/>
+          <w:i w:val="0"/>
+          <w:sz w:val="20"/>
+          <w:vertAlign w:val="subscript"/>
+        </w:rPr>
+        <w:t>drop</w:t>
+      </w:r>
+      <w:r>
+        <w:rPr>
+          <w:rFonts w:ascii="Arial" w:hAnsi="Arial"/>
+          <w:b w:val="0"/>
+          <w:i w:val="0"/>
+          <w:sz w:val="20"/>
+        </w:rPr>
+        <w:t>(0) = 0, m</w:t>
+      </w:r>
+      <w:r>
+        <w:rPr>
+          <w:rFonts w:ascii="Arial" w:hAnsi="Arial"/>
+          <w:b w:val="0"/>
+          <w:i w:val="0"/>
+          <w:sz w:val="20"/>
+          <w:vertAlign w:val="subscript"/>
+        </w:rPr>
+        <w:t>ads</w:t>
+      </w:r>
+      <w:r>
+        <w:rPr>
+          <w:rFonts w:ascii="Arial" w:hAnsi="Arial"/>
+          <w:b w:val="0"/>
+          <w:i w:val="0"/>
+          <w:sz w:val="20"/>
+        </w:rPr>
+        <w:t>(0) = 0. Solved using LSODA with rtol = 10⁻⁷, atol = 10⁻⁹. The system satisfies d(φ</w:t>
+      </w:r>
+      <w:r>
+        <w:rPr>
+          <w:rFonts w:ascii="Arial" w:hAnsi="Arial"/>
+          <w:b w:val="0"/>
+          <w:i w:val="0"/>
+          <w:sz w:val="20"/>
+          <w:vertAlign w:val="subscript"/>
+        </w:rPr>
+        <w:t>dense</w:t>
+      </w:r>
+      <w:r>
+        <w:rPr>
+          <w:rFonts w:ascii="Arial" w:hAnsi="Arial"/>
+          <w:b w:val="0"/>
+          <w:i w:val="0"/>
+          <w:sz w:val="20"/>
+        </w:rPr>
+        <w:t xml:space="preserve"> + M</w:t>
+      </w:r>
+      <w:r>
+        <w:rPr>
+          <w:rFonts w:ascii="Arial" w:hAnsi="Arial"/>
+          <w:b w:val="0"/>
+          <w:i w:val="0"/>
+          <w:sz w:val="20"/>
+          <w:vertAlign w:val="subscript"/>
+        </w:rPr>
+        <w:t>drop</w:t>
+      </w:r>
+      <w:r>
+        <w:rPr>
+          <w:rFonts w:ascii="Arial" w:hAnsi="Arial"/>
+          <w:b w:val="0"/>
+          <w:i w:val="0"/>
+          <w:sz w:val="20"/>
+        </w:rPr>
+        <w:t xml:space="preserve"> + m</w:t>
+      </w:r>
+      <w:r>
+        <w:rPr>
+          <w:rFonts w:ascii="Arial" w:hAnsi="Arial"/>
+          <w:b w:val="0"/>
+          <w:i w:val="0"/>
+          <w:sz w:val="20"/>
+          <w:vertAlign w:val="subscript"/>
+        </w:rPr>
+        <w:t>ads</w:t>
+      </w:r>
+      <w:r>
+        <w:rPr>
+          <w:rFonts w:ascii="Arial" w:hAnsi="Arial"/>
+          <w:b w:val="0"/>
+          <w:i w:val="0"/>
+          <w:sz w:val="20"/>
+        </w:rPr>
+        <w:t>)/dt = 0 to machine precision (&lt; 10⁻¹⁵). Solidification lag time is defined as: τ</w:t>
+      </w:r>
+      <w:r>
+        <w:rPr>
+          <w:rFonts w:ascii="Arial" w:hAnsi="Arial"/>
+          <w:b w:val="0"/>
+          <w:i w:val="0"/>
+          <w:sz w:val="20"/>
+          <w:vertAlign w:val="subscript"/>
+        </w:rPr>
+        <w:t>lag</w:t>
+      </w:r>
+      <w:r>
+        <w:rPr>
+          <w:rFonts w:ascii="Arial" w:hAnsi="Arial"/>
+          <w:b w:val="0"/>
+          <w:i w:val="0"/>
+          <w:sz w:val="20"/>
+        </w:rPr>
+        <w:t xml:space="preserve"> = inf { t : M</w:t>
+      </w:r>
+      <w:r>
+        <w:rPr>
+          <w:rFonts w:ascii="Arial" w:hAnsi="Arial"/>
+          <w:b w:val="0"/>
+          <w:i w:val="0"/>
+          <w:sz w:val="20"/>
+          <w:vertAlign w:val="subscript"/>
+        </w:rPr>
+        <w:t>drop</w:t>
+      </w:r>
+      <w:r>
+        <w:rPr>
+          <w:rFonts w:ascii="Arial" w:hAnsi="Arial"/>
+          <w:b w:val="0"/>
+          <w:i w:val="0"/>
+          <w:sz w:val="20"/>
+        </w:rPr>
+        <w:t>(t) ≥ 0.10 M</w:t>
+      </w:r>
+      <w:r>
+        <w:rPr>
+          <w:rFonts w:ascii="Arial" w:hAnsi="Arial"/>
+          <w:b w:val="0"/>
+          <w:i w:val="0"/>
+          <w:sz w:val="20"/>
+          <w:vertAlign w:val="subscript"/>
+        </w:rPr>
+        <w:t>control</w:t>
+      </w:r>
+      <w:r>
+        <w:rPr>
+          <w:rFonts w:ascii="Arial" w:hAnsi="Arial"/>
+          <w:b w:val="0"/>
+          <w:i w:val="0"/>
+          <w:sz w:val="20"/>
+        </w:rPr>
+        <w:t>(72 h) }.</w:t>
       </w:r>
     </w:p>
     <w:p>
@@ -4031,7 +10099,289 @@
         <w:spacing w:after="100"/>
       </w:pPr>
       <w:r>
-        <w:t>Variance-based global sensitivity analysis was performed over the 8 parameter distributions detailed in Table 3 (D = 8) using SALib (v1.5) under the Saltelli extension of the Sobol low-discrepancy sequence [20-22]. A scrambled quasi-random Sobol sequence of base sample size N_base = 1024 was generated with a declared pseudo-random seed (seed = 42). Without second-order cross terms (calc_second_order = False), the radial design generates N_eval = N_base × (D + 2) = 10240 total physical model evaluations, evaluated directly through the FH-VO cloud-point solver for T_cloud^app (a monotone bracketing scan with Brent refinement inside the Tc-to-65 °C window, and a smooth linear extrapolation of the coexistence residual g(T) when the root lies outside it, so the sensitivity response contains no clamp-induced discontinuity), the mass-conserving kinetic master equations for M_final, and the physiological (37 °C) wetting angle θ_c evaluated directly from the bulk binodal and the Langmuir surface grand potential (Section 3.4) for the same sample. First-order indices S_i and total-effect indices S_Ti were computed with the standard Saltelli-Jansen estimators [20-22]: S_i = ⟨B(AB_i - A)⟩ / V(Y) (Saltelli et al., 2010) and S_Ti = (1/2) ⟨(A - AB_i)²⟩ / V(Y) (Jansen, 1999). Confidence intervals at the 95% level were computed via 1000 bootstrap resamples. Numerical convergence was strictly computed from the nested dyadic sub-blocks N ∈ {128, 256, 512, 1024} without empirical interpolation or fitting.</w:t>
+        <w:rPr>
+          <w:rFonts w:ascii="Arial" w:hAnsi="Arial"/>
+          <w:b w:val="0"/>
+          <w:i w:val="0"/>
+          <w:sz w:val="20"/>
+        </w:rPr>
+        <w:t>Variance-based global sensitivity analysis was performed over the 8 parameter distributions detailed in Table 3 (D = 8) using SALib (v1.5) under the Saltelli extension of the Sobol low-discrepancy sequence [20-22]. A scrambled quasi-random Sobol sequence of base sample size N</w:t>
+      </w:r>
+      <w:r>
+        <w:rPr>
+          <w:rFonts w:ascii="Arial" w:hAnsi="Arial"/>
+          <w:b w:val="0"/>
+          <w:i w:val="0"/>
+          <w:sz w:val="20"/>
+          <w:vertAlign w:val="subscript"/>
+        </w:rPr>
+        <w:t>base</w:t>
+      </w:r>
+      <w:r>
+        <w:rPr>
+          <w:rFonts w:ascii="Arial" w:hAnsi="Arial"/>
+          <w:b w:val="0"/>
+          <w:i w:val="0"/>
+          <w:sz w:val="20"/>
+        </w:rPr>
+        <w:t xml:space="preserve"> = 1024 was generated with a declared pseudo-random seed (seed = 42). Without second-order cross terms (calc</w:t>
+      </w:r>
+      <w:r>
+        <w:rPr>
+          <w:rFonts w:ascii="Arial" w:hAnsi="Arial"/>
+          <w:b w:val="0"/>
+          <w:i w:val="0"/>
+          <w:sz w:val="20"/>
+          <w:vertAlign w:val="subscript"/>
+        </w:rPr>
+        <w:t>second,order</w:t>
+      </w:r>
+      <w:r>
+        <w:rPr>
+          <w:rFonts w:ascii="Arial" w:hAnsi="Arial"/>
+          <w:b w:val="0"/>
+          <w:i w:val="0"/>
+          <w:sz w:val="20"/>
+        </w:rPr>
+        <w:t xml:space="preserve"> = False), the radial design generates N</w:t>
+      </w:r>
+      <w:r>
+        <w:rPr>
+          <w:rFonts w:ascii="Arial" w:hAnsi="Arial"/>
+          <w:b w:val="0"/>
+          <w:i w:val="0"/>
+          <w:sz w:val="20"/>
+          <w:vertAlign w:val="subscript"/>
+        </w:rPr>
+        <w:t>eval</w:t>
+      </w:r>
+      <w:r>
+        <w:rPr>
+          <w:rFonts w:ascii="Arial" w:hAnsi="Arial"/>
+          <w:b w:val="0"/>
+          <w:i w:val="0"/>
+          <w:sz w:val="20"/>
+        </w:rPr>
+        <w:t xml:space="preserve"> = N</w:t>
+      </w:r>
+      <w:r>
+        <w:rPr>
+          <w:rFonts w:ascii="Arial" w:hAnsi="Arial"/>
+          <w:b w:val="0"/>
+          <w:i w:val="0"/>
+          <w:sz w:val="20"/>
+          <w:vertAlign w:val="subscript"/>
+        </w:rPr>
+        <w:t>base</w:t>
+      </w:r>
+      <w:r>
+        <w:rPr>
+          <w:rFonts w:ascii="Arial" w:hAnsi="Arial"/>
+          <w:b w:val="0"/>
+          <w:i w:val="0"/>
+          <w:sz w:val="20"/>
+        </w:rPr>
+        <w:t xml:space="preserve"> × (D + 2) = 10240 total physical model evaluations, evaluated directly through the FH-VO cloud-point solver for T</w:t>
+      </w:r>
+      <w:r>
+        <w:rPr>
+          <w:rFonts w:ascii="Arial" w:hAnsi="Arial"/>
+          <w:b w:val="0"/>
+          <w:i w:val="0"/>
+          <w:sz w:val="20"/>
+          <w:vertAlign w:val="subscript"/>
+        </w:rPr>
+        <w:t>cloud</w:t>
+      </w:r>
+      <w:r>
+        <w:rPr>
+          <w:rFonts w:ascii="Arial" w:hAnsi="Arial"/>
+          <w:b w:val="0"/>
+          <w:i w:val="0"/>
+          <w:sz w:val="20"/>
+          <w:vertAlign w:val="superscript"/>
+        </w:rPr>
+        <w:t>app</w:t>
+      </w:r>
+      <w:r>
+        <w:rPr>
+          <w:rFonts w:ascii="Arial" w:hAnsi="Arial"/>
+          <w:b w:val="0"/>
+          <w:i w:val="0"/>
+          <w:sz w:val="20"/>
+        </w:rPr>
+        <w:t xml:space="preserve"> (a monotone bracketing scan with Brent refinement inside the T</w:t>
+      </w:r>
+      <w:r>
+        <w:rPr>
+          <w:rFonts w:ascii="Arial" w:hAnsi="Arial"/>
+          <w:b w:val="0"/>
+          <w:i w:val="0"/>
+          <w:sz w:val="20"/>
+          <w:vertAlign w:val="subscript"/>
+        </w:rPr>
+        <w:t>c</w:t>
+      </w:r>
+      <w:r>
+        <w:rPr>
+          <w:rFonts w:ascii="Arial" w:hAnsi="Arial"/>
+          <w:b w:val="0"/>
+          <w:i w:val="0"/>
+          <w:sz w:val="20"/>
+        </w:rPr>
+        <w:t>-to-65 °C window, and a smooth linear extrapolation of the coexistence residual g(T) when the root lies outside it, so the sensitivity response contains no clamp-induced discontinuity), the mass-conserving kinetic master equations for M</w:t>
+      </w:r>
+      <w:r>
+        <w:rPr>
+          <w:rFonts w:ascii="Arial" w:hAnsi="Arial"/>
+          <w:b w:val="0"/>
+          <w:i w:val="0"/>
+          <w:sz w:val="20"/>
+          <w:vertAlign w:val="subscript"/>
+        </w:rPr>
+        <w:t>final</w:t>
+      </w:r>
+      <w:r>
+        <w:rPr>
+          <w:rFonts w:ascii="Arial" w:hAnsi="Arial"/>
+          <w:b w:val="0"/>
+          <w:i w:val="0"/>
+          <w:sz w:val="20"/>
+        </w:rPr>
+        <w:t>, and the physiological (37 °C) wetting angle θ</w:t>
+      </w:r>
+      <w:r>
+        <w:rPr>
+          <w:rFonts w:ascii="Arial" w:hAnsi="Arial"/>
+          <w:b w:val="0"/>
+          <w:i w:val="0"/>
+          <w:sz w:val="20"/>
+          <w:vertAlign w:val="subscript"/>
+        </w:rPr>
+        <w:t>c</w:t>
+      </w:r>
+      <w:r>
+        <w:rPr>
+          <w:rFonts w:ascii="Arial" w:hAnsi="Arial"/>
+          <w:b w:val="0"/>
+          <w:i w:val="0"/>
+          <w:sz w:val="20"/>
+        </w:rPr>
+        <w:t xml:space="preserve"> evaluated directly from the bulk binodal and the Langmuir surface grand potential (Section 3.4) for the same sample. First-order indices S</w:t>
+      </w:r>
+      <w:r>
+        <w:rPr>
+          <w:rFonts w:ascii="Arial" w:hAnsi="Arial"/>
+          <w:b w:val="0"/>
+          <w:i w:val="0"/>
+          <w:sz w:val="20"/>
+          <w:vertAlign w:val="subscript"/>
+        </w:rPr>
+        <w:t>i</w:t>
+      </w:r>
+      <w:r>
+        <w:rPr>
+          <w:rFonts w:ascii="Arial" w:hAnsi="Arial"/>
+          <w:b w:val="0"/>
+          <w:i w:val="0"/>
+          <w:sz w:val="20"/>
+        </w:rPr>
+        <w:t xml:space="preserve"> and total-effect indices S</w:t>
+      </w:r>
+      <w:r>
+        <w:rPr>
+          <w:rFonts w:ascii="Arial" w:hAnsi="Arial"/>
+          <w:b w:val="0"/>
+          <w:i w:val="0"/>
+          <w:sz w:val="20"/>
+          <w:vertAlign w:val="subscript"/>
+        </w:rPr>
+        <w:t>Ti</w:t>
+      </w:r>
+      <w:r>
+        <w:rPr>
+          <w:rFonts w:ascii="Arial" w:hAnsi="Arial"/>
+          <w:b w:val="0"/>
+          <w:i w:val="0"/>
+          <w:sz w:val="20"/>
+        </w:rPr>
+        <w:t xml:space="preserve"> were computed with the standard Saltelli-Jansen estimators [20-22]: S</w:t>
+      </w:r>
+      <w:r>
+        <w:rPr>
+          <w:rFonts w:ascii="Arial" w:hAnsi="Arial"/>
+          <w:b w:val="0"/>
+          <w:i w:val="0"/>
+          <w:sz w:val="20"/>
+          <w:vertAlign w:val="subscript"/>
+        </w:rPr>
+        <w:t>i</w:t>
+      </w:r>
+      <w:r>
+        <w:rPr>
+          <w:rFonts w:ascii="Arial" w:hAnsi="Arial"/>
+          <w:b w:val="0"/>
+          <w:i w:val="0"/>
+          <w:sz w:val="20"/>
+        </w:rPr>
+        <w:t xml:space="preserve"> = ⟨B(AB</w:t>
+      </w:r>
+      <w:r>
+        <w:rPr>
+          <w:rFonts w:ascii="Arial" w:hAnsi="Arial"/>
+          <w:b w:val="0"/>
+          <w:i w:val="0"/>
+          <w:sz w:val="20"/>
+          <w:vertAlign w:val="subscript"/>
+        </w:rPr>
+        <w:t>i</w:t>
+      </w:r>
+      <w:r>
+        <w:rPr>
+          <w:rFonts w:ascii="Arial" w:hAnsi="Arial"/>
+          <w:b w:val="0"/>
+          <w:i w:val="0"/>
+          <w:sz w:val="20"/>
+        </w:rPr>
+        <w:t xml:space="preserve"> - A)⟩ / V(Y) (Saltelli et al., 2010) and S</w:t>
+      </w:r>
+      <w:r>
+        <w:rPr>
+          <w:rFonts w:ascii="Arial" w:hAnsi="Arial"/>
+          <w:b w:val="0"/>
+          <w:i w:val="0"/>
+          <w:sz w:val="20"/>
+          <w:vertAlign w:val="subscript"/>
+        </w:rPr>
+        <w:t>Ti</w:t>
+      </w:r>
+      <w:r>
+        <w:rPr>
+          <w:rFonts w:ascii="Arial" w:hAnsi="Arial"/>
+          <w:b w:val="0"/>
+          <w:i w:val="0"/>
+          <w:sz w:val="20"/>
+        </w:rPr>
+        <w:t xml:space="preserve"> = (1/2) ⟨(A - AB</w:t>
+      </w:r>
+      <w:r>
+        <w:rPr>
+          <w:rFonts w:ascii="Arial" w:hAnsi="Arial"/>
+          <w:b w:val="0"/>
+          <w:i w:val="0"/>
+          <w:sz w:val="20"/>
+          <w:vertAlign w:val="subscript"/>
+        </w:rPr>
+        <w:t>i</w:t>
+      </w:r>
+      <w:r>
+        <w:rPr>
+          <w:rFonts w:ascii="Arial" w:hAnsi="Arial"/>
+          <w:b w:val="0"/>
+          <w:i w:val="0"/>
+          <w:sz w:val="20"/>
+        </w:rPr>
+        <w:t>)²⟩ / V(Y) (Jansen, 1999). Confidence intervals at the 95% level were computed via 1000 bootstrap resamples. Numerical convergence was strictly computed from the nested dyadic sub-blocks N ∈ {128, 256, 512, 1024} without empirical interpolation or fitting.</w:t>
       </w:r>
     </w:p>
     <w:p>
@@ -4079,6 +10429,7 @@
               <w:rPr>
                 <w:rFonts w:ascii="Arial" w:hAnsi="Arial"/>
                 <w:b/>
+                <w:i w:val="0"/>
                 <w:sz w:val="17"/>
               </w:rPr>
               <w:t>Parameter</w:t>
@@ -4104,6 +10455,7 @@
               <w:rPr>
                 <w:rFonts w:ascii="Arial" w:hAnsi="Arial"/>
                 <w:b/>
+                <w:i w:val="0"/>
                 <w:sz w:val="17"/>
               </w:rPr>
               <w:t>Symbol</w:t>
@@ -4129,6 +10481,7 @@
               <w:rPr>
                 <w:rFonts w:ascii="Arial" w:hAnsi="Arial"/>
                 <w:b/>
+                <w:i w:val="0"/>
                 <w:sz w:val="17"/>
               </w:rPr>
               <w:t>Distribution</w:t>
@@ -4154,6 +10507,7 @@
               <w:rPr>
                 <w:rFonts w:ascii="Arial" w:hAnsi="Arial"/>
                 <w:b/>
+                <w:i w:val="0"/>
                 <w:sz w:val="17"/>
               </w:rPr>
               <w:t>Range [Min, Max]</w:t>
@@ -4179,6 +10533,7 @@
               <w:rPr>
                 <w:rFonts w:ascii="Arial" w:hAnsi="Arial"/>
                 <w:b/>
+                <w:i w:val="0"/>
                 <w:sz w:val="17"/>
               </w:rPr>
               <w:t>Physical Justification &amp; Conversion</w:t>
@@ -4205,6 +10560,8 @@
             <w:r>
               <w:rPr>
                 <w:rFonts w:ascii="Arial" w:hAnsi="Arial"/>
+                <w:b w:val="0"/>
+                <w:i w:val="0"/>
                 <w:sz w:val="17"/>
               </w:rPr>
               <w:t>Effective Segment Index</w:t>
@@ -4229,9 +10586,21 @@
             <w:r>
               <w:rPr>
                 <w:rFonts w:ascii="Arial" w:hAnsi="Arial"/>
+                <w:b w:val="0"/>
+                <w:i w:val="0"/>
                 <w:sz w:val="17"/>
               </w:rPr>
-              <w:t>N_eff</w:t>
+              <w:t>N</w:t>
+            </w:r>
+            <w:r>
+              <w:rPr>
+                <w:rFonts w:ascii="Arial" w:hAnsi="Arial"/>
+                <w:b w:val="0"/>
+                <w:i w:val="0"/>
+                <w:sz w:val="17"/>
+                <w:vertAlign w:val="subscript"/>
+              </w:rPr>
+              <w:t>eff</w:t>
             </w:r>
           </w:p>
         </w:tc>
@@ -4253,6 +10622,8 @@
             <w:r>
               <w:rPr>
                 <w:rFonts w:ascii="Arial" w:hAnsi="Arial"/>
+                <w:b w:val="0"/>
+                <w:i w:val="0"/>
                 <w:sz w:val="17"/>
               </w:rPr>
               <w:t>Uniform</w:t>
@@ -4277,6 +10648,8 @@
             <w:r>
               <w:rPr>
                 <w:rFonts w:ascii="Arial" w:hAnsi="Arial"/>
+                <w:b w:val="0"/>
+                <w:i w:val="0"/>
                 <w:sz w:val="17"/>
               </w:rPr>
               <w:t>[6.0, 18.0]</w:t>
@@ -4301,6 +10674,8 @@
             <w:r>
               <w:rPr>
                 <w:rFonts w:ascii="Arial" w:hAnsi="Arial"/>
+                <w:b w:val="0"/>
+                <w:i w:val="0"/>
                 <w:sz w:val="17"/>
               </w:rPr>
               <w:t>Variation in IDP coarse-grained persistence length</w:t>
@@ -4326,6 +10701,8 @@
             <w:r>
               <w:rPr>
                 <w:rFonts w:ascii="Arial" w:hAnsi="Arial"/>
+                <w:b w:val="0"/>
+                <w:i w:val="0"/>
                 <w:sz w:val="17"/>
               </w:rPr>
               <w:t>Thermal LCST Slope</w:t>
@@ -4349,6 +10726,8 @@
             <w:r>
               <w:rPr>
                 <w:rFonts w:ascii="Arial" w:hAnsi="Arial"/>
+                <w:b w:val="0"/>
+                <w:i w:val="0"/>
                 <w:sz w:val="17"/>
               </w:rPr>
               <w:t>β</w:t>
@@ -4372,6 +10751,8 @@
             <w:r>
               <w:rPr>
                 <w:rFonts w:ascii="Arial" w:hAnsi="Arial"/>
+                <w:b w:val="0"/>
+                <w:i w:val="0"/>
                 <w:sz w:val="17"/>
               </w:rPr>
               <w:t>Uniform</w:t>
@@ -4395,6 +10776,8 @@
             <w:r>
               <w:rPr>
                 <w:rFonts w:ascii="Arial" w:hAnsi="Arial"/>
+                <w:b w:val="0"/>
+                <w:i w:val="0"/>
                 <w:sz w:val="17"/>
               </w:rPr>
               <w:t>[0.005, 0.015] K⁻¹</w:t>
@@ -4418,6 +10801,8 @@
             <w:r>
               <w:rPr>
                 <w:rFonts w:ascii="Arial" w:hAnsi="Arial"/>
+                <w:b w:val="0"/>
+                <w:i w:val="0"/>
                 <w:sz w:val="17"/>
               </w:rPr>
               <w:t>Uncertainty in hydrophobic desolvation entropy</w:t>
@@ -4444,6 +10829,8 @@
             <w:r>
               <w:rPr>
                 <w:rFonts w:ascii="Arial" w:hAnsi="Arial"/>
+                <w:b w:val="0"/>
+                <w:i w:val="0"/>
                 <w:sz w:val="17"/>
               </w:rPr>
               <w:t>Parameterized Critical Temp.</w:t>
@@ -4468,9 +10855,21 @@
             <w:r>
               <w:rPr>
                 <w:rFonts w:ascii="Arial" w:hAnsi="Arial"/>
+                <w:b w:val="0"/>
+                <w:i w:val="0"/>
                 <w:sz w:val="17"/>
               </w:rPr>
-              <w:t>T_c</w:t>
+              <w:t>T</w:t>
+            </w:r>
+            <w:r>
+              <w:rPr>
+                <w:rFonts w:ascii="Arial" w:hAnsi="Arial"/>
+                <w:b w:val="0"/>
+                <w:i w:val="0"/>
+                <w:sz w:val="17"/>
+                <w:vertAlign w:val="subscript"/>
+              </w:rPr>
+              <w:t>c</w:t>
             </w:r>
           </w:p>
         </w:tc>
@@ -4492,6 +10891,8 @@
             <w:r>
               <w:rPr>
                 <w:rFonts w:ascii="Arial" w:hAnsi="Arial"/>
+                <w:b w:val="0"/>
+                <w:i w:val="0"/>
                 <w:sz w:val="17"/>
               </w:rPr>
               <w:t>Uniform</w:t>
@@ -4516,6 +10917,8 @@
             <w:r>
               <w:rPr>
                 <w:rFonts w:ascii="Arial" w:hAnsi="Arial"/>
+                <w:b w:val="0"/>
+                <w:i w:val="0"/>
                 <w:sz w:val="17"/>
               </w:rPr>
               <w:t>[275.15, 287.15] K</w:t>
@@ -4540,6 +10943,8 @@
             <w:r>
               <w:rPr>
                 <w:rFonts w:ascii="Arial" w:hAnsi="Arial"/>
+                <w:b w:val="0"/>
+                <w:i w:val="0"/>
                 <w:sz w:val="17"/>
               </w:rPr>
               <w:t>Experimental onset range across buffer conditions</w:t>
@@ -4565,6 +10970,8 @@
             <w:r>
               <w:rPr>
                 <w:rFonts w:ascii="Arial" w:hAnsi="Arial"/>
+                <w:b w:val="0"/>
+                <w:i w:val="0"/>
                 <w:sz w:val="17"/>
               </w:rPr>
               <w:t>Adsorption Free Energy</w:t>
@@ -4588,9 +10995,21 @@
             <w:r>
               <w:rPr>
                 <w:rFonts w:ascii="Arial" w:hAnsi="Arial"/>
+                <w:b w:val="0"/>
+                <w:i w:val="0"/>
                 <w:sz w:val="17"/>
               </w:rPr>
-              <w:t>ΔG_ads</w:t>
+              <w:t>ΔG</w:t>
+            </w:r>
+            <w:r>
+              <w:rPr>
+                <w:rFonts w:ascii="Arial" w:hAnsi="Arial"/>
+                <w:b w:val="0"/>
+                <w:i w:val="0"/>
+                <w:sz w:val="17"/>
+                <w:vertAlign w:val="subscript"/>
+              </w:rPr>
+              <w:t>ads</w:t>
             </w:r>
           </w:p>
         </w:tc>
@@ -4611,6 +11030,8 @@
             <w:r>
               <w:rPr>
                 <w:rFonts w:ascii="Arial" w:hAnsi="Arial"/>
+                <w:b w:val="0"/>
+                <w:i w:val="0"/>
                 <w:sz w:val="17"/>
               </w:rPr>
               <w:t>Uniform</w:t>
@@ -4634,6 +11055,8 @@
             <w:r>
               <w:rPr>
                 <w:rFonts w:ascii="Arial" w:hAnsi="Arial"/>
+                <w:b w:val="0"/>
+                <w:i w:val="0"/>
                 <w:sz w:val="17"/>
               </w:rPr>
               <w:t>[-10.0, -3.0] kcal/mol</w:t>
@@ -4657,6 +11080,8 @@
             <w:r>
               <w:rPr>
                 <w:rFonts w:ascii="Arial" w:hAnsi="Arial"/>
+                <w:b w:val="0"/>
+                <w:i w:val="0"/>
                 <w:sz w:val="17"/>
               </w:rPr>
               <w:t>Encompasses weak to strong 2D nanomaterial binding</w:t>
@@ -4683,6 +11108,8 @@
             <w:r>
               <w:rPr>
                 <w:rFonts w:ascii="Arial" w:hAnsi="Arial"/>
+                <w:b w:val="0"/>
+                <w:i w:val="0"/>
                 <w:sz w:val="17"/>
               </w:rPr>
               <w:t>Interfacial Area Density</w:t>
@@ -4707,9 +11134,21 @@
             <w:r>
               <w:rPr>
                 <w:rFonts w:ascii="Arial" w:hAnsi="Arial"/>
+                <w:b w:val="0"/>
+                <w:i w:val="0"/>
                 <w:sz w:val="17"/>
               </w:rPr>
-              <w:t>a_s</w:t>
+              <w:t>a</w:t>
+            </w:r>
+            <w:r>
+              <w:rPr>
+                <w:rFonts w:ascii="Arial" w:hAnsi="Arial"/>
+                <w:b w:val="0"/>
+                <w:i w:val="0"/>
+                <w:sz w:val="17"/>
+                <w:vertAlign w:val="subscript"/>
+              </w:rPr>
+              <w:t>s</w:t>
             </w:r>
           </w:p>
         </w:tc>
@@ -4731,6 +11170,8 @@
             <w:r>
               <w:rPr>
                 <w:rFonts w:ascii="Arial" w:hAnsi="Arial"/>
+                <w:b w:val="0"/>
+                <w:i w:val="0"/>
                 <w:sz w:val="17"/>
               </w:rPr>
               <w:t>Uniform</w:t>
@@ -4755,6 +11196,8 @@
             <w:r>
               <w:rPr>
                 <w:rFonts w:ascii="Arial" w:hAnsi="Arial"/>
+                <w:b w:val="0"/>
+                <w:i w:val="0"/>
                 <w:sz w:val="17"/>
               </w:rPr>
               <w:t>[5.0×10⁻⁶, 1.0×10⁻⁴] nm⁻¹</w:t>
@@ -4779,9 +11222,30 @@
             <w:r>
               <w:rPr>
                 <w:rFonts w:ascii="Arial" w:hAnsi="Arial"/>
+                <w:b w:val="0"/>
+                <w:i w:val="0"/>
                 <w:sz w:val="17"/>
               </w:rPr>
-              <w:t>Corresponds to C_nano in [5, 100] µg/mL for SSA ~ 1000 m²/g</w:t>
+              <w:t>Corresponds to C</w:t>
+            </w:r>
+            <w:r>
+              <w:rPr>
+                <w:rFonts w:ascii="Arial" w:hAnsi="Arial"/>
+                <w:b w:val="0"/>
+                <w:i w:val="0"/>
+                <w:sz w:val="17"/>
+                <w:vertAlign w:val="subscript"/>
+              </w:rPr>
+              <w:t>nano</w:t>
+            </w:r>
+            <w:r>
+              <w:rPr>
+                <w:rFonts w:ascii="Arial" w:hAnsi="Arial"/>
+                <w:b w:val="0"/>
+                <w:i w:val="0"/>
+                <w:sz w:val="17"/>
+              </w:rPr>
+              <w:t xml:space="preserve"> in [5, 100] µg/mL for SSA ~ 1000 m²/g</w:t>
             </w:r>
           </w:p>
         </w:tc>
@@ -4804,6 +11268,8 @@
             <w:r>
               <w:rPr>
                 <w:rFonts w:ascii="Arial" w:hAnsi="Arial"/>
+                <w:b w:val="0"/>
+                <w:i w:val="0"/>
                 <w:sz w:val="17"/>
               </w:rPr>
               <w:t>Ionic Strength</w:t>
@@ -4827,6 +11293,8 @@
             <w:r>
               <w:rPr>
                 <w:rFonts w:ascii="Arial" w:hAnsi="Arial"/>
+                <w:b w:val="0"/>
+                <w:i w:val="0"/>
                 <w:sz w:val="17"/>
               </w:rPr>
               <w:t>I</w:t>
@@ -4850,6 +11318,8 @@
             <w:r>
               <w:rPr>
                 <w:rFonts w:ascii="Arial" w:hAnsi="Arial"/>
+                <w:b w:val="0"/>
+                <w:i w:val="0"/>
                 <w:sz w:val="17"/>
               </w:rPr>
               <w:t>Uniform</w:t>
@@ -4873,6 +11343,8 @@
             <w:r>
               <w:rPr>
                 <w:rFonts w:ascii="Arial" w:hAnsi="Arial"/>
+                <w:b w:val="0"/>
+                <w:i w:val="0"/>
                 <w:sz w:val="17"/>
               </w:rPr>
               <w:t>[0.05, 0.35] M</w:t>
@@ -4896,6 +11368,8 @@
             <w:r>
               <w:rPr>
                 <w:rFonts w:ascii="Arial" w:hAnsi="Arial"/>
+                <w:b w:val="0"/>
+                <w:i w:val="0"/>
                 <w:sz w:val="17"/>
               </w:rPr>
               <w:t>Sub-physiological to hyper-osmotic salt screening</w:t>
@@ -4922,6 +11396,8 @@
             <w:r>
               <w:rPr>
                 <w:rFonts w:ascii="Arial" w:hAnsi="Arial"/>
+                <w:b w:val="0"/>
+                <w:i w:val="0"/>
                 <w:sz w:val="17"/>
               </w:rPr>
               <w:t>Coupling Anchoring Factor</w:t>
@@ -4946,9 +11422,21 @@
             <w:r>
               <w:rPr>
                 <w:rFonts w:ascii="Arial" w:hAnsi="Arial"/>
+                <w:b w:val="0"/>
+                <w:i w:val="0"/>
                 <w:sz w:val="17"/>
               </w:rPr>
-              <w:t>η_eff</w:t>
+              <w:t>η</w:t>
+            </w:r>
+            <w:r>
+              <w:rPr>
+                <w:rFonts w:ascii="Arial" w:hAnsi="Arial"/>
+                <w:b w:val="0"/>
+                <w:i w:val="0"/>
+                <w:sz w:val="17"/>
+                <w:vertAlign w:val="subscript"/>
+              </w:rPr>
+              <w:t>eff</w:t>
             </w:r>
           </w:p>
         </w:tc>
@@ -4970,6 +11458,8 @@
             <w:r>
               <w:rPr>
                 <w:rFonts w:ascii="Arial" w:hAnsi="Arial"/>
+                <w:b w:val="0"/>
+                <w:i w:val="0"/>
                 <w:sz w:val="17"/>
               </w:rPr>
               <w:t>Uniform</w:t>
@@ -4994,6 +11484,8 @@
             <w:r>
               <w:rPr>
                 <w:rFonts w:ascii="Arial" w:hAnsi="Arial"/>
+                <w:b w:val="0"/>
+                <w:i w:val="0"/>
                 <w:sz w:val="17"/>
               </w:rPr>
               <w:t>[0.10×10⁻³, 0.35×10⁻³]</w:t>
@@ -5018,6 +11510,8 @@
             <w:r>
               <w:rPr>
                 <w:rFonts w:ascii="Arial" w:hAnsi="Arial"/>
+                <w:b w:val="0"/>
+                <w:i w:val="0"/>
                 <w:sz w:val="17"/>
               </w:rPr>
               <w:t>Uncertainty in diffuse interfacial anchoring factor</w:t>
@@ -5043,6 +11537,8 @@
             <w:r>
               <w:rPr>
                 <w:rFonts w:ascii="Arial" w:hAnsi="Arial"/>
+                <w:b w:val="0"/>
+                <w:i w:val="0"/>
                 <w:sz w:val="17"/>
               </w:rPr>
               <w:t>Extraction Rate Constant</w:t>
@@ -5066,9 +11562,21 @@
             <w:r>
               <w:rPr>
                 <w:rFonts w:ascii="Arial" w:hAnsi="Arial"/>
+                <w:b w:val="0"/>
+                <w:i w:val="0"/>
                 <w:sz w:val="17"/>
               </w:rPr>
-              <w:t>k_ext</w:t>
+              <w:t>k</w:t>
+            </w:r>
+            <w:r>
+              <w:rPr>
+                <w:rFonts w:ascii="Arial" w:hAnsi="Arial"/>
+                <w:b w:val="0"/>
+                <w:i w:val="0"/>
+                <w:sz w:val="17"/>
+                <w:vertAlign w:val="subscript"/>
+              </w:rPr>
+              <w:t>ext</w:t>
             </w:r>
           </w:p>
         </w:tc>
@@ -5089,6 +11597,8 @@
             <w:r>
               <w:rPr>
                 <w:rFonts w:ascii="Arial" w:hAnsi="Arial"/>
+                <w:b w:val="0"/>
+                <w:i w:val="0"/>
                 <w:sz w:val="17"/>
               </w:rPr>
               <w:t>Uniform</w:t>
@@ -5112,6 +11622,8 @@
             <w:r>
               <w:rPr>
                 <w:rFonts w:ascii="Arial" w:hAnsi="Arial"/>
+                <w:b w:val="0"/>
+                <w:i w:val="0"/>
                 <w:sz w:val="17"/>
               </w:rPr>
               <w:t>[0.20, 2.50] h⁻¹</w:t>
@@ -5135,6 +11647,8 @@
             <w:r>
               <w:rPr>
                 <w:rFonts w:ascii="Arial" w:hAnsi="Arial"/>
+                <w:b w:val="0"/>
+                <w:i w:val="0"/>
                 <w:sz w:val="17"/>
               </w:rPr>
               <w:t>Diffusion-collision rate variation across nanosheet sizes</w:t>
@@ -5166,7 +11680,32 @@
         <w:spacing w:after="100"/>
       </w:pPr>
       <w:r>
-        <w:t>In this study, we developed a unified statistical-thermodynamic and kinetic framework coupling Flory-Huggins-Voorn-Overbeek polymer theory, Langmuir interfacial adsorption mass balance, Cahn-Hilliard wetting theory, and mass-conserving master equations to elucidate the physical mechanisms governing Tau condensate modulation by 2D nanomaterial interfaces. The core theoretical insight is that 2D interface-mediated phase suppression operates through area-density-driven monomer sequestration that shifts the apparent bulk state point without altering intrinsic macromolecular interaction energetics (∂χ/∂a_s = 0). This mass-balance mechanism offers a general soft-matter explanation for how high-surface-area nanosheets can alter biomolecular condensation thresholds.</w:t>
+        <w:rPr>
+          <w:rFonts w:ascii="Arial" w:hAnsi="Arial"/>
+          <w:b w:val="0"/>
+          <w:i w:val="0"/>
+          <w:sz w:val="20"/>
+        </w:rPr>
+        <w:t>In this study, we developed a unified statistical-thermodynamic and kinetic framework coupling Flory-Huggins-Voorn-Overbeek polymer theory, Langmuir interfacial adsorption mass balance, Cahn-Hilliard wetting theory, and mass-conserving master equations to elucidate the physical mechanisms governing Tau condensate modulation by 2D nanomaterial interfaces. The core theoretical insight is that 2D interface-mediated phase suppression operates through area-density-driven monomer sequestration that shifts the apparent bulk state point without altering intrinsic macromolecular interaction energetics (∂χ/∂a</w:t>
+      </w:r>
+      <w:r>
+        <w:rPr>
+          <w:rFonts w:ascii="Arial" w:hAnsi="Arial"/>
+          <w:b w:val="0"/>
+          <w:i w:val="0"/>
+          <w:sz w:val="20"/>
+          <w:vertAlign w:val="subscript"/>
+        </w:rPr>
+        <w:t>s</w:t>
+      </w:r>
+      <w:r>
+        <w:rPr>
+          <w:rFonts w:ascii="Arial" w:hAnsi="Arial"/>
+          <w:b w:val="0"/>
+          <w:i w:val="0"/>
+          <w:sz w:val="20"/>
+        </w:rPr>
+        <w:t xml:space="preserve"> = 0). This mass-balance mechanism offers a general soft-matter explanation for how high-surface-area nanosheets can alter biomolecular condensation thresholds.</w:t>
       </w:r>
     </w:p>
     <w:p>
@@ -5174,7 +11713,89 @@
         <w:spacing w:after="100"/>
       </w:pPr>
       <w:r>
-        <w:t>By mapping the interfacial parameter landscape, we demonstrated that the physical outcome is governed continuously by the interfacial area density a_s and the standard adsorption free energy ΔG_ads. The literature-informed borophene-like and MXene-like scenarios serve as illustrative physical archetypes: high-affinity biointerfaces (ΔG_ads ≈ -7.8 kcal/mol) can fully dissolve condensates across physiological and room temperatures and deplete ~60% of free monomers at 37 °C, whereas moderate-affinity interfaces (ΔG_ads ≈ -5.2 kcal/mol) produce only partial depletion, leaving stable condensates intact. Furthermore, under fixed aggregation rate laws, interfacial extraction extends the lag time of autocatalytic secondary nucleation and arrests overall fibril accumulation.</w:t>
+        <w:rPr>
+          <w:rFonts w:ascii="Arial" w:hAnsi="Arial"/>
+          <w:b w:val="0"/>
+          <w:i w:val="0"/>
+          <w:sz w:val="20"/>
+        </w:rPr>
+        <w:t>By mapping the interfacial parameter landscape, we demonstrated that the physical outcome is governed continuously by the interfacial area density a</w:t>
+      </w:r>
+      <w:r>
+        <w:rPr>
+          <w:rFonts w:ascii="Arial" w:hAnsi="Arial"/>
+          <w:b w:val="0"/>
+          <w:i w:val="0"/>
+          <w:sz w:val="20"/>
+          <w:vertAlign w:val="subscript"/>
+        </w:rPr>
+        <w:t>s</w:t>
+      </w:r>
+      <w:r>
+        <w:rPr>
+          <w:rFonts w:ascii="Arial" w:hAnsi="Arial"/>
+          <w:b w:val="0"/>
+          <w:i w:val="0"/>
+          <w:sz w:val="20"/>
+        </w:rPr>
+        <w:t xml:space="preserve"> and the standard adsorption free energy ΔG</w:t>
+      </w:r>
+      <w:r>
+        <w:rPr>
+          <w:rFonts w:ascii="Arial" w:hAnsi="Arial"/>
+          <w:b w:val="0"/>
+          <w:i w:val="0"/>
+          <w:sz w:val="20"/>
+          <w:vertAlign w:val="subscript"/>
+        </w:rPr>
+        <w:t>ads</w:t>
+      </w:r>
+      <w:r>
+        <w:rPr>
+          <w:rFonts w:ascii="Arial" w:hAnsi="Arial"/>
+          <w:b w:val="0"/>
+          <w:i w:val="0"/>
+          <w:sz w:val="20"/>
+        </w:rPr>
+        <w:t>. The literature-informed borophene-like and MXene-like scenarios serve as illustrative physical archetypes: high-affinity biointerfaces (ΔG</w:t>
+      </w:r>
+      <w:r>
+        <w:rPr>
+          <w:rFonts w:ascii="Arial" w:hAnsi="Arial"/>
+          <w:b w:val="0"/>
+          <w:i w:val="0"/>
+          <w:sz w:val="20"/>
+          <w:vertAlign w:val="subscript"/>
+        </w:rPr>
+        <w:t>ads</w:t>
+      </w:r>
+      <w:r>
+        <w:rPr>
+          <w:rFonts w:ascii="Arial" w:hAnsi="Arial"/>
+          <w:b w:val="0"/>
+          <w:i w:val="0"/>
+          <w:sz w:val="20"/>
+        </w:rPr>
+        <w:t xml:space="preserve"> ≈ -7.8 kcal/mol) can fully dissolve condensates across physiological and room temperatures and deplete ~60% of free monomers at 37 °C, whereas moderate-affinity interfaces (ΔG</w:t>
+      </w:r>
+      <w:r>
+        <w:rPr>
+          <w:rFonts w:ascii="Arial" w:hAnsi="Arial"/>
+          <w:b w:val="0"/>
+          <w:i w:val="0"/>
+          <w:sz w:val="20"/>
+          <w:vertAlign w:val="subscript"/>
+        </w:rPr>
+        <w:t>ads</w:t>
+      </w:r>
+      <w:r>
+        <w:rPr>
+          <w:rFonts w:ascii="Arial" w:hAnsi="Arial"/>
+          <w:b w:val="0"/>
+          <w:i w:val="0"/>
+          <w:sz w:val="20"/>
+        </w:rPr>
+        <w:t xml:space="preserve"> ≈ -5.2 kcal/mol) produce only partial depletion, leaving stable condensates intact. Furthermore, under fixed aggregation rate laws, interfacial extraction extends the lag time of autocatalytic secondary nucleation and arrests overall fibril accumulation.</w:t>
       </w:r>
     </w:p>
     <w:p>
@@ -5182,7 +11803,118 @@
         <w:spacing w:after="100"/>
       </w:pPr>
       <w:r>
-        <w:t>Importantly, our framework establishes quantitative, prospectively falsifiable predictions for future experimental studies: (1) In spectroturbidimetric cloud-point assays of Tau K18, the upward shift in T_cloud^app should scale linearly with total accessible nanomaterial surface area (a_s = SSA · C_nano), meaning that heavily restacked materials with lower BET areas will require proportionally higher mass loadings to achieve equivalent phase dissolution. (2) Sessile condensate droplet contact angle goniometry on passivated 2D substrates should reveal partial wetting regimes (θ_c ≈ 50°–80°) governed by the balance between capillary tension (γ_LL ≈ 1.6 µN/m) and adsorption grand potential excess. (3) In time-resolved ThT fluorescence kinetics, 2D nanosheet addition should retard the secondary nucleation lag phase without altering the characteristic fibril elongation rate.</w:t>
+        <w:rPr>
+          <w:rFonts w:ascii="Arial" w:hAnsi="Arial"/>
+          <w:b w:val="0"/>
+          <w:i w:val="0"/>
+          <w:sz w:val="20"/>
+        </w:rPr>
+        <w:t>Importantly, our framework establishes quantitative, prospectively falsifiable predictions for future experimental studies: (1) In spectroturbidimetric cloud-point assays of Tau K18, the upward shift in T</w:t>
+      </w:r>
+      <w:r>
+        <w:rPr>
+          <w:rFonts w:ascii="Arial" w:hAnsi="Arial"/>
+          <w:b w:val="0"/>
+          <w:i w:val="0"/>
+          <w:sz w:val="20"/>
+          <w:vertAlign w:val="subscript"/>
+        </w:rPr>
+        <w:t>cloud</w:t>
+      </w:r>
+      <w:r>
+        <w:rPr>
+          <w:rFonts w:ascii="Arial" w:hAnsi="Arial"/>
+          <w:b w:val="0"/>
+          <w:i w:val="0"/>
+          <w:sz w:val="20"/>
+          <w:vertAlign w:val="superscript"/>
+        </w:rPr>
+        <w:t>app</w:t>
+      </w:r>
+      <w:r>
+        <w:rPr>
+          <w:rFonts w:ascii="Arial" w:hAnsi="Arial"/>
+          <w:b w:val="0"/>
+          <w:i w:val="0"/>
+          <w:sz w:val="20"/>
+        </w:rPr>
+        <w:t xml:space="preserve"> should scale linearly with total accessible nanomaterial surface area (a</w:t>
+      </w:r>
+      <w:r>
+        <w:rPr>
+          <w:rFonts w:ascii="Arial" w:hAnsi="Arial"/>
+          <w:b w:val="0"/>
+          <w:i w:val="0"/>
+          <w:sz w:val="20"/>
+          <w:vertAlign w:val="subscript"/>
+        </w:rPr>
+        <w:t>s</w:t>
+      </w:r>
+      <w:r>
+        <w:rPr>
+          <w:rFonts w:ascii="Arial" w:hAnsi="Arial"/>
+          <w:b w:val="0"/>
+          <w:i w:val="0"/>
+          <w:sz w:val="20"/>
+        </w:rPr>
+        <w:t xml:space="preserve"> = SSA · C</w:t>
+      </w:r>
+      <w:r>
+        <w:rPr>
+          <w:rFonts w:ascii="Arial" w:hAnsi="Arial"/>
+          <w:b w:val="0"/>
+          <w:i w:val="0"/>
+          <w:sz w:val="20"/>
+          <w:vertAlign w:val="subscript"/>
+        </w:rPr>
+        <w:t>nano</w:t>
+      </w:r>
+      <w:r>
+        <w:rPr>
+          <w:rFonts w:ascii="Arial" w:hAnsi="Arial"/>
+          <w:b w:val="0"/>
+          <w:i w:val="0"/>
+          <w:sz w:val="20"/>
+        </w:rPr>
+        <w:t>), meaning that heavily restacked materials with lower BET areas will require proportionally higher mass loadings to achieve equivalent phase dissolution. (2) Sessile condensate droplet contact angle goniometry on passivated 2D substrates should reveal partial wetting regimes (θ</w:t>
+      </w:r>
+      <w:r>
+        <w:rPr>
+          <w:rFonts w:ascii="Arial" w:hAnsi="Arial"/>
+          <w:b w:val="0"/>
+          <w:i w:val="0"/>
+          <w:sz w:val="20"/>
+          <w:vertAlign w:val="subscript"/>
+        </w:rPr>
+        <w:t>c</w:t>
+      </w:r>
+      <w:r>
+        <w:rPr>
+          <w:rFonts w:ascii="Arial" w:hAnsi="Arial"/>
+          <w:b w:val="0"/>
+          <w:i w:val="0"/>
+          <w:sz w:val="20"/>
+        </w:rPr>
+        <w:t xml:space="preserve"> ≈ 50°–80°) governed by the balance between capillary tension (γ</w:t>
+      </w:r>
+      <w:r>
+        <w:rPr>
+          <w:rFonts w:ascii="Arial" w:hAnsi="Arial"/>
+          <w:b w:val="0"/>
+          <w:i w:val="0"/>
+          <w:sz w:val="20"/>
+          <w:vertAlign w:val="subscript"/>
+        </w:rPr>
+        <w:t>LL</w:t>
+      </w:r>
+      <w:r>
+        <w:rPr>
+          <w:rFonts w:ascii="Arial" w:hAnsi="Arial"/>
+          <w:b w:val="0"/>
+          <w:i w:val="0"/>
+          <w:sz w:val="20"/>
+        </w:rPr>
+        <w:t xml:space="preserve"> ≈ 1.6 µN/m) and adsorption grand potential excess. (3) In time-resolved ThT fluorescence kinetics, 2D nanosheet addition should retard the secondary nucleation lag phase without altering the characteristic fibril elongation rate.</w:t>
       </w:r>
     </w:p>
     <w:p>
@@ -5203,6 +11935,12 @@
         <w:spacing w:after="100"/>
       </w:pPr>
       <w:r>
+        <w:rPr>
+          <w:rFonts w:ascii="Arial" w:hAnsi="Arial"/>
+          <w:b w:val="0"/>
+          <w:i w:val="0"/>
+          <w:sz w:val="20"/>
+        </w:rPr>
         <w:t>A.M.H.: Conceptualization, Methodology, Formal analysis, Software, Investigation, Writing – original draft. J.M.M.B.: Methodology, Validation, Writing – review &amp; editing. S.L.F.A.: Investigation, Data curation, Validation, Writing – review &amp; editing. C.I.M.O.: Formal analysis, Supervision, Validation, Writing – review &amp; editing. All authors read and approved the final manuscript.</w:t>
       </w:r>
     </w:p>
@@ -5224,6 +11962,12 @@
         <w:spacing w:after="100"/>
       </w:pPr>
       <w:r>
+        <w:rPr>
+          <w:rFonts w:ascii="Arial" w:hAnsi="Arial"/>
+          <w:b w:val="0"/>
+          <w:i w:val="0"/>
+          <w:sz w:val="20"/>
+        </w:rPr>
         <w:t>There are no conflicts to declare.</w:t>
       </w:r>
     </w:p>
@@ -5245,7 +11989,67 @@
         <w:spacing w:after="100"/>
       </w:pPr>
       <w:r>
-        <w:t>All simulation scripts, thermodynamic root solvers, kinetic master equation integrators, digitized experimental literature data, and unit test suites are openly available in the project GitHub repository (https://github.com/sircalch/llps-tau-2d-nanomaterials) under the MIT License and supported by automated continuous integration. The exact version reported here is permanently archived on Zenodo: https://doi.org/10.5281/zenodo.22268507 (release v1.0.1). Running python run_pipeline.py regenerates the full unit-test suite, every figure, this manuscript, and the cover letter from source.</w:t>
+        <w:rPr>
+          <w:rFonts w:ascii="Arial" w:hAnsi="Arial"/>
+          <w:b w:val="0"/>
+          <w:i w:val="0"/>
+          <w:sz w:val="20"/>
+        </w:rPr>
+        <w:t>All simulation scripts, thermodynamic root solvers, kinetic master equation integrators, digitized experimental literature data, and unit test suites are openly available in the project GitHub repository (</w:t>
+      </w:r>
+      <w:r>
+        <w:rPr>
+          <w:rFonts w:ascii="Arial" w:hAnsi="Arial"/>
+          <w:b w:val="0"/>
+          <w:i w:val="0"/>
+          <w:sz w:val="20"/>
+        </w:rPr>
+        <w:t>https://github.com/sircalch/llps-tau-2d-nanomaterials)</w:t>
+      </w:r>
+      <w:r>
+        <w:rPr>
+          <w:rFonts w:ascii="Arial" w:hAnsi="Arial"/>
+          <w:b w:val="0"/>
+          <w:i w:val="0"/>
+          <w:sz w:val="20"/>
+        </w:rPr>
+        <w:t xml:space="preserve"> under the MIT License and supported by automated continuous integration. The exact version reported here is permanently archived on Zenodo: </w:t>
+      </w:r>
+      <w:r>
+        <w:rPr>
+          <w:rFonts w:ascii="Arial" w:hAnsi="Arial"/>
+          <w:b w:val="0"/>
+          <w:i w:val="0"/>
+          <w:sz w:val="20"/>
+        </w:rPr>
+        <w:t>https://doi.org/10.5281/zenodo.22268507</w:t>
+      </w:r>
+      <w:r>
+        <w:rPr>
+          <w:rFonts w:ascii="Arial" w:hAnsi="Arial"/>
+          <w:b w:val="0"/>
+          <w:i w:val="0"/>
+          <w:sz w:val="20"/>
+        </w:rPr>
+        <w:t xml:space="preserve"> (release v1.0.1). Running python </w:t>
+      </w:r>
+      <w:r>
+        <w:rPr>
+          <w:rFonts w:ascii="Arial" w:hAnsi="Arial"/>
+          <w:b w:val="0"/>
+          <w:i w:val="0"/>
+          <w:sz w:val="20"/>
+        </w:rPr>
+        <w:t>run_pipeline.py</w:t>
+      </w:r>
+      <w:r>
+        <w:rPr>
+          <w:rFonts w:ascii="Arial" w:hAnsi="Arial"/>
+          <w:b w:val="0"/>
+          <w:i w:val="0"/>
+          <w:sz w:val="20"/>
+        </w:rPr>
+        <w:t xml:space="preserve"> regenerates the full unit-test suite, every figure, this manuscript, and the cover letter from source.</w:t>
       </w:r>
     </w:p>
     <w:p>
@@ -5266,6 +12070,12 @@
         <w:spacing w:after="100"/>
       </w:pPr>
       <w:r>
+        <w:rPr>
+          <w:rFonts w:ascii="Arial" w:hAnsi="Arial"/>
+          <w:b w:val="0"/>
+          <w:i w:val="0"/>
+          <w:sz w:val="20"/>
+        </w:rPr>
         <w:t>This research received no specific grant from any funding agency in the public, commercial, or not-for-profit sectors, and no institutional support. Generative AI tools (large language models) were used to assist with code development, testing, and language editing; no figure, including the graphical abstract, contains AI-generated imagery. All models, analyses, results, and citations were designed, verified, and approved by the authors, who take full responsibility for the content.</w:t>
       </w:r>
     </w:p>
@@ -5811,7 +12621,7 @@
         <w:rPr>
           <w:sz w:val="17"/>
         </w:rPr>
-        <w:t>Alhabeb, M.; Maleski, K.; Anasori, B.; Lelyukh, P.; Clark, L.; Sin, S.; Gogotsi, Y. Guidelines for Synthesis and Processing of Two-Dimensional Titanium Carbide (Ti3C2Tx MXene). Chem. Mater. 2017, 29, 7633–7644.</w:t>
+        <w:t>Alhabeb, M.; Maleski, K.; Anasori, B.; Lelyukh, P.; Clark, L.; Sin, S.; Gogotsi, Y. Guidelines for Synthesis and Processing of Two-Dimensional Titanium Carbide (Ti₃C₂Tₓ MXene). Chem. Mater. 2017, 29, 7633–7644.</w:t>
       </w:r>
     </w:p>
     <w:p>
